--- a/lci_esophagectomy_consult.docx
+++ b/lci_esophagectomy_consult.docx
@@ -158,36 +158,12 @@
         <w:pStyle w:val="FirstParagraph"/>
       </w:pPr>
       <w:r>
-        <w:t xml:space="preserve">Navigators</w:t>
-      </w:r>
-    </w:p>
-    <w:p>
-      <w:pPr>
-        <w:pStyle w:val="Compact"/>
-        <w:numPr>
-          <w:ilvl w:val="0"/>
-          <w:numId w:val="1003"/>
-        </w:numPr>
-      </w:pPr>
-      <w:r>
-        <w:t xml:space="preserve">Laura Swift</w:t>
-      </w:r>
-    </w:p>
-    <w:p>
-      <w:pPr>
-        <w:pStyle w:val="Compact"/>
-        <w:numPr>
-          <w:ilvl w:val="0"/>
-          <w:numId w:val="1003"/>
-        </w:numPr>
-      </w:pPr>
-      <w:r>
-        <w:t xml:space="preserve">Lorna Espinal</w:t>
-      </w:r>
-    </w:p>
-    <w:p>
-      <w:pPr>
-        <w:pStyle w:val="FirstParagraph"/>
+        <w:t xml:space="preserve">Navigators: Laura Swift RN &amp; Lorna Espinal RN</w:t>
+      </w:r>
+    </w:p>
+    <w:p>
+      <w:pPr>
+        <w:pStyle w:val="BodyText"/>
       </w:pPr>
       <w:r>
         <w:t xml:space="preserve">Care Coordinator - Karen Julian-Martinez</w:t>
@@ -227,7 +203,7 @@
         <w:pStyle w:val="Compact"/>
         <w:numPr>
           <w:ilvl w:val="0"/>
-          <w:numId w:val="1004"/>
+          <w:numId w:val="1003"/>
         </w:numPr>
       </w:pPr>
       <w:r>
@@ -289,7 +265,7 @@
         <w:pStyle w:val="Compact"/>
         <w:numPr>
           <w:ilvl w:val="0"/>
-          <w:numId w:val="1005"/>
+          <w:numId w:val="1004"/>
         </w:numPr>
       </w:pPr>
       <w:r>
@@ -301,7 +277,7 @@
         <w:pStyle w:val="Compact"/>
         <w:numPr>
           <w:ilvl w:val="0"/>
-          <w:numId w:val="1005"/>
+          <w:numId w:val="1004"/>
         </w:numPr>
       </w:pPr>
       <w:r>
@@ -342,49 +318,61 @@
         <w:pStyle w:val="Compact"/>
         <w:numPr>
           <w:ilvl w:val="0"/>
+          <w:numId w:val="1005"/>
+        </w:numPr>
+      </w:pPr>
+      <w:r>
+        <w:t xml:space="preserve">Clear liquids for dinner evening prior</w:t>
+      </w:r>
+    </w:p>
+    <w:p>
+      <w:pPr>
+        <w:pStyle w:val="Compact"/>
+        <w:numPr>
+          <w:ilvl w:val="0"/>
+          <w:numId w:val="1005"/>
+        </w:numPr>
+      </w:pPr>
+      <w:r>
+        <w:t xml:space="preserve">You will receive instructions regarding medicines</w:t>
+      </w:r>
+    </w:p>
+    <w:p>
+      <w:pPr>
+        <w:pStyle w:val="Compact"/>
+        <w:numPr>
+          <w:ilvl w:val="0"/>
+          <w:numId w:val="1005"/>
+        </w:numPr>
+      </w:pPr>
+      <w:r>
+        <w:t xml:space="preserve">Stop tube feeds at midnight night before</w:t>
+      </w:r>
+    </w:p>
+    <w:bookmarkEnd w:id="13"/>
+    <w:bookmarkStart w:id="14" w:name="morning-of-surgery"/>
+    <w:p>
+      <w:pPr>
+        <w:pStyle w:val="Heading2"/>
+      </w:pPr>
+      <w:r>
+        <w:t xml:space="preserve">6 Morning of Surgery</w:t>
+      </w:r>
+    </w:p>
+    <w:p>
+      <w:pPr>
+        <w:pStyle w:val="FirstParagraph"/>
+      </w:pPr>
+      <w:r>
+        <w:t xml:space="preserve">Unless instructed otherwise:</w:t>
+      </w:r>
+    </w:p>
+    <w:p>
+      <w:pPr>
+        <w:pStyle w:val="Compact"/>
+        <w:numPr>
+          <w:ilvl w:val="0"/>
           <w:numId w:val="1006"/>
-        </w:numPr>
-      </w:pPr>
-      <w:r>
-        <w:t xml:space="preserve">Clear liquids for dinner evening prior</w:t>
-      </w:r>
-    </w:p>
-    <w:p>
-      <w:pPr>
-        <w:pStyle w:val="Compact"/>
-        <w:numPr>
-          <w:ilvl w:val="0"/>
-          <w:numId w:val="1006"/>
-        </w:numPr>
-      </w:pPr>
-      <w:r>
-        <w:t xml:space="preserve">You will receive instructions regarding medicines</w:t>
-      </w:r>
-    </w:p>
-    <w:bookmarkEnd w:id="13"/>
-    <w:bookmarkStart w:id="14" w:name="day-of-surgery"/>
-    <w:p>
-      <w:pPr>
-        <w:pStyle w:val="Heading2"/>
-      </w:pPr>
-      <w:r>
-        <w:t xml:space="preserve">6 Day of Surgery</w:t>
-      </w:r>
-    </w:p>
-    <w:p>
-      <w:pPr>
-        <w:pStyle w:val="FirstParagraph"/>
-      </w:pPr>
-      <w:r>
-        <w:t xml:space="preserve">Unless instructed otherwise:</w:t>
-      </w:r>
-    </w:p>
-    <w:p>
-      <w:pPr>
-        <w:pStyle w:val="Compact"/>
-        <w:numPr>
-          <w:ilvl w:val="0"/>
-          <w:numId w:val="1007"/>
         </w:numPr>
       </w:pPr>
       <w:r>
@@ -428,53 +416,53 @@
         <w:pStyle w:val="Compact"/>
         <w:numPr>
           <w:ilvl w:val="1"/>
+          <w:numId w:val="1007"/>
+        </w:numPr>
+      </w:pPr>
+      <w:r>
+        <w:t xml:space="preserve">Surgery Monday, Tuesday, Wednesday, Friday: Arrive 4am</w:t>
+      </w:r>
+    </w:p>
+    <w:p>
+      <w:pPr>
+        <w:pStyle w:val="Compact"/>
+        <w:numPr>
+          <w:ilvl w:val="1"/>
+          <w:numId w:val="1007"/>
+        </w:numPr>
+      </w:pPr>
+      <w:r>
+        <w:t xml:space="preserve">Surgery Thursday: Arrive 5am</w:t>
+      </w:r>
+    </w:p>
+    <w:p>
+      <w:pPr>
+        <w:pStyle w:val="Compact"/>
+        <w:numPr>
+          <w:ilvl w:val="0"/>
+          <w:numId w:val="1006"/>
+        </w:numPr>
+      </w:pPr>
+      <w:r>
+        <w:t xml:space="preserve">Nothing to eat or drink after midnight</w:t>
+      </w:r>
+    </w:p>
+    <w:bookmarkEnd w:id="14"/>
+    <w:bookmarkStart w:id="15" w:name="medicines-the-morning-of-surgery"/>
+    <w:p>
+      <w:pPr>
+        <w:pStyle w:val="Heading2"/>
+      </w:pPr>
+      <w:r>
+        <w:t xml:space="preserve">7 Medicines the Morning of Surgery</w:t>
+      </w:r>
+    </w:p>
+    <w:p>
+      <w:pPr>
+        <w:pStyle w:val="Compact"/>
+        <w:numPr>
+          <w:ilvl w:val="0"/>
           <w:numId w:val="1008"/>
-        </w:numPr>
-      </w:pPr>
-      <w:r>
-        <w:t xml:space="preserve">Surgery Monday, Tuesday, Wednesday, Friday: Arrive 4am</w:t>
-      </w:r>
-    </w:p>
-    <w:p>
-      <w:pPr>
-        <w:pStyle w:val="Compact"/>
-        <w:numPr>
-          <w:ilvl w:val="1"/>
-          <w:numId w:val="1008"/>
-        </w:numPr>
-      </w:pPr>
-      <w:r>
-        <w:t xml:space="preserve">Surgery Thursday: Arrive 5am</w:t>
-      </w:r>
-    </w:p>
-    <w:p>
-      <w:pPr>
-        <w:pStyle w:val="Compact"/>
-        <w:numPr>
-          <w:ilvl w:val="0"/>
-          <w:numId w:val="1007"/>
-        </w:numPr>
-      </w:pPr>
-      <w:r>
-        <w:t xml:space="preserve">Nothing to eat or drink after midnight</w:t>
-      </w:r>
-    </w:p>
-    <w:bookmarkEnd w:id="14"/>
-    <w:bookmarkStart w:id="15" w:name="medicines-the-day-of-surgery"/>
-    <w:p>
-      <w:pPr>
-        <w:pStyle w:val="Heading2"/>
-      </w:pPr>
-      <w:r>
-        <w:t xml:space="preserve">7 Medicines the Day of Surgery</w:t>
-      </w:r>
-    </w:p>
-    <w:p>
-      <w:pPr>
-        <w:pStyle w:val="Compact"/>
-        <w:numPr>
-          <w:ilvl w:val="0"/>
-          <w:numId w:val="1009"/>
         </w:numPr>
       </w:pPr>
       <w:r>
@@ -502,11 +490,45 @@
         <w:pStyle w:val="Compact"/>
         <w:numPr>
           <w:ilvl w:val="0"/>
+          <w:numId w:val="1008"/>
+        </w:numPr>
+      </w:pPr>
+      <w:r>
+        <w:t xml:space="preserve">No milk or cream</w:t>
+      </w:r>
+    </w:p>
+    <w:p>
+      <w:pPr>
+        <w:pStyle w:val="Compact"/>
+        <w:numPr>
+          <w:ilvl w:val="0"/>
+          <w:numId w:val="1008"/>
+        </w:numPr>
+      </w:pPr>
+      <w:r>
+        <w:t xml:space="preserve">Surgery will be cancelled for milk/cream</w:t>
+      </w:r>
+    </w:p>
+    <w:bookmarkEnd w:id="15"/>
+    <w:bookmarkStart w:id="16" w:name="hospitality-house"/>
+    <w:p>
+      <w:pPr>
+        <w:pStyle w:val="Heading2"/>
+      </w:pPr>
+      <w:r>
+        <w:t xml:space="preserve">8 Hospitality House</w:t>
+      </w:r>
+    </w:p>
+    <w:p>
+      <w:pPr>
+        <w:pStyle w:val="Compact"/>
+        <w:numPr>
+          <w:ilvl w:val="0"/>
           <w:numId w:val="1009"/>
         </w:numPr>
       </w:pPr>
       <w:r>
-        <w:t xml:space="preserve">No milk or cream</w:t>
+        <w:t xml:space="preserve">Guest house for patients and families</w:t>
       </w:r>
     </w:p>
     <w:p>
@@ -518,7 +540,265 @@
         </w:numPr>
       </w:pPr>
       <w:r>
-        <w:t xml:space="preserve">Surgery will be cancelled for milk/cream</w:t>
+        <w:t xml:space="preserve">Located walking distance from hospital</w:t>
+      </w:r>
+    </w:p>
+    <w:p>
+      <w:pPr>
+        <w:pStyle w:val="Compact"/>
+        <w:numPr>
+          <w:ilvl w:val="0"/>
+          <w:numId w:val="1009"/>
+        </w:numPr>
+      </w:pPr>
+      <w:r>
+        <w:t xml:space="preserve">Shuttle service available</w:t>
+      </w:r>
+    </w:p>
+    <w:p>
+      <w:pPr>
+        <w:pStyle w:val="Compact"/>
+        <w:numPr>
+          <w:ilvl w:val="0"/>
+          <w:numId w:val="1009"/>
+        </w:numPr>
+      </w:pPr>
+      <w:r>
+        <w:t xml:space="preserve">Make reservation request through clinic nurses</w:t>
+      </w:r>
+    </w:p>
+    <w:p>
+      <w:pPr>
+        <w:pStyle w:val="Compact"/>
+        <w:numPr>
+          <w:ilvl w:val="0"/>
+          <w:numId w:val="1009"/>
+        </w:numPr>
+      </w:pPr>
+      <w:r>
+        <w:t xml:space="preserve">Cost $50 per night</w:t>
+      </w:r>
+    </w:p>
+    <w:bookmarkEnd w:id="16"/>
+    <w:bookmarkStart w:id="17" w:name="parking-and-arrival"/>
+    <w:p>
+      <w:pPr>
+        <w:pStyle w:val="Heading2"/>
+      </w:pPr>
+      <w:r>
+        <w:t xml:space="preserve">9 Parking and Arrival</w:t>
+      </w:r>
+    </w:p>
+    <w:p>
+      <w:pPr>
+        <w:pStyle w:val="Compact"/>
+        <w:numPr>
+          <w:ilvl w:val="0"/>
+          <w:numId w:val="1010"/>
+        </w:numPr>
+      </w:pPr>
+      <w:r>
+        <w:t xml:space="preserve">Blue Parking Deck: XXX Medical Center Drive, Charlotte ND 28204</w:t>
+      </w:r>
+    </w:p>
+    <w:p>
+      <w:pPr>
+        <w:pStyle w:val="Compact"/>
+        <w:numPr>
+          <w:ilvl w:val="0"/>
+          <w:numId w:val="1010"/>
+        </w:numPr>
+      </w:pPr>
+      <w:r>
+        <w:t xml:space="preserve">Enter Building through Dixon Tower (Traffic circle with Fountains)</w:t>
+      </w:r>
+    </w:p>
+    <w:p>
+      <w:pPr>
+        <w:pStyle w:val="Compact"/>
+        <w:numPr>
+          <w:ilvl w:val="0"/>
+          <w:numId w:val="1010"/>
+        </w:numPr>
+      </w:pPr>
+      <w:r>
+        <w:t xml:space="preserve">Check in at the desk and tell them you will have surgery</w:t>
+      </w:r>
+    </w:p>
+    <w:p>
+      <w:pPr>
+        <w:pStyle w:val="Compact"/>
+        <w:numPr>
+          <w:ilvl w:val="0"/>
+          <w:numId w:val="1010"/>
+        </w:numPr>
+      </w:pPr>
+      <w:r>
+        <w:t xml:space="preserve">Escort service will direct you to the Preoperative area on 5th floor</w:t>
+      </w:r>
+    </w:p>
+    <w:bookmarkEnd w:id="17"/>
+    <w:bookmarkStart w:id="18" w:name="day-of-surgery"/>
+    <w:p>
+      <w:pPr>
+        <w:pStyle w:val="Heading2"/>
+      </w:pPr>
+      <w:r>
+        <w:t xml:space="preserve">10 Day of Surgery</w:t>
+      </w:r>
+    </w:p>
+    <w:p>
+      <w:pPr>
+        <w:pStyle w:val="Compact"/>
+        <w:numPr>
+          <w:ilvl w:val="0"/>
+          <w:numId w:val="1011"/>
+        </w:numPr>
+      </w:pPr>
+      <w:r>
+        <w:t xml:space="preserve">Waiting Room on 5th floor for families</w:t>
+      </w:r>
+    </w:p>
+    <w:p>
+      <w:pPr>
+        <w:pStyle w:val="Compact"/>
+        <w:numPr>
+          <w:ilvl w:val="0"/>
+          <w:numId w:val="1011"/>
+        </w:numPr>
+      </w:pPr>
+      <w:r>
+        <w:t xml:space="preserve">Surgery completed 3pm - 5pm</w:t>
+      </w:r>
+    </w:p>
+    <w:p>
+      <w:pPr>
+        <w:pStyle w:val="Compact"/>
+        <w:numPr>
+          <w:ilvl w:val="0"/>
+          <w:numId w:val="1011"/>
+        </w:numPr>
+      </w:pPr>
+      <w:r>
+        <w:t xml:space="preserve">Transfer to Surgical Intensive Care Unit 4pm - 6pm</w:t>
+      </w:r>
+    </w:p>
+    <w:p>
+      <w:pPr>
+        <w:pStyle w:val="Compact"/>
+        <w:numPr>
+          <w:ilvl w:val="0"/>
+          <w:numId w:val="1011"/>
+        </w:numPr>
+      </w:pPr>
+      <w:r>
+        <w:t xml:space="preserve">Visitors permitted into the ICU 5pm - 7pm</w:t>
+      </w:r>
+    </w:p>
+    <w:bookmarkEnd w:id="18"/>
+    <w:bookmarkStart w:id="19" w:name="visitors-policy"/>
+    <w:p>
+      <w:pPr>
+        <w:pStyle w:val="Heading2"/>
+      </w:pPr>
+      <w:r>
+        <w:t xml:space="preserve">11 Visitor’s Policy</w:t>
+      </w:r>
+    </w:p>
+    <w:p>
+      <w:pPr>
+        <w:pStyle w:val="FirstParagraph"/>
+      </w:pPr>
+      <w:r>
+        <w:t xml:space="preserve">Intensive Care Unit</w:t>
+      </w:r>
+    </w:p>
+    <w:p>
+      <w:pPr>
+        <w:pStyle w:val="Compact"/>
+        <w:numPr>
+          <w:ilvl w:val="0"/>
+          <w:numId w:val="1012"/>
+        </w:numPr>
+      </w:pPr>
+      <w:r>
+        <w:t xml:space="preserve">Two visitors at a time 8am - 8pm</w:t>
+      </w:r>
+    </w:p>
+    <w:p>
+      <w:pPr>
+        <w:pStyle w:val="Compact"/>
+        <w:numPr>
+          <w:ilvl w:val="0"/>
+          <w:numId w:val="1012"/>
+        </w:numPr>
+      </w:pPr>
+      <w:r>
+        <w:t xml:space="preserve">One</w:t>
+      </w:r>
+      <w:r>
+        <w:t xml:space="preserve"> </w:t>
+      </w:r>
+      <w:r>
+        <w:t xml:space="preserve">“Care Partner”</w:t>
+      </w:r>
+      <w:r>
+        <w:t xml:space="preserve"> </w:t>
+      </w:r>
+      <w:r>
+        <w:t xml:space="preserve">can stay overnight in ICU</w:t>
+      </w:r>
+    </w:p>
+    <w:p>
+      <w:pPr>
+        <w:pStyle w:val="FirstParagraph"/>
+      </w:pPr>
+      <w:r>
+        <w:t xml:space="preserve">Ward</w:t>
+      </w:r>
+    </w:p>
+    <w:p>
+      <w:pPr>
+        <w:pStyle w:val="Compact"/>
+        <w:numPr>
+          <w:ilvl w:val="0"/>
+          <w:numId w:val="1013"/>
+        </w:numPr>
+      </w:pPr>
+      <w:r>
+        <w:t xml:space="preserve">All rooms are private rooms</w:t>
+      </w:r>
+    </w:p>
+    <w:p>
+      <w:pPr>
+        <w:pStyle w:val="Compact"/>
+        <w:numPr>
+          <w:ilvl w:val="0"/>
+          <w:numId w:val="1013"/>
+        </w:numPr>
+      </w:pPr>
+      <w:r>
+        <w:t xml:space="preserve">Day bed available for a family member</w:t>
+      </w:r>
+    </w:p>
+    <w:p>
+      <w:pPr>
+        <w:pStyle w:val="Compact"/>
+        <w:numPr>
+          <w:ilvl w:val="0"/>
+          <w:numId w:val="1013"/>
+        </w:numPr>
+      </w:pPr>
+      <w:r>
+        <w:t xml:space="preserve">Visiting hours 8am - 8pm</w:t>
+      </w:r>
+    </w:p>
+    <w:p>
+      <w:pPr>
+        <w:pStyle w:val="FirstParagraph"/>
+      </w:pPr>
+      <w:r>
+        <w:t xml:space="preserve">No visitors please who have a cough or fever!</w:t>
       </w:r>
     </w:p>
     <w:p>
@@ -532,14 +812,14 @@
         <w:t xml:space="preserve"># Immediate preop instructions: NPO, meds in the morning</w:t>
       </w:r>
     </w:p>
-    <w:bookmarkEnd w:id="15"/>
-    <w:bookmarkStart w:id="16" w:name="preparation-for-surgery"/>
+    <w:bookmarkEnd w:id="19"/>
+    <w:bookmarkStart w:id="20" w:name="preparation-for-surgery"/>
     <w:p>
       <w:pPr>
         <w:pStyle w:val="Heading2"/>
       </w:pPr>
       <w:r>
-        <w:t xml:space="preserve">8 Preparation for Surgery</w:t>
+        <w:t xml:space="preserve">12 Preparation for Surgery</w:t>
       </w:r>
     </w:p>
     <w:p>
@@ -555,7 +835,7 @@
         <w:pStyle w:val="Compact"/>
         <w:numPr>
           <w:ilvl w:val="0"/>
-          <w:numId w:val="1010"/>
+          <w:numId w:val="1014"/>
         </w:numPr>
       </w:pPr>
       <w:r>
@@ -567,7 +847,7 @@
         <w:pStyle w:val="Compact"/>
         <w:numPr>
           <w:ilvl w:val="0"/>
-          <w:numId w:val="1010"/>
+          <w:numId w:val="1014"/>
         </w:numPr>
       </w:pPr>
       <w:r>
@@ -579,7 +859,7 @@
         <w:pStyle w:val="Compact"/>
         <w:numPr>
           <w:ilvl w:val="1"/>
-          <w:numId w:val="1011"/>
+          <w:numId w:val="1015"/>
         </w:numPr>
       </w:pPr>
       <w:r>
@@ -591,7 +871,7 @@
         <w:pStyle w:val="Compact"/>
         <w:numPr>
           <w:ilvl w:val="1"/>
-          <w:numId w:val="1011"/>
+          <w:numId w:val="1015"/>
         </w:numPr>
       </w:pPr>
       <w:r>
@@ -603,21 +883,21 @@
         <w:pStyle w:val="Compact"/>
         <w:numPr>
           <w:ilvl w:val="1"/>
-          <w:numId w:val="1011"/>
+          <w:numId w:val="1015"/>
         </w:numPr>
       </w:pPr>
       <w:r>
         <w:t xml:space="preserve">Holter monitor</w:t>
       </w:r>
     </w:p>
-    <w:bookmarkEnd w:id="16"/>
-    <w:bookmarkStart w:id="17" w:name="Xf67b705436da6c4d37fd48e811c204bd6bb7290"/>
+    <w:bookmarkEnd w:id="20"/>
+    <w:bookmarkStart w:id="21" w:name="Xf67b705436da6c4d37fd48e811c204bd6bb7290"/>
     <w:p>
       <w:pPr>
         <w:pStyle w:val="Heading2"/>
       </w:pPr>
       <w:r>
-        <w:t xml:space="preserve">9 Esophagectomy for Cancers of the Esophagus or GE Junction</w:t>
+        <w:t xml:space="preserve">13 Esophagectomy for Cancers of the Esophagus or GE Junction</w:t>
       </w:r>
     </w:p>
     <w:p>
@@ -633,7 +913,7 @@
         <w:pStyle w:val="Compact"/>
         <w:numPr>
           <w:ilvl w:val="0"/>
-          <w:numId w:val="1012"/>
+          <w:numId w:val="1016"/>
         </w:numPr>
       </w:pPr>
       <w:r>
@@ -645,7 +925,7 @@
         <w:pStyle w:val="Compact"/>
         <w:numPr>
           <w:ilvl w:val="0"/>
-          <w:numId w:val="1012"/>
+          <w:numId w:val="1016"/>
         </w:numPr>
       </w:pPr>
       <w:r>
@@ -657,11 +937,23 @@
         <w:pStyle w:val="Compact"/>
         <w:numPr>
           <w:ilvl w:val="0"/>
-          <w:numId w:val="1012"/>
+          <w:numId w:val="1016"/>
         </w:numPr>
       </w:pPr>
       <w:r>
         <w:t xml:space="preserve">Surgery scheduled after medical evaluation</w:t>
+      </w:r>
+    </w:p>
+    <w:p>
+      <w:pPr>
+        <w:pStyle w:val="Compact"/>
+        <w:numPr>
+          <w:ilvl w:val="0"/>
+          <w:numId w:val="1016"/>
+        </w:numPr>
+      </w:pPr>
+      <w:r>
+        <w:t xml:space="preserve">Aim for surgery within 6 weeks of consultation</w:t>
       </w:r>
     </w:p>
     <w:p>
@@ -694,7 +986,7 @@
         <w:pStyle w:val="Compact"/>
         <w:numPr>
           <w:ilvl w:val="0"/>
-          <w:numId w:val="1013"/>
+          <w:numId w:val="1017"/>
         </w:numPr>
       </w:pPr>
       <w:r>
@@ -706,7 +998,7 @@
         <w:pStyle w:val="Compact"/>
         <w:numPr>
           <w:ilvl w:val="0"/>
-          <w:numId w:val="1013"/>
+          <w:numId w:val="1017"/>
         </w:numPr>
       </w:pPr>
       <w:r>
@@ -718,7 +1010,7 @@
         <w:pStyle w:val="Compact"/>
         <w:numPr>
           <w:ilvl w:val="1"/>
-          <w:numId w:val="1014"/>
+          <w:numId w:val="1018"/>
         </w:numPr>
       </w:pPr>
       <w:r>
@@ -730,7 +1022,7 @@
         <w:pStyle w:val="Compact"/>
         <w:numPr>
           <w:ilvl w:val="1"/>
-          <w:numId w:val="1014"/>
+          <w:numId w:val="1018"/>
         </w:numPr>
       </w:pPr>
       <w:r>
@@ -742,21 +1034,57 @@
         <w:pStyle w:val="Compact"/>
         <w:numPr>
           <w:ilvl w:val="1"/>
-          <w:numId w:val="1014"/>
+          <w:numId w:val="1018"/>
         </w:numPr>
       </w:pPr>
       <w:r>
         <w:t xml:space="preserve">Medical evaluation</w:t>
       </w:r>
     </w:p>
-    <w:bookmarkEnd w:id="17"/>
-    <w:bookmarkStart w:id="18" w:name="preoperative-visits"/>
+    <w:p>
+      <w:pPr>
+        <w:pStyle w:val="Compact"/>
+        <w:numPr>
+          <w:ilvl w:val="0"/>
+          <w:numId w:val="1017"/>
+        </w:numPr>
+      </w:pPr>
+      <w:r>
+        <w:t xml:space="preserve">Timing between end of preoperative therapy and surgery</w:t>
+      </w:r>
+    </w:p>
+    <w:p>
+      <w:pPr>
+        <w:pStyle w:val="Compact"/>
+        <w:numPr>
+          <w:ilvl w:val="1"/>
+          <w:numId w:val="1019"/>
+        </w:numPr>
+      </w:pPr>
+      <w:r>
+        <w:t xml:space="preserve">Chemotherapy + radiation: 6-8 weeks</w:t>
+      </w:r>
+    </w:p>
+    <w:p>
+      <w:pPr>
+        <w:pStyle w:val="Compact"/>
+        <w:numPr>
+          <w:ilvl w:val="1"/>
+          <w:numId w:val="1019"/>
+        </w:numPr>
+      </w:pPr>
+      <w:r>
+        <w:t xml:space="preserve">Chemotherapy: 4-8 weeks</w:t>
+      </w:r>
+    </w:p>
+    <w:bookmarkEnd w:id="21"/>
+    <w:bookmarkStart w:id="22" w:name="preoperative-visits"/>
     <w:p>
       <w:pPr>
         <w:pStyle w:val="Heading2"/>
       </w:pPr>
       <w:r>
-        <w:t xml:space="preserve">10 Preoperative Visits</w:t>
+        <w:t xml:space="preserve">14 Preoperative Visits</w:t>
       </w:r>
     </w:p>
     <w:p>
@@ -788,7 +1116,7 @@
         <w:pStyle w:val="Compact"/>
         <w:numPr>
           <w:ilvl w:val="0"/>
-          <w:numId w:val="1015"/>
+          <w:numId w:val="1020"/>
         </w:numPr>
       </w:pPr>
       <w:r>
@@ -800,7 +1128,7 @@
         <w:pStyle w:val="Compact"/>
         <w:numPr>
           <w:ilvl w:val="0"/>
-          <w:numId w:val="1015"/>
+          <w:numId w:val="1020"/>
         </w:numPr>
       </w:pPr>
       <w:r>
@@ -812,7 +1140,7 @@
         <w:pStyle w:val="Compact"/>
         <w:numPr>
           <w:ilvl w:val="0"/>
-          <w:numId w:val="1015"/>
+          <w:numId w:val="1020"/>
         </w:numPr>
       </w:pPr>
       <w:r>
@@ -824,21 +1152,21 @@
         <w:pStyle w:val="Compact"/>
         <w:numPr>
           <w:ilvl w:val="0"/>
-          <w:numId w:val="1015"/>
+          <w:numId w:val="1020"/>
         </w:numPr>
       </w:pPr>
       <w:r>
         <w:t xml:space="preserve">In-person preop visit with Kate Duncan and Liz Koch</w:t>
       </w:r>
     </w:p>
-    <w:bookmarkEnd w:id="18"/>
-    <w:bookmarkStart w:id="19" w:name="surgery-for-esophageal-cancer"/>
+    <w:bookmarkEnd w:id="22"/>
+    <w:bookmarkStart w:id="23" w:name="surgery-for-esophageal-cancer"/>
     <w:p>
       <w:pPr>
         <w:pStyle w:val="Heading2"/>
       </w:pPr>
       <w:r>
-        <w:t xml:space="preserve">11 Surgery for Esophageal Cancer</w:t>
+        <w:t xml:space="preserve">15 Surgery for Esophageal Cancer</w:t>
       </w:r>
     </w:p>
     <w:p>
@@ -854,7 +1182,7 @@
         <w:pStyle w:val="Compact"/>
         <w:numPr>
           <w:ilvl w:val="0"/>
-          <w:numId w:val="1016"/>
+          <w:numId w:val="1021"/>
         </w:numPr>
       </w:pPr>
       <w:r>
@@ -866,7 +1194,7 @@
         <w:pStyle w:val="Compact"/>
         <w:numPr>
           <w:ilvl w:val="0"/>
-          <w:numId w:val="1016"/>
+          <w:numId w:val="1021"/>
         </w:numPr>
       </w:pPr>
       <w:r>
@@ -878,29 +1206,29 @@
         <w:pStyle w:val="Compact"/>
         <w:numPr>
           <w:ilvl w:val="0"/>
-          <w:numId w:val="1016"/>
+          <w:numId w:val="1021"/>
         </w:numPr>
       </w:pPr>
       <w:r>
         <w:t xml:space="preserve">Locally Advanced (T3 M0) after preop therapy</w:t>
       </w:r>
     </w:p>
-    <w:bookmarkEnd w:id="19"/>
-    <w:bookmarkStart w:id="23" w:name="goals-of-surgery"/>
+    <w:bookmarkEnd w:id="23"/>
+    <w:bookmarkStart w:id="27" w:name="goals-of-surgery"/>
     <w:p>
       <w:pPr>
         <w:pStyle w:val="Heading2"/>
       </w:pPr>
       <w:r>
-        <w:t xml:space="preserve">12 Goals of Surgery</w:t>
-      </w:r>
-    </w:p>
-    <w:p>
-      <w:pPr>
-        <w:pStyle w:val="Compact"/>
-        <w:numPr>
-          <w:ilvl w:val="0"/>
-          <w:numId w:val="1017"/>
+        <w:t xml:space="preserve">16 Goals of Surgery</w:t>
+      </w:r>
+    </w:p>
+    <w:p>
+      <w:pPr>
+        <w:pStyle w:val="Compact"/>
+        <w:numPr>
+          <w:ilvl w:val="0"/>
+          <w:numId w:val="1022"/>
         </w:numPr>
       </w:pPr>
       <w:r>
@@ -912,7 +1240,7 @@
         <w:pStyle w:val="Compact"/>
         <w:numPr>
           <w:ilvl w:val="0"/>
-          <w:numId w:val="1017"/>
+          <w:numId w:val="1022"/>
         </w:numPr>
       </w:pPr>
       <w:r>
@@ -924,104 +1252,11 @@
         <w:pStyle w:val="Compact"/>
         <w:numPr>
           <w:ilvl w:val="0"/>
-          <w:numId w:val="1017"/>
+          <w:numId w:val="1022"/>
         </w:numPr>
       </w:pPr>
       <w:r>
         <w:t xml:space="preserve">Create a new esophagus</w:t>
-      </w:r>
-    </w:p>
-    <w:p>
-      <w:pPr>
-        <w:pStyle w:val="FirstParagraph"/>
-      </w:pPr>
-      <w:r>
-        <w:drawing>
-          <wp:inline>
-            <wp:extent cx="5334000" cy="5481674"/>
-            <wp:effectExtent b="0" l="0" r="0" t="0"/>
-            <wp:docPr descr="" title="" id="21" name="Picture"/>
-            <a:graphic>
-              <a:graphicData uri="http://schemas.openxmlformats.org/drawingml/2006/picture">
-                <pic:pic>
-                  <pic:nvPicPr>
-                    <pic:cNvPr descr="images/Eso_Resection1_ai.png" id="22" name="Picture"/>
-                    <pic:cNvPicPr>
-                      <a:picLocks noChangeArrowheads="1" noChangeAspect="1"/>
-                    </pic:cNvPicPr>
-                  </pic:nvPicPr>
-                  <pic:blipFill>
-                    <a:blip r:embed="rId20"/>
-                    <a:stretch>
-                      <a:fillRect/>
-                    </a:stretch>
-                  </pic:blipFill>
-                  <pic:spPr bwMode="auto">
-                    <a:xfrm>
-                      <a:off x="0" y="0"/>
-                      <a:ext cx="5334000" cy="5481674"/>
-                    </a:xfrm>
-                    <a:prstGeom prst="rect">
-                      <a:avLst/>
-                    </a:prstGeom>
-                    <a:noFill/>
-                    <a:ln w="9525">
-                      <a:noFill/>
-                      <a:headEnd/>
-                      <a:tailEnd/>
-                    </a:ln>
-                  </pic:spPr>
-                </pic:pic>
-              </a:graphicData>
-            </a:graphic>
-          </wp:inline>
-        </w:drawing>
-      </w:r>
-    </w:p>
-    <w:bookmarkEnd w:id="23"/>
-    <w:bookmarkStart w:id="27" w:name="ivor-lewis-transthoracic-esophagectomy"/>
-    <w:p>
-      <w:pPr>
-        <w:pStyle w:val="Heading2"/>
-      </w:pPr>
-      <w:r>
-        <w:t xml:space="preserve">13 Ivor Lewis (Transthoracic) Esophagectomy</w:t>
-      </w:r>
-    </w:p>
-    <w:p>
-      <w:pPr>
-        <w:pStyle w:val="Compact"/>
-        <w:numPr>
-          <w:ilvl w:val="0"/>
-          <w:numId w:val="1018"/>
-        </w:numPr>
-      </w:pPr>
-      <w:r>
-        <w:t xml:space="preserve">Removes tumor and lower 1/3 esophagus</w:t>
-      </w:r>
-    </w:p>
-    <w:p>
-      <w:pPr>
-        <w:pStyle w:val="Compact"/>
-        <w:numPr>
-          <w:ilvl w:val="0"/>
-          <w:numId w:val="1018"/>
-        </w:numPr>
-      </w:pPr>
-      <w:r>
-        <w:t xml:space="preserve">Removes surrounding lymph nodes</w:t>
-      </w:r>
-    </w:p>
-    <w:p>
-      <w:pPr>
-        <w:pStyle w:val="Compact"/>
-        <w:numPr>
-          <w:ilvl w:val="0"/>
-          <w:numId w:val="1018"/>
-        </w:numPr>
-      </w:pPr>
-      <w:r>
-        <w:t xml:space="preserve">GI tract reconstructed</w:t>
       </w:r>
     </w:p>
     <w:p>
@@ -1038,7 +1273,7 @@
               <a:graphicData uri="http://schemas.openxmlformats.org/drawingml/2006/picture">
                 <pic:pic>
                   <pic:nvPicPr>
-                    <pic:cNvPr descr="images/Eso_Resection2_ai.png" id="26" name="Picture"/>
+                    <pic:cNvPr descr="images/Eso_Resection1_ai.png" id="26" name="Picture"/>
                     <pic:cNvPicPr>
                       <a:picLocks noChangeArrowheads="1" noChangeAspect="1"/>
                     </pic:cNvPicPr>
@@ -1072,26 +1307,54 @@
       </w:r>
     </w:p>
     <w:bookmarkEnd w:id="27"/>
-    <w:bookmarkStart w:id="31" w:name="reconstruction"/>
+    <w:bookmarkStart w:id="31" w:name="ivor-lewis-transthoracic-esophagectomy"/>
     <w:p>
       <w:pPr>
         <w:pStyle w:val="Heading2"/>
       </w:pPr>
       <w:r>
-        <w:t xml:space="preserve">14 Reconstruction</w:t>
-      </w:r>
-    </w:p>
-    <w:p>
-      <w:pPr>
-        <w:pStyle w:val="FirstParagraph"/>
-      </w:pPr>
-      <w:r>
-        <w:t xml:space="preserve">New esophagus is created from the stomach in the abdomen by fashioning it into a tube.</w:t>
-      </w:r>
-    </w:p>
-    <w:p>
-      <w:pPr>
-        <w:pStyle w:val="BodyText"/>
+        <w:t xml:space="preserve">17 Ivor Lewis (Transthoracic) Esophagectomy</w:t>
+      </w:r>
+    </w:p>
+    <w:p>
+      <w:pPr>
+        <w:pStyle w:val="Compact"/>
+        <w:numPr>
+          <w:ilvl w:val="0"/>
+          <w:numId w:val="1023"/>
+        </w:numPr>
+      </w:pPr>
+      <w:r>
+        <w:t xml:space="preserve">Removes tumor and lower 1/2 esophagus</w:t>
+      </w:r>
+    </w:p>
+    <w:p>
+      <w:pPr>
+        <w:pStyle w:val="Compact"/>
+        <w:numPr>
+          <w:ilvl w:val="0"/>
+          <w:numId w:val="1023"/>
+        </w:numPr>
+      </w:pPr>
+      <w:r>
+        <w:t xml:space="preserve">Removes surrounding lymph nodes</w:t>
+      </w:r>
+    </w:p>
+    <w:p>
+      <w:pPr>
+        <w:pStyle w:val="Compact"/>
+        <w:numPr>
+          <w:ilvl w:val="0"/>
+          <w:numId w:val="1023"/>
+        </w:numPr>
+      </w:pPr>
+      <w:r>
+        <w:t xml:space="preserve">GI tract reconstructed</w:t>
+      </w:r>
+    </w:p>
+    <w:p>
+      <w:pPr>
+        <w:pStyle w:val="FirstParagraph"/>
       </w:pPr>
       <w:r>
         <w:drawing>
@@ -1103,7 +1366,7 @@
               <a:graphicData uri="http://schemas.openxmlformats.org/drawingml/2006/picture">
                 <pic:pic>
                   <pic:nvPicPr>
-                    <pic:cNvPr descr="images/Eso_Resection3_ai.png" id="30" name="Picture"/>
+                    <pic:cNvPr descr="images/Eso_Resection2_ai.png" id="30" name="Picture"/>
                     <pic:cNvPicPr>
                       <a:picLocks noChangeArrowheads="1" noChangeAspect="1"/>
                     </pic:cNvPicPr>
@@ -1137,34 +1400,21 @@
       </w:r>
     </w:p>
     <w:bookmarkEnd w:id="31"/>
-    <w:bookmarkStart w:id="35" w:name="ivor-lewis-esophagectomy"/>
+    <w:bookmarkStart w:id="35" w:name="reconstruction"/>
     <w:p>
       <w:pPr>
         <w:pStyle w:val="Heading2"/>
       </w:pPr>
       <w:r>
-        <w:t xml:space="preserve">15 Ivor Lewis esophagectomy</w:t>
-      </w:r>
-    </w:p>
-    <w:p>
-      <w:pPr>
-        <w:pStyle w:val="FirstParagraph"/>
-      </w:pPr>
-      <w:r>
-        <w:t xml:space="preserve">The new esophagus is now brought up into the chest. A connection is made between the esophagus and the stomach, called an</w:t>
-      </w:r>
-      <w:r>
-        <w:t xml:space="preserve"> </w:t>
-      </w:r>
-      <w:r>
-        <w:rPr>
-          <w:i/>
-          <w:iCs/>
-        </w:rPr>
-        <w:t xml:space="preserve">anastomosis</w:t>
-      </w:r>
-      <w:r>
-        <w:t xml:space="preserve">.</w:t>
+        <w:t xml:space="preserve">18 Reconstruction</w:t>
+      </w:r>
+    </w:p>
+    <w:p>
+      <w:pPr>
+        <w:pStyle w:val="FirstParagraph"/>
+      </w:pPr>
+      <w:r>
+        <w:t xml:space="preserve">New esophagus is created from the stomach in the abdomen by fashioning it into a tube.</w:t>
       </w:r>
     </w:p>
     <w:p>
@@ -1174,20 +1424,98 @@
       <w:r>
         <w:drawing>
           <wp:inline>
-            <wp:extent cx="5334000" cy="5478622"/>
+            <wp:extent cx="5334000" cy="5481674"/>
             <wp:effectExtent b="0" l="0" r="0" t="0"/>
             <wp:docPr descr="" title="" id="33" name="Picture"/>
             <a:graphic>
               <a:graphicData uri="http://schemas.openxmlformats.org/drawingml/2006/picture">
                 <pic:pic>
                   <pic:nvPicPr>
-                    <pic:cNvPr descr="images/Eso_IvorLewis_Anastomosis.png" id="34" name="Picture"/>
+                    <pic:cNvPr descr="images/Eso_Resection3_ai.png" id="34" name="Picture"/>
                     <pic:cNvPicPr>
                       <a:picLocks noChangeArrowheads="1" noChangeAspect="1"/>
                     </pic:cNvPicPr>
                   </pic:nvPicPr>
                   <pic:blipFill>
                     <a:blip r:embed="rId32"/>
+                    <a:stretch>
+                      <a:fillRect/>
+                    </a:stretch>
+                  </pic:blipFill>
+                  <pic:spPr bwMode="auto">
+                    <a:xfrm>
+                      <a:off x="0" y="0"/>
+                      <a:ext cx="5334000" cy="5481674"/>
+                    </a:xfrm>
+                    <a:prstGeom prst="rect">
+                      <a:avLst/>
+                    </a:prstGeom>
+                    <a:noFill/>
+                    <a:ln w="9525">
+                      <a:noFill/>
+                      <a:headEnd/>
+                      <a:tailEnd/>
+                    </a:ln>
+                  </pic:spPr>
+                </pic:pic>
+              </a:graphicData>
+            </a:graphic>
+          </wp:inline>
+        </w:drawing>
+      </w:r>
+    </w:p>
+    <w:bookmarkEnd w:id="35"/>
+    <w:bookmarkStart w:id="39" w:name="ivor-lewis-esophagectomy"/>
+    <w:p>
+      <w:pPr>
+        <w:pStyle w:val="Heading2"/>
+      </w:pPr>
+      <w:r>
+        <w:t xml:space="preserve">19 Ivor Lewis esophagectomy</w:t>
+      </w:r>
+    </w:p>
+    <w:p>
+      <w:pPr>
+        <w:pStyle w:val="FirstParagraph"/>
+      </w:pPr>
+      <w:r>
+        <w:t xml:space="preserve">The new esophagus is now brought up into the chest. A connection is made between the esophagus and the stomach, called an</w:t>
+      </w:r>
+      <w:r>
+        <w:t xml:space="preserve"> </w:t>
+      </w:r>
+      <w:r>
+        <w:rPr>
+          <w:i/>
+          <w:iCs/>
+        </w:rPr>
+        <w:t xml:space="preserve">anastomosis</w:t>
+      </w:r>
+      <w:r>
+        <w:t xml:space="preserve">.</w:t>
+      </w:r>
+    </w:p>
+    <w:p>
+      <w:pPr>
+        <w:pStyle w:val="BodyText"/>
+      </w:pPr>
+      <w:r>
+        <w:drawing>
+          <wp:inline>
+            <wp:extent cx="5334000" cy="5478622"/>
+            <wp:effectExtent b="0" l="0" r="0" t="0"/>
+            <wp:docPr descr="" title="" id="37" name="Picture"/>
+            <a:graphic>
+              <a:graphicData uri="http://schemas.openxmlformats.org/drawingml/2006/picture">
+                <pic:pic>
+                  <pic:nvPicPr>
+                    <pic:cNvPr descr="images/Eso_IvorLewis_Anastomosis.png" id="38" name="Picture"/>
+                    <pic:cNvPicPr>
+                      <a:picLocks noChangeArrowheads="1" noChangeAspect="1"/>
+                    </pic:cNvPicPr>
+                  </pic:nvPicPr>
+                  <pic:blipFill>
+                    <a:blip r:embed="rId36"/>
                     <a:stretch>
                       <a:fillRect/>
                     </a:stretch>
@@ -1214,22 +1542,22 @@
         </w:drawing>
       </w:r>
     </w:p>
-    <w:bookmarkEnd w:id="35"/>
-    <w:bookmarkStart w:id="39" w:name="minimally-invasive-ivor-lewis"/>
+    <w:bookmarkEnd w:id="39"/>
+    <w:bookmarkStart w:id="43" w:name="minimally-invasive-ivor-lewis"/>
     <w:p>
       <w:pPr>
         <w:pStyle w:val="Heading2"/>
       </w:pPr>
       <w:r>
-        <w:t xml:space="preserve">16 Minimally-invasive Ivor Lewis</w:t>
-      </w:r>
-    </w:p>
-    <w:p>
-      <w:pPr>
-        <w:pStyle w:val="Compact"/>
-        <w:numPr>
-          <w:ilvl w:val="0"/>
-          <w:numId w:val="1019"/>
+        <w:t xml:space="preserve">20 Minimally-invasive Ivor Lewis</w:t>
+      </w:r>
+    </w:p>
+    <w:p>
+      <w:pPr>
+        <w:pStyle w:val="Compact"/>
+        <w:numPr>
+          <w:ilvl w:val="0"/>
+          <w:numId w:val="1024"/>
         </w:numPr>
       </w:pPr>
       <w:r>
@@ -1241,7 +1569,7 @@
         <w:pStyle w:val="Compact"/>
         <w:numPr>
           <w:ilvl w:val="0"/>
-          <w:numId w:val="1019"/>
+          <w:numId w:val="1024"/>
         </w:numPr>
       </w:pPr>
       <w:r>
@@ -1253,7 +1581,7 @@
         <w:pStyle w:val="Compact"/>
         <w:numPr>
           <w:ilvl w:val="0"/>
-          <w:numId w:val="1019"/>
+          <w:numId w:val="1024"/>
         </w:numPr>
       </w:pPr>
       <w:r>
@@ -1280,79 +1608,6 @@
     <w:p>
       <w:pPr>
         <w:pStyle w:val="FirstParagraph"/>
-      </w:pPr>
-      <w:r>
-        <w:drawing>
-          <wp:inline>
-            <wp:extent cx="5334000" cy="5481674"/>
-            <wp:effectExtent b="0" l="0" r="0" t="0"/>
-            <wp:docPr descr="" title="" id="37" name="Picture"/>
-            <a:graphic>
-              <a:graphicData uri="http://schemas.openxmlformats.org/drawingml/2006/picture">
-                <pic:pic>
-                  <pic:nvPicPr>
-                    <pic:cNvPr descr="images/MIE_IvorLewisArtboard.png" id="38" name="Picture"/>
-                    <pic:cNvPicPr>
-                      <a:picLocks noChangeArrowheads="1" noChangeAspect="1"/>
-                    </pic:cNvPicPr>
-                  </pic:nvPicPr>
-                  <pic:blipFill>
-                    <a:blip r:embed="rId36"/>
-                    <a:stretch>
-                      <a:fillRect/>
-                    </a:stretch>
-                  </pic:blipFill>
-                  <pic:spPr bwMode="auto">
-                    <a:xfrm>
-                      <a:off x="0" y="0"/>
-                      <a:ext cx="5334000" cy="5481674"/>
-                    </a:xfrm>
-                    <a:prstGeom prst="rect">
-                      <a:avLst/>
-                    </a:prstGeom>
-                    <a:noFill/>
-                    <a:ln w="9525">
-                      <a:noFill/>
-                      <a:headEnd/>
-                      <a:tailEnd/>
-                    </a:ln>
-                  </pic:spPr>
-                </pic:pic>
-              </a:graphicData>
-            </a:graphic>
-          </wp:inline>
-        </w:drawing>
-      </w:r>
-    </w:p>
-    <w:bookmarkEnd w:id="39"/>
-    <w:bookmarkStart w:id="43" w:name="open-ivor-lewis"/>
-    <w:p>
-      <w:pPr>
-        <w:pStyle w:val="Heading2"/>
-      </w:pPr>
-      <w:r>
-        <w:t xml:space="preserve">17 Open Ivor Lewis</w:t>
-      </w:r>
-    </w:p>
-    <w:p>
-      <w:pPr>
-        <w:pStyle w:val="FirstParagraph"/>
-      </w:pPr>
-      <w:r>
-        <w:t xml:space="preserve">Mininally-invasive approach feasible in 95% of cases</w:t>
-      </w:r>
-    </w:p>
-    <w:p>
-      <w:pPr>
-        <w:pStyle w:val="BodyText"/>
-      </w:pPr>
-      <w:r>
-        <w:t xml:space="preserve">In some cases, an open approach is still necessary.</w:t>
-      </w:r>
-    </w:p>
-    <w:p>
-      <w:pPr>
-        <w:pStyle w:val="BodyText"/>
       </w:pPr>
       <w:r>
         <w:drawing>
@@ -1364,7 +1619,7 @@
               <a:graphicData uri="http://schemas.openxmlformats.org/drawingml/2006/picture">
                 <pic:pic>
                   <pic:nvPicPr>
-                    <pic:cNvPr descr="images/IvorLewisArtboard.png" id="42" name="Picture"/>
+                    <pic:cNvPr descr="images/MIE_IvorLewisArtboard.png" id="42" name="Picture"/>
                     <pic:cNvPicPr>
                       <a:picLocks noChangeArrowheads="1" noChangeAspect="1"/>
                     </pic:cNvPicPr>
@@ -1398,21 +1653,21 @@
       </w:r>
     </w:p>
     <w:bookmarkEnd w:id="43"/>
-    <w:bookmarkStart w:id="47" w:name="total-esophagectomy"/>
+    <w:bookmarkStart w:id="47" w:name="open-ivor-lewis"/>
     <w:p>
       <w:pPr>
         <w:pStyle w:val="Heading2"/>
       </w:pPr>
       <w:r>
-        <w:t xml:space="preserve">18 Total Esophagectomy</w:t>
-      </w:r>
-    </w:p>
-    <w:p>
-      <w:pPr>
-        <w:pStyle w:val="FirstParagraph"/>
-      </w:pPr>
-      <w:r>
-        <w:t xml:space="preserve">For patients with tumors in the upper esophagus, we need to remove more of the esophagus</w:t>
+        <w:t xml:space="preserve">21 Open Ivor Lewis</w:t>
+      </w:r>
+    </w:p>
+    <w:p>
+      <w:pPr>
+        <w:pStyle w:val="FirstParagraph"/>
+      </w:pPr>
+      <w:r>
+        <w:t xml:space="preserve">Mininally-invasive approach feasible in 98% of cases</w:t>
       </w:r>
     </w:p>
     <w:p>
@@ -1420,7 +1675,7 @@
         <w:pStyle w:val="BodyText"/>
       </w:pPr>
       <w:r>
-        <w:t xml:space="preserve">We need to remove the whole esophagus, including the portion in the neck</w:t>
+        <w:t xml:space="preserve">In some cases, an open approach is still necessary (2%)</w:t>
       </w:r>
     </w:p>
     <w:p>
@@ -1437,7 +1692,7 @@
               <a:graphicData uri="http://schemas.openxmlformats.org/drawingml/2006/picture">
                 <pic:pic>
                   <pic:nvPicPr>
-                    <pic:cNvPr descr="images/Eso_ProxTumorArtboard.png" id="46" name="Picture"/>
+                    <pic:cNvPr descr="images/IvorLewisArtboard.png" id="46" name="Picture"/>
                     <pic:cNvPicPr>
                       <a:picLocks noChangeArrowheads="1" noChangeAspect="1"/>
                     </pic:cNvPicPr>
@@ -1471,18 +1726,34 @@
       </w:r>
     </w:p>
     <w:bookmarkEnd w:id="47"/>
-    <w:bookmarkStart w:id="54" w:name="mckeown-esophagectomy"/>
+    <w:bookmarkStart w:id="51" w:name="total-esophagectomy"/>
     <w:p>
       <w:pPr>
         <w:pStyle w:val="Heading2"/>
       </w:pPr>
       <w:r>
-        <w:t xml:space="preserve">19 McKeown Esophagectomy</w:t>
-      </w:r>
-    </w:p>
-    <w:p>
-      <w:pPr>
-        <w:pStyle w:val="FirstParagraph"/>
+        <w:t xml:space="preserve">22 Total Esophagectomy</w:t>
+      </w:r>
+    </w:p>
+    <w:p>
+      <w:pPr>
+        <w:pStyle w:val="FirstParagraph"/>
+      </w:pPr>
+      <w:r>
+        <w:t xml:space="preserve">For patients with tumors in the upper esophagus, we need to remove more of the esophagus</w:t>
+      </w:r>
+    </w:p>
+    <w:p>
+      <w:pPr>
+        <w:pStyle w:val="BodyText"/>
+      </w:pPr>
+      <w:r>
+        <w:t xml:space="preserve">We need to remove the whole esophagus, including the portion in the neck</w:t>
+      </w:r>
+    </w:p>
+    <w:p>
+      <w:pPr>
+        <w:pStyle w:val="BodyText"/>
       </w:pPr>
       <w:r>
         <w:drawing>
@@ -1494,7 +1765,7 @@
               <a:graphicData uri="http://schemas.openxmlformats.org/drawingml/2006/picture">
                 <pic:pic>
                   <pic:nvPicPr>
-                    <pic:cNvPr descr="images/Eso_ResectionTotalArtboard.png" id="50" name="Picture"/>
+                    <pic:cNvPr descr="images/Eso_ProxTumorArtboard.png" id="50" name="Picture"/>
                     <pic:cNvPicPr>
                       <a:picLocks noChangeArrowheads="1" noChangeAspect="1"/>
                     </pic:cNvPicPr>
@@ -1526,34 +1797,38 @@
           </wp:inline>
         </w:drawing>
       </w:r>
-      <w:r>
-        <w:t xml:space="preserve"> </w:t>
-      </w:r>
-      <w:r>
-        <w:t xml:space="preserve">All of esophagus removed</w:t>
-      </w:r>
-    </w:p>
-    <w:p>
-      <w:pPr>
-        <w:pStyle w:val="BodyText"/>
+    </w:p>
+    <w:bookmarkEnd w:id="51"/>
+    <w:bookmarkStart w:id="58" w:name="mckeown-esophagectomy"/>
+    <w:p>
+      <w:pPr>
+        <w:pStyle w:val="Heading2"/>
+      </w:pPr>
+      <w:r>
+        <w:t xml:space="preserve">23 McKeown Esophagectomy</w:t>
+      </w:r>
+    </w:p>
+    <w:p>
+      <w:pPr>
+        <w:pStyle w:val="FirstParagraph"/>
       </w:pPr>
       <w:r>
         <w:drawing>
           <wp:inline>
             <wp:extent cx="5334000" cy="5481674"/>
             <wp:effectExtent b="0" l="0" r="0" t="0"/>
-            <wp:docPr descr="" title="" id="52" name="Picture"/>
+            <wp:docPr descr="" title="" id="53" name="Picture"/>
             <a:graphic>
               <a:graphicData uri="http://schemas.openxmlformats.org/drawingml/2006/picture">
                 <pic:pic>
                   <pic:nvPicPr>
-                    <pic:cNvPr descr="images/Eso_MIE_McKeownArtboard.png" id="53" name="Picture"/>
+                    <pic:cNvPr descr="images/Eso_ResectionTotalArtboard.png" id="54" name="Picture"/>
                     <pic:cNvPicPr>
                       <a:picLocks noChangeArrowheads="1" noChangeAspect="1"/>
                     </pic:cNvPicPr>
                   </pic:nvPicPr>
                   <pic:blipFill>
-                    <a:blip r:embed="rId51"/>
+                    <a:blip r:embed="rId52"/>
                     <a:stretch>
                       <a:fillRect/>
                     </a:stretch>
@@ -1583,75 +1858,7 @@
         <w:t xml:space="preserve"> </w:t>
       </w:r>
       <w:r>
-        <w:t xml:space="preserve">Connection made in the neck</w:t>
-      </w:r>
-    </w:p>
-    <w:bookmarkEnd w:id="54"/>
-    <w:bookmarkStart w:id="55" w:name="risks-of-esophagectomy"/>
-    <w:p>
-      <w:pPr>
-        <w:pStyle w:val="Heading2"/>
-      </w:pPr>
-      <w:r>
-        <w:t xml:space="preserve">20 Risks of Esophagectomy</w:t>
-      </w:r>
-    </w:p>
-    <w:p>
-      <w:pPr>
-        <w:pStyle w:val="FirstParagraph"/>
-      </w:pPr>
-      <w:r>
-        <w:t xml:space="preserve">Esophagectomy is a complex operation, with a real risk of complications.</w:t>
-      </w:r>
-    </w:p>
-    <w:p>
-      <w:pPr>
-        <w:pStyle w:val="BodyText"/>
-      </w:pPr>
-      <w:r>
-        <w:t xml:space="preserve">Two significant complications:</w:t>
-      </w:r>
-    </w:p>
-    <w:p>
-      <w:pPr>
-        <w:pStyle w:val="Compact"/>
-        <w:numPr>
-          <w:ilvl w:val="0"/>
-          <w:numId w:val="1020"/>
-        </w:numPr>
-      </w:pPr>
-      <w:r>
-        <w:t xml:space="preserve">Anastomotic leak</w:t>
-      </w:r>
-    </w:p>
-    <w:p>
-      <w:pPr>
-        <w:pStyle w:val="Compact"/>
-        <w:numPr>
-          <w:ilvl w:val="0"/>
-          <w:numId w:val="1020"/>
-        </w:numPr>
-      </w:pPr>
-      <w:r>
-        <w:t xml:space="preserve">Pneumonia</w:t>
-      </w:r>
-    </w:p>
-    <w:bookmarkEnd w:id="55"/>
-    <w:bookmarkStart w:id="58" w:name="anastomotic-leak"/>
-    <w:p>
-      <w:pPr>
-        <w:pStyle w:val="Heading2"/>
-      </w:pPr>
-      <w:r>
-        <w:t xml:space="preserve">21 Anastomotic Leak</w:t>
-      </w:r>
-    </w:p>
-    <w:p>
-      <w:pPr>
-        <w:pStyle w:val="FirstParagraph"/>
-      </w:pPr>
-      <w:r>
-        <w:t xml:space="preserve">The anastomosis is surgical connection between the esophagus and the stomach.</w:t>
+        <w:t xml:space="preserve">All of esophagus removed</w:t>
       </w:r>
     </w:p>
     <w:p>
@@ -1661,20 +1868,141 @@
       <w:r>
         <w:drawing>
           <wp:inline>
-            <wp:extent cx="5334000" cy="5478622"/>
+            <wp:extent cx="5334000" cy="5481674"/>
             <wp:effectExtent b="0" l="0" r="0" t="0"/>
             <wp:docPr descr="" title="" id="56" name="Picture"/>
             <a:graphic>
               <a:graphicData uri="http://schemas.openxmlformats.org/drawingml/2006/picture">
                 <pic:pic>
                   <pic:nvPicPr>
-                    <pic:cNvPr descr="images/Eso_IvorLewis_Anastomosis.png" id="57" name="Picture"/>
+                    <pic:cNvPr descr="images/Eso_MIE_McKeownArtboard.png" id="57" name="Picture"/>
                     <pic:cNvPicPr>
                       <a:picLocks noChangeArrowheads="1" noChangeAspect="1"/>
                     </pic:cNvPicPr>
                   </pic:nvPicPr>
                   <pic:blipFill>
-                    <a:blip r:embed="rId32"/>
+                    <a:blip r:embed="rId55"/>
+                    <a:stretch>
+                      <a:fillRect/>
+                    </a:stretch>
+                  </pic:blipFill>
+                  <pic:spPr bwMode="auto">
+                    <a:xfrm>
+                      <a:off x="0" y="0"/>
+                      <a:ext cx="5334000" cy="5481674"/>
+                    </a:xfrm>
+                    <a:prstGeom prst="rect">
+                      <a:avLst/>
+                    </a:prstGeom>
+                    <a:noFill/>
+                    <a:ln w="9525">
+                      <a:noFill/>
+                      <a:headEnd/>
+                      <a:tailEnd/>
+                    </a:ln>
+                  </pic:spPr>
+                </pic:pic>
+              </a:graphicData>
+            </a:graphic>
+          </wp:inline>
+        </w:drawing>
+      </w:r>
+      <w:r>
+        <w:t xml:space="preserve"> </w:t>
+      </w:r>
+      <w:r>
+        <w:t xml:space="preserve">Connection made in the neck</w:t>
+      </w:r>
+    </w:p>
+    <w:bookmarkEnd w:id="58"/>
+    <w:bookmarkStart w:id="59" w:name="risks-of-esophagectomy"/>
+    <w:p>
+      <w:pPr>
+        <w:pStyle w:val="Heading2"/>
+      </w:pPr>
+      <w:r>
+        <w:t xml:space="preserve">24 Risks of Esophagectomy</w:t>
+      </w:r>
+    </w:p>
+    <w:p>
+      <w:pPr>
+        <w:pStyle w:val="FirstParagraph"/>
+      </w:pPr>
+      <w:r>
+        <w:t xml:space="preserve">Esophagectomy is a complex operation, with a real risk of complications.</w:t>
+      </w:r>
+    </w:p>
+    <w:p>
+      <w:pPr>
+        <w:pStyle w:val="BodyText"/>
+      </w:pPr>
+      <w:r>
+        <w:t xml:space="preserve">Two significant complications:</w:t>
+      </w:r>
+    </w:p>
+    <w:p>
+      <w:pPr>
+        <w:pStyle w:val="Compact"/>
+        <w:numPr>
+          <w:ilvl w:val="0"/>
+          <w:numId w:val="1025"/>
+        </w:numPr>
+      </w:pPr>
+      <w:r>
+        <w:t xml:space="preserve">Anastomotic leak</w:t>
+      </w:r>
+    </w:p>
+    <w:p>
+      <w:pPr>
+        <w:pStyle w:val="Compact"/>
+        <w:numPr>
+          <w:ilvl w:val="0"/>
+          <w:numId w:val="1025"/>
+        </w:numPr>
+      </w:pPr>
+      <w:r>
+        <w:t xml:space="preserve">Pneumonia</w:t>
+      </w:r>
+    </w:p>
+    <w:bookmarkEnd w:id="59"/>
+    <w:bookmarkStart w:id="62" w:name="anastomotic-leak"/>
+    <w:p>
+      <w:pPr>
+        <w:pStyle w:val="Heading2"/>
+      </w:pPr>
+      <w:r>
+        <w:t xml:space="preserve">25 Anastomotic Leak</w:t>
+      </w:r>
+    </w:p>
+    <w:p>
+      <w:pPr>
+        <w:pStyle w:val="FirstParagraph"/>
+      </w:pPr>
+      <w:r>
+        <w:t xml:space="preserve">The anastomosis is surgical connection between the esophagus and the stomach.</w:t>
+      </w:r>
+    </w:p>
+    <w:p>
+      <w:pPr>
+        <w:pStyle w:val="BodyText"/>
+      </w:pPr>
+      <w:r>
+        <w:drawing>
+          <wp:inline>
+            <wp:extent cx="5334000" cy="5478622"/>
+            <wp:effectExtent b="0" l="0" r="0" t="0"/>
+            <wp:docPr descr="" title="" id="60" name="Picture"/>
+            <a:graphic>
+              <a:graphicData uri="http://schemas.openxmlformats.org/drawingml/2006/picture">
+                <pic:pic>
+                  <pic:nvPicPr>
+                    <pic:cNvPr descr="images/Eso_IvorLewis_Anastomosis.png" id="61" name="Picture"/>
+                    <pic:cNvPicPr>
+                      <a:picLocks noChangeArrowheads="1" noChangeAspect="1"/>
+                    </pic:cNvPicPr>
+                  </pic:nvPicPr>
+                  <pic:blipFill>
+                    <a:blip r:embed="rId36"/>
                     <a:stretch>
                       <a:fillRect/>
                     </a:stretch>
@@ -1701,14 +2029,14 @@
         </w:drawing>
       </w:r>
     </w:p>
-    <w:bookmarkEnd w:id="58"/>
-    <w:bookmarkStart w:id="62" w:name="anastomotic-leak-1"/>
+    <w:bookmarkEnd w:id="62"/>
+    <w:bookmarkStart w:id="66" w:name="anastomotic-leak-1"/>
     <w:p>
       <w:pPr>
         <w:pStyle w:val="Heading2"/>
       </w:pPr>
       <w:r>
-        <w:t xml:space="preserve">22 Anastomotic Leak</w:t>
+        <w:t xml:space="preserve">26 Anastomotic Leak</w:t>
       </w:r>
     </w:p>
     <w:p>
@@ -1724,7 +2052,7 @@
         <w:pStyle w:val="Compact"/>
         <w:numPr>
           <w:ilvl w:val="0"/>
-          <w:numId w:val="1021"/>
+          <w:numId w:val="1026"/>
         </w:numPr>
       </w:pPr>
       <w:r>
@@ -1736,7 +2064,7 @@
         <w:pStyle w:val="Compact"/>
         <w:numPr>
           <w:ilvl w:val="0"/>
-          <w:numId w:val="1021"/>
+          <w:numId w:val="1026"/>
         </w:numPr>
       </w:pPr>
       <w:r>
@@ -1748,7 +2076,7 @@
         <w:pStyle w:val="Compact"/>
         <w:numPr>
           <w:ilvl w:val="0"/>
-          <w:numId w:val="1021"/>
+          <w:numId w:val="1026"/>
         </w:numPr>
       </w:pPr>
       <w:r>
@@ -1764,18 +2092,18 @@
           <wp:inline>
             <wp:extent cx="5334000" cy="5478622"/>
             <wp:effectExtent b="0" l="0" r="0" t="0"/>
-            <wp:docPr descr="" title="" id="60" name="Picture"/>
+            <wp:docPr descr="" title="" id="64" name="Picture"/>
             <a:graphic>
               <a:graphicData uri="http://schemas.openxmlformats.org/drawingml/2006/picture">
                 <pic:pic>
                   <pic:nvPicPr>
-                    <pic:cNvPr descr="images/Eso_IvorLewis_Leak.png" id="61" name="Picture"/>
+                    <pic:cNvPr descr="images/Eso_IvorLewis_Leak.png" id="65" name="Picture"/>
                     <pic:cNvPicPr>
                       <a:picLocks noChangeArrowheads="1" noChangeAspect="1"/>
                     </pic:cNvPicPr>
                   </pic:nvPicPr>
                   <pic:blipFill>
-                    <a:blip r:embed="rId59"/>
+                    <a:blip r:embed="rId63"/>
                     <a:stretch>
                       <a:fillRect/>
                     </a:stretch>
@@ -1802,14 +2130,14 @@
         </w:drawing>
       </w:r>
     </w:p>
-    <w:bookmarkEnd w:id="62"/>
-    <w:bookmarkStart w:id="65" w:name="anastomotic-leak-2"/>
+    <w:bookmarkEnd w:id="66"/>
+    <w:bookmarkStart w:id="69" w:name="anastomotic-leak-2"/>
     <w:p>
       <w:pPr>
         <w:pStyle w:val="Heading2"/>
       </w:pPr>
       <w:r>
-        <w:t xml:space="preserve">23 Anastomotic Leak</w:t>
+        <w:t xml:space="preserve">27 Anastomotic Leak</w:t>
       </w:r>
     </w:p>
     <w:p>
@@ -1825,7 +2153,7 @@
         <w:pStyle w:val="Compact"/>
         <w:numPr>
           <w:ilvl w:val="0"/>
-          <w:numId w:val="1022"/>
+          <w:numId w:val="1027"/>
         </w:numPr>
       </w:pPr>
       <w:r>
@@ -1837,7 +2165,7 @@
         <w:pStyle w:val="Compact"/>
         <w:numPr>
           <w:ilvl w:val="0"/>
-          <w:numId w:val="1022"/>
+          <w:numId w:val="1027"/>
         </w:numPr>
       </w:pPr>
       <w:r>
@@ -1849,7 +2177,7 @@
         <w:pStyle w:val="Compact"/>
         <w:numPr>
           <w:ilvl w:val="0"/>
-          <w:numId w:val="1022"/>
+          <w:numId w:val="1027"/>
         </w:numPr>
       </w:pPr>
       <w:r>
@@ -1865,18 +2193,18 @@
           <wp:inline>
             <wp:extent cx="5334000" cy="5478622"/>
             <wp:effectExtent b="0" l="0" r="0" t="0"/>
-            <wp:docPr descr="" title="" id="63" name="Picture"/>
+            <wp:docPr descr="" title="" id="67" name="Picture"/>
             <a:graphic>
               <a:graphicData uri="http://schemas.openxmlformats.org/drawingml/2006/picture">
                 <pic:pic>
                   <pic:nvPicPr>
-                    <pic:cNvPr descr="images/Eso_IvorLewis_Leak.png" id="64" name="Picture"/>
+                    <pic:cNvPr descr="images/Eso_IvorLewis_Leak.png" id="68" name="Picture"/>
                     <pic:cNvPicPr>
                       <a:picLocks noChangeArrowheads="1" noChangeAspect="1"/>
                     </pic:cNvPicPr>
                   </pic:nvPicPr>
                   <pic:blipFill>
-                    <a:blip r:embed="rId59"/>
+                    <a:blip r:embed="rId63"/>
                     <a:stretch>
                       <a:fillRect/>
                     </a:stretch>
@@ -1903,14 +2231,14 @@
         </w:drawing>
       </w:r>
     </w:p>
-    <w:bookmarkEnd w:id="65"/>
-    <w:bookmarkStart w:id="68" w:name="anastomotic-leak-3"/>
+    <w:bookmarkEnd w:id="69"/>
+    <w:bookmarkStart w:id="72" w:name="anastomotic-leak-3"/>
     <w:p>
       <w:pPr>
         <w:pStyle w:val="Heading2"/>
       </w:pPr>
       <w:r>
-        <w:t xml:space="preserve">24 Anastomotic Leak</w:t>
+        <w:t xml:space="preserve">28 Anastomotic Leak</w:t>
       </w:r>
     </w:p>
     <w:p>
@@ -1926,7 +2254,7 @@
         <w:pStyle w:val="Compact"/>
         <w:numPr>
           <w:ilvl w:val="0"/>
-          <w:numId w:val="1023"/>
+          <w:numId w:val="1028"/>
         </w:numPr>
       </w:pPr>
       <w:r>
@@ -1938,7 +2266,7 @@
         <w:pStyle w:val="Compact"/>
         <w:numPr>
           <w:ilvl w:val="0"/>
-          <w:numId w:val="1023"/>
+          <w:numId w:val="1028"/>
         </w:numPr>
       </w:pPr>
       <w:r>
@@ -1950,7 +2278,7 @@
         <w:pStyle w:val="Compact"/>
         <w:numPr>
           <w:ilvl w:val="0"/>
-          <w:numId w:val="1023"/>
+          <w:numId w:val="1028"/>
         </w:numPr>
       </w:pPr>
       <w:r>
@@ -1966,18 +2294,18 @@
           <wp:inline>
             <wp:extent cx="5334000" cy="5478622"/>
             <wp:effectExtent b="0" l="0" r="0" t="0"/>
-            <wp:docPr descr="" title="" id="66" name="Picture"/>
+            <wp:docPr descr="" title="" id="70" name="Picture"/>
             <a:graphic>
               <a:graphicData uri="http://schemas.openxmlformats.org/drawingml/2006/picture">
                 <pic:pic>
                   <pic:nvPicPr>
-                    <pic:cNvPr descr="images/Eso_IvorLewis_Leak.png" id="67" name="Picture"/>
+                    <pic:cNvPr descr="images/Eso_IvorLewis_Leak.png" id="71" name="Picture"/>
                     <pic:cNvPicPr>
                       <a:picLocks noChangeArrowheads="1" noChangeAspect="1"/>
                     </pic:cNvPicPr>
                   </pic:nvPicPr>
                   <pic:blipFill>
-                    <a:blip r:embed="rId59"/>
+                    <a:blip r:embed="rId63"/>
                     <a:stretch>
                       <a:fillRect/>
                     </a:stretch>
@@ -2004,21 +2332,21 @@
         </w:drawing>
       </w:r>
     </w:p>
-    <w:bookmarkEnd w:id="68"/>
-    <w:bookmarkStart w:id="72" w:name="pneumonia"/>
+    <w:bookmarkEnd w:id="72"/>
+    <w:bookmarkStart w:id="76" w:name="pneumonia"/>
     <w:p>
       <w:pPr>
         <w:pStyle w:val="Heading2"/>
       </w:pPr>
       <w:r>
-        <w:t xml:space="preserve">25 Pneumonia</w:t>
-      </w:r>
-    </w:p>
-    <w:p>
-      <w:pPr>
-        <w:numPr>
-          <w:ilvl w:val="0"/>
-          <w:numId w:val="1024"/>
+        <w:t xml:space="preserve">29 Pneumonia</w:t>
+      </w:r>
+    </w:p>
+    <w:p>
+      <w:pPr>
+        <w:numPr>
+          <w:ilvl w:val="0"/>
+          <w:numId w:val="1029"/>
         </w:numPr>
       </w:pPr>
       <w:r>
@@ -2029,7 +2357,7 @@
       <w:pPr>
         <w:numPr>
           <w:ilvl w:val="0"/>
-          <w:numId w:val="1024"/>
+          <w:numId w:val="1029"/>
         </w:numPr>
       </w:pPr>
       <w:r>
@@ -2040,7 +2368,7 @@
       <w:pPr>
         <w:numPr>
           <w:ilvl w:val="0"/>
-          <w:numId w:val="1024"/>
+          <w:numId w:val="1029"/>
         </w:numPr>
       </w:pPr>
       <w:r>
@@ -2056,18 +2384,18 @@
           <wp:inline>
             <wp:extent cx="5334000" cy="5481674"/>
             <wp:effectExtent b="0" l="0" r="0" t="0"/>
-            <wp:docPr descr="" title="" id="70" name="Picture"/>
+            <wp:docPr descr="" title="" id="74" name="Picture"/>
             <a:graphic>
               <a:graphicData uri="http://schemas.openxmlformats.org/drawingml/2006/picture">
                 <pic:pic>
                   <pic:nvPicPr>
-                    <pic:cNvPr descr="images/Eso_LungsArtboard.png" id="71" name="Picture"/>
+                    <pic:cNvPr descr="images/Eso_LungsArtboard.png" id="75" name="Picture"/>
                     <pic:cNvPicPr>
                       <a:picLocks noChangeArrowheads="1" noChangeAspect="1"/>
                     </pic:cNvPicPr>
                   </pic:nvPicPr>
                   <pic:blipFill>
-                    <a:blip r:embed="rId69"/>
+                    <a:blip r:embed="rId73"/>
                     <a:stretch>
                       <a:fillRect/>
                     </a:stretch>
@@ -2094,14 +2422,14 @@
         </w:drawing>
       </w:r>
     </w:p>
-    <w:bookmarkEnd w:id="72"/>
-    <w:bookmarkStart w:id="73" w:name="preventing-pneumonia"/>
+    <w:bookmarkEnd w:id="76"/>
+    <w:bookmarkStart w:id="77" w:name="preventing-pneumonia"/>
     <w:p>
       <w:pPr>
         <w:pStyle w:val="Heading2"/>
       </w:pPr>
       <w:r>
-        <w:t xml:space="preserve">26 Preventing Pneumonia</w:t>
+        <w:t xml:space="preserve">30 Preventing Pneumonia</w:t>
       </w:r>
     </w:p>
     <w:p>
@@ -2117,7 +2445,7 @@
         <w:pStyle w:val="Compact"/>
         <w:numPr>
           <w:ilvl w:val="0"/>
-          <w:numId w:val="1025"/>
+          <w:numId w:val="1030"/>
         </w:numPr>
       </w:pPr>
       <w:r>
@@ -2129,7 +2457,7 @@
         <w:pStyle w:val="Compact"/>
         <w:numPr>
           <w:ilvl w:val="0"/>
-          <w:numId w:val="1025"/>
+          <w:numId w:val="1030"/>
         </w:numPr>
       </w:pPr>
       <w:r>
@@ -2141,7 +2469,7 @@
         <w:pStyle w:val="Compact"/>
         <w:numPr>
           <w:ilvl w:val="0"/>
-          <w:numId w:val="1025"/>
+          <w:numId w:val="1030"/>
         </w:numPr>
       </w:pPr>
       <w:r>
@@ -2161,7 +2489,7 @@
         <w:pStyle w:val="Compact"/>
         <w:numPr>
           <w:ilvl w:val="0"/>
-          <w:numId w:val="1026"/>
+          <w:numId w:val="1031"/>
         </w:numPr>
       </w:pPr>
       <w:r>
@@ -2173,21 +2501,21 @@
         <w:pStyle w:val="Compact"/>
         <w:numPr>
           <w:ilvl w:val="0"/>
-          <w:numId w:val="1026"/>
+          <w:numId w:val="1031"/>
         </w:numPr>
       </w:pPr>
       <w:r>
         <w:t xml:space="preserve">Walking in the halls as soon as possible</w:t>
       </w:r>
     </w:p>
-    <w:bookmarkEnd w:id="73"/>
-    <w:bookmarkStart w:id="80" w:name="minimally-invasive-esophagectomy"/>
+    <w:bookmarkEnd w:id="77"/>
+    <w:bookmarkStart w:id="84" w:name="minimally-invasive-esophagectomy"/>
     <w:p>
       <w:pPr>
         <w:pStyle w:val="Heading2"/>
       </w:pPr>
       <w:r>
-        <w:t xml:space="preserve">27 Minimally-invasive Esophagectomy</w:t>
+        <w:t xml:space="preserve">31 Minimally-invasive Esophagectomy</w:t>
       </w:r>
     </w:p>
     <w:p>
@@ -2199,18 +2527,18 @@
           <wp:inline>
             <wp:extent cx="5334000" cy="4000500"/>
             <wp:effectExtent b="0" l="0" r="0" t="0"/>
-            <wp:docPr descr="" title="" id="75" name="Picture"/>
+            <wp:docPr descr="" title="" id="79" name="Picture"/>
             <a:graphic>
               <a:graphicData uri="http://schemas.openxmlformats.org/drawingml/2006/picture">
                 <pic:pic>
                   <pic:nvPicPr>
-                    <pic:cNvPr descr="images/mie_abd.png" id="76" name="Picture"/>
+                    <pic:cNvPr descr="images/mie_abd.png" id="80" name="Picture"/>
                     <pic:cNvPicPr>
                       <a:picLocks noChangeArrowheads="1" noChangeAspect="1"/>
                     </pic:cNvPicPr>
                   </pic:nvPicPr>
                   <pic:blipFill>
-                    <a:blip r:embed="rId74"/>
+                    <a:blip r:embed="rId78"/>
                     <a:stretch>
                       <a:fillRect/>
                     </a:stretch>
@@ -2246,18 +2574,18 @@
           <wp:inline>
             <wp:extent cx="5334000" cy="4000500"/>
             <wp:effectExtent b="0" l="0" r="0" t="0"/>
-            <wp:docPr descr="" title="" id="78" name="Picture"/>
+            <wp:docPr descr="" title="" id="82" name="Picture"/>
             <a:graphic>
               <a:graphicData uri="http://schemas.openxmlformats.org/drawingml/2006/picture">
                 <pic:pic>
                   <pic:nvPicPr>
-                    <pic:cNvPr descr="images/mie_chest.png" id="79" name="Picture"/>
+                    <pic:cNvPr descr="images/mie_chest.png" id="83" name="Picture"/>
                     <pic:cNvPicPr>
                       <a:picLocks noChangeArrowheads="1" noChangeAspect="1"/>
                     </pic:cNvPicPr>
                   </pic:nvPicPr>
                   <pic:blipFill>
-                    <a:blip r:embed="rId77"/>
+                    <a:blip r:embed="rId81"/>
                     <a:stretch>
                       <a:fillRect/>
                     </a:stretch>
@@ -2284,14 +2612,14 @@
         </w:drawing>
       </w:r>
     </w:p>
-    <w:bookmarkEnd w:id="80"/>
-    <w:bookmarkStart w:id="81" w:name="risks-of-surgery"/>
+    <w:bookmarkEnd w:id="84"/>
+    <w:bookmarkStart w:id="85" w:name="risks-of-surgery"/>
     <w:p>
       <w:pPr>
         <w:pStyle w:val="Heading2"/>
       </w:pPr>
       <w:r>
-        <w:t xml:space="preserve">28 Risks of Surgery</w:t>
+        <w:t xml:space="preserve">32 Risks of Surgery</w:t>
       </w:r>
     </w:p>
     <w:p>
@@ -2307,7 +2635,7 @@
         <w:pStyle w:val="Compact"/>
         <w:numPr>
           <w:ilvl w:val="0"/>
-          <w:numId w:val="1027"/>
+          <w:numId w:val="1032"/>
         </w:numPr>
       </w:pPr>
       <w:r>
@@ -2319,7 +2647,7 @@
         <w:pStyle w:val="Compact"/>
         <w:numPr>
           <w:ilvl w:val="0"/>
-          <w:numId w:val="1027"/>
+          <w:numId w:val="1032"/>
         </w:numPr>
       </w:pPr>
       <w:r>
@@ -2331,7 +2659,7 @@
         <w:pStyle w:val="Compact"/>
         <w:numPr>
           <w:ilvl w:val="0"/>
-          <w:numId w:val="1027"/>
+          <w:numId w:val="1032"/>
         </w:numPr>
       </w:pPr>
       <w:r>
@@ -2343,7 +2671,7 @@
         <w:pStyle w:val="Compact"/>
         <w:numPr>
           <w:ilvl w:val="0"/>
-          <w:numId w:val="1027"/>
+          <w:numId w:val="1032"/>
         </w:numPr>
       </w:pPr>
       <w:r>
@@ -2355,21 +2683,21 @@
         <w:pStyle w:val="Compact"/>
         <w:numPr>
           <w:ilvl w:val="0"/>
-          <w:numId w:val="1027"/>
+          <w:numId w:val="1032"/>
         </w:numPr>
       </w:pPr>
       <w:r>
         <w:t xml:space="preserve">Pulmonary embolism (2%)</w:t>
       </w:r>
     </w:p>
-    <w:bookmarkEnd w:id="81"/>
-    <w:bookmarkStart w:id="82" w:name="risks-of-surgery-1"/>
+    <w:bookmarkEnd w:id="85"/>
+    <w:bookmarkStart w:id="86" w:name="risks-of-surgery-1"/>
     <w:p>
       <w:pPr>
         <w:pStyle w:val="Heading2"/>
       </w:pPr>
       <w:r>
-        <w:t xml:space="preserve">29 Risks of Surgery</w:t>
+        <w:t xml:space="preserve">33 Risks of Surgery</w:t>
       </w:r>
     </w:p>
     <w:p>
@@ -2385,7 +2713,7 @@
         <w:pStyle w:val="Compact"/>
         <w:numPr>
           <w:ilvl w:val="0"/>
-          <w:numId w:val="1028"/>
+          <w:numId w:val="1033"/>
         </w:numPr>
       </w:pPr>
       <w:r>
@@ -2397,7 +2725,7 @@
         <w:pStyle w:val="Compact"/>
         <w:numPr>
           <w:ilvl w:val="0"/>
-          <w:numId w:val="1028"/>
+          <w:numId w:val="1033"/>
         </w:numPr>
       </w:pPr>
       <w:r>
@@ -2409,7 +2737,7 @@
         <w:pStyle w:val="Compact"/>
         <w:numPr>
           <w:ilvl w:val="0"/>
-          <w:numId w:val="1028"/>
+          <w:numId w:val="1033"/>
         </w:numPr>
       </w:pPr>
       <w:r>
@@ -2421,7 +2749,7 @@
         <w:pStyle w:val="Compact"/>
         <w:numPr>
           <w:ilvl w:val="1"/>
-          <w:numId w:val="1029"/>
+          <w:numId w:val="1034"/>
         </w:numPr>
       </w:pPr>
       <w:r>
@@ -2433,7 +2761,7 @@
         <w:pStyle w:val="Compact"/>
         <w:numPr>
           <w:ilvl w:val="1"/>
-          <w:numId w:val="1029"/>
+          <w:numId w:val="1034"/>
         </w:numPr>
       </w:pPr>
       <w:r>
@@ -2445,21 +2773,21 @@
         <w:pStyle w:val="Compact"/>
         <w:numPr>
           <w:ilvl w:val="1"/>
-          <w:numId w:val="1029"/>
+          <w:numId w:val="1034"/>
         </w:numPr>
       </w:pPr>
       <w:r>
         <w:t xml:space="preserve">High risk = 30%</w:t>
       </w:r>
     </w:p>
-    <w:bookmarkEnd w:id="82"/>
-    <w:bookmarkStart w:id="83" w:name="risks-of-surgery-2"/>
+    <w:bookmarkEnd w:id="86"/>
+    <w:bookmarkStart w:id="87" w:name="risks-of-surgery-2"/>
     <w:p>
       <w:pPr>
         <w:pStyle w:val="Heading2"/>
       </w:pPr>
       <w:r>
-        <w:t xml:space="preserve">30 Risks of Surgery</w:t>
+        <w:t xml:space="preserve">34 Risks of Surgery</w:t>
       </w:r>
     </w:p>
     <w:p>
@@ -2594,401 +2922,414 @@
         </w:tc>
       </w:tr>
     </w:tbl>
-    <w:bookmarkEnd w:id="83"/>
-    <w:bookmarkStart w:id="84" w:name="day-prior-to-surgery-1"/>
+    <w:bookmarkEnd w:id="87"/>
+    <w:bookmarkStart w:id="88" w:name="epidural-catheter-for-pain-control"/>
     <w:p>
       <w:pPr>
         <w:pStyle w:val="Heading2"/>
       </w:pPr>
       <w:r>
-        <w:t xml:space="preserve">31 Day Prior to Surgery</w:t>
-      </w:r>
-    </w:p>
-    <w:p>
-      <w:pPr>
-        <w:pStyle w:val="Compact"/>
-        <w:numPr>
-          <w:ilvl w:val="0"/>
-          <w:numId w:val="1030"/>
-        </w:numPr>
-      </w:pPr>
-      <w:r>
-        <w:t xml:space="preserve">Clear liquids for 24 hours prior to surgery</w:t>
-      </w:r>
-    </w:p>
-    <w:p>
-      <w:pPr>
-        <w:pStyle w:val="Compact"/>
-        <w:numPr>
-          <w:ilvl w:val="0"/>
-          <w:numId w:val="1030"/>
-        </w:numPr>
-      </w:pPr>
-      <w:r>
-        <w:t xml:space="preserve">Check with Pre-op nurse regarding medicines day prior to surgery</w:t>
-      </w:r>
-    </w:p>
-    <w:p>
-      <w:pPr>
-        <w:pStyle w:val="Compact"/>
-        <w:numPr>
-          <w:ilvl w:val="0"/>
-          <w:numId w:val="1030"/>
-        </w:numPr>
-      </w:pPr>
-      <w:r>
-        <w:t xml:space="preserve">No tube feedings the night before surgery</w:t>
-      </w:r>
-    </w:p>
-    <w:bookmarkEnd w:id="84"/>
-    <w:bookmarkStart w:id="85" w:name="day-of-surgery-1"/>
+        <w:t xml:space="preserve">35 Epidural Catheter for Pain Control</w:t>
+      </w:r>
+    </w:p>
+    <w:p>
+      <w:pPr>
+        <w:pStyle w:val="Compact"/>
+        <w:numPr>
+          <w:ilvl w:val="0"/>
+          <w:numId w:val="1035"/>
+        </w:numPr>
+      </w:pPr>
+      <w:r>
+        <w:t xml:space="preserve">Remains in place for 2-5 days</w:t>
+      </w:r>
+    </w:p>
+    <w:p>
+      <w:pPr>
+        <w:pStyle w:val="Compact"/>
+        <w:numPr>
+          <w:ilvl w:val="0"/>
+          <w:numId w:val="1035"/>
+        </w:numPr>
+      </w:pPr>
+      <w:r>
+        <w:t xml:space="preserve">Dosage can be adjusted as needed</w:t>
+      </w:r>
+    </w:p>
+    <w:p>
+      <w:pPr>
+        <w:pStyle w:val="Compact"/>
+        <w:numPr>
+          <w:ilvl w:val="0"/>
+          <w:numId w:val="1035"/>
+        </w:numPr>
+      </w:pPr>
+      <w:r>
+        <w:t xml:space="preserve">Can make it more difficult to urinate</w:t>
+      </w:r>
+    </w:p>
+    <w:p>
+      <w:pPr>
+        <w:pStyle w:val="Compact"/>
+        <w:numPr>
+          <w:ilvl w:val="0"/>
+          <w:numId w:val="1035"/>
+        </w:numPr>
+      </w:pPr>
+      <w:r>
+        <w:t xml:space="preserve">May require foley catheter in bladder</w:t>
+      </w:r>
+    </w:p>
+    <w:p>
+      <w:pPr>
+        <w:pStyle w:val="Compact"/>
+        <w:numPr>
+          <w:ilvl w:val="0"/>
+          <w:numId w:val="1035"/>
+        </w:numPr>
+      </w:pPr>
+      <w:r>
+        <w:t xml:space="preserve">Foley catheter removed after epidural removed</w:t>
+      </w:r>
+    </w:p>
+    <w:bookmarkEnd w:id="88"/>
+    <w:bookmarkStart w:id="89" w:name="intensive-care-unit-icu-2-4-days"/>
     <w:p>
       <w:pPr>
         <w:pStyle w:val="Heading2"/>
       </w:pPr>
       <w:r>
-        <w:t xml:space="preserve">32 Day of Surgery</w:t>
-      </w:r>
-    </w:p>
-    <w:p>
-      <w:pPr>
-        <w:pStyle w:val="Compact"/>
-        <w:numPr>
-          <w:ilvl w:val="0"/>
-          <w:numId w:val="1031"/>
-        </w:numPr>
-      </w:pPr>
-      <w:r>
-        <w:t xml:space="preserve">Arrive at 5am – nothing to eat or drink after midnight.</w:t>
-      </w:r>
-    </w:p>
-    <w:p>
-      <w:pPr>
-        <w:pStyle w:val="Compact"/>
-        <w:numPr>
-          <w:ilvl w:val="0"/>
-          <w:numId w:val="1031"/>
-        </w:numPr>
-      </w:pPr>
-      <w:r>
-        <w:t xml:space="preserve">Medicines OK w/ a sip of water</w:t>
-      </w:r>
-    </w:p>
-    <w:p>
-      <w:pPr>
-        <w:pStyle w:val="Compact"/>
-        <w:numPr>
-          <w:ilvl w:val="0"/>
-          <w:numId w:val="1031"/>
-        </w:numPr>
-      </w:pPr>
-      <w:r>
-        <w:t xml:space="preserve">sip of black coffee but</w:t>
-      </w:r>
-      <w:r>
-        <w:t xml:space="preserve"> </w:t>
-      </w:r>
-      <w:r>
-        <w:rPr>
-          <w:b/>
-          <w:bCs/>
-        </w:rPr>
-        <w:t xml:space="preserve">no cream</w:t>
-      </w:r>
-      <w:r>
-        <w:t xml:space="preserve">.</w:t>
-      </w:r>
-    </w:p>
-    <w:p>
-      <w:pPr>
-        <w:pStyle w:val="Compact"/>
-        <w:numPr>
-          <w:ilvl w:val="0"/>
-          <w:numId w:val="1031"/>
-        </w:numPr>
-      </w:pPr>
-      <w:r>
-        <w:t xml:space="preserve">Surgery will be cancelled if you have cream/milk</w:t>
-      </w:r>
-    </w:p>
-    <w:p>
-      <w:pPr>
-        <w:pStyle w:val="Compact"/>
-        <w:numPr>
-          <w:ilvl w:val="0"/>
-          <w:numId w:val="1031"/>
-        </w:numPr>
-      </w:pPr>
-      <w:r>
-        <w:t xml:space="preserve">Waiting room for family and friends on 5th floor</w:t>
-      </w:r>
-    </w:p>
-    <w:bookmarkEnd w:id="85"/>
-    <w:bookmarkStart w:id="86" w:name="epidural-catheter-for-pain-control"/>
+        <w:t xml:space="preserve">36 Intensive Care Unit (ICU) (2-4 days)</w:t>
+      </w:r>
+    </w:p>
+    <w:p>
+      <w:pPr>
+        <w:pStyle w:val="Compact"/>
+        <w:numPr>
+          <w:ilvl w:val="0"/>
+          <w:numId w:val="1036"/>
+        </w:numPr>
+      </w:pPr>
+      <w:r>
+        <w:t xml:space="preserve">Surgical ICU on 11th floor</w:t>
+      </w:r>
+    </w:p>
+    <w:p>
+      <w:pPr>
+        <w:pStyle w:val="Compact"/>
+        <w:numPr>
+          <w:ilvl w:val="0"/>
+          <w:numId w:val="1036"/>
+        </w:numPr>
+      </w:pPr>
+      <w:r>
+        <w:t xml:space="preserve">NG tube in nose to drain stomach and esophagus</w:t>
+      </w:r>
+    </w:p>
+    <w:p>
+      <w:pPr>
+        <w:pStyle w:val="Compact"/>
+        <w:numPr>
+          <w:ilvl w:val="0"/>
+          <w:numId w:val="1036"/>
+        </w:numPr>
+      </w:pPr>
+      <w:r>
+        <w:t xml:space="preserve">Catheter in bladder</w:t>
+      </w:r>
+    </w:p>
+    <w:p>
+      <w:pPr>
+        <w:pStyle w:val="Compact"/>
+        <w:numPr>
+          <w:ilvl w:val="0"/>
+          <w:numId w:val="1036"/>
+        </w:numPr>
+      </w:pPr>
+      <w:r>
+        <w:t xml:space="preserve">Chest tube right chest</w:t>
+      </w:r>
+    </w:p>
+    <w:p>
+      <w:pPr>
+        <w:pStyle w:val="Compact"/>
+        <w:numPr>
+          <w:ilvl w:val="0"/>
+          <w:numId w:val="1036"/>
+        </w:numPr>
+      </w:pPr>
+      <w:r>
+        <w:t xml:space="preserve">Abdominal drains (usually 2)</w:t>
+      </w:r>
+    </w:p>
+    <w:p>
+      <w:pPr>
+        <w:pStyle w:val="Compact"/>
+        <w:numPr>
+          <w:ilvl w:val="0"/>
+          <w:numId w:val="1036"/>
+        </w:numPr>
+      </w:pPr>
+      <w:r>
+        <w:t xml:space="preserve">Feeding jejunostomy (usually stays in 8 wks)</w:t>
+      </w:r>
+    </w:p>
+    <w:bookmarkEnd w:id="89"/>
+    <w:bookmarkStart w:id="90" w:name="intensive-care-unit-icu"/>
     <w:p>
       <w:pPr>
         <w:pStyle w:val="Heading2"/>
       </w:pPr>
       <w:r>
-        <w:t xml:space="preserve">33 Epidural Catheter for Pain Control</w:t>
-      </w:r>
-    </w:p>
-    <w:p>
-      <w:pPr>
-        <w:pStyle w:val="Compact"/>
-        <w:numPr>
-          <w:ilvl w:val="0"/>
-          <w:numId w:val="1032"/>
-        </w:numPr>
-      </w:pPr>
-      <w:r>
-        <w:t xml:space="preserve">Remains in place for 2-5 days</w:t>
-      </w:r>
-    </w:p>
-    <w:p>
-      <w:pPr>
-        <w:pStyle w:val="Compact"/>
-        <w:numPr>
-          <w:ilvl w:val="0"/>
-          <w:numId w:val="1032"/>
-        </w:numPr>
-      </w:pPr>
-      <w:r>
-        <w:t xml:space="preserve">Dosage can be adjusted as needed</w:t>
-      </w:r>
-    </w:p>
-    <w:p>
-      <w:pPr>
-        <w:pStyle w:val="Compact"/>
-        <w:numPr>
-          <w:ilvl w:val="0"/>
-          <w:numId w:val="1032"/>
-        </w:numPr>
-      </w:pPr>
-      <w:r>
-        <w:t xml:space="preserve">Can make it more difficult to urinate</w:t>
-      </w:r>
-    </w:p>
-    <w:p>
-      <w:pPr>
-        <w:pStyle w:val="Compact"/>
-        <w:numPr>
-          <w:ilvl w:val="0"/>
-          <w:numId w:val="1032"/>
-        </w:numPr>
-      </w:pPr>
-      <w:r>
-        <w:t xml:space="preserve">May require foley catheter in bladder</w:t>
-      </w:r>
-    </w:p>
-    <w:p>
-      <w:pPr>
-        <w:pStyle w:val="Compact"/>
-        <w:numPr>
-          <w:ilvl w:val="0"/>
-          <w:numId w:val="1032"/>
-        </w:numPr>
-      </w:pPr>
-      <w:r>
-        <w:t xml:space="preserve">Foley catheter removed after epidural removed</w:t>
-      </w:r>
-    </w:p>
-    <w:bookmarkEnd w:id="86"/>
-    <w:bookmarkStart w:id="87" w:name="intensive-care-unit-icu-2-4-days"/>
+        <w:t xml:space="preserve">37 Intensive Care Unit (ICU)</w:t>
+      </w:r>
+    </w:p>
+    <w:p>
+      <w:pPr>
+        <w:pStyle w:val="Compact"/>
+        <w:numPr>
+          <w:ilvl w:val="0"/>
+          <w:numId w:val="1037"/>
+        </w:numPr>
+      </w:pPr>
+      <w:r>
+        <w:t xml:space="preserve">Bladder catheter removed → check that bladder empties properly</w:t>
+      </w:r>
+    </w:p>
+    <w:p>
+      <w:pPr>
+        <w:pStyle w:val="Compact"/>
+        <w:numPr>
+          <w:ilvl w:val="0"/>
+          <w:numId w:val="1037"/>
+        </w:numPr>
+      </w:pPr>
+      <w:r>
+        <w:t xml:space="preserve">Chest tube removed (day 2-4) → follow-up x-ray</w:t>
+      </w:r>
+    </w:p>
+    <w:p>
+      <w:pPr>
+        <w:pStyle w:val="Compact"/>
+        <w:numPr>
+          <w:ilvl w:val="0"/>
+          <w:numId w:val="1037"/>
+        </w:numPr>
+      </w:pPr>
+      <w:r>
+        <w:t xml:space="preserve">Fluid emptied from drains every few hours</w:t>
+      </w:r>
+    </w:p>
+    <w:p>
+      <w:pPr>
+        <w:pStyle w:val="Compact"/>
+        <w:numPr>
+          <w:ilvl w:val="0"/>
+          <w:numId w:val="1037"/>
+        </w:numPr>
+      </w:pPr>
+      <w:r>
+        <w:t xml:space="preserve">Start tube feedings by feeding</w:t>
+      </w:r>
+    </w:p>
+    <w:p>
+      <w:pPr>
+        <w:pStyle w:val="Compact"/>
+        <w:numPr>
+          <w:ilvl w:val="0"/>
+          <w:numId w:val="1037"/>
+        </w:numPr>
+      </w:pPr>
+      <w:r>
+        <w:t xml:space="preserve">Feeding jejunostomy (stays in 8 weeks)</w:t>
+      </w:r>
+    </w:p>
+    <w:bookmarkEnd w:id="90"/>
+    <w:bookmarkStart w:id="91" w:name="ward---6tower"/>
     <w:p>
       <w:pPr>
         <w:pStyle w:val="Heading2"/>
       </w:pPr>
       <w:r>
-        <w:t xml:space="preserve">34 Intensive Care Unit (ICU) (2-4 days)</w:t>
-      </w:r>
-    </w:p>
-    <w:p>
-      <w:pPr>
-        <w:pStyle w:val="Compact"/>
-        <w:numPr>
-          <w:ilvl w:val="0"/>
-          <w:numId w:val="1033"/>
-        </w:numPr>
-      </w:pPr>
-      <w:r>
-        <w:t xml:space="preserve">Surgical ICU on 11th floor</w:t>
-      </w:r>
-    </w:p>
-    <w:p>
-      <w:pPr>
-        <w:pStyle w:val="Compact"/>
-        <w:numPr>
-          <w:ilvl w:val="0"/>
-          <w:numId w:val="1033"/>
-        </w:numPr>
-      </w:pPr>
-      <w:r>
-        <w:t xml:space="preserve">NG tube in nose to drain stomach and esophagus</w:t>
-      </w:r>
-    </w:p>
-    <w:p>
-      <w:pPr>
-        <w:pStyle w:val="Compact"/>
-        <w:numPr>
-          <w:ilvl w:val="0"/>
-          <w:numId w:val="1033"/>
-        </w:numPr>
-      </w:pPr>
-      <w:r>
-        <w:t xml:space="preserve">Catheter in bladder</w:t>
-      </w:r>
-    </w:p>
-    <w:p>
-      <w:pPr>
-        <w:pStyle w:val="Compact"/>
-        <w:numPr>
-          <w:ilvl w:val="0"/>
-          <w:numId w:val="1033"/>
-        </w:numPr>
-      </w:pPr>
-      <w:r>
-        <w:t xml:space="preserve">Chest tube right chest</w:t>
-      </w:r>
-    </w:p>
-    <w:p>
-      <w:pPr>
-        <w:pStyle w:val="Compact"/>
-        <w:numPr>
-          <w:ilvl w:val="0"/>
-          <w:numId w:val="1033"/>
-        </w:numPr>
-      </w:pPr>
-      <w:r>
-        <w:t xml:space="preserve">Abdominal drains (usually 2)</w:t>
-      </w:r>
-    </w:p>
-    <w:p>
-      <w:pPr>
-        <w:pStyle w:val="Compact"/>
-        <w:numPr>
-          <w:ilvl w:val="0"/>
-          <w:numId w:val="1033"/>
-        </w:numPr>
-      </w:pPr>
-      <w:r>
-        <w:t xml:space="preserve">Feeding jejunostomy (usually stays in 8 wks)</w:t>
-      </w:r>
-    </w:p>
-    <w:bookmarkEnd w:id="87"/>
-    <w:bookmarkStart w:id="88" w:name="intensive-care-unit-icu"/>
+        <w:t xml:space="preserve">38 Ward - 6Tower</w:t>
+      </w:r>
+    </w:p>
+    <w:p>
+      <w:pPr>
+        <w:pStyle w:val="Compact"/>
+        <w:numPr>
+          <w:ilvl w:val="0"/>
+          <w:numId w:val="1038"/>
+        </w:numPr>
+      </w:pPr>
+      <w:r>
+        <w:t xml:space="preserve">Jejunostomy feeds started</w:t>
+      </w:r>
+    </w:p>
+    <w:p>
+      <w:pPr>
+        <w:pStyle w:val="Compact"/>
+        <w:numPr>
+          <w:ilvl w:val="0"/>
+          <w:numId w:val="1038"/>
+        </w:numPr>
+      </w:pPr>
+      <w:r>
+        <w:t xml:space="preserve">Up in a chair most of the day</w:t>
+      </w:r>
+    </w:p>
+    <w:p>
+      <w:pPr>
+        <w:pStyle w:val="Compact"/>
+        <w:numPr>
+          <w:ilvl w:val="0"/>
+          <w:numId w:val="1038"/>
+        </w:numPr>
+      </w:pPr>
+      <w:r>
+        <w:t xml:space="preserve">Walking in the halls</w:t>
+      </w:r>
+    </w:p>
+    <w:p>
+      <w:pPr>
+        <w:pStyle w:val="Compact"/>
+        <w:numPr>
+          <w:ilvl w:val="1"/>
+          <w:numId w:val="1039"/>
+        </w:numPr>
+      </w:pPr>
+      <w:r>
+        <w:t xml:space="preserve">Start with assistance</w:t>
+      </w:r>
+    </w:p>
+    <w:p>
+      <w:pPr>
+        <w:pStyle w:val="Compact"/>
+        <w:numPr>
+          <w:ilvl w:val="1"/>
+          <w:numId w:val="1039"/>
+        </w:numPr>
+      </w:pPr>
+      <w:r>
+        <w:t xml:space="preserve">Improves lung function</w:t>
+      </w:r>
+    </w:p>
+    <w:p>
+      <w:pPr>
+        <w:pStyle w:val="Compact"/>
+        <w:numPr>
+          <w:ilvl w:val="1"/>
+          <w:numId w:val="1039"/>
+        </w:numPr>
+      </w:pPr>
+      <w:r>
+        <w:t xml:space="preserve">Prevents loss of muscle strength</w:t>
+      </w:r>
+    </w:p>
+    <w:bookmarkEnd w:id="91"/>
+    <w:bookmarkStart w:id="92" w:name="jejunostomy-feeds"/>
     <w:p>
       <w:pPr>
         <w:pStyle w:val="Heading2"/>
       </w:pPr>
       <w:r>
-        <w:t xml:space="preserve">35 Intensive Care Unit (ICU)</w:t>
-      </w:r>
-    </w:p>
-    <w:p>
-      <w:pPr>
-        <w:pStyle w:val="Compact"/>
-        <w:numPr>
-          <w:ilvl w:val="0"/>
-          <w:numId w:val="1034"/>
-        </w:numPr>
-      </w:pPr>
-      <w:r>
-        <w:t xml:space="preserve">Bladder catheter removed → check that bladder empties properly</w:t>
-      </w:r>
-    </w:p>
-    <w:p>
-      <w:pPr>
-        <w:pStyle w:val="Compact"/>
-        <w:numPr>
-          <w:ilvl w:val="0"/>
-          <w:numId w:val="1034"/>
-        </w:numPr>
-      </w:pPr>
-      <w:r>
-        <w:t xml:space="preserve">Chest tube removed (day 2-4) → follow-up x-ray</w:t>
-      </w:r>
-    </w:p>
-    <w:p>
-      <w:pPr>
-        <w:pStyle w:val="Compact"/>
-        <w:numPr>
-          <w:ilvl w:val="0"/>
-          <w:numId w:val="1034"/>
-        </w:numPr>
-      </w:pPr>
-      <w:r>
-        <w:t xml:space="preserve">Fluid emptied from drains every few hours</w:t>
-      </w:r>
-    </w:p>
-    <w:p>
-      <w:pPr>
-        <w:pStyle w:val="Compact"/>
-        <w:numPr>
-          <w:ilvl w:val="0"/>
-          <w:numId w:val="1034"/>
-        </w:numPr>
-      </w:pPr>
-      <w:r>
-        <w:t xml:space="preserve">Start tube feedings by feeding</w:t>
-      </w:r>
-    </w:p>
-    <w:p>
-      <w:pPr>
-        <w:pStyle w:val="Compact"/>
-        <w:numPr>
-          <w:ilvl w:val="0"/>
-          <w:numId w:val="1034"/>
-        </w:numPr>
-      </w:pPr>
-      <w:r>
-        <w:t xml:space="preserve">Feeding jejunostomy (stays in 8 weeks)</w:t>
-      </w:r>
-    </w:p>
-    <w:bookmarkEnd w:id="88"/>
-    <w:bookmarkStart w:id="89" w:name="ward---6tower"/>
+        <w:t xml:space="preserve">39 Jejunostomy Feeds</w:t>
+      </w:r>
+    </w:p>
+    <w:p>
+      <w:pPr>
+        <w:pStyle w:val="FirstParagraph"/>
+      </w:pPr>
+      <w:r>
+        <w:t xml:space="preserve">Jejunostomy tube feeds</w:t>
+      </w:r>
+    </w:p>
+    <w:p>
+      <w:pPr>
+        <w:pStyle w:val="Compact"/>
+        <w:numPr>
+          <w:ilvl w:val="0"/>
+          <w:numId w:val="1040"/>
+        </w:numPr>
+      </w:pPr>
+      <w:r>
+        <w:t xml:space="preserve">Start continuous (24 hours)</w:t>
+      </w:r>
+    </w:p>
+    <w:p>
+      <w:pPr>
+        <w:pStyle w:val="Compact"/>
+        <w:numPr>
+          <w:ilvl w:val="0"/>
+          <w:numId w:val="1040"/>
+        </w:numPr>
+      </w:pPr>
+      <w:r>
+        <w:t xml:space="preserve">Convert to night-time only (16 hours)</w:t>
+      </w:r>
+    </w:p>
+    <w:p>
+      <w:pPr>
+        <w:pStyle w:val="FirstParagraph"/>
+      </w:pPr>
+      <w:r>
+        <w:t xml:space="preserve">Water administered through feeding tube</w:t>
+      </w:r>
+    </w:p>
+    <w:p>
+      <w:pPr>
+        <w:pStyle w:val="Compact"/>
+        <w:numPr>
+          <w:ilvl w:val="0"/>
+          <w:numId w:val="1041"/>
+        </w:numPr>
+      </w:pPr>
+      <w:r>
+        <w:t xml:space="preserve">Usually 8oz 4 times/day</w:t>
+      </w:r>
+    </w:p>
+    <w:p>
+      <w:pPr>
+        <w:pStyle w:val="Compact"/>
+        <w:numPr>
+          <w:ilvl w:val="0"/>
+          <w:numId w:val="1041"/>
+        </w:numPr>
+      </w:pPr>
+      <w:r>
+        <w:t xml:space="preserve">Important to prevent dehydration</w:t>
+      </w:r>
+    </w:p>
+    <w:bookmarkEnd w:id="92"/>
+    <w:bookmarkStart w:id="93" w:name="jejunostomy-tube"/>
     <w:p>
       <w:pPr>
         <w:pStyle w:val="Heading2"/>
       </w:pPr>
       <w:r>
-        <w:t xml:space="preserve">36 Ward - 6Tower</w:t>
-      </w:r>
-    </w:p>
-    <w:p>
-      <w:pPr>
-        <w:pStyle w:val="Compact"/>
-        <w:numPr>
-          <w:ilvl w:val="0"/>
-          <w:numId w:val="1035"/>
-        </w:numPr>
-      </w:pPr>
-      <w:r>
-        <w:t xml:space="preserve">Jejunostomy feeds started</w:t>
-      </w:r>
-    </w:p>
-    <w:p>
-      <w:pPr>
-        <w:pStyle w:val="Compact"/>
-        <w:numPr>
-          <w:ilvl w:val="0"/>
-          <w:numId w:val="1035"/>
-        </w:numPr>
-      </w:pPr>
-      <w:r>
-        <w:t xml:space="preserve">Up in a chair most of the day</w:t>
-      </w:r>
-    </w:p>
-    <w:p>
-      <w:pPr>
-        <w:pStyle w:val="Compact"/>
-        <w:numPr>
-          <w:ilvl w:val="0"/>
-          <w:numId w:val="1035"/>
-        </w:numPr>
-      </w:pPr>
-      <w:r>
-        <w:t xml:space="preserve">Walking in the halls</w:t>
+        <w:t xml:space="preserve">40 Jejunostomy Tube</w:t>
+      </w:r>
+    </w:p>
+    <w:bookmarkEnd w:id="93"/>
+    <w:bookmarkStart w:id="94" w:name="jejunostomy-typical-regimen"/>
+    <w:p>
+      <w:pPr>
+        <w:pStyle w:val="Heading2"/>
+      </w:pPr>
+      <w:r>
+        <w:t xml:space="preserve">41 Jejunostomy Typical Regimen</w:t>
+      </w:r>
+    </w:p>
+    <w:p>
+      <w:pPr>
+        <w:pStyle w:val="Compact"/>
+        <w:numPr>
+          <w:ilvl w:val="0"/>
+          <w:numId w:val="1042"/>
+        </w:numPr>
+      </w:pPr>
+      <w:r>
+        <w:t xml:space="preserve">Jejunostomy tube feeds for 16 hours (6pm-10am)</w:t>
       </w:r>
     </w:p>
     <w:p>
@@ -2996,11 +3337,11 @@
         <w:pStyle w:val="Compact"/>
         <w:numPr>
           <w:ilvl w:val="1"/>
-          <w:numId w:val="1036"/>
-        </w:numPr>
-      </w:pPr>
-      <w:r>
-        <w:t xml:space="preserve">Start with assistance</w:t>
+          <w:numId w:val="1043"/>
+        </w:numPr>
+      </w:pPr>
+      <w:r>
+        <w:t xml:space="preserve">Men: 75mL/hour x 16 hours = 5 cartons</w:t>
       </w:r>
     </w:p>
     <w:p>
@@ -3008,11 +3349,173 @@
         <w:pStyle w:val="Compact"/>
         <w:numPr>
           <w:ilvl w:val="1"/>
-          <w:numId w:val="1036"/>
-        </w:numPr>
-      </w:pPr>
-      <w:r>
-        <w:t xml:space="preserve">Improves lung function</w:t>
+          <w:numId w:val="1043"/>
+        </w:numPr>
+      </w:pPr>
+      <w:r>
+        <w:t xml:space="preserve">Women: 60mL/hour x 16 hours = 4 cartons</w:t>
+      </w:r>
+    </w:p>
+    <w:p>
+      <w:pPr>
+        <w:pStyle w:val="Compact"/>
+        <w:numPr>
+          <w:ilvl w:val="0"/>
+          <w:numId w:val="1042"/>
+        </w:numPr>
+      </w:pPr>
+      <w:r>
+        <w:t xml:space="preserve">Water 240ml (8oz) via syringe 4x/day</w:t>
+      </w:r>
+    </w:p>
+    <w:p>
+      <w:pPr>
+        <w:pStyle w:val="FirstParagraph"/>
+      </w:pPr>
+      <w:r>
+        <w:t xml:space="preserve">Hospital nurses will teach use of the feeding tube</w:t>
+      </w:r>
+    </w:p>
+    <w:bookmarkEnd w:id="94"/>
+    <w:bookmarkStart w:id="95" w:name="jejunostomy-feeds-with-diabetes"/>
+    <w:p>
+      <w:pPr>
+        <w:pStyle w:val="Heading2"/>
+      </w:pPr>
+      <w:r>
+        <w:t xml:space="preserve">42 Jejunostomy Feeds with Diabetes</w:t>
+      </w:r>
+    </w:p>
+    <w:p>
+      <w:pPr>
+        <w:pStyle w:val="FirstParagraph"/>
+      </w:pPr>
+      <w:r>
+        <w:t xml:space="preserve">Jejunostomy feedings elevate blood sugars</w:t>
+      </w:r>
+    </w:p>
+    <w:p>
+      <w:pPr>
+        <w:pStyle w:val="Compact"/>
+        <w:numPr>
+          <w:ilvl w:val="0"/>
+          <w:numId w:val="1044"/>
+        </w:numPr>
+      </w:pPr>
+      <w:r>
+        <w:t xml:space="preserve">Insulin may be required along with feeds</w:t>
+      </w:r>
+    </w:p>
+    <w:p>
+      <w:pPr>
+        <w:pStyle w:val="FirstParagraph"/>
+      </w:pPr>
+      <w:r>
+        <w:t xml:space="preserve">Typical Pattern for tube feeds</w:t>
+      </w:r>
+    </w:p>
+    <w:p>
+      <w:pPr>
+        <w:pStyle w:val="Compact"/>
+        <w:numPr>
+          <w:ilvl w:val="0"/>
+          <w:numId w:val="1045"/>
+        </w:numPr>
+      </w:pPr>
+      <w:r>
+        <w:t xml:space="preserve">Feeds run via pump from 6pm to 10am</w:t>
+      </w:r>
+    </w:p>
+    <w:p>
+      <w:pPr>
+        <w:pStyle w:val="Compact"/>
+        <w:numPr>
+          <w:ilvl w:val="0"/>
+          <w:numId w:val="1045"/>
+        </w:numPr>
+      </w:pPr>
+      <w:r>
+        <w:t xml:space="preserve">Insulin at 6pm (70/30 insulin)</w:t>
+      </w:r>
+    </w:p>
+    <w:p>
+      <w:pPr>
+        <w:pStyle w:val="Compact"/>
+        <w:numPr>
+          <w:ilvl w:val="0"/>
+          <w:numId w:val="1045"/>
+        </w:numPr>
+      </w:pPr>
+      <w:r>
+        <w:t xml:space="preserve">Insulin at Midnight (70/30 insulin)</w:t>
+      </w:r>
+    </w:p>
+    <w:p>
+      <w:pPr>
+        <w:pStyle w:val="Compact"/>
+        <w:numPr>
+          <w:ilvl w:val="0"/>
+          <w:numId w:val="1045"/>
+        </w:numPr>
+      </w:pPr>
+      <w:r>
+        <w:t xml:space="preserve">No insulin if tube feedings are not run</w:t>
+      </w:r>
+    </w:p>
+    <w:bookmarkEnd w:id="95"/>
+    <w:bookmarkStart w:id="96" w:name="jejunostomy-video"/>
+    <w:p>
+      <w:pPr>
+        <w:pStyle w:val="Heading2"/>
+      </w:pPr>
+      <w:r>
+        <w:t xml:space="preserve">43 Jejunostomy Video</w:t>
+      </w:r>
+    </w:p>
+    <w:bookmarkEnd w:id="96"/>
+    <w:bookmarkStart w:id="97" w:name="activity-after-surgery"/>
+    <w:p>
+      <w:pPr>
+        <w:pStyle w:val="Heading2"/>
+      </w:pPr>
+      <w:r>
+        <w:t xml:space="preserve">44 Activity after Surgery</w:t>
+      </w:r>
+    </w:p>
+    <w:p>
+      <w:pPr>
+        <w:pStyle w:val="Compact"/>
+        <w:numPr>
+          <w:ilvl w:val="0"/>
+          <w:numId w:val="1046"/>
+        </w:numPr>
+      </w:pPr>
+      <w:r>
+        <w:t xml:space="preserve">Up in chair most of the day</w:t>
+      </w:r>
+    </w:p>
+    <w:p>
+      <w:pPr>
+        <w:pStyle w:val="Compact"/>
+        <w:numPr>
+          <w:ilvl w:val="0"/>
+          <w:numId w:val="1046"/>
+        </w:numPr>
+      </w:pPr>
+      <w:r>
+        <w:t xml:space="preserve">Walking with help from nurse/Physical Therapist</w:t>
+      </w:r>
+    </w:p>
+    <w:p>
+      <w:pPr>
+        <w:pStyle w:val="Compact"/>
+        <w:numPr>
+          <w:ilvl w:val="0"/>
+          <w:numId w:val="1046"/>
+        </w:numPr>
+      </w:pPr>
+      <w:r>
+        <w:t xml:space="preserve">Goals:</w:t>
       </w:r>
     </w:p>
     <w:p>
@@ -3020,337 +3523,33 @@
         <w:pStyle w:val="Compact"/>
         <w:numPr>
           <w:ilvl w:val="1"/>
-          <w:numId w:val="1036"/>
-        </w:numPr>
-      </w:pPr>
-      <w:r>
-        <w:t xml:space="preserve">Prevents loss of muscle strength</w:t>
-      </w:r>
-    </w:p>
-    <w:bookmarkEnd w:id="89"/>
-    <w:bookmarkStart w:id="90" w:name="jejunostomy-feeds"/>
+          <w:numId w:val="1047"/>
+        </w:numPr>
+      </w:pPr>
+      <w:r>
+        <w:t xml:space="preserve">Improve lung function</w:t>
+      </w:r>
+    </w:p>
+    <w:p>
+      <w:pPr>
+        <w:pStyle w:val="Compact"/>
+        <w:numPr>
+          <w:ilvl w:val="1"/>
+          <w:numId w:val="1047"/>
+        </w:numPr>
+      </w:pPr>
+      <w:r>
+        <w:t xml:space="preserve">Prevent muscle loss</w:t>
+      </w:r>
+    </w:p>
+    <w:bookmarkEnd w:id="97"/>
+    <w:bookmarkStart w:id="98" w:name="nasogastric-ng-tube"/>
     <w:p>
       <w:pPr>
         <w:pStyle w:val="Heading2"/>
       </w:pPr>
       <w:r>
-        <w:t xml:space="preserve">37 Jejunostomy Feeds</w:t>
-      </w:r>
-    </w:p>
-    <w:p>
-      <w:pPr>
-        <w:pStyle w:val="FirstParagraph"/>
-      </w:pPr>
-      <w:r>
-        <w:t xml:space="preserve">Jejunostomy tube feeds</w:t>
-      </w:r>
-    </w:p>
-    <w:p>
-      <w:pPr>
-        <w:pStyle w:val="Compact"/>
-        <w:numPr>
-          <w:ilvl w:val="0"/>
-          <w:numId w:val="1037"/>
-        </w:numPr>
-      </w:pPr>
-      <w:r>
-        <w:t xml:space="preserve">Start continuous (24 hours)</w:t>
-      </w:r>
-    </w:p>
-    <w:p>
-      <w:pPr>
-        <w:pStyle w:val="Compact"/>
-        <w:numPr>
-          <w:ilvl w:val="0"/>
-          <w:numId w:val="1037"/>
-        </w:numPr>
-      </w:pPr>
-      <w:r>
-        <w:t xml:space="preserve">Convert to night-time only (16 hours)</w:t>
-      </w:r>
-    </w:p>
-    <w:p>
-      <w:pPr>
-        <w:pStyle w:val="FirstParagraph"/>
-      </w:pPr>
-      <w:r>
-        <w:t xml:space="preserve">Water administered through feeding tube</w:t>
-      </w:r>
-    </w:p>
-    <w:p>
-      <w:pPr>
-        <w:pStyle w:val="Compact"/>
-        <w:numPr>
-          <w:ilvl w:val="0"/>
-          <w:numId w:val="1038"/>
-        </w:numPr>
-      </w:pPr>
-      <w:r>
-        <w:t xml:space="preserve">Usually 8oz 4 times/day</w:t>
-      </w:r>
-    </w:p>
-    <w:p>
-      <w:pPr>
-        <w:pStyle w:val="Compact"/>
-        <w:numPr>
-          <w:ilvl w:val="0"/>
-          <w:numId w:val="1038"/>
-        </w:numPr>
-      </w:pPr>
-      <w:r>
-        <w:t xml:space="preserve">Important to prevent dehydration</w:t>
-      </w:r>
-    </w:p>
-    <w:bookmarkEnd w:id="90"/>
-    <w:bookmarkStart w:id="91" w:name="jejunostomy-tube"/>
-    <w:p>
-      <w:pPr>
-        <w:pStyle w:val="Heading2"/>
-      </w:pPr>
-      <w:r>
-        <w:t xml:space="preserve">38 Jejunostomy Tube</w:t>
-      </w:r>
-    </w:p>
-    <w:bookmarkEnd w:id="91"/>
-    <w:bookmarkStart w:id="92" w:name="jejunostomy-typical-regimen"/>
-    <w:p>
-      <w:pPr>
-        <w:pStyle w:val="Heading2"/>
-      </w:pPr>
-      <w:r>
-        <w:t xml:space="preserve">39 Jejunostomy Typical Regimen</w:t>
-      </w:r>
-    </w:p>
-    <w:p>
-      <w:pPr>
-        <w:pStyle w:val="Compact"/>
-        <w:numPr>
-          <w:ilvl w:val="0"/>
-          <w:numId w:val="1039"/>
-        </w:numPr>
-      </w:pPr>
-      <w:r>
-        <w:t xml:space="preserve">Jejunostomy tube feeds for 16 hours (6pm-10am)</w:t>
-      </w:r>
-    </w:p>
-    <w:p>
-      <w:pPr>
-        <w:pStyle w:val="Compact"/>
-        <w:numPr>
-          <w:ilvl w:val="1"/>
-          <w:numId w:val="1040"/>
-        </w:numPr>
-      </w:pPr>
-      <w:r>
-        <w:t xml:space="preserve">Men: 75mL/hour x 16 hours = 5 cartons</w:t>
-      </w:r>
-    </w:p>
-    <w:p>
-      <w:pPr>
-        <w:pStyle w:val="Compact"/>
-        <w:numPr>
-          <w:ilvl w:val="1"/>
-          <w:numId w:val="1040"/>
-        </w:numPr>
-      </w:pPr>
-      <w:r>
-        <w:t xml:space="preserve">Women: 60mL/hour x 16 hours = 4 cartons</w:t>
-      </w:r>
-    </w:p>
-    <w:p>
-      <w:pPr>
-        <w:pStyle w:val="Compact"/>
-        <w:numPr>
-          <w:ilvl w:val="0"/>
-          <w:numId w:val="1039"/>
-        </w:numPr>
-      </w:pPr>
-      <w:r>
-        <w:t xml:space="preserve">Water 240ml (8oz) via syringe 4x/day</w:t>
-      </w:r>
-    </w:p>
-    <w:p>
-      <w:pPr>
-        <w:pStyle w:val="FirstParagraph"/>
-      </w:pPr>
-      <w:r>
-        <w:t xml:space="preserve">Hospital nurses will teach use of the feeding tube</w:t>
-      </w:r>
-    </w:p>
-    <w:bookmarkEnd w:id="92"/>
-    <w:bookmarkStart w:id="93" w:name="jejunostomy-feeds-with-diabetes"/>
-    <w:p>
-      <w:pPr>
-        <w:pStyle w:val="Heading2"/>
-      </w:pPr>
-      <w:r>
-        <w:t xml:space="preserve">40 Jejunostomy Feeds with Diabetes</w:t>
-      </w:r>
-    </w:p>
-    <w:p>
-      <w:pPr>
-        <w:pStyle w:val="FirstParagraph"/>
-      </w:pPr>
-      <w:r>
-        <w:t xml:space="preserve">Jejunostomy feedings elevate blood sugars</w:t>
-      </w:r>
-    </w:p>
-    <w:p>
-      <w:pPr>
-        <w:pStyle w:val="Compact"/>
-        <w:numPr>
-          <w:ilvl w:val="0"/>
-          <w:numId w:val="1041"/>
-        </w:numPr>
-      </w:pPr>
-      <w:r>
-        <w:t xml:space="preserve">Insulin may be required along with feeds</w:t>
-      </w:r>
-    </w:p>
-    <w:p>
-      <w:pPr>
-        <w:pStyle w:val="FirstParagraph"/>
-      </w:pPr>
-      <w:r>
-        <w:t xml:space="preserve">Typical Pattern for tube feeds</w:t>
-      </w:r>
-    </w:p>
-    <w:p>
-      <w:pPr>
-        <w:pStyle w:val="Compact"/>
-        <w:numPr>
-          <w:ilvl w:val="0"/>
-          <w:numId w:val="1042"/>
-        </w:numPr>
-      </w:pPr>
-      <w:r>
-        <w:t xml:space="preserve">Feeds run via pump from 6pm to 10am</w:t>
-      </w:r>
-    </w:p>
-    <w:p>
-      <w:pPr>
-        <w:pStyle w:val="Compact"/>
-        <w:numPr>
-          <w:ilvl w:val="0"/>
-          <w:numId w:val="1042"/>
-        </w:numPr>
-      </w:pPr>
-      <w:r>
-        <w:t xml:space="preserve">Insulin at 6pm (70/30 insulin)</w:t>
-      </w:r>
-    </w:p>
-    <w:p>
-      <w:pPr>
-        <w:pStyle w:val="Compact"/>
-        <w:numPr>
-          <w:ilvl w:val="0"/>
-          <w:numId w:val="1042"/>
-        </w:numPr>
-      </w:pPr>
-      <w:r>
-        <w:t xml:space="preserve">Insulin at Midnight (70/30 insulin)</w:t>
-      </w:r>
-    </w:p>
-    <w:p>
-      <w:pPr>
-        <w:pStyle w:val="Compact"/>
-        <w:numPr>
-          <w:ilvl w:val="0"/>
-          <w:numId w:val="1042"/>
-        </w:numPr>
-      </w:pPr>
-      <w:r>
-        <w:t xml:space="preserve">No insulin if tube feedings are not run</w:t>
-      </w:r>
-    </w:p>
-    <w:bookmarkEnd w:id="93"/>
-    <w:bookmarkStart w:id="94" w:name="jejunostomy-video"/>
-    <w:p>
-      <w:pPr>
-        <w:pStyle w:val="Heading2"/>
-      </w:pPr>
-      <w:r>
-        <w:t xml:space="preserve">41 Jejunostomy Video</w:t>
-      </w:r>
-    </w:p>
-    <w:bookmarkEnd w:id="94"/>
-    <w:bookmarkStart w:id="95" w:name="activity-after-surgery"/>
-    <w:p>
-      <w:pPr>
-        <w:pStyle w:val="Heading2"/>
-      </w:pPr>
-      <w:r>
-        <w:t xml:space="preserve">42 Activity after Surgery</w:t>
-      </w:r>
-    </w:p>
-    <w:p>
-      <w:pPr>
-        <w:pStyle w:val="Compact"/>
-        <w:numPr>
-          <w:ilvl w:val="0"/>
-          <w:numId w:val="1043"/>
-        </w:numPr>
-      </w:pPr>
-      <w:r>
-        <w:t xml:space="preserve">Up in chair most of the day</w:t>
-      </w:r>
-    </w:p>
-    <w:p>
-      <w:pPr>
-        <w:pStyle w:val="Compact"/>
-        <w:numPr>
-          <w:ilvl w:val="0"/>
-          <w:numId w:val="1043"/>
-        </w:numPr>
-      </w:pPr>
-      <w:r>
-        <w:t xml:space="preserve">Walking with help from nurse/Physical Therapist</w:t>
-      </w:r>
-    </w:p>
-    <w:p>
-      <w:pPr>
-        <w:pStyle w:val="Compact"/>
-        <w:numPr>
-          <w:ilvl w:val="0"/>
-          <w:numId w:val="1043"/>
-        </w:numPr>
-      </w:pPr>
-      <w:r>
-        <w:t xml:space="preserve">Goals:</w:t>
-      </w:r>
-    </w:p>
-    <w:p>
-      <w:pPr>
-        <w:pStyle w:val="Compact"/>
-        <w:numPr>
-          <w:ilvl w:val="1"/>
-          <w:numId w:val="1044"/>
-        </w:numPr>
-      </w:pPr>
-      <w:r>
-        <w:t xml:space="preserve">Improve lung function</w:t>
-      </w:r>
-    </w:p>
-    <w:p>
-      <w:pPr>
-        <w:pStyle w:val="Compact"/>
-        <w:numPr>
-          <w:ilvl w:val="1"/>
-          <w:numId w:val="1044"/>
-        </w:numPr>
-      </w:pPr>
-      <w:r>
-        <w:t xml:space="preserve">Prevent muscle loss</w:t>
-      </w:r>
-    </w:p>
-    <w:bookmarkEnd w:id="95"/>
-    <w:bookmarkStart w:id="96" w:name="nasogastric-ng-tube"/>
-    <w:p>
-      <w:pPr>
-        <w:pStyle w:val="Heading2"/>
-      </w:pPr>
-      <w:r>
-        <w:t xml:space="preserve">43 Nasogastric (NG) Tube</w:t>
+        <w:t xml:space="preserve">45 Nasogastric (NG) Tube</w:t>
       </w:r>
     </w:p>
     <w:p>
@@ -3366,7 +3565,7 @@
         <w:pStyle w:val="Compact"/>
         <w:numPr>
           <w:ilvl w:val="0"/>
-          <w:numId w:val="1045"/>
+          <w:numId w:val="1048"/>
         </w:numPr>
       </w:pPr>
       <w:r>
@@ -3378,7 +3577,7 @@
         <w:pStyle w:val="Compact"/>
         <w:numPr>
           <w:ilvl w:val="0"/>
-          <w:numId w:val="1045"/>
+          <w:numId w:val="1048"/>
         </w:numPr>
       </w:pPr>
       <w:r>
@@ -3398,7 +3597,7 @@
         <w:pStyle w:val="Compact"/>
         <w:numPr>
           <w:ilvl w:val="0"/>
-          <w:numId w:val="1046"/>
+          <w:numId w:val="1049"/>
         </w:numPr>
       </w:pPr>
       <w:r>
@@ -3427,21 +3626,21 @@
         <w:pStyle w:val="Compact"/>
         <w:numPr>
           <w:ilvl w:val="0"/>
-          <w:numId w:val="1046"/>
+          <w:numId w:val="1049"/>
         </w:numPr>
       </w:pPr>
       <w:r>
         <w:t xml:space="preserve">Otherwise, X-ray repeated 2-3 days later</w:t>
       </w:r>
     </w:p>
-    <w:bookmarkEnd w:id="96"/>
-    <w:bookmarkStart w:id="97" w:name="swallowing-evaluation"/>
+    <w:bookmarkEnd w:id="98"/>
+    <w:bookmarkStart w:id="99" w:name="swallowing-evaluation"/>
     <w:p>
       <w:pPr>
         <w:pStyle w:val="Heading2"/>
       </w:pPr>
       <w:r>
-        <w:t xml:space="preserve">44 Swallowing Evaluation</w:t>
+        <w:t xml:space="preserve">46 Swallowing Evaluation</w:t>
       </w:r>
     </w:p>
     <w:p>
@@ -3465,7 +3664,7 @@
         <w:pStyle w:val="Compact"/>
         <w:numPr>
           <w:ilvl w:val="0"/>
-          <w:numId w:val="1047"/>
+          <w:numId w:val="1050"/>
         </w:numPr>
       </w:pPr>
       <w:r>
@@ -3477,7 +3676,7 @@
         <w:pStyle w:val="Compact"/>
         <w:numPr>
           <w:ilvl w:val="0"/>
-          <w:numId w:val="1047"/>
+          <w:numId w:val="1050"/>
         </w:numPr>
       </w:pPr>
       <w:r>
@@ -3489,11 +3688,11 @@
         <w:pStyle w:val="Compact"/>
         <w:numPr>
           <w:ilvl w:val="0"/>
-          <w:numId w:val="1047"/>
-        </w:numPr>
-      </w:pPr>
-      <w:r>
-        <w:t xml:space="preserve">70% of patients</w:t>
+          <w:numId w:val="1050"/>
+        </w:numPr>
+      </w:pPr>
+      <w:r>
+        <w:t xml:space="preserve">80% of patients</w:t>
       </w:r>
       <w:r>
         <w:t xml:space="preserve"> </w:t>
@@ -3513,14 +3712,108 @@
         <w:t xml:space="preserve">liquids started by mouth</w:t>
       </w:r>
     </w:p>
-    <w:bookmarkEnd w:id="97"/>
-    <w:bookmarkStart w:id="98" w:name="oral-intake-at-home"/>
+    <w:bookmarkEnd w:id="99"/>
+    <w:bookmarkStart w:id="100" w:name="jejunostomy-tube-1"/>
     <w:p>
       <w:pPr>
         <w:pStyle w:val="Heading2"/>
       </w:pPr>
       <w:r>
-        <w:t xml:space="preserve">45 Oral Intake at Home</w:t>
+        <w:t xml:space="preserve">47 Jejunostomy tube</w:t>
+      </w:r>
+    </w:p>
+    <w:p>
+      <w:pPr>
+        <w:pStyle w:val="FirstParagraph"/>
+      </w:pPr>
+      <w:r>
+        <w:t xml:space="preserve">Jejunostomy tube bypasses the stomach and injects tube feeding formula directly in to the small intestine (jejunum)</w:t>
+      </w:r>
+    </w:p>
+    <w:p>
+      <w:pPr>
+        <w:pStyle w:val="BodyText"/>
+      </w:pPr>
+      <w:r>
+        <w:t xml:space="preserve">Pump administers the feedings slowly over hours</w:t>
+      </w:r>
+    </w:p>
+    <w:bookmarkEnd w:id="100"/>
+    <w:bookmarkStart w:id="101" w:name="jejunostomy-feeding"/>
+    <w:p>
+      <w:pPr>
+        <w:pStyle w:val="Heading2"/>
+      </w:pPr>
+      <w:r>
+        <w:t xml:space="preserve">48 Jejunostomy feeding</w:t>
+      </w:r>
+    </w:p>
+    <w:p>
+      <w:pPr>
+        <w:pStyle w:val="Compact"/>
+        <w:numPr>
+          <w:ilvl w:val="0"/>
+          <w:numId w:val="1051"/>
+        </w:numPr>
+      </w:pPr>
+      <w:r>
+        <w:t xml:space="preserve">Start with continuous feeds (24 hours/day)</w:t>
+      </w:r>
+    </w:p>
+    <w:p>
+      <w:pPr>
+        <w:pStyle w:val="Compact"/>
+        <w:numPr>
+          <w:ilvl w:val="0"/>
+          <w:numId w:val="1051"/>
+        </w:numPr>
+      </w:pPr>
+      <w:r>
+        <w:t xml:space="preserve">Convert to nocturnal (night-time): 6pm to 10pm</w:t>
+      </w:r>
+    </w:p>
+    <w:p>
+      <w:pPr>
+        <w:pStyle w:val="FirstParagraph"/>
+      </w:pPr>
+      <w:r>
+        <w:t xml:space="preserve">The feeding bag holds only 4 cartons of feeds</w:t>
+      </w:r>
+      <w:r>
+        <w:t xml:space="preserve"> </w:t>
+      </w:r>
+      <w:r>
+        <w:t xml:space="preserve">- May need to “top off’ bag after a few hours</w:t>
+      </w:r>
+    </w:p>
+    <w:p>
+      <w:pPr>
+        <w:pStyle w:val="BodyText"/>
+      </w:pPr>
+      <w:r>
+        <w:t xml:space="preserve">Water through the tube</w:t>
+      </w:r>
+      <w:r>
+        <w:t xml:space="preserve"> </w:t>
+      </w:r>
+      <w:r>
+        <w:t xml:space="preserve">- Important to prevent dehydration</w:t>
+      </w:r>
+      <w:r>
+        <w:t xml:space="preserve"> </w:t>
+      </w:r>
+      <w:r>
+        <w:t xml:space="preserve">- 250mL (8 oz) 4 times per day</w:t>
+      </w:r>
+    </w:p>
+    <w:bookmarkEnd w:id="101"/>
+    <w:bookmarkStart w:id="102" w:name="oral-intake-at-home"/>
+    <w:p>
+      <w:pPr>
+        <w:pStyle w:val="Heading2"/>
+      </w:pPr>
+      <w:r>
+        <w:t xml:space="preserve">49 Oral Intake at Home</w:t>
       </w:r>
     </w:p>
     <w:p>
@@ -3547,7 +3840,7 @@
         <w:pStyle w:val="Compact"/>
         <w:numPr>
           <w:ilvl w:val="0"/>
-          <w:numId w:val="1048"/>
+          <w:numId w:val="1052"/>
         </w:numPr>
       </w:pPr>
       <w:r>
@@ -3559,37 +3852,79 @@
         <w:pStyle w:val="Compact"/>
         <w:numPr>
           <w:ilvl w:val="0"/>
-          <w:numId w:val="1048"/>
+          <w:numId w:val="1052"/>
         </w:numPr>
       </w:pPr>
       <w:r>
         <w:t xml:space="preserve">4 oz per hour if 2oz are tolerated well</w:t>
       </w:r>
     </w:p>
-    <w:bookmarkEnd w:id="98"/>
-    <w:bookmarkStart w:id="99" w:name="discharge"/>
+    <w:bookmarkEnd w:id="102"/>
+    <w:bookmarkStart w:id="103" w:name="drains-and-tubes"/>
     <w:p>
       <w:pPr>
         <w:pStyle w:val="Heading2"/>
       </w:pPr>
       <w:r>
-        <w:t xml:space="preserve">46 Discharge</w:t>
-      </w:r>
-    </w:p>
-    <w:p>
-      <w:pPr>
-        <w:pStyle w:val="FirstParagraph"/>
-      </w:pPr>
-      <w:r>
-        <w:t xml:space="preserve">Goal: ready to leave day #6/7 after surgery</w:t>
-      </w:r>
-    </w:p>
-    <w:p>
-      <w:pPr>
-        <w:pStyle w:val="Compact"/>
-        <w:numPr>
-          <w:ilvl w:val="0"/>
-          <w:numId w:val="1049"/>
+        <w:t xml:space="preserve">50 Drains and Tubes</w:t>
+      </w:r>
+    </w:p>
+    <w:p>
+      <w:pPr>
+        <w:pStyle w:val="FirstParagraph"/>
+      </w:pPr>
+      <w:r>
+        <w:t xml:space="preserve">Chest Tube (right side): Removed 4-6 days after surgery (depending upon output)</w:t>
+      </w:r>
+      <w:r>
+        <w:t xml:space="preserve"> </w:t>
+      </w:r>
+      <w:r>
+        <w:t xml:space="preserve">Abdomiaal drains: Removed 4-7 days after surgery</w:t>
+      </w:r>
+      <w:r>
+        <w:t xml:space="preserve"> </w:t>
+      </w:r>
+      <w:r>
+        <w:t xml:space="preserve">Discharge with 1 abdominal drain in 10% of cases</w:t>
+      </w:r>
+      <w:r>
+        <w:t xml:space="preserve"> </w:t>
+      </w:r>
+      <w:r>
+        <w:t xml:space="preserve">Epidural catheter: Removed 4-5 days after surgery</w:t>
+      </w:r>
+      <w:r>
+        <w:t xml:space="preserve"> </w:t>
+      </w:r>
+      <w:r>
+        <w:t xml:space="preserve">Bladder catheter: Removed after epicura catheter removed</w:t>
+      </w:r>
+    </w:p>
+    <w:bookmarkEnd w:id="103"/>
+    <w:bookmarkStart w:id="104" w:name="discharge"/>
+    <w:p>
+      <w:pPr>
+        <w:pStyle w:val="Heading2"/>
+      </w:pPr>
+      <w:r>
+        <w:t xml:space="preserve">51 Discharge</w:t>
+      </w:r>
+    </w:p>
+    <w:p>
+      <w:pPr>
+        <w:pStyle w:val="FirstParagraph"/>
+      </w:pPr>
+      <w:r>
+        <w:t xml:space="preserve">Goal: ready to leave day #7 after surgery</w:t>
+      </w:r>
+    </w:p>
+    <w:p>
+      <w:pPr>
+        <w:pStyle w:val="Compact"/>
+        <w:numPr>
+          <w:ilvl w:val="0"/>
+          <w:numId w:val="1053"/>
         </w:numPr>
       </w:pPr>
       <w:r>
@@ -3601,11 +3936,11 @@
         <w:pStyle w:val="Compact"/>
         <w:numPr>
           <w:ilvl w:val="0"/>
-          <w:numId w:val="1049"/>
-        </w:numPr>
-      </w:pPr>
-      <w:r>
-        <w:t xml:space="preserve">Nutrition by mouth (70% of patients)</w:t>
+          <w:numId w:val="1053"/>
+        </w:numPr>
+      </w:pPr>
+      <w:r>
+        <w:t xml:space="preserve">Nutrition by mouth (90% of patients)</w:t>
       </w:r>
     </w:p>
     <w:p>
@@ -3613,31 +3948,19 @@
         <w:pStyle w:val="Compact"/>
         <w:numPr>
           <w:ilvl w:val="1"/>
-          <w:numId w:val="1050"/>
-        </w:numPr>
-      </w:pPr>
-      <w:r>
-        <w:t xml:space="preserve">1 oz of water per hour by mouth OR</w:t>
-      </w:r>
-    </w:p>
-    <w:p>
-      <w:pPr>
-        <w:pStyle w:val="Compact"/>
-        <w:numPr>
-          <w:ilvl w:val="1"/>
-          <w:numId w:val="1050"/>
-        </w:numPr>
-      </w:pPr>
-      <w:r>
-        <w:t xml:space="preserve">Protein shakes 4oz every 2 hours</w:t>
-      </w:r>
-    </w:p>
-    <w:p>
-      <w:pPr>
-        <w:pStyle w:val="Compact"/>
-        <w:numPr>
-          <w:ilvl w:val="0"/>
-          <w:numId w:val="1049"/>
+          <w:numId w:val="1054"/>
+        </w:numPr>
+      </w:pPr>
+      <w:r>
+        <w:t xml:space="preserve">Protein shakes or water 4oz every 2 hours</w:t>
+      </w:r>
+    </w:p>
+    <w:p>
+      <w:pPr>
+        <w:pStyle w:val="Compact"/>
+        <w:numPr>
+          <w:ilvl w:val="0"/>
+          <w:numId w:val="1053"/>
         </w:numPr>
       </w:pPr>
       <w:r>
@@ -3649,7 +3972,7 @@
         <w:pStyle w:val="Compact"/>
         <w:numPr>
           <w:ilvl w:val="0"/>
-          <w:numId w:val="1049"/>
+          <w:numId w:val="1053"/>
         </w:numPr>
       </w:pPr>
       <w:r>
@@ -3661,21 +3984,21 @@
         <w:pStyle w:val="Compact"/>
         <w:numPr>
           <w:ilvl w:val="0"/>
-          <w:numId w:val="1049"/>
+          <w:numId w:val="1053"/>
         </w:numPr>
       </w:pPr>
       <w:r>
         <w:t xml:space="preserve">Home infusion (tube feeding supplies)</w:t>
       </w:r>
     </w:p>
-    <w:bookmarkEnd w:id="99"/>
-    <w:bookmarkStart w:id="100" w:name="nutrition-after-surgery"/>
+    <w:bookmarkEnd w:id="104"/>
+    <w:bookmarkStart w:id="105" w:name="nutrition-after-surgery"/>
     <w:p>
       <w:pPr>
         <w:pStyle w:val="Heading2"/>
       </w:pPr>
       <w:r>
-        <w:t xml:space="preserve">47 Nutrition after Surgery</w:t>
+        <w:t xml:space="preserve">52 Nutrition after Surgery</w:t>
       </w:r>
     </w:p>
     <w:p>
@@ -3691,7 +4014,7 @@
         <w:pStyle w:val="Compact"/>
         <w:numPr>
           <w:ilvl w:val="0"/>
-          <w:numId w:val="1051"/>
+          <w:numId w:val="1055"/>
         </w:numPr>
       </w:pPr>
       <w:r>
@@ -3703,7 +4026,7 @@
         <w:pStyle w:val="Compact"/>
         <w:numPr>
           <w:ilvl w:val="0"/>
-          <w:numId w:val="1051"/>
+          <w:numId w:val="1055"/>
         </w:numPr>
       </w:pPr>
       <w:r>
@@ -3723,7 +4046,7 @@
         <w:pStyle w:val="Compact"/>
         <w:numPr>
           <w:ilvl w:val="0"/>
-          <w:numId w:val="1052"/>
+          <w:numId w:val="1056"/>
         </w:numPr>
       </w:pPr>
       <w:r>
@@ -3746,14 +4069,14 @@
         <w:t xml:space="preserve">8-12 weeks: Remove feeding tube (in office)</w:t>
       </w:r>
     </w:p>
-    <w:bookmarkEnd w:id="100"/>
-    <w:bookmarkStart w:id="101" w:name="X15701f9deabaab366e08b73bd1ea6f1240694c5"/>
+    <w:bookmarkEnd w:id="105"/>
+    <w:bookmarkStart w:id="106" w:name="X15701f9deabaab366e08b73bd1ea6f1240694c5"/>
     <w:p>
       <w:pPr>
         <w:pStyle w:val="Heading2"/>
       </w:pPr>
       <w:r>
-        <w:t xml:space="preserve">48 Transition from Tube Feeds</w:t>
+        <w:t xml:space="preserve">53 Transition from Tube Feeds</w:t>
       </w:r>
       <w:r>
         <w:t xml:space="preserve"> </w:t>
@@ -3786,7 +4109,7 @@
         <w:pStyle w:val="Compact"/>
         <w:numPr>
           <w:ilvl w:val="0"/>
-          <w:numId w:val="1053"/>
+          <w:numId w:val="1057"/>
         </w:numPr>
       </w:pPr>
       <w:r>
@@ -3798,7 +4121,7 @@
         <w:pStyle w:val="Compact"/>
         <w:numPr>
           <w:ilvl w:val="0"/>
-          <w:numId w:val="1053"/>
+          <w:numId w:val="1057"/>
         </w:numPr>
       </w:pPr>
       <w:r>
@@ -3810,7 +4133,7 @@
         <w:pStyle w:val="Compact"/>
         <w:numPr>
           <w:ilvl w:val="1"/>
-          <w:numId w:val="1054"/>
+          <w:numId w:val="1058"/>
         </w:numPr>
       </w:pPr>
       <w:r>
@@ -3822,7 +4145,7 @@
         <w:pStyle w:val="Compact"/>
         <w:numPr>
           <w:ilvl w:val="0"/>
-          <w:numId w:val="1053"/>
+          <w:numId w:val="1057"/>
         </w:numPr>
       </w:pPr>
       <w:r>
@@ -3859,29 +4182,29 @@
         <w:pStyle w:val="Compact"/>
         <w:numPr>
           <w:ilvl w:val="0"/>
-          <w:numId w:val="1055"/>
+          <w:numId w:val="1059"/>
         </w:numPr>
       </w:pPr>
       <w:r>
         <w:t xml:space="preserve">Three meals + 2-3 high-protein snacks</w:t>
       </w:r>
     </w:p>
-    <w:bookmarkEnd w:id="101"/>
-    <w:bookmarkStart w:id="102" w:name="post-esophagectomy-diet"/>
+    <w:bookmarkEnd w:id="106"/>
+    <w:bookmarkStart w:id="107" w:name="post-esophagectomy-diet"/>
     <w:p>
       <w:pPr>
         <w:pStyle w:val="Heading2"/>
       </w:pPr>
       <w:r>
-        <w:t xml:space="preserve">49 Post-esophagectomy Diet</w:t>
-      </w:r>
-    </w:p>
-    <w:p>
-      <w:pPr>
-        <w:pStyle w:val="Compact"/>
-        <w:numPr>
-          <w:ilvl w:val="0"/>
-          <w:numId w:val="1056"/>
+        <w:t xml:space="preserve">54 Post-esophagectomy Diet</w:t>
+      </w:r>
+    </w:p>
+    <w:p>
+      <w:pPr>
+        <w:pStyle w:val="Compact"/>
+        <w:numPr>
+          <w:ilvl w:val="0"/>
+          <w:numId w:val="1060"/>
         </w:numPr>
       </w:pPr>
       <w:r>
@@ -3893,7 +4216,7 @@
         <w:pStyle w:val="Compact"/>
         <w:numPr>
           <w:ilvl w:val="0"/>
-          <w:numId w:val="1056"/>
+          <w:numId w:val="1060"/>
         </w:numPr>
       </w:pPr>
       <w:r>
@@ -3905,7 +4228,7 @@
         <w:pStyle w:val="Compact"/>
         <w:numPr>
           <w:ilvl w:val="0"/>
-          <w:numId w:val="1056"/>
+          <w:numId w:val="1060"/>
         </w:numPr>
       </w:pPr>
       <w:r>
@@ -3917,7 +4240,7 @@
         <w:pStyle w:val="Compact"/>
         <w:numPr>
           <w:ilvl w:val="0"/>
-          <w:numId w:val="1056"/>
+          <w:numId w:val="1060"/>
         </w:numPr>
       </w:pPr>
       <w:r>
@@ -3929,7 +4252,7 @@
         <w:pStyle w:val="Compact"/>
         <w:numPr>
           <w:ilvl w:val="0"/>
-          <w:numId w:val="1056"/>
+          <w:numId w:val="1060"/>
         </w:numPr>
       </w:pPr>
       <w:r>
@@ -3941,7 +4264,7 @@
         <w:pStyle w:val="Compact"/>
         <w:numPr>
           <w:ilvl w:val="1"/>
-          <w:numId w:val="1057"/>
+          <w:numId w:val="1061"/>
         </w:numPr>
       </w:pPr>
       <w:r>
@@ -3953,7 +4276,7 @@
         <w:pStyle w:val="Compact"/>
         <w:numPr>
           <w:ilvl w:val="1"/>
-          <w:numId w:val="1057"/>
+          <w:numId w:val="1061"/>
         </w:numPr>
       </w:pPr>
       <w:r>
@@ -3965,21 +4288,21 @@
         <w:pStyle w:val="Compact"/>
         <w:numPr>
           <w:ilvl w:val="1"/>
-          <w:numId w:val="1057"/>
+          <w:numId w:val="1061"/>
         </w:numPr>
       </w:pPr>
       <w:r>
         <w:t xml:space="preserve">Avoid eating within 2 hours of bedtime</w:t>
       </w:r>
     </w:p>
-    <w:bookmarkEnd w:id="102"/>
-    <w:bookmarkStart w:id="103" w:name="medicines-at-home---pain"/>
+    <w:bookmarkEnd w:id="107"/>
+    <w:bookmarkStart w:id="108" w:name="medicines-at-home---pain"/>
     <w:p>
       <w:pPr>
         <w:pStyle w:val="Heading2"/>
       </w:pPr>
       <w:r>
-        <w:t xml:space="preserve">50 Medicines at Home - Pain</w:t>
+        <w:t xml:space="preserve">55 Medicines at Home - Pain</w:t>
       </w:r>
     </w:p>
     <w:p>
@@ -4011,7 +4334,7 @@
         <w:pStyle w:val="Compact"/>
         <w:numPr>
           <w:ilvl w:val="0"/>
-          <w:numId w:val="1058"/>
+          <w:numId w:val="1062"/>
         </w:numPr>
       </w:pPr>
       <w:r>
@@ -4023,7 +4346,7 @@
         <w:pStyle w:val="Compact"/>
         <w:numPr>
           <w:ilvl w:val="0"/>
-          <w:numId w:val="1058"/>
+          <w:numId w:val="1062"/>
         </w:numPr>
       </w:pPr>
       <w:r>
@@ -4035,7 +4358,7 @@
         <w:pStyle w:val="Compact"/>
         <w:numPr>
           <w:ilvl w:val="0"/>
-          <w:numId w:val="1058"/>
+          <w:numId w:val="1062"/>
         </w:numPr>
       </w:pPr>
       <w:r>
@@ -4047,21 +4370,21 @@
         <w:pStyle w:val="Compact"/>
         <w:numPr>
           <w:ilvl w:val="0"/>
-          <w:numId w:val="1058"/>
+          <w:numId w:val="1062"/>
         </w:numPr>
       </w:pPr>
       <w:r>
         <w:t xml:space="preserve">NO DRIVING WHILE ON OXYCODONE</w:t>
       </w:r>
     </w:p>
-    <w:bookmarkEnd w:id="103"/>
-    <w:bookmarkStart w:id="104" w:name="non-steroidals-anti-inflammatory-nsaid"/>
+    <w:bookmarkEnd w:id="108"/>
+    <w:bookmarkStart w:id="109" w:name="non-steroidals-anti-inflammatory-nsaid"/>
     <w:p>
       <w:pPr>
         <w:pStyle w:val="Heading2"/>
       </w:pPr>
       <w:r>
-        <w:t xml:space="preserve">51 Non-steroidals Anti Inflammatory (NSAID)</w:t>
+        <w:t xml:space="preserve">56 Non-steroidals Anti Inflammatory (NSAID)</w:t>
       </w:r>
     </w:p>
     <w:p>
@@ -4077,7 +4400,7 @@
         <w:pStyle w:val="Compact"/>
         <w:numPr>
           <w:ilvl w:val="0"/>
-          <w:numId w:val="1059"/>
+          <w:numId w:val="1063"/>
         </w:numPr>
       </w:pPr>
       <w:r>
@@ -4097,21 +4420,21 @@
         <w:pStyle w:val="Compact"/>
         <w:numPr>
           <w:ilvl w:val="0"/>
-          <w:numId w:val="1060"/>
+          <w:numId w:val="1064"/>
         </w:numPr>
       </w:pPr>
       <w:r>
         <w:t xml:space="preserve">(Can cause permanent scarring at the surgery site)</w:t>
       </w:r>
     </w:p>
-    <w:bookmarkEnd w:id="104"/>
-    <w:bookmarkStart w:id="105" w:name="acid-blockers-proton-pump-inhibitors"/>
+    <w:bookmarkEnd w:id="109"/>
+    <w:bookmarkStart w:id="110" w:name="acid-blockers-proton-pump-inhibitors"/>
     <w:p>
       <w:pPr>
         <w:pStyle w:val="Heading2"/>
       </w:pPr>
       <w:r>
-        <w:t xml:space="preserve">52 Acid Blockers = Proton Pump Inhibitors</w:t>
+        <w:t xml:space="preserve">57 Acid Blockers = Proton Pump Inhibitors</w:t>
       </w:r>
     </w:p>
     <w:p>
@@ -4127,7 +4450,7 @@
         <w:pStyle w:val="Compact"/>
         <w:numPr>
           <w:ilvl w:val="0"/>
-          <w:numId w:val="1061"/>
+          <w:numId w:val="1065"/>
         </w:numPr>
       </w:pPr>
       <w:r>
@@ -4139,7 +4462,7 @@
         <w:pStyle w:val="Compact"/>
         <w:numPr>
           <w:ilvl w:val="0"/>
-          <w:numId w:val="1061"/>
+          <w:numId w:val="1065"/>
         </w:numPr>
       </w:pPr>
       <w:r>
@@ -4151,21 +4474,21 @@
         <w:pStyle w:val="Compact"/>
         <w:numPr>
           <w:ilvl w:val="0"/>
-          <w:numId w:val="1061"/>
+          <w:numId w:val="1065"/>
         </w:numPr>
       </w:pPr>
       <w:r>
         <w:t xml:space="preserve">To administer through feeding tube, open capsule and resuspend beads in 60mL (2oz) of water</w:t>
       </w:r>
     </w:p>
-    <w:bookmarkEnd w:id="105"/>
-    <w:bookmarkStart w:id="106" w:name="medicines-at-home"/>
+    <w:bookmarkEnd w:id="110"/>
+    <w:bookmarkStart w:id="111" w:name="medicines-at-home"/>
     <w:p>
       <w:pPr>
         <w:pStyle w:val="Heading2"/>
       </w:pPr>
       <w:r>
-        <w:t xml:space="preserve">53 Medicines at Home</w:t>
+        <w:t xml:space="preserve">58 Medicines at Home</w:t>
       </w:r>
     </w:p>
     <w:p>
@@ -4181,7 +4504,7 @@
         <w:pStyle w:val="Compact"/>
         <w:numPr>
           <w:ilvl w:val="0"/>
-          <w:numId w:val="1062"/>
+          <w:numId w:val="1066"/>
         </w:numPr>
       </w:pPr>
       <w:r>
@@ -4193,7 +4516,7 @@
         <w:pStyle w:val="Compact"/>
         <w:numPr>
           <w:ilvl w:val="0"/>
-          <w:numId w:val="1062"/>
+          <w:numId w:val="1066"/>
         </w:numPr>
       </w:pPr>
       <w:r>
@@ -4213,7 +4536,7 @@
         <w:pStyle w:val="Compact"/>
         <w:numPr>
           <w:ilvl w:val="0"/>
-          <w:numId w:val="1063"/>
+          <w:numId w:val="1067"/>
         </w:numPr>
       </w:pPr>
       <w:r>
@@ -4225,7 +4548,7 @@
         <w:pStyle w:val="Compact"/>
         <w:numPr>
           <w:ilvl w:val="0"/>
-          <w:numId w:val="1063"/>
+          <w:numId w:val="1067"/>
         </w:numPr>
       </w:pPr>
       <w:r>
@@ -4237,29 +4560,29 @@
         <w:pStyle w:val="Compact"/>
         <w:numPr>
           <w:ilvl w:val="0"/>
-          <w:numId w:val="1063"/>
+          <w:numId w:val="1067"/>
         </w:numPr>
       </w:pPr>
       <w:r>
         <w:t xml:space="preserve">Will stop within first three months of surgery</w:t>
       </w:r>
     </w:p>
-    <w:bookmarkEnd w:id="106"/>
-    <w:bookmarkStart w:id="107" w:name="metoprolol-beta-blockers"/>
+    <w:bookmarkEnd w:id="111"/>
+    <w:bookmarkStart w:id="112" w:name="metoprolol-beta-blockers"/>
     <w:p>
       <w:pPr>
         <w:pStyle w:val="Heading2"/>
       </w:pPr>
       <w:r>
-        <w:t xml:space="preserve">54 Metoprolol = Beta Blockers</w:t>
-      </w:r>
-    </w:p>
-    <w:p>
-      <w:pPr>
-        <w:pStyle w:val="Compact"/>
-        <w:numPr>
-          <w:ilvl w:val="0"/>
-          <w:numId w:val="1064"/>
+        <w:t xml:space="preserve">59 Metoprolol = Beta Blockers</w:t>
+      </w:r>
+    </w:p>
+    <w:p>
+      <w:pPr>
+        <w:pStyle w:val="Compact"/>
+        <w:numPr>
+          <w:ilvl w:val="0"/>
+          <w:numId w:val="1068"/>
         </w:numPr>
       </w:pPr>
       <w:r>
@@ -4274,7 +4597,7 @@
         <w:pStyle w:val="Compact"/>
         <w:numPr>
           <w:ilvl w:val="0"/>
-          <w:numId w:val="1064"/>
+          <w:numId w:val="1068"/>
         </w:numPr>
       </w:pPr>
       <w:r>
@@ -4286,7 +4609,7 @@
         <w:pStyle w:val="Compact"/>
         <w:numPr>
           <w:ilvl w:val="0"/>
-          <w:numId w:val="1064"/>
+          <w:numId w:val="1068"/>
         </w:numPr>
       </w:pPr>
       <w:r>
@@ -4315,7 +4638,7 @@
         <w:pStyle w:val="Compact"/>
         <w:numPr>
           <w:ilvl w:val="0"/>
-          <w:numId w:val="1064"/>
+          <w:numId w:val="1068"/>
         </w:numPr>
       </w:pPr>
       <w:r>
@@ -4339,14 +4662,14 @@
         <w:t xml:space="preserve">return to prior dose and drug after surgery</w:t>
       </w:r>
     </w:p>
-    <w:bookmarkEnd w:id="107"/>
-    <w:bookmarkStart w:id="111" w:name="sleeping-at-home"/>
+    <w:bookmarkEnd w:id="112"/>
+    <w:bookmarkStart w:id="116" w:name="sleeping-at-home"/>
     <w:p>
       <w:pPr>
         <w:pStyle w:val="Heading2"/>
       </w:pPr>
       <w:r>
-        <w:t xml:space="preserve">55 Sleeping at Home</w:t>
+        <w:t xml:space="preserve">60 Sleeping at Home</w:t>
       </w:r>
     </w:p>
     <w:p>
@@ -4382,18 +4705,18 @@
           <wp:inline>
             <wp:extent cx="5334000" cy="5334000"/>
             <wp:effectExtent b="0" l="0" r="0" t="0"/>
-            <wp:docPr descr="" title="" id="109" name="Picture"/>
+            <wp:docPr descr="" title="" id="114" name="Picture"/>
             <a:graphic>
               <a:graphicData uri="http://schemas.openxmlformats.org/drawingml/2006/picture">
                 <pic:pic>
                   <pic:nvPicPr>
-                    <pic:cNvPr descr="images/wedge_pillow_comm.jpg" id="110" name="Picture"/>
+                    <pic:cNvPr descr="images/wedge_pillow_comm.jpg" id="115" name="Picture"/>
                     <pic:cNvPicPr>
                       <a:picLocks noChangeArrowheads="1" noChangeAspect="1"/>
                     </pic:cNvPicPr>
                   </pic:nvPicPr>
                   <pic:blipFill>
-                    <a:blip r:embed="rId108"/>
+                    <a:blip r:embed="rId113"/>
                     <a:stretch>
                       <a:fillRect/>
                     </a:stretch>
@@ -4420,19 +4743,31 @@
         </w:drawing>
       </w:r>
     </w:p>
-    <w:bookmarkEnd w:id="111"/>
-    <w:bookmarkStart w:id="112" w:name="postoperative-visit-at-7-10-days"/>
+    <w:bookmarkEnd w:id="116"/>
+    <w:bookmarkStart w:id="117" w:name="X35611bb316b2613f9071605f3026a0a23a88bbf"/>
     <w:p>
       <w:pPr>
         <w:pStyle w:val="Heading2"/>
       </w:pPr>
       <w:r>
-        <w:t xml:space="preserve">56 Postoperative Visit at 7-10 Days</w:t>
-      </w:r>
-    </w:p>
-    <w:p>
-      <w:pPr>
-        <w:pStyle w:val="FirstParagraph"/>
+        <w:t xml:space="preserve">61 Follow Up Clinic Visit 7-10 days after Discharge</w:t>
+      </w:r>
+    </w:p>
+    <w:p>
+      <w:pPr>
+        <w:pStyle w:val="FirstParagraph"/>
+      </w:pPr>
+      <w:r>
+        <w:t xml:space="preserve">In-person clinic visit with Dr Salo or Kate Duncan</w:t>
+      </w:r>
+    </w:p>
+    <w:p>
+      <w:pPr>
+        <w:pStyle w:val="Compact"/>
+        <w:numPr>
+          <w:ilvl w:val="0"/>
+          <w:numId w:val="1069"/>
+        </w:numPr>
       </w:pPr>
       <w:r>
         <w:t xml:space="preserve">Check surgical site</w:t>
@@ -4443,7 +4778,7 @@
         <w:pStyle w:val="Compact"/>
         <w:numPr>
           <w:ilvl w:val="0"/>
-          <w:numId w:val="1065"/>
+          <w:numId w:val="1069"/>
         </w:numPr>
       </w:pPr>
       <w:r>
@@ -4452,42 +4787,108 @@
     </w:p>
     <w:p>
       <w:pPr>
-        <w:pStyle w:val="FirstParagraph"/>
-      </w:pPr>
-      <w:r>
-        <w:t xml:space="preserve">Adjust medicines as needed</w:t>
-      </w:r>
-    </w:p>
-    <w:p>
-      <w:pPr>
-        <w:pStyle w:val="Compact"/>
-        <w:numPr>
-          <w:ilvl w:val="0"/>
-          <w:numId w:val="1066"/>
-        </w:numPr>
-      </w:pPr>
-      <w:r>
-        <w:t xml:space="preserve">Insulin (for diabetic patients on insulin)</w:t>
-      </w:r>
-    </w:p>
-    <w:p>
-      <w:pPr>
-        <w:pStyle w:val="Compact"/>
-        <w:numPr>
-          <w:ilvl w:val="0"/>
-          <w:numId w:val="1066"/>
-        </w:numPr>
-      </w:pPr>
-      <w:r>
-        <w:t xml:space="preserve">Reduce beta blocker medicines</w:t>
-      </w:r>
-    </w:p>
-    <w:p>
-      <w:pPr>
-        <w:pStyle w:val="FirstParagraph"/>
-      </w:pPr>
-      <w:r>
-        <w:t xml:space="preserve">Advance diet</w:t>
+        <w:pStyle w:val="Compact"/>
+        <w:numPr>
+          <w:ilvl w:val="0"/>
+          <w:numId w:val="1069"/>
+        </w:numPr>
+      </w:pPr>
+      <w:r>
+        <w:t xml:space="preserve">Remove abdominal drains (if needed)</w:t>
+      </w:r>
+    </w:p>
+    <w:p>
+      <w:pPr>
+        <w:pStyle w:val="FirstParagraph"/>
+      </w:pPr>
+      <w:r>
+        <w:t xml:space="preserve">Meet with dietitian:</w:t>
+      </w:r>
+    </w:p>
+    <w:p>
+      <w:pPr>
+        <w:pStyle w:val="Compact"/>
+        <w:numPr>
+          <w:ilvl w:val="0"/>
+          <w:numId w:val="1070"/>
+        </w:numPr>
+      </w:pPr>
+      <w:r>
+        <w:t xml:space="preserve">Reduce tube feeds</w:t>
+      </w:r>
+    </w:p>
+    <w:p>
+      <w:pPr>
+        <w:pStyle w:val="Compact"/>
+        <w:numPr>
+          <w:ilvl w:val="0"/>
+          <w:numId w:val="1070"/>
+        </w:numPr>
+      </w:pPr>
+      <w:r>
+        <w:t xml:space="preserve">Advance diet by mouth</w:t>
+      </w:r>
+    </w:p>
+    <w:bookmarkEnd w:id="117"/>
+    <w:bookmarkStart w:id="118" w:name="adjust-medicines-after-surgery"/>
+    <w:p>
+      <w:pPr>
+        <w:pStyle w:val="Heading2"/>
+      </w:pPr>
+      <w:r>
+        <w:t xml:space="preserve">62 Adjust Medicines after Surgery</w:t>
+      </w:r>
+    </w:p>
+    <w:p>
+      <w:pPr>
+        <w:pStyle w:val="FirstParagraph"/>
+      </w:pPr>
+      <w:r>
+        <w:t xml:space="preserve">Reglan: Discontinue 6 weeks after surgery</w:t>
+      </w:r>
+      <w:r>
+        <w:t xml:space="preserve"> </w:t>
+      </w:r>
+      <w:r>
+        <w:t xml:space="preserve">Remeron: Discontinue 12 weeks after surgery</w:t>
+      </w:r>
+      <w:r>
+        <w:t xml:space="preserve"> </w:t>
+      </w:r>
+      <w:r>
+        <w:t xml:space="preserve">Pain Medicines:</w:t>
+      </w:r>
+    </w:p>
+    <w:p>
+      <w:pPr>
+        <w:pStyle w:val="Compact"/>
+        <w:numPr>
+          <w:ilvl w:val="0"/>
+          <w:numId w:val="1071"/>
+        </w:numPr>
+      </w:pPr>
+      <w:r>
+        <w:t xml:space="preserve">Wean oxycodone within 6 weeks of surgery</w:t>
+      </w:r>
+    </w:p>
+    <w:p>
+      <w:pPr>
+        <w:pStyle w:val="Compact"/>
+        <w:numPr>
+          <w:ilvl w:val="0"/>
+          <w:numId w:val="1071"/>
+        </w:numPr>
+      </w:pPr>
+      <w:r>
+        <w:t xml:space="preserve">Discontinue gabapentin and acetaminophen (Tylenol) within 8 weeks</w:t>
+      </w:r>
+    </w:p>
+    <w:p>
+      <w:pPr>
+        <w:pStyle w:val="FirstParagraph"/>
+      </w:pPr>
+      <w:r>
+        <w:t xml:space="preserve">Continue acid blockers (PPI) for at least 1 year</w:t>
       </w:r>
     </w:p>
     <w:p>
@@ -4495,87 +4896,270 @@
         <w:pStyle w:val="BodyText"/>
       </w:pPr>
       <w:r>
-        <w:t xml:space="preserve">Reduce tube feeds</w:t>
-      </w:r>
-    </w:p>
-    <w:bookmarkEnd w:id="112"/>
-    <w:bookmarkStart w:id="113" w:name="after-surgery"/>
+        <w:t xml:space="preserve">Reduce metoprolol to once/day for 7 dayus</w:t>
+      </w:r>
+      <w:r>
+        <w:t xml:space="preserve"> </w:t>
+      </w:r>
+      <m:oMath>
+        <m:r>
+          <m:rPr>
+            <m:sty m:val="p"/>
+          </m:rPr>
+          <m:t>→</m:t>
+        </m:r>
+      </m:oMath>
+      <w:r>
+        <w:t xml:space="preserve"> </w:t>
+      </w:r>
+      <w:r>
+        <w:t xml:space="preserve">discontinue</w:t>
+      </w:r>
+    </w:p>
+    <w:bookmarkEnd w:id="118"/>
+    <w:bookmarkStart w:id="119" w:name="jejunostomy-removal"/>
     <w:p>
       <w:pPr>
         <w:pStyle w:val="Heading2"/>
       </w:pPr>
       <w:r>
-        <w:t xml:space="preserve">57 After surgery</w:t>
-      </w:r>
-    </w:p>
-    <w:p>
-      <w:pPr>
-        <w:pStyle w:val="FirstParagraph"/>
-      </w:pPr>
-      <w:r>
-        <w:t xml:space="preserve">Wean off medicines added after surgery</w:t>
-      </w:r>
-    </w:p>
-    <w:p>
-      <w:pPr>
-        <w:pStyle w:val="Compact"/>
-        <w:numPr>
-          <w:ilvl w:val="0"/>
-          <w:numId w:val="1067"/>
-        </w:numPr>
-      </w:pPr>
-      <w:r>
-        <w:t xml:space="preserve">Pain medicines</w:t>
-      </w:r>
-    </w:p>
-    <w:p>
-      <w:pPr>
-        <w:pStyle w:val="Compact"/>
-        <w:numPr>
-          <w:ilvl w:val="0"/>
-          <w:numId w:val="1067"/>
-        </w:numPr>
-      </w:pPr>
-      <w:r>
-        <w:t xml:space="preserve">Beta-blockers</w:t>
-      </w:r>
-    </w:p>
-    <w:p>
-      <w:pPr>
-        <w:pStyle w:val="Compact"/>
-        <w:numPr>
-          <w:ilvl w:val="0"/>
-          <w:numId w:val="1067"/>
-        </w:numPr>
-      </w:pPr>
-      <w:r>
-        <w:t xml:space="preserve">Reglan and Remeron</w:t>
-      </w:r>
-    </w:p>
-    <w:p>
-      <w:pPr>
-        <w:pStyle w:val="FirstParagraph"/>
-      </w:pPr>
-      <w:r>
-        <w:t xml:space="preserve">Continue acid blockers for at least 1 year</w:t>
-      </w:r>
-    </w:p>
-    <w:bookmarkEnd w:id="113"/>
-    <w:bookmarkStart w:id="114" w:name="jejunostomy-removal"/>
+        <w:t xml:space="preserve">63 Jejunostomy Removal</w:t>
+      </w:r>
+    </w:p>
+    <w:p>
+      <w:pPr>
+        <w:pStyle w:val="FirstParagraph"/>
+      </w:pPr>
+      <w:r>
+        <w:t xml:space="preserve">Jejunostomy tube is removed in the office once you can take in enough nutrients by mouth</w:t>
+      </w:r>
+    </w:p>
+    <w:p>
+      <w:pPr>
+        <w:pStyle w:val="BodyText"/>
+      </w:pPr>
+      <w:r>
+        <w:t xml:space="preserve">Removal usually around 8 weeks after surgery</w:t>
+      </w:r>
+    </w:p>
+    <w:p>
+      <w:pPr>
+        <w:pStyle w:val="BodyText"/>
+      </w:pPr>
+      <w:r>
+        <w:t xml:space="preserve">May take 5 minutes and some local anesthetic to loosen up the tube for removal.</w:t>
+      </w:r>
+    </w:p>
+    <w:bookmarkEnd w:id="119"/>
+    <w:bookmarkStart w:id="120" w:name="nutritional-monitoring-after-surgery"/>
     <w:p>
       <w:pPr>
         <w:pStyle w:val="Heading2"/>
       </w:pPr>
       <w:r>
-        <w:t xml:space="preserve">58 Jejunostomy Removal</w:t>
-      </w:r>
-    </w:p>
-    <w:p>
-      <w:pPr>
-        <w:pStyle w:val="FirstParagraph"/>
-      </w:pPr>
-      <w:r>
-        <w:t xml:space="preserve">Jejunostomy tube is removed in the office once you can take in enough nutrients by mouth</w:t>
+        <w:t xml:space="preserve">64 Nutritional Monitoring after Surgery</w:t>
+      </w:r>
+    </w:p>
+    <w:p>
+      <w:pPr>
+        <w:pStyle w:val="FirstParagraph"/>
+      </w:pPr>
+      <w:r>
+        <w:t xml:space="preserve">You may have difficulty absorbing some nutrients:</w:t>
+      </w:r>
+    </w:p>
+    <w:p>
+      <w:pPr>
+        <w:pStyle w:val="Compact"/>
+        <w:numPr>
+          <w:ilvl w:val="0"/>
+          <w:numId w:val="1072"/>
+        </w:numPr>
+      </w:pPr>
+      <w:r>
+        <w:t xml:space="preserve">Iron</w:t>
+      </w:r>
+    </w:p>
+    <w:p>
+      <w:pPr>
+        <w:pStyle w:val="Compact"/>
+        <w:numPr>
+          <w:ilvl w:val="0"/>
+          <w:numId w:val="1072"/>
+        </w:numPr>
+      </w:pPr>
+      <w:r>
+        <w:t xml:space="preserve">Vitamin B12</w:t>
+      </w:r>
+    </w:p>
+    <w:p>
+      <w:pPr>
+        <w:pStyle w:val="Compact"/>
+        <w:numPr>
+          <w:ilvl w:val="0"/>
+          <w:numId w:val="1072"/>
+        </w:numPr>
+      </w:pPr>
+      <w:r>
+        <w:t xml:space="preserve">Vitamin D</w:t>
+      </w:r>
+    </w:p>
+    <w:bookmarkEnd w:id="120"/>
+    <w:bookmarkStart w:id="121" w:name="nutritional-monitoring-after-surgery-1"/>
+    <w:p>
+      <w:pPr>
+        <w:pStyle w:val="Heading2"/>
+      </w:pPr>
+      <w:r>
+        <w:t xml:space="preserve">65 Nutritional Monitoring after Surgery</w:t>
+      </w:r>
+    </w:p>
+    <w:p>
+      <w:pPr>
+        <w:pStyle w:val="FirstParagraph"/>
+      </w:pPr>
+      <w:r>
+        <w:t xml:space="preserve">About 3 months after the jejunostomy tube is removed, we will check blood levels:</w:t>
+      </w:r>
+    </w:p>
+    <w:p>
+      <w:pPr>
+        <w:pStyle w:val="Compact"/>
+        <w:numPr>
+          <w:ilvl w:val="0"/>
+          <w:numId w:val="1073"/>
+        </w:numPr>
+      </w:pPr>
+      <w:r>
+        <w:t xml:space="preserve">Iron (ferritin)</w:t>
+      </w:r>
+    </w:p>
+    <w:p>
+      <w:pPr>
+        <w:pStyle w:val="Compact"/>
+        <w:numPr>
+          <w:ilvl w:val="0"/>
+          <w:numId w:val="1073"/>
+        </w:numPr>
+      </w:pPr>
+      <w:r>
+        <w:t xml:space="preserve">Vitamin B12</w:t>
+      </w:r>
+    </w:p>
+    <w:p>
+      <w:pPr>
+        <w:pStyle w:val="Compact"/>
+        <w:numPr>
+          <w:ilvl w:val="0"/>
+          <w:numId w:val="1073"/>
+        </w:numPr>
+      </w:pPr>
+      <w:r>
+        <w:t xml:space="preserve">Vitamin D</w:t>
+      </w:r>
+    </w:p>
+    <w:bookmarkEnd w:id="121"/>
+    <w:bookmarkStart w:id="122" w:name="nutritional-replacements-after-surgery"/>
+    <w:p>
+      <w:pPr>
+        <w:pStyle w:val="Heading2"/>
+      </w:pPr>
+      <w:r>
+        <w:t xml:space="preserve">66 Nutritional Replacements after Surgery</w:t>
+      </w:r>
+    </w:p>
+    <w:p>
+      <w:pPr>
+        <w:pStyle w:val="FirstParagraph"/>
+      </w:pPr>
+      <w:r>
+        <w:t xml:space="preserve">Vitamin or iron replacements can be ordered by:</w:t>
+      </w:r>
+    </w:p>
+    <w:p>
+      <w:pPr>
+        <w:pStyle w:val="Compact"/>
+        <w:numPr>
+          <w:ilvl w:val="0"/>
+          <w:numId w:val="1074"/>
+        </w:numPr>
+      </w:pPr>
+      <w:r>
+        <w:t xml:space="preserve">Primary Care Provider (PCP)</w:t>
+      </w:r>
+    </w:p>
+    <w:p>
+      <w:pPr>
+        <w:pStyle w:val="Compact"/>
+        <w:numPr>
+          <w:ilvl w:val="0"/>
+          <w:numId w:val="1074"/>
+        </w:numPr>
+      </w:pPr>
+      <w:r>
+        <w:t xml:space="preserve">Medical Oncologist</w:t>
+      </w:r>
+    </w:p>
+    <w:p>
+      <w:pPr>
+        <w:pStyle w:val="Compact"/>
+        <w:numPr>
+          <w:ilvl w:val="0"/>
+          <w:numId w:val="1074"/>
+        </w:numPr>
+      </w:pPr>
+      <w:r>
+        <w:t xml:space="preserve">Surgeon</w:t>
+      </w:r>
+    </w:p>
+    <w:p>
+      <w:pPr>
+        <w:pStyle w:val="FirstParagraph"/>
+      </w:pPr>
+      <w:r>
+        <w:t xml:space="preserve">If levels are low</w:t>
+      </w:r>
+    </w:p>
+    <w:p>
+      <w:pPr>
+        <w:pStyle w:val="Compact"/>
+        <w:numPr>
+          <w:ilvl w:val="0"/>
+          <w:numId w:val="1075"/>
+        </w:numPr>
+      </w:pPr>
+      <w:r>
+        <w:t xml:space="preserve">Replacement</w:t>
+      </w:r>
+    </w:p>
+    <w:p>
+      <w:pPr>
+        <w:pStyle w:val="Compact"/>
+        <w:numPr>
+          <w:ilvl w:val="0"/>
+          <w:numId w:val="1075"/>
+        </w:numPr>
+      </w:pPr>
+      <w:r>
+        <w:t xml:space="preserve">Repeat testing in 3-6 months</w:t>
+      </w:r>
+    </w:p>
+    <w:bookmarkEnd w:id="122"/>
+    <w:bookmarkStart w:id="123" w:name="team-members---physicians-1"/>
+    <w:p>
+      <w:pPr>
+        <w:pStyle w:val="Heading2"/>
+      </w:pPr>
+      <w:r>
+        <w:t xml:space="preserve">67 Team Members - Physicians</w:t>
+      </w:r>
+    </w:p>
+    <w:p>
+      <w:pPr>
+        <w:pStyle w:val="FirstParagraph"/>
+      </w:pPr>
+      <w:r>
+        <w:t xml:space="preserve">Primary Care Provider</w:t>
       </w:r>
     </w:p>
     <w:p>
@@ -4583,7 +5167,7 @@
         <w:pStyle w:val="BodyText"/>
       </w:pPr>
       <w:r>
-        <w:t xml:space="preserve">Removal usually around 8 weeks after surgery</w:t>
+        <w:t xml:space="preserve">Gastroenterologist</w:t>
       </w:r>
     </w:p>
     <w:p>
@@ -4591,219 +5175,77 @@
         <w:pStyle w:val="BodyText"/>
       </w:pPr>
       <w:r>
-        <w:t xml:space="preserve">May take 30 minutes and some local anesthetic to loosen up the tube for removal.</w:t>
-      </w:r>
-    </w:p>
-    <w:bookmarkEnd w:id="114"/>
-    <w:bookmarkStart w:id="115" w:name="nutritional-monitoring-after-surgery"/>
+        <w:t xml:space="preserve">Medical Oncologist (chemotherapy)</w:t>
+      </w:r>
+    </w:p>
+    <w:p>
+      <w:pPr>
+        <w:pStyle w:val="BodyText"/>
+      </w:pPr>
+      <w:r>
+        <w:t xml:space="preserve">Radiation Oncologist (radiation)</w:t>
+      </w:r>
+    </w:p>
+    <w:p>
+      <w:pPr>
+        <w:pStyle w:val="BodyText"/>
+      </w:pPr>
+      <w:r>
+        <w:t xml:space="preserve">Surgeons</w:t>
+      </w:r>
+    </w:p>
+    <w:p>
+      <w:pPr>
+        <w:pStyle w:val="Compact"/>
+        <w:numPr>
+          <w:ilvl w:val="0"/>
+          <w:numId w:val="1076"/>
+        </w:numPr>
+      </w:pPr>
+      <w:r>
+        <w:t xml:space="preserve">Jonathan Salo MD</w:t>
+      </w:r>
+    </w:p>
+    <w:p>
+      <w:pPr>
+        <w:pStyle w:val="Compact"/>
+        <w:numPr>
+          <w:ilvl w:val="0"/>
+          <w:numId w:val="1076"/>
+        </w:numPr>
+      </w:pPr>
+      <w:r>
+        <w:t xml:space="preserve">Kelli Salter MD</w:t>
+      </w:r>
+    </w:p>
+    <w:p>
+      <w:pPr>
+        <w:pStyle w:val="Compact"/>
+        <w:numPr>
+          <w:ilvl w:val="0"/>
+          <w:numId w:val="1076"/>
+        </w:numPr>
+      </w:pPr>
+      <w:r>
+        <w:t xml:space="preserve">Michael Roach MD</w:t>
+      </w:r>
+    </w:p>
+    <w:bookmarkEnd w:id="123"/>
+    <w:bookmarkStart w:id="124" w:name="team-members---support-staff-1"/>
     <w:p>
       <w:pPr>
         <w:pStyle w:val="Heading2"/>
       </w:pPr>
       <w:r>
-        <w:t xml:space="preserve">59 Nutritional Monitoring after Surgery</w:t>
-      </w:r>
-    </w:p>
-    <w:p>
-      <w:pPr>
-        <w:pStyle w:val="FirstParagraph"/>
-      </w:pPr>
-      <w:r>
-        <w:t xml:space="preserve">You may have difficulty absorbing some nutrients:</w:t>
-      </w:r>
-    </w:p>
-    <w:p>
-      <w:pPr>
-        <w:pStyle w:val="Compact"/>
-        <w:numPr>
-          <w:ilvl w:val="0"/>
-          <w:numId w:val="1068"/>
-        </w:numPr>
-      </w:pPr>
-      <w:r>
-        <w:t xml:space="preserve">Iron</w:t>
-      </w:r>
-    </w:p>
-    <w:p>
-      <w:pPr>
-        <w:pStyle w:val="Compact"/>
-        <w:numPr>
-          <w:ilvl w:val="0"/>
-          <w:numId w:val="1068"/>
-        </w:numPr>
-      </w:pPr>
-      <w:r>
-        <w:t xml:space="preserve">Vitamin B12</w:t>
-      </w:r>
-    </w:p>
-    <w:p>
-      <w:pPr>
-        <w:pStyle w:val="Compact"/>
-        <w:numPr>
-          <w:ilvl w:val="0"/>
-          <w:numId w:val="1068"/>
-        </w:numPr>
-      </w:pPr>
-      <w:r>
-        <w:t xml:space="preserve">Vitamin D</w:t>
-      </w:r>
-    </w:p>
-    <w:bookmarkEnd w:id="115"/>
-    <w:bookmarkStart w:id="116" w:name="nutritional-monitoring-after-surgery-1"/>
-    <w:p>
-      <w:pPr>
-        <w:pStyle w:val="Heading2"/>
-      </w:pPr>
-      <w:r>
-        <w:t xml:space="preserve">60 Nutritional Monitoring after Surgery</w:t>
-      </w:r>
-    </w:p>
-    <w:p>
-      <w:pPr>
-        <w:pStyle w:val="FirstParagraph"/>
-      </w:pPr>
-      <w:r>
-        <w:t xml:space="preserve">About 3 months after the jejunostomy tube is removed, we will check blood levels:</w:t>
-      </w:r>
-    </w:p>
-    <w:p>
-      <w:pPr>
-        <w:pStyle w:val="Compact"/>
-        <w:numPr>
-          <w:ilvl w:val="0"/>
-          <w:numId w:val="1069"/>
-        </w:numPr>
-      </w:pPr>
-      <w:r>
-        <w:t xml:space="preserve">Iron (ferritin)</w:t>
-      </w:r>
-    </w:p>
-    <w:p>
-      <w:pPr>
-        <w:pStyle w:val="Compact"/>
-        <w:numPr>
-          <w:ilvl w:val="0"/>
-          <w:numId w:val="1069"/>
-        </w:numPr>
-      </w:pPr>
-      <w:r>
-        <w:t xml:space="preserve">Vitamin B12</w:t>
-      </w:r>
-    </w:p>
-    <w:p>
-      <w:pPr>
-        <w:pStyle w:val="Compact"/>
-        <w:numPr>
-          <w:ilvl w:val="0"/>
-          <w:numId w:val="1069"/>
-        </w:numPr>
-      </w:pPr>
-      <w:r>
-        <w:t xml:space="preserve">Vitamin D</w:t>
-      </w:r>
-    </w:p>
-    <w:bookmarkEnd w:id="116"/>
-    <w:bookmarkStart w:id="117" w:name="nutritional-replacements-after-surgery"/>
-    <w:p>
-      <w:pPr>
-        <w:pStyle w:val="Heading2"/>
-      </w:pPr>
-      <w:r>
-        <w:t xml:space="preserve">61 Nutritional Replacements after Surgery</w:t>
-      </w:r>
-    </w:p>
-    <w:p>
-      <w:pPr>
-        <w:pStyle w:val="FirstParagraph"/>
-      </w:pPr>
-      <w:r>
-        <w:t xml:space="preserve">Vitamin or iron replacements can be ordered by:</w:t>
-      </w:r>
-    </w:p>
-    <w:p>
-      <w:pPr>
-        <w:pStyle w:val="Compact"/>
-        <w:numPr>
-          <w:ilvl w:val="0"/>
-          <w:numId w:val="1070"/>
-        </w:numPr>
-      </w:pPr>
-      <w:r>
-        <w:t xml:space="preserve">Primary Care Provider (PCP)</w:t>
-      </w:r>
-    </w:p>
-    <w:p>
-      <w:pPr>
-        <w:pStyle w:val="Compact"/>
-        <w:numPr>
-          <w:ilvl w:val="0"/>
-          <w:numId w:val="1070"/>
-        </w:numPr>
-      </w:pPr>
-      <w:r>
-        <w:t xml:space="preserve">Medical Oncologist</w:t>
-      </w:r>
-    </w:p>
-    <w:p>
-      <w:pPr>
-        <w:pStyle w:val="Compact"/>
-        <w:numPr>
-          <w:ilvl w:val="0"/>
-          <w:numId w:val="1070"/>
-        </w:numPr>
-      </w:pPr>
-      <w:r>
-        <w:t xml:space="preserve">Surgeon</w:t>
-      </w:r>
-    </w:p>
-    <w:p>
-      <w:pPr>
-        <w:pStyle w:val="FirstParagraph"/>
-      </w:pPr>
-      <w:r>
-        <w:t xml:space="preserve">If levels are low</w:t>
-      </w:r>
-    </w:p>
-    <w:p>
-      <w:pPr>
-        <w:pStyle w:val="Compact"/>
-        <w:numPr>
-          <w:ilvl w:val="0"/>
-          <w:numId w:val="1071"/>
-        </w:numPr>
-      </w:pPr>
-      <w:r>
-        <w:t xml:space="preserve">Replacement</w:t>
-      </w:r>
-    </w:p>
-    <w:p>
-      <w:pPr>
-        <w:pStyle w:val="Compact"/>
-        <w:numPr>
-          <w:ilvl w:val="0"/>
-          <w:numId w:val="1071"/>
-        </w:numPr>
-      </w:pPr>
-      <w:r>
-        <w:t xml:space="preserve">Repeat testing in 3-6 months</w:t>
-      </w:r>
-    </w:p>
-    <w:bookmarkEnd w:id="117"/>
-    <w:bookmarkStart w:id="118" w:name="team-members---physicians-1"/>
-    <w:p>
-      <w:pPr>
-        <w:pStyle w:val="Heading2"/>
-      </w:pPr>
-      <w:r>
-        <w:t xml:space="preserve">62 Team Members - Physicians</w:t>
-      </w:r>
-    </w:p>
-    <w:p>
-      <w:pPr>
-        <w:pStyle w:val="FirstParagraph"/>
-      </w:pPr>
-      <w:r>
-        <w:t xml:space="preserve">Primary Care Provider</w:t>
+        <w:t xml:space="preserve">68 Team Members - Support Staff</w:t>
+      </w:r>
+    </w:p>
+    <w:p>
+      <w:pPr>
+        <w:pStyle w:val="FirstParagraph"/>
+      </w:pPr>
+      <w:r>
+        <w:t xml:space="preserve">Physician Assistant - Kate Duncan PA-C</w:t>
       </w:r>
     </w:p>
     <w:p>
@@ -4811,7 +5253,7 @@
         <w:pStyle w:val="BodyText"/>
       </w:pPr>
       <w:r>
-        <w:t xml:space="preserve">Gastroenterologist</w:t>
+        <w:t xml:space="preserve">Dietitian - Liz Koch</w:t>
       </w:r>
     </w:p>
     <w:p>
@@ -4819,7 +5261,39 @@
         <w:pStyle w:val="BodyText"/>
       </w:pPr>
       <w:r>
-        <w:t xml:space="preserve">Medical Oncologist (chemotherapy)</w:t>
+        <w:t xml:space="preserve">Nurses</w:t>
+      </w:r>
+    </w:p>
+    <w:p>
+      <w:pPr>
+        <w:pStyle w:val="Compact"/>
+        <w:numPr>
+          <w:ilvl w:val="0"/>
+          <w:numId w:val="1077"/>
+        </w:numPr>
+      </w:pPr>
+      <w:r>
+        <w:t xml:space="preserve">Matthew Carpenter RN</w:t>
+      </w:r>
+    </w:p>
+    <w:p>
+      <w:pPr>
+        <w:pStyle w:val="Compact"/>
+        <w:numPr>
+          <w:ilvl w:val="0"/>
+          <w:numId w:val="1077"/>
+        </w:numPr>
+      </w:pPr>
+      <w:r>
+        <w:t xml:space="preserve">Brandon Galloway LPN</w:t>
+      </w:r>
+    </w:p>
+    <w:p>
+      <w:pPr>
+        <w:pStyle w:val="FirstParagraph"/>
+      </w:pPr>
+      <w:r>
+        <w:t xml:space="preserve">Navigators: Laura Swift RN &amp; Lorna Espinal RN</w:t>
       </w:r>
     </w:p>
     <w:p>
@@ -4827,152 +5301,10 @@
         <w:pStyle w:val="BodyText"/>
       </w:pPr>
       <w:r>
-        <w:t xml:space="preserve">Radiation Oncologist (radiation)</w:t>
-      </w:r>
-    </w:p>
-    <w:p>
-      <w:pPr>
-        <w:pStyle w:val="BodyText"/>
-      </w:pPr>
-      <w:r>
-        <w:t xml:space="preserve">Surgeons</w:t>
-      </w:r>
-    </w:p>
-    <w:p>
-      <w:pPr>
-        <w:pStyle w:val="Compact"/>
-        <w:numPr>
-          <w:ilvl w:val="0"/>
-          <w:numId w:val="1072"/>
-        </w:numPr>
-      </w:pPr>
-      <w:r>
-        <w:t xml:space="preserve">Jonathan Salo MD</w:t>
-      </w:r>
-    </w:p>
-    <w:p>
-      <w:pPr>
-        <w:pStyle w:val="Compact"/>
-        <w:numPr>
-          <w:ilvl w:val="0"/>
-          <w:numId w:val="1072"/>
-        </w:numPr>
-      </w:pPr>
-      <w:r>
-        <w:t xml:space="preserve">Kelli Salter MD</w:t>
-      </w:r>
-    </w:p>
-    <w:p>
-      <w:pPr>
-        <w:pStyle w:val="Compact"/>
-        <w:numPr>
-          <w:ilvl w:val="0"/>
-          <w:numId w:val="1072"/>
-        </w:numPr>
-      </w:pPr>
-      <w:r>
-        <w:t xml:space="preserve">Michael Roach MD</w:t>
-      </w:r>
-    </w:p>
-    <w:bookmarkEnd w:id="118"/>
-    <w:bookmarkStart w:id="119" w:name="team-members---support-staff-1"/>
-    <w:p>
-      <w:pPr>
-        <w:pStyle w:val="Heading2"/>
-      </w:pPr>
-      <w:r>
-        <w:t xml:space="preserve">63 Team Members - Support Staff</w:t>
-      </w:r>
-    </w:p>
-    <w:p>
-      <w:pPr>
-        <w:pStyle w:val="FirstParagraph"/>
-      </w:pPr>
-      <w:r>
-        <w:t xml:space="preserve">Physician Assistant - Kate Duncan PA-C</w:t>
-      </w:r>
-    </w:p>
-    <w:p>
-      <w:pPr>
-        <w:pStyle w:val="BodyText"/>
-      </w:pPr>
-      <w:r>
-        <w:t xml:space="preserve">Dietitian - Liz Koch</w:t>
-      </w:r>
-    </w:p>
-    <w:p>
-      <w:pPr>
-        <w:pStyle w:val="BodyText"/>
-      </w:pPr>
-      <w:r>
-        <w:t xml:space="preserve">Nurses</w:t>
-      </w:r>
-    </w:p>
-    <w:p>
-      <w:pPr>
-        <w:pStyle w:val="Compact"/>
-        <w:numPr>
-          <w:ilvl w:val="0"/>
-          <w:numId w:val="1073"/>
-        </w:numPr>
-      </w:pPr>
-      <w:r>
-        <w:t xml:space="preserve">Matthew Carpenter RN</w:t>
-      </w:r>
-    </w:p>
-    <w:p>
-      <w:pPr>
-        <w:pStyle w:val="Compact"/>
-        <w:numPr>
-          <w:ilvl w:val="0"/>
-          <w:numId w:val="1073"/>
-        </w:numPr>
-      </w:pPr>
-      <w:r>
-        <w:t xml:space="preserve">Brandon Galloway LPN</w:t>
-      </w:r>
-    </w:p>
-    <w:p>
-      <w:pPr>
-        <w:pStyle w:val="FirstParagraph"/>
-      </w:pPr>
-      <w:r>
-        <w:t xml:space="preserve">Navigators</w:t>
-      </w:r>
-    </w:p>
-    <w:p>
-      <w:pPr>
-        <w:pStyle w:val="Compact"/>
-        <w:numPr>
-          <w:ilvl w:val="0"/>
-          <w:numId w:val="1074"/>
-        </w:numPr>
-      </w:pPr>
-      <w:r>
-        <w:t xml:space="preserve">Laura Swift</w:t>
-      </w:r>
-    </w:p>
-    <w:p>
-      <w:pPr>
-        <w:pStyle w:val="Compact"/>
-        <w:numPr>
-          <w:ilvl w:val="0"/>
-          <w:numId w:val="1074"/>
-        </w:numPr>
-      </w:pPr>
-      <w:r>
-        <w:t xml:space="preserve">Lorna Espinal</w:t>
-      </w:r>
-    </w:p>
-    <w:p>
-      <w:pPr>
-        <w:pStyle w:val="FirstParagraph"/>
-      </w:pPr>
-      <w:r>
         <w:t xml:space="preserve">Care Coordinator - Karen Julian-Martinez</w:t>
       </w:r>
     </w:p>
-    <w:bookmarkEnd w:id="119"/>
+    <w:bookmarkEnd w:id="124"/>
     <w:sectPr>
       <w:footnotePr>
         <w:numRestart w:val="eachSect"/>
@@ -5409,6 +5741,15 @@
     <w:abstractNumId w:val="991"/>
   </w:num>
   <w:num w:numId="1074">
+    <w:abstractNumId w:val="991"/>
+  </w:num>
+  <w:num w:numId="1075">
+    <w:abstractNumId w:val="991"/>
+  </w:num>
+  <w:num w:numId="1076">
+    <w:abstractNumId w:val="991"/>
+  </w:num>
+  <w:num w:numId="1077">
     <w:abstractNumId w:val="991"/>
   </w:num>
 </w:numbering>

--- a/lci_esophagectomy_consult.docx
+++ b/lci_esophagectomy_consult.docx
@@ -696,13 +696,71 @@
       </w:r>
     </w:p>
     <w:bookmarkEnd w:id="18"/>
-    <w:bookmarkStart w:id="19" w:name="visitors-policy"/>
+    <w:bookmarkStart w:id="19" w:name="what-to-bring-to-the-hospital"/>
     <w:p>
       <w:pPr>
         <w:pStyle w:val="Heading2"/>
       </w:pPr>
       <w:r>
-        <w:t xml:space="preserve">11 Visitor’s Policy</w:t>
+        <w:t xml:space="preserve">11 What to Bring to the Hospital</w:t>
+      </w:r>
+    </w:p>
+    <w:p>
+      <w:pPr>
+        <w:pStyle w:val="Compact"/>
+        <w:numPr>
+          <w:ilvl w:val="0"/>
+          <w:numId w:val="1012"/>
+        </w:numPr>
+      </w:pPr>
+      <w:r>
+        <w:t xml:space="preserve">No jewelery or valuables</w:t>
+      </w:r>
+    </w:p>
+    <w:p>
+      <w:pPr>
+        <w:pStyle w:val="Compact"/>
+        <w:numPr>
+          <w:ilvl w:val="0"/>
+          <w:numId w:val="1012"/>
+        </w:numPr>
+      </w:pPr>
+      <w:r>
+        <w:t xml:space="preserve">Cell phone and charger</w:t>
+      </w:r>
+    </w:p>
+    <w:p>
+      <w:pPr>
+        <w:pStyle w:val="Compact"/>
+        <w:numPr>
+          <w:ilvl w:val="0"/>
+          <w:numId w:val="1012"/>
+        </w:numPr>
+      </w:pPr>
+      <w:r>
+        <w:t xml:space="preserve">Insurance cards??</w:t>
+      </w:r>
+    </w:p>
+    <w:p>
+      <w:pPr>
+        <w:pStyle w:val="Compact"/>
+        <w:numPr>
+          <w:ilvl w:val="0"/>
+          <w:numId w:val="1012"/>
+        </w:numPr>
+      </w:pPr>
+      <w:r>
+        <w:t xml:space="preserve">Underweaer??</w:t>
+      </w:r>
+    </w:p>
+    <w:bookmarkEnd w:id="19"/>
+    <w:bookmarkStart w:id="20" w:name="visitors-policy"/>
+    <w:p>
+      <w:pPr>
+        <w:pStyle w:val="Heading2"/>
+      </w:pPr>
+      <w:r>
+        <w:t xml:space="preserve">12 Visitor’s Policy</w:t>
       </w:r>
     </w:p>
     <w:p>
@@ -718,7 +776,7 @@
         <w:pStyle w:val="Compact"/>
         <w:numPr>
           <w:ilvl w:val="0"/>
-          <w:numId w:val="1012"/>
+          <w:numId w:val="1013"/>
         </w:numPr>
       </w:pPr>
       <w:r>
@@ -730,7 +788,7 @@
         <w:pStyle w:val="Compact"/>
         <w:numPr>
           <w:ilvl w:val="0"/>
-          <w:numId w:val="1012"/>
+          <w:numId w:val="1013"/>
         </w:numPr>
       </w:pPr>
       <w:r>
@@ -762,7 +820,7 @@
         <w:pStyle w:val="Compact"/>
         <w:numPr>
           <w:ilvl w:val="0"/>
-          <w:numId w:val="1013"/>
+          <w:numId w:val="1014"/>
         </w:numPr>
       </w:pPr>
       <w:r>
@@ -774,7 +832,7 @@
         <w:pStyle w:val="Compact"/>
         <w:numPr>
           <w:ilvl w:val="0"/>
-          <w:numId w:val="1013"/>
+          <w:numId w:val="1014"/>
         </w:numPr>
       </w:pPr>
       <w:r>
@@ -786,7 +844,7 @@
         <w:pStyle w:val="Compact"/>
         <w:numPr>
           <w:ilvl w:val="0"/>
-          <w:numId w:val="1013"/>
+          <w:numId w:val="1014"/>
         </w:numPr>
       </w:pPr>
       <w:r>
@@ -812,14 +870,14 @@
         <w:t xml:space="preserve"># Immediate preop instructions: NPO, meds in the morning</w:t>
       </w:r>
     </w:p>
-    <w:bookmarkEnd w:id="19"/>
-    <w:bookmarkStart w:id="20" w:name="preparation-for-surgery"/>
+    <w:bookmarkEnd w:id="20"/>
+    <w:bookmarkStart w:id="21" w:name="preparation-for-surgery"/>
     <w:p>
       <w:pPr>
         <w:pStyle w:val="Heading2"/>
       </w:pPr>
       <w:r>
-        <w:t xml:space="preserve">12 Preparation for Surgery</w:t>
+        <w:t xml:space="preserve">13 Preparation for Surgery</w:t>
       </w:r>
     </w:p>
     <w:p>
@@ -835,7 +893,7 @@
         <w:pStyle w:val="Compact"/>
         <w:numPr>
           <w:ilvl w:val="0"/>
-          <w:numId w:val="1014"/>
+          <w:numId w:val="1015"/>
         </w:numPr>
       </w:pPr>
       <w:r>
@@ -847,7 +905,7 @@
         <w:pStyle w:val="Compact"/>
         <w:numPr>
           <w:ilvl w:val="0"/>
-          <w:numId w:val="1014"/>
+          <w:numId w:val="1015"/>
         </w:numPr>
       </w:pPr>
       <w:r>
@@ -859,7 +917,7 @@
         <w:pStyle w:val="Compact"/>
         <w:numPr>
           <w:ilvl w:val="1"/>
-          <w:numId w:val="1015"/>
+          <w:numId w:val="1016"/>
         </w:numPr>
       </w:pPr>
       <w:r>
@@ -871,7 +929,7 @@
         <w:pStyle w:val="Compact"/>
         <w:numPr>
           <w:ilvl w:val="1"/>
-          <w:numId w:val="1015"/>
+          <w:numId w:val="1016"/>
         </w:numPr>
       </w:pPr>
       <w:r>
@@ -883,21 +941,21 @@
         <w:pStyle w:val="Compact"/>
         <w:numPr>
           <w:ilvl w:val="1"/>
-          <w:numId w:val="1015"/>
+          <w:numId w:val="1016"/>
         </w:numPr>
       </w:pPr>
       <w:r>
         <w:t xml:space="preserve">Holter monitor</w:t>
       </w:r>
     </w:p>
-    <w:bookmarkEnd w:id="20"/>
-    <w:bookmarkStart w:id="21" w:name="Xf67b705436da6c4d37fd48e811c204bd6bb7290"/>
+    <w:bookmarkEnd w:id="21"/>
+    <w:bookmarkStart w:id="22" w:name="Xf67b705436da6c4d37fd48e811c204bd6bb7290"/>
     <w:p>
       <w:pPr>
         <w:pStyle w:val="Heading2"/>
       </w:pPr>
       <w:r>
-        <w:t xml:space="preserve">13 Esophagectomy for Cancers of the Esophagus or GE Junction</w:t>
+        <w:t xml:space="preserve">14 Esophagectomy for Cancers of the Esophagus or GE Junction</w:t>
       </w:r>
     </w:p>
     <w:p>
@@ -913,7 +971,7 @@
         <w:pStyle w:val="Compact"/>
         <w:numPr>
           <w:ilvl w:val="0"/>
-          <w:numId w:val="1016"/>
+          <w:numId w:val="1017"/>
         </w:numPr>
       </w:pPr>
       <w:r>
@@ -925,7 +983,7 @@
         <w:pStyle w:val="Compact"/>
         <w:numPr>
           <w:ilvl w:val="0"/>
-          <w:numId w:val="1016"/>
+          <w:numId w:val="1017"/>
         </w:numPr>
       </w:pPr>
       <w:r>
@@ -937,7 +995,7 @@
         <w:pStyle w:val="Compact"/>
         <w:numPr>
           <w:ilvl w:val="0"/>
-          <w:numId w:val="1016"/>
+          <w:numId w:val="1017"/>
         </w:numPr>
       </w:pPr>
       <w:r>
@@ -949,7 +1007,7 @@
         <w:pStyle w:val="Compact"/>
         <w:numPr>
           <w:ilvl w:val="0"/>
-          <w:numId w:val="1016"/>
+          <w:numId w:val="1017"/>
         </w:numPr>
       </w:pPr>
       <w:r>
@@ -986,7 +1044,7 @@
         <w:pStyle w:val="Compact"/>
         <w:numPr>
           <w:ilvl w:val="0"/>
-          <w:numId w:val="1017"/>
+          <w:numId w:val="1018"/>
         </w:numPr>
       </w:pPr>
       <w:r>
@@ -998,59 +1056,11 @@
         <w:pStyle w:val="Compact"/>
         <w:numPr>
           <w:ilvl w:val="0"/>
-          <w:numId w:val="1017"/>
+          <w:numId w:val="1018"/>
         </w:numPr>
       </w:pPr>
       <w:r>
         <w:t xml:space="preserve">Surgery scheduled after</w:t>
-      </w:r>
-    </w:p>
-    <w:p>
-      <w:pPr>
-        <w:pStyle w:val="Compact"/>
-        <w:numPr>
-          <w:ilvl w:val="1"/>
-          <w:numId w:val="1018"/>
-        </w:numPr>
-      </w:pPr>
-      <w:r>
-        <w:t xml:space="preserve">Recovery from preoperative therapy</w:t>
-      </w:r>
-    </w:p>
-    <w:p>
-      <w:pPr>
-        <w:pStyle w:val="Compact"/>
-        <w:numPr>
-          <w:ilvl w:val="1"/>
-          <w:numId w:val="1018"/>
-        </w:numPr>
-      </w:pPr>
-      <w:r>
-        <w:t xml:space="preserve">Restaging scans (CT or PET)</w:t>
-      </w:r>
-    </w:p>
-    <w:p>
-      <w:pPr>
-        <w:pStyle w:val="Compact"/>
-        <w:numPr>
-          <w:ilvl w:val="1"/>
-          <w:numId w:val="1018"/>
-        </w:numPr>
-      </w:pPr>
-      <w:r>
-        <w:t xml:space="preserve">Medical evaluation</w:t>
-      </w:r>
-    </w:p>
-    <w:p>
-      <w:pPr>
-        <w:pStyle w:val="Compact"/>
-        <w:numPr>
-          <w:ilvl w:val="0"/>
-          <w:numId w:val="1017"/>
-        </w:numPr>
-      </w:pPr>
-      <w:r>
-        <w:t xml:space="preserve">Timing between end of preoperative therapy and surgery</w:t>
       </w:r>
     </w:p>
     <w:p>
@@ -1062,7 +1072,7 @@
         </w:numPr>
       </w:pPr>
       <w:r>
-        <w:t xml:space="preserve">Chemotherapy + radiation: 6-8 weeks</w:t>
+        <w:t xml:space="preserve">Recovery from preoperative therapy</w:t>
       </w:r>
     </w:p>
     <w:p>
@@ -1074,17 +1084,65 @@
         </w:numPr>
       </w:pPr>
       <w:r>
+        <w:t xml:space="preserve">Restaging scans (CT or PET)</w:t>
+      </w:r>
+    </w:p>
+    <w:p>
+      <w:pPr>
+        <w:pStyle w:val="Compact"/>
+        <w:numPr>
+          <w:ilvl w:val="1"/>
+          <w:numId w:val="1019"/>
+        </w:numPr>
+      </w:pPr>
+      <w:r>
+        <w:t xml:space="preserve">Medical evaluation</w:t>
+      </w:r>
+    </w:p>
+    <w:p>
+      <w:pPr>
+        <w:pStyle w:val="Compact"/>
+        <w:numPr>
+          <w:ilvl w:val="0"/>
+          <w:numId w:val="1018"/>
+        </w:numPr>
+      </w:pPr>
+      <w:r>
+        <w:t xml:space="preserve">Timing between end of preoperative therapy and surgery</w:t>
+      </w:r>
+    </w:p>
+    <w:p>
+      <w:pPr>
+        <w:pStyle w:val="Compact"/>
+        <w:numPr>
+          <w:ilvl w:val="1"/>
+          <w:numId w:val="1020"/>
+        </w:numPr>
+      </w:pPr>
+      <w:r>
+        <w:t xml:space="preserve">Chemotherapy + radiation: 6-8 weeks</w:t>
+      </w:r>
+    </w:p>
+    <w:p>
+      <w:pPr>
+        <w:pStyle w:val="Compact"/>
+        <w:numPr>
+          <w:ilvl w:val="1"/>
+          <w:numId w:val="1020"/>
+        </w:numPr>
+      </w:pPr>
+      <w:r>
         <w:t xml:space="preserve">Chemotherapy: 4-8 weeks</w:t>
       </w:r>
     </w:p>
-    <w:bookmarkEnd w:id="21"/>
-    <w:bookmarkStart w:id="22" w:name="preoperative-visits"/>
+    <w:bookmarkEnd w:id="22"/>
+    <w:bookmarkStart w:id="23" w:name="preoperative-visits"/>
     <w:p>
       <w:pPr>
         <w:pStyle w:val="Heading2"/>
       </w:pPr>
       <w:r>
-        <w:t xml:space="preserve">14 Preoperative Visits</w:t>
+        <w:t xml:space="preserve">15 Preoperative Visits</w:t>
       </w:r>
     </w:p>
     <w:p>
@@ -1116,7 +1174,7 @@
         <w:pStyle w:val="Compact"/>
         <w:numPr>
           <w:ilvl w:val="0"/>
-          <w:numId w:val="1020"/>
+          <w:numId w:val="1021"/>
         </w:numPr>
       </w:pPr>
       <w:r>
@@ -1128,7 +1186,7 @@
         <w:pStyle w:val="Compact"/>
         <w:numPr>
           <w:ilvl w:val="0"/>
-          <w:numId w:val="1020"/>
+          <w:numId w:val="1021"/>
         </w:numPr>
       </w:pPr>
       <w:r>
@@ -1140,7 +1198,7 @@
         <w:pStyle w:val="Compact"/>
         <w:numPr>
           <w:ilvl w:val="0"/>
-          <w:numId w:val="1020"/>
+          <w:numId w:val="1021"/>
         </w:numPr>
       </w:pPr>
       <w:r>
@@ -1152,21 +1210,21 @@
         <w:pStyle w:val="Compact"/>
         <w:numPr>
           <w:ilvl w:val="0"/>
-          <w:numId w:val="1020"/>
+          <w:numId w:val="1021"/>
         </w:numPr>
       </w:pPr>
       <w:r>
         <w:t xml:space="preserve">In-person preop visit with Kate Duncan and Liz Koch</w:t>
       </w:r>
     </w:p>
-    <w:bookmarkEnd w:id="22"/>
-    <w:bookmarkStart w:id="23" w:name="surgery-for-esophageal-cancer"/>
+    <w:bookmarkEnd w:id="23"/>
+    <w:bookmarkStart w:id="24" w:name="surgery-for-esophageal-cancer"/>
     <w:p>
       <w:pPr>
         <w:pStyle w:val="Heading2"/>
       </w:pPr>
       <w:r>
-        <w:t xml:space="preserve">15 Surgery for Esophageal Cancer</w:t>
+        <w:t xml:space="preserve">16 Surgery for Esophageal Cancer</w:t>
       </w:r>
     </w:p>
     <w:p>
@@ -1182,7 +1240,7 @@
         <w:pStyle w:val="Compact"/>
         <w:numPr>
           <w:ilvl w:val="0"/>
-          <w:numId w:val="1021"/>
+          <w:numId w:val="1022"/>
         </w:numPr>
       </w:pPr>
       <w:r>
@@ -1194,7 +1252,7 @@
         <w:pStyle w:val="Compact"/>
         <w:numPr>
           <w:ilvl w:val="0"/>
-          <w:numId w:val="1021"/>
+          <w:numId w:val="1022"/>
         </w:numPr>
       </w:pPr>
       <w:r>
@@ -1206,29 +1264,29 @@
         <w:pStyle w:val="Compact"/>
         <w:numPr>
           <w:ilvl w:val="0"/>
-          <w:numId w:val="1021"/>
+          <w:numId w:val="1022"/>
         </w:numPr>
       </w:pPr>
       <w:r>
         <w:t xml:space="preserve">Locally Advanced (T3 M0) after preop therapy</w:t>
       </w:r>
     </w:p>
-    <w:bookmarkEnd w:id="23"/>
-    <w:bookmarkStart w:id="27" w:name="goals-of-surgery"/>
+    <w:bookmarkEnd w:id="24"/>
+    <w:bookmarkStart w:id="28" w:name="goals-of-surgery"/>
     <w:p>
       <w:pPr>
         <w:pStyle w:val="Heading2"/>
       </w:pPr>
       <w:r>
-        <w:t xml:space="preserve">16 Goals of Surgery</w:t>
-      </w:r>
-    </w:p>
-    <w:p>
-      <w:pPr>
-        <w:pStyle w:val="Compact"/>
-        <w:numPr>
-          <w:ilvl w:val="0"/>
-          <w:numId w:val="1022"/>
+        <w:t xml:space="preserve">17 Goals of Surgery</w:t>
+      </w:r>
+    </w:p>
+    <w:p>
+      <w:pPr>
+        <w:pStyle w:val="Compact"/>
+        <w:numPr>
+          <w:ilvl w:val="0"/>
+          <w:numId w:val="1023"/>
         </w:numPr>
       </w:pPr>
       <w:r>
@@ -1240,7 +1298,7 @@
         <w:pStyle w:val="Compact"/>
         <w:numPr>
           <w:ilvl w:val="0"/>
-          <w:numId w:val="1022"/>
+          <w:numId w:val="1023"/>
         </w:numPr>
       </w:pPr>
       <w:r>
@@ -1252,7 +1310,7 @@
         <w:pStyle w:val="Compact"/>
         <w:numPr>
           <w:ilvl w:val="0"/>
-          <w:numId w:val="1022"/>
+          <w:numId w:val="1023"/>
         </w:numPr>
       </w:pPr>
       <w:r>
@@ -1268,18 +1326,18 @@
           <wp:inline>
             <wp:extent cx="5334000" cy="5481674"/>
             <wp:effectExtent b="0" l="0" r="0" t="0"/>
-            <wp:docPr descr="" title="" id="25" name="Picture"/>
+            <wp:docPr descr="" title="" id="26" name="Picture"/>
             <a:graphic>
               <a:graphicData uri="http://schemas.openxmlformats.org/drawingml/2006/picture">
                 <pic:pic>
                   <pic:nvPicPr>
-                    <pic:cNvPr descr="images/Eso_Resection1_ai.png" id="26" name="Picture"/>
+                    <pic:cNvPr descr="images/Eso_Resection1_ai.png" id="27" name="Picture"/>
                     <pic:cNvPicPr>
                       <a:picLocks noChangeArrowheads="1" noChangeAspect="1"/>
                     </pic:cNvPicPr>
                   </pic:nvPicPr>
                   <pic:blipFill>
-                    <a:blip r:embed="rId24"/>
+                    <a:blip r:embed="rId25"/>
                     <a:stretch>
                       <a:fillRect/>
                     </a:stretch>
@@ -1306,22 +1364,22 @@
         </w:drawing>
       </w:r>
     </w:p>
-    <w:bookmarkEnd w:id="27"/>
-    <w:bookmarkStart w:id="31" w:name="ivor-lewis-transthoracic-esophagectomy"/>
+    <w:bookmarkEnd w:id="28"/>
+    <w:bookmarkStart w:id="32" w:name="ivor-lewis-transthoracic-esophagectomy"/>
     <w:p>
       <w:pPr>
         <w:pStyle w:val="Heading2"/>
       </w:pPr>
       <w:r>
-        <w:t xml:space="preserve">17 Ivor Lewis (Transthoracic) Esophagectomy</w:t>
-      </w:r>
-    </w:p>
-    <w:p>
-      <w:pPr>
-        <w:pStyle w:val="Compact"/>
-        <w:numPr>
-          <w:ilvl w:val="0"/>
-          <w:numId w:val="1023"/>
+        <w:t xml:space="preserve">18 Ivor Lewis (Transthoracic) Esophagectomy</w:t>
+      </w:r>
+    </w:p>
+    <w:p>
+      <w:pPr>
+        <w:pStyle w:val="Compact"/>
+        <w:numPr>
+          <w:ilvl w:val="0"/>
+          <w:numId w:val="1024"/>
         </w:numPr>
       </w:pPr>
       <w:r>
@@ -1333,7 +1391,7 @@
         <w:pStyle w:val="Compact"/>
         <w:numPr>
           <w:ilvl w:val="0"/>
-          <w:numId w:val="1023"/>
+          <w:numId w:val="1024"/>
         </w:numPr>
       </w:pPr>
       <w:r>
@@ -1345,7 +1403,7 @@
         <w:pStyle w:val="Compact"/>
         <w:numPr>
           <w:ilvl w:val="0"/>
-          <w:numId w:val="1023"/>
+          <w:numId w:val="1024"/>
         </w:numPr>
       </w:pPr>
       <w:r>
@@ -1361,18 +1419,18 @@
           <wp:inline>
             <wp:extent cx="5334000" cy="5481674"/>
             <wp:effectExtent b="0" l="0" r="0" t="0"/>
-            <wp:docPr descr="" title="" id="29" name="Picture"/>
+            <wp:docPr descr="" title="" id="30" name="Picture"/>
             <a:graphic>
               <a:graphicData uri="http://schemas.openxmlformats.org/drawingml/2006/picture">
                 <pic:pic>
                   <pic:nvPicPr>
-                    <pic:cNvPr descr="images/Eso_Resection2_ai.png" id="30" name="Picture"/>
+                    <pic:cNvPr descr="images/Eso_Resection2_ai.png" id="31" name="Picture"/>
                     <pic:cNvPicPr>
                       <a:picLocks noChangeArrowheads="1" noChangeAspect="1"/>
                     </pic:cNvPicPr>
                   </pic:nvPicPr>
                   <pic:blipFill>
-                    <a:blip r:embed="rId28"/>
+                    <a:blip r:embed="rId29"/>
                     <a:stretch>
                       <a:fillRect/>
                     </a:stretch>
@@ -1399,14 +1457,14 @@
         </w:drawing>
       </w:r>
     </w:p>
-    <w:bookmarkEnd w:id="31"/>
-    <w:bookmarkStart w:id="35" w:name="reconstruction"/>
+    <w:bookmarkEnd w:id="32"/>
+    <w:bookmarkStart w:id="36" w:name="reconstruction"/>
     <w:p>
       <w:pPr>
         <w:pStyle w:val="Heading2"/>
       </w:pPr>
       <w:r>
-        <w:t xml:space="preserve">18 Reconstruction</w:t>
+        <w:t xml:space="preserve">19 Reconstruction</w:t>
       </w:r>
     </w:p>
     <w:p>
@@ -1426,18 +1484,18 @@
           <wp:inline>
             <wp:extent cx="5334000" cy="5481674"/>
             <wp:effectExtent b="0" l="0" r="0" t="0"/>
-            <wp:docPr descr="" title="" id="33" name="Picture"/>
+            <wp:docPr descr="" title="" id="34" name="Picture"/>
             <a:graphic>
               <a:graphicData uri="http://schemas.openxmlformats.org/drawingml/2006/picture">
                 <pic:pic>
                   <pic:nvPicPr>
-                    <pic:cNvPr descr="images/Eso_Resection3_ai.png" id="34" name="Picture"/>
+                    <pic:cNvPr descr="images/Eso_Resection3_ai.png" id="35" name="Picture"/>
                     <pic:cNvPicPr>
                       <a:picLocks noChangeArrowheads="1" noChangeAspect="1"/>
                     </pic:cNvPicPr>
                   </pic:nvPicPr>
                   <pic:blipFill>
-                    <a:blip r:embed="rId32"/>
+                    <a:blip r:embed="rId33"/>
                     <a:stretch>
                       <a:fillRect/>
                     </a:stretch>
@@ -1464,14 +1522,14 @@
         </w:drawing>
       </w:r>
     </w:p>
-    <w:bookmarkEnd w:id="35"/>
-    <w:bookmarkStart w:id="39" w:name="ivor-lewis-esophagectomy"/>
+    <w:bookmarkEnd w:id="36"/>
+    <w:bookmarkStart w:id="40" w:name="ivor-lewis-esophagectomy"/>
     <w:p>
       <w:pPr>
         <w:pStyle w:val="Heading2"/>
       </w:pPr>
       <w:r>
-        <w:t xml:space="preserve">19 Ivor Lewis esophagectomy</w:t>
+        <w:t xml:space="preserve">20 Ivor Lewis esophagectomy</w:t>
       </w:r>
     </w:p>
     <w:p>
@@ -1504,18 +1562,18 @@
           <wp:inline>
             <wp:extent cx="5334000" cy="5478622"/>
             <wp:effectExtent b="0" l="0" r="0" t="0"/>
-            <wp:docPr descr="" title="" id="37" name="Picture"/>
+            <wp:docPr descr="" title="" id="38" name="Picture"/>
             <a:graphic>
               <a:graphicData uri="http://schemas.openxmlformats.org/drawingml/2006/picture">
                 <pic:pic>
                   <pic:nvPicPr>
-                    <pic:cNvPr descr="images/Eso_IvorLewis_Anastomosis.png" id="38" name="Picture"/>
+                    <pic:cNvPr descr="images/Eso_IvorLewis_Anastomosis.png" id="39" name="Picture"/>
                     <pic:cNvPicPr>
                       <a:picLocks noChangeArrowheads="1" noChangeAspect="1"/>
                     </pic:cNvPicPr>
                   </pic:nvPicPr>
                   <pic:blipFill>
-                    <a:blip r:embed="rId36"/>
+                    <a:blip r:embed="rId37"/>
                     <a:stretch>
                       <a:fillRect/>
                     </a:stretch>
@@ -1542,22 +1600,22 @@
         </w:drawing>
       </w:r>
     </w:p>
-    <w:bookmarkEnd w:id="39"/>
-    <w:bookmarkStart w:id="43" w:name="minimally-invasive-ivor-lewis"/>
+    <w:bookmarkEnd w:id="40"/>
+    <w:bookmarkStart w:id="44" w:name="minimally-invasive-ivor-lewis"/>
     <w:p>
       <w:pPr>
         <w:pStyle w:val="Heading2"/>
       </w:pPr>
       <w:r>
-        <w:t xml:space="preserve">20 Minimally-invasive Ivor Lewis</w:t>
-      </w:r>
-    </w:p>
-    <w:p>
-      <w:pPr>
-        <w:pStyle w:val="Compact"/>
-        <w:numPr>
-          <w:ilvl w:val="0"/>
-          <w:numId w:val="1024"/>
+        <w:t xml:space="preserve">21 Minimally-invasive Ivor Lewis</w:t>
+      </w:r>
+    </w:p>
+    <w:p>
+      <w:pPr>
+        <w:pStyle w:val="Compact"/>
+        <w:numPr>
+          <w:ilvl w:val="0"/>
+          <w:numId w:val="1025"/>
         </w:numPr>
       </w:pPr>
       <w:r>
@@ -1569,7 +1627,7 @@
         <w:pStyle w:val="Compact"/>
         <w:numPr>
           <w:ilvl w:val="0"/>
-          <w:numId w:val="1024"/>
+          <w:numId w:val="1025"/>
         </w:numPr>
       </w:pPr>
       <w:r>
@@ -1581,7 +1639,7 @@
         <w:pStyle w:val="Compact"/>
         <w:numPr>
           <w:ilvl w:val="0"/>
-          <w:numId w:val="1024"/>
+          <w:numId w:val="1025"/>
         </w:numPr>
       </w:pPr>
       <w:r>
@@ -1614,18 +1672,18 @@
           <wp:inline>
             <wp:extent cx="5334000" cy="5481674"/>
             <wp:effectExtent b="0" l="0" r="0" t="0"/>
-            <wp:docPr descr="" title="" id="41" name="Picture"/>
+            <wp:docPr descr="" title="" id="42" name="Picture"/>
             <a:graphic>
               <a:graphicData uri="http://schemas.openxmlformats.org/drawingml/2006/picture">
                 <pic:pic>
                   <pic:nvPicPr>
-                    <pic:cNvPr descr="images/MIE_IvorLewisArtboard.png" id="42" name="Picture"/>
+                    <pic:cNvPr descr="images/MIE_IvorLewisArtboard.png" id="43" name="Picture"/>
                     <pic:cNvPicPr>
                       <a:picLocks noChangeArrowheads="1" noChangeAspect="1"/>
                     </pic:cNvPicPr>
                   </pic:nvPicPr>
                   <pic:blipFill>
-                    <a:blip r:embed="rId40"/>
+                    <a:blip r:embed="rId41"/>
                     <a:stretch>
                       <a:fillRect/>
                     </a:stretch>
@@ -1652,14 +1710,14 @@
         </w:drawing>
       </w:r>
     </w:p>
-    <w:bookmarkEnd w:id="43"/>
-    <w:bookmarkStart w:id="47" w:name="open-ivor-lewis"/>
+    <w:bookmarkEnd w:id="44"/>
+    <w:bookmarkStart w:id="48" w:name="open-ivor-lewis"/>
     <w:p>
       <w:pPr>
         <w:pStyle w:val="Heading2"/>
       </w:pPr>
       <w:r>
-        <w:t xml:space="preserve">21 Open Ivor Lewis</w:t>
+        <w:t xml:space="preserve">22 Open Ivor Lewis</w:t>
       </w:r>
     </w:p>
     <w:p>
@@ -1687,18 +1745,18 @@
           <wp:inline>
             <wp:extent cx="5334000" cy="5481674"/>
             <wp:effectExtent b="0" l="0" r="0" t="0"/>
-            <wp:docPr descr="" title="" id="45" name="Picture"/>
+            <wp:docPr descr="" title="" id="46" name="Picture"/>
             <a:graphic>
               <a:graphicData uri="http://schemas.openxmlformats.org/drawingml/2006/picture">
                 <pic:pic>
                   <pic:nvPicPr>
-                    <pic:cNvPr descr="images/IvorLewisArtboard.png" id="46" name="Picture"/>
+                    <pic:cNvPr descr="images/IvorLewisArtboard.png" id="47" name="Picture"/>
                     <pic:cNvPicPr>
                       <a:picLocks noChangeArrowheads="1" noChangeAspect="1"/>
                     </pic:cNvPicPr>
                   </pic:nvPicPr>
                   <pic:blipFill>
-                    <a:blip r:embed="rId44"/>
+                    <a:blip r:embed="rId45"/>
                     <a:stretch>
                       <a:fillRect/>
                     </a:stretch>
@@ -1725,14 +1783,14 @@
         </w:drawing>
       </w:r>
     </w:p>
-    <w:bookmarkEnd w:id="47"/>
-    <w:bookmarkStart w:id="51" w:name="total-esophagectomy"/>
+    <w:bookmarkEnd w:id="48"/>
+    <w:bookmarkStart w:id="52" w:name="total-esophagectomy"/>
     <w:p>
       <w:pPr>
         <w:pStyle w:val="Heading2"/>
       </w:pPr>
       <w:r>
-        <w:t xml:space="preserve">22 Total Esophagectomy</w:t>
+        <w:t xml:space="preserve">23 Total Esophagectomy</w:t>
       </w:r>
     </w:p>
     <w:p>
@@ -1760,18 +1818,18 @@
           <wp:inline>
             <wp:extent cx="5334000" cy="5481674"/>
             <wp:effectExtent b="0" l="0" r="0" t="0"/>
-            <wp:docPr descr="" title="" id="49" name="Picture"/>
+            <wp:docPr descr="" title="" id="50" name="Picture"/>
             <a:graphic>
               <a:graphicData uri="http://schemas.openxmlformats.org/drawingml/2006/picture">
                 <pic:pic>
                   <pic:nvPicPr>
-                    <pic:cNvPr descr="images/Eso_ProxTumorArtboard.png" id="50" name="Picture"/>
+                    <pic:cNvPr descr="images/Eso_ProxTumorArtboard.png" id="51" name="Picture"/>
                     <pic:cNvPicPr>
                       <a:picLocks noChangeArrowheads="1" noChangeAspect="1"/>
                     </pic:cNvPicPr>
                   </pic:nvPicPr>
                   <pic:blipFill>
-                    <a:blip r:embed="rId48"/>
+                    <a:blip r:embed="rId49"/>
                     <a:stretch>
                       <a:fillRect/>
                     </a:stretch>
@@ -1798,14 +1856,14 @@
         </w:drawing>
       </w:r>
     </w:p>
-    <w:bookmarkEnd w:id="51"/>
-    <w:bookmarkStart w:id="58" w:name="mckeown-esophagectomy"/>
+    <w:bookmarkEnd w:id="52"/>
+    <w:bookmarkStart w:id="59" w:name="mckeown-esophagectomy"/>
     <w:p>
       <w:pPr>
         <w:pStyle w:val="Heading2"/>
       </w:pPr>
       <w:r>
-        <w:t xml:space="preserve">23 McKeown Esophagectomy</w:t>
+        <w:t xml:space="preserve">24 McKeown Esophagectomy</w:t>
       </w:r>
     </w:p>
     <w:p>
@@ -1817,18 +1875,18 @@
           <wp:inline>
             <wp:extent cx="5334000" cy="5481674"/>
             <wp:effectExtent b="0" l="0" r="0" t="0"/>
-            <wp:docPr descr="" title="" id="53" name="Picture"/>
+            <wp:docPr descr="" title="" id="54" name="Picture"/>
             <a:graphic>
               <a:graphicData uri="http://schemas.openxmlformats.org/drawingml/2006/picture">
                 <pic:pic>
                   <pic:nvPicPr>
-                    <pic:cNvPr descr="images/Eso_ResectionTotalArtboard.png" id="54" name="Picture"/>
+                    <pic:cNvPr descr="images/Eso_ResectionTotalArtboard.png" id="55" name="Picture"/>
                     <pic:cNvPicPr>
                       <a:picLocks noChangeArrowheads="1" noChangeAspect="1"/>
                     </pic:cNvPicPr>
                   </pic:nvPicPr>
                   <pic:blipFill>
-                    <a:blip r:embed="rId52"/>
+                    <a:blip r:embed="rId53"/>
                     <a:stretch>
                       <a:fillRect/>
                     </a:stretch>
@@ -1870,18 +1928,18 @@
           <wp:inline>
             <wp:extent cx="5334000" cy="5481674"/>
             <wp:effectExtent b="0" l="0" r="0" t="0"/>
-            <wp:docPr descr="" title="" id="56" name="Picture"/>
+            <wp:docPr descr="" title="" id="57" name="Picture"/>
             <a:graphic>
               <a:graphicData uri="http://schemas.openxmlformats.org/drawingml/2006/picture">
                 <pic:pic>
                   <pic:nvPicPr>
-                    <pic:cNvPr descr="images/Eso_MIE_McKeownArtboard.png" id="57" name="Picture"/>
+                    <pic:cNvPr descr="images/Eso_MIE_McKeownArtboard.png" id="58" name="Picture"/>
                     <pic:cNvPicPr>
                       <a:picLocks noChangeArrowheads="1" noChangeAspect="1"/>
                     </pic:cNvPicPr>
                   </pic:nvPicPr>
                   <pic:blipFill>
-                    <a:blip r:embed="rId55"/>
+                    <a:blip r:embed="rId56"/>
                     <a:stretch>
                       <a:fillRect/>
                     </a:stretch>
@@ -1914,14 +1972,14 @@
         <w:t xml:space="preserve">Connection made in the neck</w:t>
       </w:r>
     </w:p>
-    <w:bookmarkEnd w:id="58"/>
-    <w:bookmarkStart w:id="59" w:name="risks-of-esophagectomy"/>
+    <w:bookmarkEnd w:id="59"/>
+    <w:bookmarkStart w:id="60" w:name="risks-of-esophagectomy"/>
     <w:p>
       <w:pPr>
         <w:pStyle w:val="Heading2"/>
       </w:pPr>
       <w:r>
-        <w:t xml:space="preserve">24 Risks of Esophagectomy</w:t>
+        <w:t xml:space="preserve">25 Risks of Esophagectomy</w:t>
       </w:r>
     </w:p>
     <w:p>
@@ -1945,7 +2003,7 @@
         <w:pStyle w:val="Compact"/>
         <w:numPr>
           <w:ilvl w:val="0"/>
-          <w:numId w:val="1025"/>
+          <w:numId w:val="1026"/>
         </w:numPr>
       </w:pPr>
       <w:r>
@@ -1957,21 +2015,21 @@
         <w:pStyle w:val="Compact"/>
         <w:numPr>
           <w:ilvl w:val="0"/>
-          <w:numId w:val="1025"/>
+          <w:numId w:val="1026"/>
         </w:numPr>
       </w:pPr>
       <w:r>
         <w:t xml:space="preserve">Pneumonia</w:t>
       </w:r>
     </w:p>
-    <w:bookmarkEnd w:id="59"/>
-    <w:bookmarkStart w:id="62" w:name="anastomotic-leak"/>
+    <w:bookmarkEnd w:id="60"/>
+    <w:bookmarkStart w:id="63" w:name="anastomotic-leak"/>
     <w:p>
       <w:pPr>
         <w:pStyle w:val="Heading2"/>
       </w:pPr>
       <w:r>
-        <w:t xml:space="preserve">25 Anastomotic Leak</w:t>
+        <w:t xml:space="preserve">26 Anastomotic Leak</w:t>
       </w:r>
     </w:p>
     <w:p>
@@ -1991,18 +2049,18 @@
           <wp:inline>
             <wp:extent cx="5334000" cy="5478622"/>
             <wp:effectExtent b="0" l="0" r="0" t="0"/>
-            <wp:docPr descr="" title="" id="60" name="Picture"/>
+            <wp:docPr descr="" title="" id="61" name="Picture"/>
             <a:graphic>
               <a:graphicData uri="http://schemas.openxmlformats.org/drawingml/2006/picture">
                 <pic:pic>
                   <pic:nvPicPr>
-                    <pic:cNvPr descr="images/Eso_IvorLewis_Anastomosis.png" id="61" name="Picture"/>
+                    <pic:cNvPr descr="images/Eso_IvorLewis_Anastomosis.png" id="62" name="Picture"/>
                     <pic:cNvPicPr>
                       <a:picLocks noChangeArrowheads="1" noChangeAspect="1"/>
                     </pic:cNvPicPr>
                   </pic:nvPicPr>
                   <pic:blipFill>
-                    <a:blip r:embed="rId36"/>
+                    <a:blip r:embed="rId37"/>
                     <a:stretch>
                       <a:fillRect/>
                     </a:stretch>
@@ -2029,14 +2087,14 @@
         </w:drawing>
       </w:r>
     </w:p>
-    <w:bookmarkEnd w:id="62"/>
-    <w:bookmarkStart w:id="66" w:name="anastomotic-leak-1"/>
+    <w:bookmarkEnd w:id="63"/>
+    <w:bookmarkStart w:id="67" w:name="anastomotic-leak-1"/>
     <w:p>
       <w:pPr>
         <w:pStyle w:val="Heading2"/>
       </w:pPr>
       <w:r>
-        <w:t xml:space="preserve">26 Anastomotic Leak</w:t>
+        <w:t xml:space="preserve">27 Anastomotic Leak</w:t>
       </w:r>
     </w:p>
     <w:p>
@@ -2052,7 +2110,7 @@
         <w:pStyle w:val="Compact"/>
         <w:numPr>
           <w:ilvl w:val="0"/>
-          <w:numId w:val="1026"/>
+          <w:numId w:val="1027"/>
         </w:numPr>
       </w:pPr>
       <w:r>
@@ -2064,7 +2122,7 @@
         <w:pStyle w:val="Compact"/>
         <w:numPr>
           <w:ilvl w:val="0"/>
-          <w:numId w:val="1026"/>
+          <w:numId w:val="1027"/>
         </w:numPr>
       </w:pPr>
       <w:r>
@@ -2076,7 +2134,7 @@
         <w:pStyle w:val="Compact"/>
         <w:numPr>
           <w:ilvl w:val="0"/>
-          <w:numId w:val="1026"/>
+          <w:numId w:val="1027"/>
         </w:numPr>
       </w:pPr>
       <w:r>
@@ -2092,18 +2150,18 @@
           <wp:inline>
             <wp:extent cx="5334000" cy="5478622"/>
             <wp:effectExtent b="0" l="0" r="0" t="0"/>
-            <wp:docPr descr="" title="" id="64" name="Picture"/>
+            <wp:docPr descr="" title="" id="65" name="Picture"/>
             <a:graphic>
               <a:graphicData uri="http://schemas.openxmlformats.org/drawingml/2006/picture">
                 <pic:pic>
                   <pic:nvPicPr>
-                    <pic:cNvPr descr="images/Eso_IvorLewis_Leak.png" id="65" name="Picture"/>
+                    <pic:cNvPr descr="images/Eso_IvorLewis_Leak.png" id="66" name="Picture"/>
                     <pic:cNvPicPr>
                       <a:picLocks noChangeArrowheads="1" noChangeAspect="1"/>
                     </pic:cNvPicPr>
                   </pic:nvPicPr>
                   <pic:blipFill>
-                    <a:blip r:embed="rId63"/>
+                    <a:blip r:embed="rId64"/>
                     <a:stretch>
                       <a:fillRect/>
                     </a:stretch>
@@ -2130,14 +2188,14 @@
         </w:drawing>
       </w:r>
     </w:p>
-    <w:bookmarkEnd w:id="66"/>
-    <w:bookmarkStart w:id="69" w:name="anastomotic-leak-2"/>
+    <w:bookmarkEnd w:id="67"/>
+    <w:bookmarkStart w:id="70" w:name="anastomotic-leak-2"/>
     <w:p>
       <w:pPr>
         <w:pStyle w:val="Heading2"/>
       </w:pPr>
       <w:r>
-        <w:t xml:space="preserve">27 Anastomotic Leak</w:t>
+        <w:t xml:space="preserve">28 Anastomotic Leak</w:t>
       </w:r>
     </w:p>
     <w:p>
@@ -2153,7 +2211,7 @@
         <w:pStyle w:val="Compact"/>
         <w:numPr>
           <w:ilvl w:val="0"/>
-          <w:numId w:val="1027"/>
+          <w:numId w:val="1028"/>
         </w:numPr>
       </w:pPr>
       <w:r>
@@ -2165,7 +2223,7 @@
         <w:pStyle w:val="Compact"/>
         <w:numPr>
           <w:ilvl w:val="0"/>
-          <w:numId w:val="1027"/>
+          <w:numId w:val="1028"/>
         </w:numPr>
       </w:pPr>
       <w:r>
@@ -2177,7 +2235,7 @@
         <w:pStyle w:val="Compact"/>
         <w:numPr>
           <w:ilvl w:val="0"/>
-          <w:numId w:val="1027"/>
+          <w:numId w:val="1028"/>
         </w:numPr>
       </w:pPr>
       <w:r>
@@ -2193,18 +2251,18 @@
           <wp:inline>
             <wp:extent cx="5334000" cy="5478622"/>
             <wp:effectExtent b="0" l="0" r="0" t="0"/>
-            <wp:docPr descr="" title="" id="67" name="Picture"/>
+            <wp:docPr descr="" title="" id="68" name="Picture"/>
             <a:graphic>
               <a:graphicData uri="http://schemas.openxmlformats.org/drawingml/2006/picture">
                 <pic:pic>
                   <pic:nvPicPr>
-                    <pic:cNvPr descr="images/Eso_IvorLewis_Leak.png" id="68" name="Picture"/>
+                    <pic:cNvPr descr="images/Eso_IvorLewis_Leak.png" id="69" name="Picture"/>
                     <pic:cNvPicPr>
                       <a:picLocks noChangeArrowheads="1" noChangeAspect="1"/>
                     </pic:cNvPicPr>
                   </pic:nvPicPr>
                   <pic:blipFill>
-                    <a:blip r:embed="rId63"/>
+                    <a:blip r:embed="rId64"/>
                     <a:stretch>
                       <a:fillRect/>
                     </a:stretch>
@@ -2231,14 +2289,14 @@
         </w:drawing>
       </w:r>
     </w:p>
-    <w:bookmarkEnd w:id="69"/>
-    <w:bookmarkStart w:id="72" w:name="anastomotic-leak-3"/>
+    <w:bookmarkEnd w:id="70"/>
+    <w:bookmarkStart w:id="73" w:name="anastomotic-leak-3"/>
     <w:p>
       <w:pPr>
         <w:pStyle w:val="Heading2"/>
       </w:pPr>
       <w:r>
-        <w:t xml:space="preserve">28 Anastomotic Leak</w:t>
+        <w:t xml:space="preserve">29 Anastomotic Leak</w:t>
       </w:r>
     </w:p>
     <w:p>
@@ -2254,7 +2312,7 @@
         <w:pStyle w:val="Compact"/>
         <w:numPr>
           <w:ilvl w:val="0"/>
-          <w:numId w:val="1028"/>
+          <w:numId w:val="1029"/>
         </w:numPr>
       </w:pPr>
       <w:r>
@@ -2266,7 +2324,7 @@
         <w:pStyle w:val="Compact"/>
         <w:numPr>
           <w:ilvl w:val="0"/>
-          <w:numId w:val="1028"/>
+          <w:numId w:val="1029"/>
         </w:numPr>
       </w:pPr>
       <w:r>
@@ -2278,7 +2336,7 @@
         <w:pStyle w:val="Compact"/>
         <w:numPr>
           <w:ilvl w:val="0"/>
-          <w:numId w:val="1028"/>
+          <w:numId w:val="1029"/>
         </w:numPr>
       </w:pPr>
       <w:r>
@@ -2294,18 +2352,18 @@
           <wp:inline>
             <wp:extent cx="5334000" cy="5478622"/>
             <wp:effectExtent b="0" l="0" r="0" t="0"/>
-            <wp:docPr descr="" title="" id="70" name="Picture"/>
+            <wp:docPr descr="" title="" id="71" name="Picture"/>
             <a:graphic>
               <a:graphicData uri="http://schemas.openxmlformats.org/drawingml/2006/picture">
                 <pic:pic>
                   <pic:nvPicPr>
-                    <pic:cNvPr descr="images/Eso_IvorLewis_Leak.png" id="71" name="Picture"/>
+                    <pic:cNvPr descr="images/Eso_IvorLewis_Leak.png" id="72" name="Picture"/>
                     <pic:cNvPicPr>
                       <a:picLocks noChangeArrowheads="1" noChangeAspect="1"/>
                     </pic:cNvPicPr>
                   </pic:nvPicPr>
                   <pic:blipFill>
-                    <a:blip r:embed="rId63"/>
+                    <a:blip r:embed="rId64"/>
                     <a:stretch>
                       <a:fillRect/>
                     </a:stretch>
@@ -2332,21 +2390,21 @@
         </w:drawing>
       </w:r>
     </w:p>
-    <w:bookmarkEnd w:id="72"/>
-    <w:bookmarkStart w:id="76" w:name="pneumonia"/>
+    <w:bookmarkEnd w:id="73"/>
+    <w:bookmarkStart w:id="77" w:name="pneumonia"/>
     <w:p>
       <w:pPr>
         <w:pStyle w:val="Heading2"/>
       </w:pPr>
       <w:r>
-        <w:t xml:space="preserve">29 Pneumonia</w:t>
-      </w:r>
-    </w:p>
-    <w:p>
-      <w:pPr>
-        <w:numPr>
-          <w:ilvl w:val="0"/>
-          <w:numId w:val="1029"/>
+        <w:t xml:space="preserve">30 Pneumonia</w:t>
+      </w:r>
+    </w:p>
+    <w:p>
+      <w:pPr>
+        <w:numPr>
+          <w:ilvl w:val="0"/>
+          <w:numId w:val="1030"/>
         </w:numPr>
       </w:pPr>
       <w:r>
@@ -2357,7 +2415,7 @@
       <w:pPr>
         <w:numPr>
           <w:ilvl w:val="0"/>
-          <w:numId w:val="1029"/>
+          <w:numId w:val="1030"/>
         </w:numPr>
       </w:pPr>
       <w:r>
@@ -2368,7 +2426,7 @@
       <w:pPr>
         <w:numPr>
           <w:ilvl w:val="0"/>
-          <w:numId w:val="1029"/>
+          <w:numId w:val="1030"/>
         </w:numPr>
       </w:pPr>
       <w:r>
@@ -2384,18 +2442,18 @@
           <wp:inline>
             <wp:extent cx="5334000" cy="5481674"/>
             <wp:effectExtent b="0" l="0" r="0" t="0"/>
-            <wp:docPr descr="" title="" id="74" name="Picture"/>
+            <wp:docPr descr="" title="" id="75" name="Picture"/>
             <a:graphic>
               <a:graphicData uri="http://schemas.openxmlformats.org/drawingml/2006/picture">
                 <pic:pic>
                   <pic:nvPicPr>
-                    <pic:cNvPr descr="images/Eso_LungsArtboard.png" id="75" name="Picture"/>
+                    <pic:cNvPr descr="images/Eso_LungsArtboard.png" id="76" name="Picture"/>
                     <pic:cNvPicPr>
                       <a:picLocks noChangeArrowheads="1" noChangeAspect="1"/>
                     </pic:cNvPicPr>
                   </pic:nvPicPr>
                   <pic:blipFill>
-                    <a:blip r:embed="rId73"/>
+                    <a:blip r:embed="rId74"/>
                     <a:stretch>
                       <a:fillRect/>
                     </a:stretch>
@@ -2422,14 +2480,14 @@
         </w:drawing>
       </w:r>
     </w:p>
-    <w:bookmarkEnd w:id="76"/>
-    <w:bookmarkStart w:id="77" w:name="preventing-pneumonia"/>
+    <w:bookmarkEnd w:id="77"/>
+    <w:bookmarkStart w:id="78" w:name="preventing-pneumonia"/>
     <w:p>
       <w:pPr>
         <w:pStyle w:val="Heading2"/>
       </w:pPr>
       <w:r>
-        <w:t xml:space="preserve">30 Preventing Pneumonia</w:t>
+        <w:t xml:space="preserve">31 Preventing Pneumonia</w:t>
       </w:r>
     </w:p>
     <w:p>
@@ -2445,7 +2503,7 @@
         <w:pStyle w:val="Compact"/>
         <w:numPr>
           <w:ilvl w:val="0"/>
-          <w:numId w:val="1030"/>
+          <w:numId w:val="1031"/>
         </w:numPr>
       </w:pPr>
       <w:r>
@@ -2457,7 +2515,7 @@
         <w:pStyle w:val="Compact"/>
         <w:numPr>
           <w:ilvl w:val="0"/>
-          <w:numId w:val="1030"/>
+          <w:numId w:val="1031"/>
         </w:numPr>
       </w:pPr>
       <w:r>
@@ -2469,7 +2527,7 @@
         <w:pStyle w:val="Compact"/>
         <w:numPr>
           <w:ilvl w:val="0"/>
-          <w:numId w:val="1030"/>
+          <w:numId w:val="1031"/>
         </w:numPr>
       </w:pPr>
       <w:r>
@@ -2489,7 +2547,7 @@
         <w:pStyle w:val="Compact"/>
         <w:numPr>
           <w:ilvl w:val="0"/>
-          <w:numId w:val="1031"/>
+          <w:numId w:val="1032"/>
         </w:numPr>
       </w:pPr>
       <w:r>
@@ -2501,21 +2559,21 @@
         <w:pStyle w:val="Compact"/>
         <w:numPr>
           <w:ilvl w:val="0"/>
-          <w:numId w:val="1031"/>
+          <w:numId w:val="1032"/>
         </w:numPr>
       </w:pPr>
       <w:r>
         <w:t xml:space="preserve">Walking in the halls as soon as possible</w:t>
       </w:r>
     </w:p>
-    <w:bookmarkEnd w:id="77"/>
-    <w:bookmarkStart w:id="84" w:name="minimally-invasive-esophagectomy"/>
+    <w:bookmarkEnd w:id="78"/>
+    <w:bookmarkStart w:id="85" w:name="minimally-invasive-esophagectomy"/>
     <w:p>
       <w:pPr>
         <w:pStyle w:val="Heading2"/>
       </w:pPr>
       <w:r>
-        <w:t xml:space="preserve">31 Minimally-invasive Esophagectomy</w:t>
+        <w:t xml:space="preserve">32 Minimally-invasive Esophagectomy</w:t>
       </w:r>
     </w:p>
     <w:p>
@@ -2527,18 +2585,18 @@
           <wp:inline>
             <wp:extent cx="5334000" cy="4000500"/>
             <wp:effectExtent b="0" l="0" r="0" t="0"/>
-            <wp:docPr descr="" title="" id="79" name="Picture"/>
+            <wp:docPr descr="" title="" id="80" name="Picture"/>
             <a:graphic>
               <a:graphicData uri="http://schemas.openxmlformats.org/drawingml/2006/picture">
                 <pic:pic>
                   <pic:nvPicPr>
-                    <pic:cNvPr descr="images/mie_abd.png" id="80" name="Picture"/>
+                    <pic:cNvPr descr="images/mie_abd.png" id="81" name="Picture"/>
                     <pic:cNvPicPr>
                       <a:picLocks noChangeArrowheads="1" noChangeAspect="1"/>
                     </pic:cNvPicPr>
                   </pic:nvPicPr>
                   <pic:blipFill>
-                    <a:blip r:embed="rId78"/>
+                    <a:blip r:embed="rId79"/>
                     <a:stretch>
                       <a:fillRect/>
                     </a:stretch>
@@ -2574,18 +2632,18 @@
           <wp:inline>
             <wp:extent cx="5334000" cy="4000500"/>
             <wp:effectExtent b="0" l="0" r="0" t="0"/>
-            <wp:docPr descr="" title="" id="82" name="Picture"/>
+            <wp:docPr descr="" title="" id="83" name="Picture"/>
             <a:graphic>
               <a:graphicData uri="http://schemas.openxmlformats.org/drawingml/2006/picture">
                 <pic:pic>
                   <pic:nvPicPr>
-                    <pic:cNvPr descr="images/mie_chest.png" id="83" name="Picture"/>
+                    <pic:cNvPr descr="images/mie_chest.png" id="84" name="Picture"/>
                     <pic:cNvPicPr>
                       <a:picLocks noChangeArrowheads="1" noChangeAspect="1"/>
                     </pic:cNvPicPr>
                   </pic:nvPicPr>
                   <pic:blipFill>
-                    <a:blip r:embed="rId81"/>
+                    <a:blip r:embed="rId82"/>
                     <a:stretch>
                       <a:fillRect/>
                     </a:stretch>
@@ -2612,14 +2670,14 @@
         </w:drawing>
       </w:r>
     </w:p>
-    <w:bookmarkEnd w:id="84"/>
-    <w:bookmarkStart w:id="85" w:name="risks-of-surgery"/>
+    <w:bookmarkEnd w:id="85"/>
+    <w:bookmarkStart w:id="86" w:name="risks-of-surgery"/>
     <w:p>
       <w:pPr>
         <w:pStyle w:val="Heading2"/>
       </w:pPr>
       <w:r>
-        <w:t xml:space="preserve">32 Risks of Surgery</w:t>
+        <w:t xml:space="preserve">33 Risks of Surgery</w:t>
       </w:r>
     </w:p>
     <w:p>
@@ -2635,7 +2693,7 @@
         <w:pStyle w:val="Compact"/>
         <w:numPr>
           <w:ilvl w:val="0"/>
-          <w:numId w:val="1032"/>
+          <w:numId w:val="1033"/>
         </w:numPr>
       </w:pPr>
       <w:r>
@@ -2647,7 +2705,7 @@
         <w:pStyle w:val="Compact"/>
         <w:numPr>
           <w:ilvl w:val="0"/>
-          <w:numId w:val="1032"/>
+          <w:numId w:val="1033"/>
         </w:numPr>
       </w:pPr>
       <w:r>
@@ -2659,7 +2717,7 @@
         <w:pStyle w:val="Compact"/>
         <w:numPr>
           <w:ilvl w:val="0"/>
-          <w:numId w:val="1032"/>
+          <w:numId w:val="1033"/>
         </w:numPr>
       </w:pPr>
       <w:r>
@@ -2671,7 +2729,7 @@
         <w:pStyle w:val="Compact"/>
         <w:numPr>
           <w:ilvl w:val="0"/>
-          <w:numId w:val="1032"/>
+          <w:numId w:val="1033"/>
         </w:numPr>
       </w:pPr>
       <w:r>
@@ -2683,21 +2741,21 @@
         <w:pStyle w:val="Compact"/>
         <w:numPr>
           <w:ilvl w:val="0"/>
-          <w:numId w:val="1032"/>
+          <w:numId w:val="1033"/>
         </w:numPr>
       </w:pPr>
       <w:r>
         <w:t xml:space="preserve">Pulmonary embolism (2%)</w:t>
       </w:r>
     </w:p>
-    <w:bookmarkEnd w:id="85"/>
-    <w:bookmarkStart w:id="86" w:name="risks-of-surgery-1"/>
+    <w:bookmarkEnd w:id="86"/>
+    <w:bookmarkStart w:id="87" w:name="risks-of-surgery-1"/>
     <w:p>
       <w:pPr>
         <w:pStyle w:val="Heading2"/>
       </w:pPr>
       <w:r>
-        <w:t xml:space="preserve">33 Risks of Surgery</w:t>
+        <w:t xml:space="preserve">34 Risks of Surgery</w:t>
       </w:r>
     </w:p>
     <w:p>
@@ -2713,7 +2771,7 @@
         <w:pStyle w:val="Compact"/>
         <w:numPr>
           <w:ilvl w:val="0"/>
-          <w:numId w:val="1033"/>
+          <w:numId w:val="1034"/>
         </w:numPr>
       </w:pPr>
       <w:r>
@@ -2725,7 +2783,7 @@
         <w:pStyle w:val="Compact"/>
         <w:numPr>
           <w:ilvl w:val="0"/>
-          <w:numId w:val="1033"/>
+          <w:numId w:val="1034"/>
         </w:numPr>
       </w:pPr>
       <w:r>
@@ -2737,7 +2795,7 @@
         <w:pStyle w:val="Compact"/>
         <w:numPr>
           <w:ilvl w:val="0"/>
-          <w:numId w:val="1033"/>
+          <w:numId w:val="1034"/>
         </w:numPr>
       </w:pPr>
       <w:r>
@@ -2749,7 +2807,7 @@
         <w:pStyle w:val="Compact"/>
         <w:numPr>
           <w:ilvl w:val="1"/>
-          <w:numId w:val="1034"/>
+          <w:numId w:val="1035"/>
         </w:numPr>
       </w:pPr>
       <w:r>
@@ -2761,7 +2819,7 @@
         <w:pStyle w:val="Compact"/>
         <w:numPr>
           <w:ilvl w:val="1"/>
-          <w:numId w:val="1034"/>
+          <w:numId w:val="1035"/>
         </w:numPr>
       </w:pPr>
       <w:r>
@@ -2773,21 +2831,21 @@
         <w:pStyle w:val="Compact"/>
         <w:numPr>
           <w:ilvl w:val="1"/>
-          <w:numId w:val="1034"/>
+          <w:numId w:val="1035"/>
         </w:numPr>
       </w:pPr>
       <w:r>
         <w:t xml:space="preserve">High risk = 30%</w:t>
       </w:r>
     </w:p>
-    <w:bookmarkEnd w:id="86"/>
-    <w:bookmarkStart w:id="87" w:name="risks-of-surgery-2"/>
+    <w:bookmarkEnd w:id="87"/>
+    <w:bookmarkStart w:id="88" w:name="risks-of-surgery-2"/>
     <w:p>
       <w:pPr>
         <w:pStyle w:val="Heading2"/>
       </w:pPr>
       <w:r>
-        <w:t xml:space="preserve">34 Risks of Surgery</w:t>
+        <w:t xml:space="preserve">35 Risks of Surgery</w:t>
       </w:r>
     </w:p>
     <w:p>
@@ -2922,22 +2980,22 @@
         </w:tc>
       </w:tr>
     </w:tbl>
-    <w:bookmarkEnd w:id="87"/>
-    <w:bookmarkStart w:id="88" w:name="epidural-catheter-for-pain-control"/>
+    <w:bookmarkEnd w:id="88"/>
+    <w:bookmarkStart w:id="89" w:name="epidural-catheter-for-pain-control"/>
     <w:p>
       <w:pPr>
         <w:pStyle w:val="Heading2"/>
       </w:pPr>
       <w:r>
-        <w:t xml:space="preserve">35 Epidural Catheter for Pain Control</w:t>
-      </w:r>
-    </w:p>
-    <w:p>
-      <w:pPr>
-        <w:pStyle w:val="Compact"/>
-        <w:numPr>
-          <w:ilvl w:val="0"/>
-          <w:numId w:val="1035"/>
+        <w:t xml:space="preserve">36 Epidural Catheter for Pain Control</w:t>
+      </w:r>
+    </w:p>
+    <w:p>
+      <w:pPr>
+        <w:pStyle w:val="Compact"/>
+        <w:numPr>
+          <w:ilvl w:val="0"/>
+          <w:numId w:val="1036"/>
         </w:numPr>
       </w:pPr>
       <w:r>
@@ -2949,7 +3007,7 @@
         <w:pStyle w:val="Compact"/>
         <w:numPr>
           <w:ilvl w:val="0"/>
-          <w:numId w:val="1035"/>
+          <w:numId w:val="1036"/>
         </w:numPr>
       </w:pPr>
       <w:r>
@@ -2961,7 +3019,7 @@
         <w:pStyle w:val="Compact"/>
         <w:numPr>
           <w:ilvl w:val="0"/>
-          <w:numId w:val="1035"/>
+          <w:numId w:val="1036"/>
         </w:numPr>
       </w:pPr>
       <w:r>
@@ -2973,7 +3031,7 @@
         <w:pStyle w:val="Compact"/>
         <w:numPr>
           <w:ilvl w:val="0"/>
-          <w:numId w:val="1035"/>
+          <w:numId w:val="1036"/>
         </w:numPr>
       </w:pPr>
       <w:r>
@@ -2985,29 +3043,29 @@
         <w:pStyle w:val="Compact"/>
         <w:numPr>
           <w:ilvl w:val="0"/>
-          <w:numId w:val="1035"/>
+          <w:numId w:val="1036"/>
         </w:numPr>
       </w:pPr>
       <w:r>
         <w:t xml:space="preserve">Foley catheter removed after epidural removed</w:t>
       </w:r>
     </w:p>
-    <w:bookmarkEnd w:id="88"/>
-    <w:bookmarkStart w:id="89" w:name="intensive-care-unit-icu-2-4-days"/>
+    <w:bookmarkEnd w:id="89"/>
+    <w:bookmarkStart w:id="90" w:name="intensive-care-unit-icu-2-4-days"/>
     <w:p>
       <w:pPr>
         <w:pStyle w:val="Heading2"/>
       </w:pPr>
       <w:r>
-        <w:t xml:space="preserve">36 Intensive Care Unit (ICU) (2-4 days)</w:t>
-      </w:r>
-    </w:p>
-    <w:p>
-      <w:pPr>
-        <w:pStyle w:val="Compact"/>
-        <w:numPr>
-          <w:ilvl w:val="0"/>
-          <w:numId w:val="1036"/>
+        <w:t xml:space="preserve">37 Intensive Care Unit (ICU) (2-4 days)</w:t>
+      </w:r>
+    </w:p>
+    <w:p>
+      <w:pPr>
+        <w:pStyle w:val="Compact"/>
+        <w:numPr>
+          <w:ilvl w:val="0"/>
+          <w:numId w:val="1037"/>
         </w:numPr>
       </w:pPr>
       <w:r>
@@ -3019,7 +3077,7 @@
         <w:pStyle w:val="Compact"/>
         <w:numPr>
           <w:ilvl w:val="0"/>
-          <w:numId w:val="1036"/>
+          <w:numId w:val="1037"/>
         </w:numPr>
       </w:pPr>
       <w:r>
@@ -3031,7 +3089,7 @@
         <w:pStyle w:val="Compact"/>
         <w:numPr>
           <w:ilvl w:val="0"/>
-          <w:numId w:val="1036"/>
+          <w:numId w:val="1037"/>
         </w:numPr>
       </w:pPr>
       <w:r>
@@ -3043,7 +3101,7 @@
         <w:pStyle w:val="Compact"/>
         <w:numPr>
           <w:ilvl w:val="0"/>
-          <w:numId w:val="1036"/>
+          <w:numId w:val="1037"/>
         </w:numPr>
       </w:pPr>
       <w:r>
@@ -3055,7 +3113,7 @@
         <w:pStyle w:val="Compact"/>
         <w:numPr>
           <w:ilvl w:val="0"/>
-          <w:numId w:val="1036"/>
+          <w:numId w:val="1037"/>
         </w:numPr>
       </w:pPr>
       <w:r>
@@ -3067,29 +3125,29 @@
         <w:pStyle w:val="Compact"/>
         <w:numPr>
           <w:ilvl w:val="0"/>
-          <w:numId w:val="1036"/>
+          <w:numId w:val="1037"/>
         </w:numPr>
       </w:pPr>
       <w:r>
         <w:t xml:space="preserve">Feeding jejunostomy (usually stays in 8 wks)</w:t>
       </w:r>
     </w:p>
-    <w:bookmarkEnd w:id="89"/>
-    <w:bookmarkStart w:id="90" w:name="intensive-care-unit-icu"/>
+    <w:bookmarkEnd w:id="90"/>
+    <w:bookmarkStart w:id="91" w:name="intensive-care-unit-icu"/>
     <w:p>
       <w:pPr>
         <w:pStyle w:val="Heading2"/>
       </w:pPr>
       <w:r>
-        <w:t xml:space="preserve">37 Intensive Care Unit (ICU)</w:t>
-      </w:r>
-    </w:p>
-    <w:p>
-      <w:pPr>
-        <w:pStyle w:val="Compact"/>
-        <w:numPr>
-          <w:ilvl w:val="0"/>
-          <w:numId w:val="1037"/>
+        <w:t xml:space="preserve">38 Intensive Care Unit (ICU)</w:t>
+      </w:r>
+    </w:p>
+    <w:p>
+      <w:pPr>
+        <w:pStyle w:val="Compact"/>
+        <w:numPr>
+          <w:ilvl w:val="0"/>
+          <w:numId w:val="1038"/>
         </w:numPr>
       </w:pPr>
       <w:r>
@@ -3101,7 +3159,7 @@
         <w:pStyle w:val="Compact"/>
         <w:numPr>
           <w:ilvl w:val="0"/>
-          <w:numId w:val="1037"/>
+          <w:numId w:val="1038"/>
         </w:numPr>
       </w:pPr>
       <w:r>
@@ -3113,7 +3171,7 @@
         <w:pStyle w:val="Compact"/>
         <w:numPr>
           <w:ilvl w:val="0"/>
-          <w:numId w:val="1037"/>
+          <w:numId w:val="1038"/>
         </w:numPr>
       </w:pPr>
       <w:r>
@@ -3125,7 +3183,7 @@
         <w:pStyle w:val="Compact"/>
         <w:numPr>
           <w:ilvl w:val="0"/>
-          <w:numId w:val="1037"/>
+          <w:numId w:val="1038"/>
         </w:numPr>
       </w:pPr>
       <w:r>
@@ -3137,29 +3195,29 @@
         <w:pStyle w:val="Compact"/>
         <w:numPr>
           <w:ilvl w:val="0"/>
-          <w:numId w:val="1037"/>
+          <w:numId w:val="1038"/>
         </w:numPr>
       </w:pPr>
       <w:r>
         <w:t xml:space="preserve">Feeding jejunostomy (stays in 8 weeks)</w:t>
       </w:r>
     </w:p>
-    <w:bookmarkEnd w:id="90"/>
-    <w:bookmarkStart w:id="91" w:name="ward---6tower"/>
+    <w:bookmarkEnd w:id="91"/>
+    <w:bookmarkStart w:id="92" w:name="ward---6tower"/>
     <w:p>
       <w:pPr>
         <w:pStyle w:val="Heading2"/>
       </w:pPr>
       <w:r>
-        <w:t xml:space="preserve">38 Ward - 6Tower</w:t>
-      </w:r>
-    </w:p>
-    <w:p>
-      <w:pPr>
-        <w:pStyle w:val="Compact"/>
-        <w:numPr>
-          <w:ilvl w:val="0"/>
-          <w:numId w:val="1038"/>
+        <w:t xml:space="preserve">39 Ward - 6Tower</w:t>
+      </w:r>
+    </w:p>
+    <w:p>
+      <w:pPr>
+        <w:pStyle w:val="Compact"/>
+        <w:numPr>
+          <w:ilvl w:val="0"/>
+          <w:numId w:val="1039"/>
         </w:numPr>
       </w:pPr>
       <w:r>
@@ -3171,7 +3229,7 @@
         <w:pStyle w:val="Compact"/>
         <w:numPr>
           <w:ilvl w:val="0"/>
-          <w:numId w:val="1038"/>
+          <w:numId w:val="1039"/>
         </w:numPr>
       </w:pPr>
       <w:r>
@@ -3183,7 +3241,7 @@
         <w:pStyle w:val="Compact"/>
         <w:numPr>
           <w:ilvl w:val="0"/>
-          <w:numId w:val="1038"/>
+          <w:numId w:val="1039"/>
         </w:numPr>
       </w:pPr>
       <w:r>
@@ -3195,7 +3253,7 @@
         <w:pStyle w:val="Compact"/>
         <w:numPr>
           <w:ilvl w:val="1"/>
-          <w:numId w:val="1039"/>
+          <w:numId w:val="1040"/>
         </w:numPr>
       </w:pPr>
       <w:r>
@@ -3207,7 +3265,7 @@
         <w:pStyle w:val="Compact"/>
         <w:numPr>
           <w:ilvl w:val="1"/>
-          <w:numId w:val="1039"/>
+          <w:numId w:val="1040"/>
         </w:numPr>
       </w:pPr>
       <w:r>
@@ -3219,21 +3277,21 @@
         <w:pStyle w:val="Compact"/>
         <w:numPr>
           <w:ilvl w:val="1"/>
-          <w:numId w:val="1039"/>
+          <w:numId w:val="1040"/>
         </w:numPr>
       </w:pPr>
       <w:r>
         <w:t xml:space="preserve">Prevents loss of muscle strength</w:t>
       </w:r>
     </w:p>
-    <w:bookmarkEnd w:id="91"/>
-    <w:bookmarkStart w:id="92" w:name="jejunostomy-feeds"/>
+    <w:bookmarkEnd w:id="92"/>
+    <w:bookmarkStart w:id="93" w:name="jejunostomy-feeds"/>
     <w:p>
       <w:pPr>
         <w:pStyle w:val="Heading2"/>
       </w:pPr>
       <w:r>
-        <w:t xml:space="preserve">39 Jejunostomy Feeds</w:t>
+        <w:t xml:space="preserve">40 Jejunostomy Feeds</w:t>
       </w:r>
     </w:p>
     <w:p>
@@ -3249,7 +3307,7 @@
         <w:pStyle w:val="Compact"/>
         <w:numPr>
           <w:ilvl w:val="0"/>
-          <w:numId w:val="1040"/>
+          <w:numId w:val="1041"/>
         </w:numPr>
       </w:pPr>
       <w:r>
@@ -3261,7 +3319,7 @@
         <w:pStyle w:val="Compact"/>
         <w:numPr>
           <w:ilvl w:val="0"/>
-          <w:numId w:val="1040"/>
+          <w:numId w:val="1041"/>
         </w:numPr>
       </w:pPr>
       <w:r>
@@ -3281,7 +3339,7 @@
         <w:pStyle w:val="Compact"/>
         <w:numPr>
           <w:ilvl w:val="0"/>
-          <w:numId w:val="1041"/>
+          <w:numId w:val="1042"/>
         </w:numPr>
       </w:pPr>
       <w:r>
@@ -3293,39 +3351,39 @@
         <w:pStyle w:val="Compact"/>
         <w:numPr>
           <w:ilvl w:val="0"/>
-          <w:numId w:val="1041"/>
+          <w:numId w:val="1042"/>
         </w:numPr>
       </w:pPr>
       <w:r>
         <w:t xml:space="preserve">Important to prevent dehydration</w:t>
       </w:r>
     </w:p>
-    <w:bookmarkEnd w:id="92"/>
-    <w:bookmarkStart w:id="93" w:name="jejunostomy-tube"/>
+    <w:bookmarkEnd w:id="93"/>
+    <w:bookmarkStart w:id="94" w:name="jejunostomy-tube"/>
     <w:p>
       <w:pPr>
         <w:pStyle w:val="Heading2"/>
       </w:pPr>
       <w:r>
-        <w:t xml:space="preserve">40 Jejunostomy Tube</w:t>
-      </w:r>
-    </w:p>
-    <w:bookmarkEnd w:id="93"/>
-    <w:bookmarkStart w:id="94" w:name="jejunostomy-typical-regimen"/>
+        <w:t xml:space="preserve">41 Jejunostomy Tube</w:t>
+      </w:r>
+    </w:p>
+    <w:bookmarkEnd w:id="94"/>
+    <w:bookmarkStart w:id="95" w:name="jejunostomy-typical-regimen"/>
     <w:p>
       <w:pPr>
         <w:pStyle w:val="Heading2"/>
       </w:pPr>
       <w:r>
-        <w:t xml:space="preserve">41 Jejunostomy Typical Regimen</w:t>
-      </w:r>
-    </w:p>
-    <w:p>
-      <w:pPr>
-        <w:pStyle w:val="Compact"/>
-        <w:numPr>
-          <w:ilvl w:val="0"/>
-          <w:numId w:val="1042"/>
+        <w:t xml:space="preserve">42 Jejunostomy Typical Regimen</w:t>
+      </w:r>
+    </w:p>
+    <w:p>
+      <w:pPr>
+        <w:pStyle w:val="Compact"/>
+        <w:numPr>
+          <w:ilvl w:val="0"/>
+          <w:numId w:val="1043"/>
         </w:numPr>
       </w:pPr>
       <w:r>
@@ -3337,11 +3395,185 @@
         <w:pStyle w:val="Compact"/>
         <w:numPr>
           <w:ilvl w:val="1"/>
+          <w:numId w:val="1044"/>
+        </w:numPr>
+      </w:pPr>
+      <w:r>
+        <w:t xml:space="preserve">Men: 75mL/hour x 16 hours = 5 cartons</w:t>
+      </w:r>
+    </w:p>
+    <w:p>
+      <w:pPr>
+        <w:pStyle w:val="Compact"/>
+        <w:numPr>
+          <w:ilvl w:val="1"/>
+          <w:numId w:val="1044"/>
+        </w:numPr>
+      </w:pPr>
+      <w:r>
+        <w:t xml:space="preserve">Women: 60mL/hour x 16 hours = 4 cartons</w:t>
+      </w:r>
+    </w:p>
+    <w:p>
+      <w:pPr>
+        <w:pStyle w:val="Compact"/>
+        <w:numPr>
+          <w:ilvl w:val="0"/>
           <w:numId w:val="1043"/>
         </w:numPr>
       </w:pPr>
       <w:r>
-        <w:t xml:space="preserve">Men: 75mL/hour x 16 hours = 5 cartons</w:t>
+        <w:t xml:space="preserve">Water 240ml (8oz) via syringe 4x/day</w:t>
+      </w:r>
+    </w:p>
+    <w:p>
+      <w:pPr>
+        <w:pStyle w:val="FirstParagraph"/>
+      </w:pPr>
+      <w:r>
+        <w:t xml:space="preserve">Hospital nurses will teach use of the feeding tube</w:t>
+      </w:r>
+    </w:p>
+    <w:bookmarkEnd w:id="95"/>
+    <w:bookmarkStart w:id="96" w:name="jejunostomy-feeds-with-diabetes"/>
+    <w:p>
+      <w:pPr>
+        <w:pStyle w:val="Heading2"/>
+      </w:pPr>
+      <w:r>
+        <w:t xml:space="preserve">43 Jejunostomy Feeds with Diabetes</w:t>
+      </w:r>
+    </w:p>
+    <w:p>
+      <w:pPr>
+        <w:pStyle w:val="FirstParagraph"/>
+      </w:pPr>
+      <w:r>
+        <w:t xml:space="preserve">Jejunostomy feedings elevate blood sugars</w:t>
+      </w:r>
+    </w:p>
+    <w:p>
+      <w:pPr>
+        <w:pStyle w:val="Compact"/>
+        <w:numPr>
+          <w:ilvl w:val="0"/>
+          <w:numId w:val="1045"/>
+        </w:numPr>
+      </w:pPr>
+      <w:r>
+        <w:t xml:space="preserve">Insulin may be required along with feeds</w:t>
+      </w:r>
+    </w:p>
+    <w:p>
+      <w:pPr>
+        <w:pStyle w:val="FirstParagraph"/>
+      </w:pPr>
+      <w:r>
+        <w:t xml:space="preserve">Typical Pattern for tube feeds</w:t>
+      </w:r>
+    </w:p>
+    <w:p>
+      <w:pPr>
+        <w:pStyle w:val="Compact"/>
+        <w:numPr>
+          <w:ilvl w:val="0"/>
+          <w:numId w:val="1046"/>
+        </w:numPr>
+      </w:pPr>
+      <w:r>
+        <w:t xml:space="preserve">Feeds run via pump from 6pm to 10am</w:t>
+      </w:r>
+    </w:p>
+    <w:p>
+      <w:pPr>
+        <w:pStyle w:val="Compact"/>
+        <w:numPr>
+          <w:ilvl w:val="0"/>
+          <w:numId w:val="1046"/>
+        </w:numPr>
+      </w:pPr>
+      <w:r>
+        <w:t xml:space="preserve">Insulin at 6pm (70/30 insulin)</w:t>
+      </w:r>
+    </w:p>
+    <w:p>
+      <w:pPr>
+        <w:pStyle w:val="Compact"/>
+        <w:numPr>
+          <w:ilvl w:val="0"/>
+          <w:numId w:val="1046"/>
+        </w:numPr>
+      </w:pPr>
+      <w:r>
+        <w:t xml:space="preserve">Insulin at Midnight (70/30 insulin)</w:t>
+      </w:r>
+    </w:p>
+    <w:p>
+      <w:pPr>
+        <w:pStyle w:val="Compact"/>
+        <w:numPr>
+          <w:ilvl w:val="0"/>
+          <w:numId w:val="1046"/>
+        </w:numPr>
+      </w:pPr>
+      <w:r>
+        <w:t xml:space="preserve">No insulin if tube feedings are not run</w:t>
+      </w:r>
+    </w:p>
+    <w:bookmarkEnd w:id="96"/>
+    <w:bookmarkStart w:id="97" w:name="jejunostomy-video"/>
+    <w:p>
+      <w:pPr>
+        <w:pStyle w:val="Heading2"/>
+      </w:pPr>
+      <w:r>
+        <w:t xml:space="preserve">44 Jejunostomy Video</w:t>
+      </w:r>
+    </w:p>
+    <w:bookmarkEnd w:id="97"/>
+    <w:bookmarkStart w:id="98" w:name="activity-after-surgery"/>
+    <w:p>
+      <w:pPr>
+        <w:pStyle w:val="Heading2"/>
+      </w:pPr>
+      <w:r>
+        <w:t xml:space="preserve">45 Activity after Surgery</w:t>
+      </w:r>
+    </w:p>
+    <w:p>
+      <w:pPr>
+        <w:pStyle w:val="Compact"/>
+        <w:numPr>
+          <w:ilvl w:val="0"/>
+          <w:numId w:val="1047"/>
+        </w:numPr>
+      </w:pPr>
+      <w:r>
+        <w:t xml:space="preserve">Up in chair most of the day</w:t>
+      </w:r>
+    </w:p>
+    <w:p>
+      <w:pPr>
+        <w:pStyle w:val="Compact"/>
+        <w:numPr>
+          <w:ilvl w:val="0"/>
+          <w:numId w:val="1047"/>
+        </w:numPr>
+      </w:pPr>
+      <w:r>
+        <w:t xml:space="preserve">Walking with help from nurse/Physical Therapist</w:t>
+      </w:r>
+    </w:p>
+    <w:p>
+      <w:pPr>
+        <w:pStyle w:val="Compact"/>
+        <w:numPr>
+          <w:ilvl w:val="0"/>
+          <w:numId w:val="1047"/>
+        </w:numPr>
+      </w:pPr>
+      <w:r>
+        <w:t xml:space="preserve">Goals:</w:t>
       </w:r>
     </w:p>
     <w:p>
@@ -3349,207 +3581,33 @@
         <w:pStyle w:val="Compact"/>
         <w:numPr>
           <w:ilvl w:val="1"/>
-          <w:numId w:val="1043"/>
-        </w:numPr>
-      </w:pPr>
-      <w:r>
-        <w:t xml:space="preserve">Women: 60mL/hour x 16 hours = 4 cartons</w:t>
-      </w:r>
-    </w:p>
-    <w:p>
-      <w:pPr>
-        <w:pStyle w:val="Compact"/>
-        <w:numPr>
-          <w:ilvl w:val="0"/>
-          <w:numId w:val="1042"/>
-        </w:numPr>
-      </w:pPr>
-      <w:r>
-        <w:t xml:space="preserve">Water 240ml (8oz) via syringe 4x/day</w:t>
-      </w:r>
-    </w:p>
-    <w:p>
-      <w:pPr>
-        <w:pStyle w:val="FirstParagraph"/>
-      </w:pPr>
-      <w:r>
-        <w:t xml:space="preserve">Hospital nurses will teach use of the feeding tube</w:t>
-      </w:r>
-    </w:p>
-    <w:bookmarkEnd w:id="94"/>
-    <w:bookmarkStart w:id="95" w:name="jejunostomy-feeds-with-diabetes"/>
+          <w:numId w:val="1048"/>
+        </w:numPr>
+      </w:pPr>
+      <w:r>
+        <w:t xml:space="preserve">Improve lung function</w:t>
+      </w:r>
+    </w:p>
+    <w:p>
+      <w:pPr>
+        <w:pStyle w:val="Compact"/>
+        <w:numPr>
+          <w:ilvl w:val="1"/>
+          <w:numId w:val="1048"/>
+        </w:numPr>
+      </w:pPr>
+      <w:r>
+        <w:t xml:space="preserve">Prevent muscle loss</w:t>
+      </w:r>
+    </w:p>
+    <w:bookmarkEnd w:id="98"/>
+    <w:bookmarkStart w:id="99" w:name="nasogastric-ng-tube"/>
     <w:p>
       <w:pPr>
         <w:pStyle w:val="Heading2"/>
       </w:pPr>
       <w:r>
-        <w:t xml:space="preserve">42 Jejunostomy Feeds with Diabetes</w:t>
-      </w:r>
-    </w:p>
-    <w:p>
-      <w:pPr>
-        <w:pStyle w:val="FirstParagraph"/>
-      </w:pPr>
-      <w:r>
-        <w:t xml:space="preserve">Jejunostomy feedings elevate blood sugars</w:t>
-      </w:r>
-    </w:p>
-    <w:p>
-      <w:pPr>
-        <w:pStyle w:val="Compact"/>
-        <w:numPr>
-          <w:ilvl w:val="0"/>
-          <w:numId w:val="1044"/>
-        </w:numPr>
-      </w:pPr>
-      <w:r>
-        <w:t xml:space="preserve">Insulin may be required along with feeds</w:t>
-      </w:r>
-    </w:p>
-    <w:p>
-      <w:pPr>
-        <w:pStyle w:val="FirstParagraph"/>
-      </w:pPr>
-      <w:r>
-        <w:t xml:space="preserve">Typical Pattern for tube feeds</w:t>
-      </w:r>
-    </w:p>
-    <w:p>
-      <w:pPr>
-        <w:pStyle w:val="Compact"/>
-        <w:numPr>
-          <w:ilvl w:val="0"/>
-          <w:numId w:val="1045"/>
-        </w:numPr>
-      </w:pPr>
-      <w:r>
-        <w:t xml:space="preserve">Feeds run via pump from 6pm to 10am</w:t>
-      </w:r>
-    </w:p>
-    <w:p>
-      <w:pPr>
-        <w:pStyle w:val="Compact"/>
-        <w:numPr>
-          <w:ilvl w:val="0"/>
-          <w:numId w:val="1045"/>
-        </w:numPr>
-      </w:pPr>
-      <w:r>
-        <w:t xml:space="preserve">Insulin at 6pm (70/30 insulin)</w:t>
-      </w:r>
-    </w:p>
-    <w:p>
-      <w:pPr>
-        <w:pStyle w:val="Compact"/>
-        <w:numPr>
-          <w:ilvl w:val="0"/>
-          <w:numId w:val="1045"/>
-        </w:numPr>
-      </w:pPr>
-      <w:r>
-        <w:t xml:space="preserve">Insulin at Midnight (70/30 insulin)</w:t>
-      </w:r>
-    </w:p>
-    <w:p>
-      <w:pPr>
-        <w:pStyle w:val="Compact"/>
-        <w:numPr>
-          <w:ilvl w:val="0"/>
-          <w:numId w:val="1045"/>
-        </w:numPr>
-      </w:pPr>
-      <w:r>
-        <w:t xml:space="preserve">No insulin if tube feedings are not run</w:t>
-      </w:r>
-    </w:p>
-    <w:bookmarkEnd w:id="95"/>
-    <w:bookmarkStart w:id="96" w:name="jejunostomy-video"/>
-    <w:p>
-      <w:pPr>
-        <w:pStyle w:val="Heading2"/>
-      </w:pPr>
-      <w:r>
-        <w:t xml:space="preserve">43 Jejunostomy Video</w:t>
-      </w:r>
-    </w:p>
-    <w:bookmarkEnd w:id="96"/>
-    <w:bookmarkStart w:id="97" w:name="activity-after-surgery"/>
-    <w:p>
-      <w:pPr>
-        <w:pStyle w:val="Heading2"/>
-      </w:pPr>
-      <w:r>
-        <w:t xml:space="preserve">44 Activity after Surgery</w:t>
-      </w:r>
-    </w:p>
-    <w:p>
-      <w:pPr>
-        <w:pStyle w:val="Compact"/>
-        <w:numPr>
-          <w:ilvl w:val="0"/>
-          <w:numId w:val="1046"/>
-        </w:numPr>
-      </w:pPr>
-      <w:r>
-        <w:t xml:space="preserve">Up in chair most of the day</w:t>
-      </w:r>
-    </w:p>
-    <w:p>
-      <w:pPr>
-        <w:pStyle w:val="Compact"/>
-        <w:numPr>
-          <w:ilvl w:val="0"/>
-          <w:numId w:val="1046"/>
-        </w:numPr>
-      </w:pPr>
-      <w:r>
-        <w:t xml:space="preserve">Walking with help from nurse/Physical Therapist</w:t>
-      </w:r>
-    </w:p>
-    <w:p>
-      <w:pPr>
-        <w:pStyle w:val="Compact"/>
-        <w:numPr>
-          <w:ilvl w:val="0"/>
-          <w:numId w:val="1046"/>
-        </w:numPr>
-      </w:pPr>
-      <w:r>
-        <w:t xml:space="preserve">Goals:</w:t>
-      </w:r>
-    </w:p>
-    <w:p>
-      <w:pPr>
-        <w:pStyle w:val="Compact"/>
-        <w:numPr>
-          <w:ilvl w:val="1"/>
-          <w:numId w:val="1047"/>
-        </w:numPr>
-      </w:pPr>
-      <w:r>
-        <w:t xml:space="preserve">Improve lung function</w:t>
-      </w:r>
-    </w:p>
-    <w:p>
-      <w:pPr>
-        <w:pStyle w:val="Compact"/>
-        <w:numPr>
-          <w:ilvl w:val="1"/>
-          <w:numId w:val="1047"/>
-        </w:numPr>
-      </w:pPr>
-      <w:r>
-        <w:t xml:space="preserve">Prevent muscle loss</w:t>
-      </w:r>
-    </w:p>
-    <w:bookmarkEnd w:id="97"/>
-    <w:bookmarkStart w:id="98" w:name="nasogastric-ng-tube"/>
-    <w:p>
-      <w:pPr>
-        <w:pStyle w:val="Heading2"/>
-      </w:pPr>
-      <w:r>
-        <w:t xml:space="preserve">45 Nasogastric (NG) Tube</w:t>
+        <w:t xml:space="preserve">46 Nasogastric (NG) Tube</w:t>
       </w:r>
     </w:p>
     <w:p>
@@ -3565,7 +3623,7 @@
         <w:pStyle w:val="Compact"/>
         <w:numPr>
           <w:ilvl w:val="0"/>
-          <w:numId w:val="1048"/>
+          <w:numId w:val="1049"/>
         </w:numPr>
       </w:pPr>
       <w:r>
@@ -3577,7 +3635,7 @@
         <w:pStyle w:val="Compact"/>
         <w:numPr>
           <w:ilvl w:val="0"/>
-          <w:numId w:val="1048"/>
+          <w:numId w:val="1049"/>
         </w:numPr>
       </w:pPr>
       <w:r>
@@ -3597,7 +3655,7 @@
         <w:pStyle w:val="Compact"/>
         <w:numPr>
           <w:ilvl w:val="0"/>
-          <w:numId w:val="1049"/>
+          <w:numId w:val="1050"/>
         </w:numPr>
       </w:pPr>
       <w:r>
@@ -3626,21 +3684,21 @@
         <w:pStyle w:val="Compact"/>
         <w:numPr>
           <w:ilvl w:val="0"/>
-          <w:numId w:val="1049"/>
+          <w:numId w:val="1050"/>
         </w:numPr>
       </w:pPr>
       <w:r>
         <w:t xml:space="preserve">Otherwise, X-ray repeated 2-3 days later</w:t>
       </w:r>
     </w:p>
-    <w:bookmarkEnd w:id="98"/>
-    <w:bookmarkStart w:id="99" w:name="swallowing-evaluation"/>
+    <w:bookmarkEnd w:id="99"/>
+    <w:bookmarkStart w:id="100" w:name="swallowing-evaluation"/>
     <w:p>
       <w:pPr>
         <w:pStyle w:val="Heading2"/>
       </w:pPr>
       <w:r>
-        <w:t xml:space="preserve">46 Swallowing Evaluation</w:t>
+        <w:t xml:space="preserve">47 Swallowing Evaluation</w:t>
       </w:r>
     </w:p>
     <w:p>
@@ -3664,7 +3722,7 @@
         <w:pStyle w:val="Compact"/>
         <w:numPr>
           <w:ilvl w:val="0"/>
-          <w:numId w:val="1050"/>
+          <w:numId w:val="1051"/>
         </w:numPr>
       </w:pPr>
       <w:r>
@@ -3676,7 +3734,7 @@
         <w:pStyle w:val="Compact"/>
         <w:numPr>
           <w:ilvl w:val="0"/>
-          <w:numId w:val="1050"/>
+          <w:numId w:val="1051"/>
         </w:numPr>
       </w:pPr>
       <w:r>
@@ -3688,7 +3746,7 @@
         <w:pStyle w:val="Compact"/>
         <w:numPr>
           <w:ilvl w:val="0"/>
-          <w:numId w:val="1050"/>
+          <w:numId w:val="1051"/>
         </w:numPr>
       </w:pPr>
       <w:r>
@@ -3712,14 +3770,14 @@
         <w:t xml:space="preserve">liquids started by mouth</w:t>
       </w:r>
     </w:p>
-    <w:bookmarkEnd w:id="99"/>
-    <w:bookmarkStart w:id="100" w:name="jejunostomy-tube-1"/>
+    <w:bookmarkEnd w:id="100"/>
+    <w:bookmarkStart w:id="101" w:name="jejunostomy-tube-1"/>
     <w:p>
       <w:pPr>
         <w:pStyle w:val="Heading2"/>
       </w:pPr>
       <w:r>
-        <w:t xml:space="preserve">47 Jejunostomy tube</w:t>
+        <w:t xml:space="preserve">48 Jejunostomy tube</w:t>
       </w:r>
     </w:p>
     <w:p>
@@ -3738,22 +3796,22 @@
         <w:t xml:space="preserve">Pump administers the feedings slowly over hours</w:t>
       </w:r>
     </w:p>
-    <w:bookmarkEnd w:id="100"/>
-    <w:bookmarkStart w:id="101" w:name="jejunostomy-feeding"/>
+    <w:bookmarkEnd w:id="101"/>
+    <w:bookmarkStart w:id="102" w:name="jejunostomy-feeding"/>
     <w:p>
       <w:pPr>
         <w:pStyle w:val="Heading2"/>
       </w:pPr>
       <w:r>
-        <w:t xml:space="preserve">48 Jejunostomy feeding</w:t>
-      </w:r>
-    </w:p>
-    <w:p>
-      <w:pPr>
-        <w:pStyle w:val="Compact"/>
-        <w:numPr>
-          <w:ilvl w:val="0"/>
-          <w:numId w:val="1051"/>
+        <w:t xml:space="preserve">49 Jejunostomy feeding</w:t>
+      </w:r>
+    </w:p>
+    <w:p>
+      <w:pPr>
+        <w:pStyle w:val="Compact"/>
+        <w:numPr>
+          <w:ilvl w:val="0"/>
+          <w:numId w:val="1052"/>
         </w:numPr>
       </w:pPr>
       <w:r>
@@ -3765,7 +3823,7 @@
         <w:pStyle w:val="Compact"/>
         <w:numPr>
           <w:ilvl w:val="0"/>
-          <w:numId w:val="1051"/>
+          <w:numId w:val="1052"/>
         </w:numPr>
       </w:pPr>
       <w:r>
@@ -3806,14 +3864,14 @@
         <w:t xml:space="preserve">- 250mL (8 oz) 4 times per day</w:t>
       </w:r>
     </w:p>
-    <w:bookmarkEnd w:id="101"/>
-    <w:bookmarkStart w:id="102" w:name="oral-intake-at-home"/>
+    <w:bookmarkEnd w:id="102"/>
+    <w:bookmarkStart w:id="103" w:name="oral-intake-at-home"/>
     <w:p>
       <w:pPr>
         <w:pStyle w:val="Heading2"/>
       </w:pPr>
       <w:r>
-        <w:t xml:space="preserve">49 Oral Intake at Home</w:t>
+        <w:t xml:space="preserve">50 Oral Intake at Home</w:t>
       </w:r>
     </w:p>
     <w:p>
@@ -3840,7 +3898,7 @@
         <w:pStyle w:val="Compact"/>
         <w:numPr>
           <w:ilvl w:val="0"/>
-          <w:numId w:val="1052"/>
+          <w:numId w:val="1053"/>
         </w:numPr>
       </w:pPr>
       <w:r>
@@ -3852,21 +3910,21 @@
         <w:pStyle w:val="Compact"/>
         <w:numPr>
           <w:ilvl w:val="0"/>
-          <w:numId w:val="1052"/>
+          <w:numId w:val="1053"/>
         </w:numPr>
       </w:pPr>
       <w:r>
         <w:t xml:space="preserve">4 oz per hour if 2oz are tolerated well</w:t>
       </w:r>
     </w:p>
-    <w:bookmarkEnd w:id="102"/>
-    <w:bookmarkStart w:id="103" w:name="drains-and-tubes"/>
+    <w:bookmarkEnd w:id="103"/>
+    <w:bookmarkStart w:id="104" w:name="drains-and-tubes"/>
     <w:p>
       <w:pPr>
         <w:pStyle w:val="Heading2"/>
       </w:pPr>
       <w:r>
-        <w:t xml:space="preserve">50 Drains and Tubes</w:t>
+        <w:t xml:space="preserve">51 Drains and Tubes</w:t>
       </w:r>
     </w:p>
     <w:p>
@@ -3901,14 +3959,14 @@
         <w:t xml:space="preserve">Bladder catheter: Removed after epicura catheter removed</w:t>
       </w:r>
     </w:p>
-    <w:bookmarkEnd w:id="103"/>
-    <w:bookmarkStart w:id="104" w:name="discharge"/>
+    <w:bookmarkEnd w:id="104"/>
+    <w:bookmarkStart w:id="105" w:name="discharge"/>
     <w:p>
       <w:pPr>
         <w:pStyle w:val="Heading2"/>
       </w:pPr>
       <w:r>
-        <w:t xml:space="preserve">51 Discharge</w:t>
+        <w:t xml:space="preserve">52 Discharge</w:t>
       </w:r>
     </w:p>
     <w:p>
@@ -3924,7 +3982,7 @@
         <w:pStyle w:val="Compact"/>
         <w:numPr>
           <w:ilvl w:val="0"/>
-          <w:numId w:val="1053"/>
+          <w:numId w:val="1054"/>
         </w:numPr>
       </w:pPr>
       <w:r>
@@ -3936,7 +3994,7 @@
         <w:pStyle w:val="Compact"/>
         <w:numPr>
           <w:ilvl w:val="0"/>
-          <w:numId w:val="1053"/>
+          <w:numId w:val="1054"/>
         </w:numPr>
       </w:pPr>
       <w:r>
@@ -3948,22 +4006,22 @@
         <w:pStyle w:val="Compact"/>
         <w:numPr>
           <w:ilvl w:val="1"/>
+          <w:numId w:val="1055"/>
+        </w:numPr>
+      </w:pPr>
+      <w:r>
+        <w:t xml:space="preserve">Protein shakes or water 4oz every 2 hours</w:t>
+      </w:r>
+    </w:p>
+    <w:p>
+      <w:pPr>
+        <w:pStyle w:val="Compact"/>
+        <w:numPr>
+          <w:ilvl w:val="0"/>
           <w:numId w:val="1054"/>
         </w:numPr>
       </w:pPr>
       <w:r>
-        <w:t xml:space="preserve">Protein shakes or water 4oz every 2 hours</w:t>
-      </w:r>
-    </w:p>
-    <w:p>
-      <w:pPr>
-        <w:pStyle w:val="Compact"/>
-        <w:numPr>
-          <w:ilvl w:val="0"/>
-          <w:numId w:val="1053"/>
-        </w:numPr>
-      </w:pPr>
-      <w:r>
         <w:t xml:space="preserve">Water through tube 8oz four times per day</w:t>
       </w:r>
     </w:p>
@@ -3972,7 +4030,7 @@
         <w:pStyle w:val="Compact"/>
         <w:numPr>
           <w:ilvl w:val="0"/>
-          <w:numId w:val="1053"/>
+          <w:numId w:val="1054"/>
         </w:numPr>
       </w:pPr>
       <w:r>
@@ -3984,21 +4042,21 @@
         <w:pStyle w:val="Compact"/>
         <w:numPr>
           <w:ilvl w:val="0"/>
-          <w:numId w:val="1053"/>
+          <w:numId w:val="1054"/>
         </w:numPr>
       </w:pPr>
       <w:r>
         <w:t xml:space="preserve">Home infusion (tube feeding supplies)</w:t>
       </w:r>
     </w:p>
-    <w:bookmarkEnd w:id="104"/>
-    <w:bookmarkStart w:id="105" w:name="nutrition-after-surgery"/>
+    <w:bookmarkEnd w:id="105"/>
+    <w:bookmarkStart w:id="106" w:name="nutrition-after-surgery"/>
     <w:p>
       <w:pPr>
         <w:pStyle w:val="Heading2"/>
       </w:pPr>
       <w:r>
-        <w:t xml:space="preserve">52 Nutrition after Surgery</w:t>
+        <w:t xml:space="preserve">53 Nutrition after Surgery</w:t>
       </w:r>
     </w:p>
     <w:p>
@@ -4014,7 +4072,7 @@
         <w:pStyle w:val="Compact"/>
         <w:numPr>
           <w:ilvl w:val="0"/>
-          <w:numId w:val="1055"/>
+          <w:numId w:val="1056"/>
         </w:numPr>
       </w:pPr>
       <w:r>
@@ -4026,7 +4084,7 @@
         <w:pStyle w:val="Compact"/>
         <w:numPr>
           <w:ilvl w:val="0"/>
-          <w:numId w:val="1055"/>
+          <w:numId w:val="1056"/>
         </w:numPr>
       </w:pPr>
       <w:r>
@@ -4046,7 +4104,7 @@
         <w:pStyle w:val="Compact"/>
         <w:numPr>
           <w:ilvl w:val="0"/>
-          <w:numId w:val="1056"/>
+          <w:numId w:val="1057"/>
         </w:numPr>
       </w:pPr>
       <w:r>
@@ -4069,14 +4127,14 @@
         <w:t xml:space="preserve">8-12 weeks: Remove feeding tube (in office)</w:t>
       </w:r>
     </w:p>
-    <w:bookmarkEnd w:id="105"/>
-    <w:bookmarkStart w:id="106" w:name="X15701f9deabaab366e08b73bd1ea6f1240694c5"/>
+    <w:bookmarkEnd w:id="106"/>
+    <w:bookmarkStart w:id="107" w:name="X15701f9deabaab366e08b73bd1ea6f1240694c5"/>
     <w:p>
       <w:pPr>
         <w:pStyle w:val="Heading2"/>
       </w:pPr>
       <w:r>
-        <w:t xml:space="preserve">53 Transition from Tube Feeds</w:t>
+        <w:t xml:space="preserve">54 Transition from Tube Feeds</w:t>
       </w:r>
       <w:r>
         <w:t xml:space="preserve"> </w:t>
@@ -4109,7 +4167,7 @@
         <w:pStyle w:val="Compact"/>
         <w:numPr>
           <w:ilvl w:val="0"/>
-          <w:numId w:val="1057"/>
+          <w:numId w:val="1058"/>
         </w:numPr>
       </w:pPr>
       <w:r>
@@ -4121,7 +4179,7 @@
         <w:pStyle w:val="Compact"/>
         <w:numPr>
           <w:ilvl w:val="0"/>
-          <w:numId w:val="1057"/>
+          <w:numId w:val="1058"/>
         </w:numPr>
       </w:pPr>
       <w:r>
@@ -4133,19 +4191,19 @@
         <w:pStyle w:val="Compact"/>
         <w:numPr>
           <w:ilvl w:val="1"/>
+          <w:numId w:val="1059"/>
+        </w:numPr>
+      </w:pPr>
+      <w:r>
+        <w:t xml:space="preserve">75 grams protein = 5 cartons/night</w:t>
+      </w:r>
+    </w:p>
+    <w:p>
+      <w:pPr>
+        <w:pStyle w:val="Compact"/>
+        <w:numPr>
+          <w:ilvl w:val="0"/>
           <w:numId w:val="1058"/>
-        </w:numPr>
-      </w:pPr>
-      <w:r>
-        <w:t xml:space="preserve">75 grams protein = 5 cartons/night</w:t>
-      </w:r>
-    </w:p>
-    <w:p>
-      <w:pPr>
-        <w:pStyle w:val="Compact"/>
-        <w:numPr>
-          <w:ilvl w:val="0"/>
-          <w:numId w:val="1057"/>
         </w:numPr>
       </w:pPr>
       <w:r>
@@ -4182,29 +4240,29 @@
         <w:pStyle w:val="Compact"/>
         <w:numPr>
           <w:ilvl w:val="0"/>
-          <w:numId w:val="1059"/>
+          <w:numId w:val="1060"/>
         </w:numPr>
       </w:pPr>
       <w:r>
         <w:t xml:space="preserve">Three meals + 2-3 high-protein snacks</w:t>
       </w:r>
     </w:p>
-    <w:bookmarkEnd w:id="106"/>
-    <w:bookmarkStart w:id="107" w:name="post-esophagectomy-diet"/>
+    <w:bookmarkEnd w:id="107"/>
+    <w:bookmarkStart w:id="108" w:name="post-esophagectomy-diet"/>
     <w:p>
       <w:pPr>
         <w:pStyle w:val="Heading2"/>
       </w:pPr>
       <w:r>
-        <w:t xml:space="preserve">54 Post-esophagectomy Diet</w:t>
-      </w:r>
-    </w:p>
-    <w:p>
-      <w:pPr>
-        <w:pStyle w:val="Compact"/>
-        <w:numPr>
-          <w:ilvl w:val="0"/>
-          <w:numId w:val="1060"/>
+        <w:t xml:space="preserve">55 Post-esophagectomy Diet</w:t>
+      </w:r>
+    </w:p>
+    <w:p>
+      <w:pPr>
+        <w:pStyle w:val="Compact"/>
+        <w:numPr>
+          <w:ilvl w:val="0"/>
+          <w:numId w:val="1061"/>
         </w:numPr>
       </w:pPr>
       <w:r>
@@ -4216,7 +4274,7 @@
         <w:pStyle w:val="Compact"/>
         <w:numPr>
           <w:ilvl w:val="0"/>
-          <w:numId w:val="1060"/>
+          <w:numId w:val="1061"/>
         </w:numPr>
       </w:pPr>
       <w:r>
@@ -4228,7 +4286,7 @@
         <w:pStyle w:val="Compact"/>
         <w:numPr>
           <w:ilvl w:val="0"/>
-          <w:numId w:val="1060"/>
+          <w:numId w:val="1061"/>
         </w:numPr>
       </w:pPr>
       <w:r>
@@ -4240,7 +4298,7 @@
         <w:pStyle w:val="Compact"/>
         <w:numPr>
           <w:ilvl w:val="0"/>
-          <w:numId w:val="1060"/>
+          <w:numId w:val="1061"/>
         </w:numPr>
       </w:pPr>
       <w:r>
@@ -4252,7 +4310,7 @@
         <w:pStyle w:val="Compact"/>
         <w:numPr>
           <w:ilvl w:val="0"/>
-          <w:numId w:val="1060"/>
+          <w:numId w:val="1061"/>
         </w:numPr>
       </w:pPr>
       <w:r>
@@ -4264,7 +4322,7 @@
         <w:pStyle w:val="Compact"/>
         <w:numPr>
           <w:ilvl w:val="1"/>
-          <w:numId w:val="1061"/>
+          <w:numId w:val="1062"/>
         </w:numPr>
       </w:pPr>
       <w:r>
@@ -4276,7 +4334,7 @@
         <w:pStyle w:val="Compact"/>
         <w:numPr>
           <w:ilvl w:val="1"/>
-          <w:numId w:val="1061"/>
+          <w:numId w:val="1062"/>
         </w:numPr>
       </w:pPr>
       <w:r>
@@ -4288,21 +4346,21 @@
         <w:pStyle w:val="Compact"/>
         <w:numPr>
           <w:ilvl w:val="1"/>
-          <w:numId w:val="1061"/>
+          <w:numId w:val="1062"/>
         </w:numPr>
       </w:pPr>
       <w:r>
         <w:t xml:space="preserve">Avoid eating within 2 hours of bedtime</w:t>
       </w:r>
     </w:p>
-    <w:bookmarkEnd w:id="107"/>
-    <w:bookmarkStart w:id="108" w:name="medicines-at-home---pain"/>
+    <w:bookmarkEnd w:id="108"/>
+    <w:bookmarkStart w:id="109" w:name="medicines-at-home---pain"/>
     <w:p>
       <w:pPr>
         <w:pStyle w:val="Heading2"/>
       </w:pPr>
       <w:r>
-        <w:t xml:space="preserve">55 Medicines at Home - Pain</w:t>
+        <w:t xml:space="preserve">56 Medicines at Home - Pain</w:t>
       </w:r>
     </w:p>
     <w:p>
@@ -4334,7 +4392,7 @@
         <w:pStyle w:val="Compact"/>
         <w:numPr>
           <w:ilvl w:val="0"/>
-          <w:numId w:val="1062"/>
+          <w:numId w:val="1063"/>
         </w:numPr>
       </w:pPr>
       <w:r>
@@ -4346,7 +4404,7 @@
         <w:pStyle w:val="Compact"/>
         <w:numPr>
           <w:ilvl w:val="0"/>
-          <w:numId w:val="1062"/>
+          <w:numId w:val="1063"/>
         </w:numPr>
       </w:pPr>
       <w:r>
@@ -4358,7 +4416,7 @@
         <w:pStyle w:val="Compact"/>
         <w:numPr>
           <w:ilvl w:val="0"/>
-          <w:numId w:val="1062"/>
+          <w:numId w:val="1063"/>
         </w:numPr>
       </w:pPr>
       <w:r>
@@ -4370,21 +4428,21 @@
         <w:pStyle w:val="Compact"/>
         <w:numPr>
           <w:ilvl w:val="0"/>
-          <w:numId w:val="1062"/>
+          <w:numId w:val="1063"/>
         </w:numPr>
       </w:pPr>
       <w:r>
         <w:t xml:space="preserve">NO DRIVING WHILE ON OXYCODONE</w:t>
       </w:r>
     </w:p>
-    <w:bookmarkEnd w:id="108"/>
-    <w:bookmarkStart w:id="109" w:name="non-steroidals-anti-inflammatory-nsaid"/>
+    <w:bookmarkEnd w:id="109"/>
+    <w:bookmarkStart w:id="110" w:name="non-steroidals-anti-inflammatory-nsaid"/>
     <w:p>
       <w:pPr>
         <w:pStyle w:val="Heading2"/>
       </w:pPr>
       <w:r>
-        <w:t xml:space="preserve">56 Non-steroidals Anti Inflammatory (NSAID)</w:t>
+        <w:t xml:space="preserve">57 Non-steroidals Anti Inflammatory (NSAID)</w:t>
       </w:r>
     </w:p>
     <w:p>
@@ -4400,7 +4458,7 @@
         <w:pStyle w:val="Compact"/>
         <w:numPr>
           <w:ilvl w:val="0"/>
-          <w:numId w:val="1063"/>
+          <w:numId w:val="1064"/>
         </w:numPr>
       </w:pPr>
       <w:r>
@@ -4420,21 +4478,21 @@
         <w:pStyle w:val="Compact"/>
         <w:numPr>
           <w:ilvl w:val="0"/>
-          <w:numId w:val="1064"/>
+          <w:numId w:val="1065"/>
         </w:numPr>
       </w:pPr>
       <w:r>
         <w:t xml:space="preserve">(Can cause permanent scarring at the surgery site)</w:t>
       </w:r>
     </w:p>
-    <w:bookmarkEnd w:id="109"/>
-    <w:bookmarkStart w:id="110" w:name="acid-blockers-proton-pump-inhibitors"/>
+    <w:bookmarkEnd w:id="110"/>
+    <w:bookmarkStart w:id="111" w:name="acid-blockers-proton-pump-inhibitors"/>
     <w:p>
       <w:pPr>
         <w:pStyle w:val="Heading2"/>
       </w:pPr>
       <w:r>
-        <w:t xml:space="preserve">57 Acid Blockers = Proton Pump Inhibitors</w:t>
+        <w:t xml:space="preserve">58 Acid Blockers = Proton Pump Inhibitors</w:t>
       </w:r>
     </w:p>
     <w:p>
@@ -4450,7 +4508,7 @@
         <w:pStyle w:val="Compact"/>
         <w:numPr>
           <w:ilvl w:val="0"/>
-          <w:numId w:val="1065"/>
+          <w:numId w:val="1066"/>
         </w:numPr>
       </w:pPr>
       <w:r>
@@ -4462,7 +4520,7 @@
         <w:pStyle w:val="Compact"/>
         <w:numPr>
           <w:ilvl w:val="0"/>
-          <w:numId w:val="1065"/>
+          <w:numId w:val="1066"/>
         </w:numPr>
       </w:pPr>
       <w:r>
@@ -4474,21 +4532,21 @@
         <w:pStyle w:val="Compact"/>
         <w:numPr>
           <w:ilvl w:val="0"/>
-          <w:numId w:val="1065"/>
+          <w:numId w:val="1066"/>
         </w:numPr>
       </w:pPr>
       <w:r>
         <w:t xml:space="preserve">To administer through feeding tube, open capsule and resuspend beads in 60mL (2oz) of water</w:t>
       </w:r>
     </w:p>
-    <w:bookmarkEnd w:id="110"/>
-    <w:bookmarkStart w:id="111" w:name="medicines-at-home"/>
+    <w:bookmarkEnd w:id="111"/>
+    <w:bookmarkStart w:id="112" w:name="medicines-at-home"/>
     <w:p>
       <w:pPr>
         <w:pStyle w:val="Heading2"/>
       </w:pPr>
       <w:r>
-        <w:t xml:space="preserve">58 Medicines at Home</w:t>
+        <w:t xml:space="preserve">59 Medicines at Home</w:t>
       </w:r>
     </w:p>
     <w:p>
@@ -4504,7 +4562,7 @@
         <w:pStyle w:val="Compact"/>
         <w:numPr>
           <w:ilvl w:val="0"/>
-          <w:numId w:val="1066"/>
+          <w:numId w:val="1067"/>
         </w:numPr>
       </w:pPr>
       <w:r>
@@ -4516,7 +4574,7 @@
         <w:pStyle w:val="Compact"/>
         <w:numPr>
           <w:ilvl w:val="0"/>
-          <w:numId w:val="1066"/>
+          <w:numId w:val="1067"/>
         </w:numPr>
       </w:pPr>
       <w:r>
@@ -4536,7 +4594,7 @@
         <w:pStyle w:val="Compact"/>
         <w:numPr>
           <w:ilvl w:val="0"/>
-          <w:numId w:val="1067"/>
+          <w:numId w:val="1068"/>
         </w:numPr>
       </w:pPr>
       <w:r>
@@ -4548,7 +4606,7 @@
         <w:pStyle w:val="Compact"/>
         <w:numPr>
           <w:ilvl w:val="0"/>
-          <w:numId w:val="1067"/>
+          <w:numId w:val="1068"/>
         </w:numPr>
       </w:pPr>
       <w:r>
@@ -4560,29 +4618,29 @@
         <w:pStyle w:val="Compact"/>
         <w:numPr>
           <w:ilvl w:val="0"/>
-          <w:numId w:val="1067"/>
+          <w:numId w:val="1068"/>
         </w:numPr>
       </w:pPr>
       <w:r>
         <w:t xml:space="preserve">Will stop within first three months of surgery</w:t>
       </w:r>
     </w:p>
-    <w:bookmarkEnd w:id="111"/>
-    <w:bookmarkStart w:id="112" w:name="metoprolol-beta-blockers"/>
+    <w:bookmarkEnd w:id="112"/>
+    <w:bookmarkStart w:id="113" w:name="metoprolol-beta-blockers"/>
     <w:p>
       <w:pPr>
         <w:pStyle w:val="Heading2"/>
       </w:pPr>
       <w:r>
-        <w:t xml:space="preserve">59 Metoprolol = Beta Blockers</w:t>
-      </w:r>
-    </w:p>
-    <w:p>
-      <w:pPr>
-        <w:pStyle w:val="Compact"/>
-        <w:numPr>
-          <w:ilvl w:val="0"/>
-          <w:numId w:val="1068"/>
+        <w:t xml:space="preserve">60 Metoprolol = Beta Blockers</w:t>
+      </w:r>
+    </w:p>
+    <w:p>
+      <w:pPr>
+        <w:pStyle w:val="Compact"/>
+        <w:numPr>
+          <w:ilvl w:val="0"/>
+          <w:numId w:val="1069"/>
         </w:numPr>
       </w:pPr>
       <w:r>
@@ -4597,7 +4655,7 @@
         <w:pStyle w:val="Compact"/>
         <w:numPr>
           <w:ilvl w:val="0"/>
-          <w:numId w:val="1068"/>
+          <w:numId w:val="1069"/>
         </w:numPr>
       </w:pPr>
       <w:r>
@@ -4609,7 +4667,7 @@
         <w:pStyle w:val="Compact"/>
         <w:numPr>
           <w:ilvl w:val="0"/>
-          <w:numId w:val="1068"/>
+          <w:numId w:val="1069"/>
         </w:numPr>
       </w:pPr>
       <w:r>
@@ -4638,7 +4696,7 @@
         <w:pStyle w:val="Compact"/>
         <w:numPr>
           <w:ilvl w:val="0"/>
-          <w:numId w:val="1068"/>
+          <w:numId w:val="1069"/>
         </w:numPr>
       </w:pPr>
       <w:r>
@@ -4662,14 +4720,14 @@
         <w:t xml:space="preserve">return to prior dose and drug after surgery</w:t>
       </w:r>
     </w:p>
-    <w:bookmarkEnd w:id="112"/>
-    <w:bookmarkStart w:id="116" w:name="sleeping-at-home"/>
+    <w:bookmarkEnd w:id="113"/>
+    <w:bookmarkStart w:id="117" w:name="sleeping-at-home"/>
     <w:p>
       <w:pPr>
         <w:pStyle w:val="Heading2"/>
       </w:pPr>
       <w:r>
-        <w:t xml:space="preserve">60 Sleeping at Home</w:t>
+        <w:t xml:space="preserve">61 Sleeping at Home</w:t>
       </w:r>
     </w:p>
     <w:p>
@@ -4705,18 +4763,18 @@
           <wp:inline>
             <wp:extent cx="5334000" cy="5334000"/>
             <wp:effectExtent b="0" l="0" r="0" t="0"/>
-            <wp:docPr descr="" title="" id="114" name="Picture"/>
+            <wp:docPr descr="" title="" id="115" name="Picture"/>
             <a:graphic>
               <a:graphicData uri="http://schemas.openxmlformats.org/drawingml/2006/picture">
                 <pic:pic>
                   <pic:nvPicPr>
-                    <pic:cNvPr descr="images/wedge_pillow_comm.jpg" id="115" name="Picture"/>
+                    <pic:cNvPr descr="images/wedge_pillow_comm.jpg" id="116" name="Picture"/>
                     <pic:cNvPicPr>
                       <a:picLocks noChangeArrowheads="1" noChangeAspect="1"/>
                     </pic:cNvPicPr>
                   </pic:nvPicPr>
                   <pic:blipFill>
-                    <a:blip r:embed="rId113"/>
+                    <a:blip r:embed="rId114"/>
                     <a:stretch>
                       <a:fillRect/>
                     </a:stretch>
@@ -4743,14 +4801,14 @@
         </w:drawing>
       </w:r>
     </w:p>
-    <w:bookmarkEnd w:id="116"/>
-    <w:bookmarkStart w:id="117" w:name="X35611bb316b2613f9071605f3026a0a23a88bbf"/>
+    <w:bookmarkEnd w:id="117"/>
+    <w:bookmarkStart w:id="118" w:name="X35611bb316b2613f9071605f3026a0a23a88bbf"/>
     <w:p>
       <w:pPr>
         <w:pStyle w:val="Heading2"/>
       </w:pPr>
       <w:r>
-        <w:t xml:space="preserve">61 Follow Up Clinic Visit 7-10 days after Discharge</w:t>
+        <w:t xml:space="preserve">62 Follow Up Clinic Visit 7-10 days after Discharge</w:t>
       </w:r>
     </w:p>
     <w:p>
@@ -4766,7 +4824,7 @@
         <w:pStyle w:val="Compact"/>
         <w:numPr>
           <w:ilvl w:val="0"/>
-          <w:numId w:val="1069"/>
+          <w:numId w:val="1070"/>
         </w:numPr>
       </w:pPr>
       <w:r>
@@ -4778,7 +4836,7 @@
         <w:pStyle w:val="Compact"/>
         <w:numPr>
           <w:ilvl w:val="0"/>
-          <w:numId w:val="1069"/>
+          <w:numId w:val="1070"/>
         </w:numPr>
       </w:pPr>
       <w:r>
@@ -4790,7 +4848,7 @@
         <w:pStyle w:val="Compact"/>
         <w:numPr>
           <w:ilvl w:val="0"/>
-          <w:numId w:val="1069"/>
+          <w:numId w:val="1070"/>
         </w:numPr>
       </w:pPr>
       <w:r>
@@ -4810,7 +4868,7 @@
         <w:pStyle w:val="Compact"/>
         <w:numPr>
           <w:ilvl w:val="0"/>
-          <w:numId w:val="1070"/>
+          <w:numId w:val="1071"/>
         </w:numPr>
       </w:pPr>
       <w:r>
@@ -4822,21 +4880,21 @@
         <w:pStyle w:val="Compact"/>
         <w:numPr>
           <w:ilvl w:val="0"/>
-          <w:numId w:val="1070"/>
+          <w:numId w:val="1071"/>
         </w:numPr>
       </w:pPr>
       <w:r>
         <w:t xml:space="preserve">Advance diet by mouth</w:t>
       </w:r>
     </w:p>
-    <w:bookmarkEnd w:id="117"/>
-    <w:bookmarkStart w:id="118" w:name="adjust-medicines-after-surgery"/>
+    <w:bookmarkEnd w:id="118"/>
+    <w:bookmarkStart w:id="119" w:name="adjust-medicines-after-surgery"/>
     <w:p>
       <w:pPr>
         <w:pStyle w:val="Heading2"/>
       </w:pPr>
       <w:r>
-        <w:t xml:space="preserve">62 Adjust Medicines after Surgery</w:t>
+        <w:t xml:space="preserve">63 Adjust Medicines after Surgery</w:t>
       </w:r>
     </w:p>
     <w:p>
@@ -4864,7 +4922,7 @@
         <w:pStyle w:val="Compact"/>
         <w:numPr>
           <w:ilvl w:val="0"/>
-          <w:numId w:val="1071"/>
+          <w:numId w:val="1072"/>
         </w:numPr>
       </w:pPr>
       <w:r>
@@ -4876,7 +4934,7 @@
         <w:pStyle w:val="Compact"/>
         <w:numPr>
           <w:ilvl w:val="0"/>
-          <w:numId w:val="1071"/>
+          <w:numId w:val="1072"/>
         </w:numPr>
       </w:pPr>
       <w:r>
@@ -4916,14 +4974,114 @@
         <w:t xml:space="preserve">discontinue</w:t>
       </w:r>
     </w:p>
-    <w:bookmarkEnd w:id="118"/>
-    <w:bookmarkStart w:id="119" w:name="jejunostomy-removal"/>
+    <w:bookmarkEnd w:id="119"/>
+    <w:bookmarkStart w:id="120" w:name="second-follow-up-visit"/>
     <w:p>
       <w:pPr>
         <w:pStyle w:val="Heading2"/>
       </w:pPr>
       <w:r>
-        <w:t xml:space="preserve">63 Jejunostomy Removal</w:t>
+        <w:t xml:space="preserve">64 Second Follow Up Visit</w:t>
+      </w:r>
+    </w:p>
+    <w:p>
+      <w:pPr>
+        <w:pStyle w:val="FirstParagraph"/>
+      </w:pPr>
+      <w:r>
+        <w:t xml:space="preserve">4-5 weeks after first post-operative visit</w:t>
+      </w:r>
+    </w:p>
+    <w:p>
+      <w:pPr>
+        <w:pStyle w:val="Compact"/>
+        <w:numPr>
+          <w:ilvl w:val="0"/>
+          <w:numId w:val="1073"/>
+        </w:numPr>
+      </w:pPr>
+      <w:r>
+        <w:t xml:space="preserve">Discuss diet</w:t>
+      </w:r>
+    </w:p>
+    <w:p>
+      <w:pPr>
+        <w:pStyle w:val="Compact"/>
+        <w:numPr>
+          <w:ilvl w:val="0"/>
+          <w:numId w:val="1073"/>
+        </w:numPr>
+      </w:pPr>
+      <w:r>
+        <w:t xml:space="preserve">Discuss medicines</w:t>
+      </w:r>
+    </w:p>
+    <w:p>
+      <w:pPr>
+        <w:pStyle w:val="Compact"/>
+        <w:numPr>
+          <w:ilvl w:val="0"/>
+          <w:numId w:val="1073"/>
+        </w:numPr>
+      </w:pPr>
+      <w:r>
+        <w:t xml:space="preserve">Plan for jejunostomy removal</w:t>
+      </w:r>
+    </w:p>
+    <w:p>
+      <w:pPr>
+        <w:pStyle w:val="Compact"/>
+        <w:numPr>
+          <w:ilvl w:val="0"/>
+          <w:numId w:val="1073"/>
+        </w:numPr>
+      </w:pPr>
+      <w:r>
+        <w:t xml:space="preserve">Evaluate readiness for chemotherapy after surgery (usually 6 weeks)</w:t>
+      </w:r>
+    </w:p>
+    <w:bookmarkEnd w:id="120"/>
+    <w:bookmarkStart w:id="121" w:name="eating-after-surgery"/>
+    <w:p>
+      <w:pPr>
+        <w:pStyle w:val="Heading2"/>
+      </w:pPr>
+      <w:r>
+        <w:t xml:space="preserve">65 Eating after Surgery</w:t>
+      </w:r>
+    </w:p>
+    <w:p>
+      <w:pPr>
+        <w:pStyle w:val="FirstParagraph"/>
+      </w:pPr>
+      <w:r>
+        <w:t xml:space="preserve">First Postoperative Visit: Start soft foods (Phase I diet)</w:t>
+      </w:r>
+    </w:p>
+    <w:p>
+      <w:pPr>
+        <w:pStyle w:val="BodyText"/>
+      </w:pPr>
+      <w:r>
+        <w:t xml:space="preserve">Weekly virtual visits with dietitian</w:t>
+      </w:r>
+    </w:p>
+    <w:p>
+      <w:pPr>
+        <w:pStyle w:val="BodyText"/>
+      </w:pPr>
+      <w:r>
+        <w:t xml:space="preserve">Jejunostomy removal generally at 8 weeks after surgery</w:t>
+      </w:r>
+    </w:p>
+    <w:bookmarkEnd w:id="121"/>
+    <w:bookmarkStart w:id="122" w:name="jejunostomy-removal"/>
+    <w:p>
+      <w:pPr>
+        <w:pStyle w:val="Heading2"/>
+      </w:pPr>
+      <w:r>
+        <w:t xml:space="preserve">66 Jejunostomy Removal</w:t>
       </w:r>
     </w:p>
     <w:p>
@@ -4939,7 +5097,7 @@
         <w:pStyle w:val="BodyText"/>
       </w:pPr>
       <w:r>
-        <w:t xml:space="preserve">Removal usually around 8 weeks after surgery</w:t>
+        <w:t xml:space="preserve">Removal usually around 8 weeks after surgery (may be longer if chemotherapy planned after surgery)</w:t>
       </w:r>
     </w:p>
     <w:p>
@@ -4947,17 +5105,17 @@
         <w:pStyle w:val="BodyText"/>
       </w:pPr>
       <w:r>
-        <w:t xml:space="preserve">May take 5 minutes and some local anesthetic to loosen up the tube for removal.</w:t>
-      </w:r>
-    </w:p>
-    <w:bookmarkEnd w:id="119"/>
-    <w:bookmarkStart w:id="120" w:name="nutritional-monitoring-after-surgery"/>
+        <w:t xml:space="preserve">May take 30 minutes and some local anesthetic to loosen up the tube for removal.</w:t>
+      </w:r>
+    </w:p>
+    <w:bookmarkEnd w:id="122"/>
+    <w:bookmarkStart w:id="123" w:name="nutritional-monitoring-after-surgery"/>
     <w:p>
       <w:pPr>
         <w:pStyle w:val="Heading2"/>
       </w:pPr>
       <w:r>
-        <w:t xml:space="preserve">64 Nutritional Monitoring after Surgery</w:t>
+        <w:t xml:space="preserve">67 Nutritional Monitoring after Surgery</w:t>
       </w:r>
     </w:p>
     <w:p>
@@ -4973,7 +5131,7 @@
         <w:pStyle w:val="Compact"/>
         <w:numPr>
           <w:ilvl w:val="0"/>
-          <w:numId w:val="1072"/>
+          <w:numId w:val="1074"/>
         </w:numPr>
       </w:pPr>
       <w:r>
@@ -4985,7 +5143,7 @@
         <w:pStyle w:val="Compact"/>
         <w:numPr>
           <w:ilvl w:val="0"/>
-          <w:numId w:val="1072"/>
+          <w:numId w:val="1074"/>
         </w:numPr>
       </w:pPr>
       <w:r>
@@ -4997,21 +5155,21 @@
         <w:pStyle w:val="Compact"/>
         <w:numPr>
           <w:ilvl w:val="0"/>
-          <w:numId w:val="1072"/>
+          <w:numId w:val="1074"/>
         </w:numPr>
       </w:pPr>
       <w:r>
         <w:t xml:space="preserve">Vitamin D</w:t>
       </w:r>
     </w:p>
-    <w:bookmarkEnd w:id="120"/>
-    <w:bookmarkStart w:id="121" w:name="nutritional-monitoring-after-surgery-1"/>
+    <w:bookmarkEnd w:id="123"/>
+    <w:bookmarkStart w:id="124" w:name="nutritional-monitoring-after-surgery-1"/>
     <w:p>
       <w:pPr>
         <w:pStyle w:val="Heading2"/>
       </w:pPr>
       <w:r>
-        <w:t xml:space="preserve">65 Nutritional Monitoring after Surgery</w:t>
+        <w:t xml:space="preserve">68 Nutritional Monitoring after Surgery</w:t>
       </w:r>
     </w:p>
     <w:p>
@@ -5027,7 +5185,7 @@
         <w:pStyle w:val="Compact"/>
         <w:numPr>
           <w:ilvl w:val="0"/>
-          <w:numId w:val="1073"/>
+          <w:numId w:val="1075"/>
         </w:numPr>
       </w:pPr>
       <w:r>
@@ -5039,7 +5197,7 @@
         <w:pStyle w:val="Compact"/>
         <w:numPr>
           <w:ilvl w:val="0"/>
-          <w:numId w:val="1073"/>
+          <w:numId w:val="1075"/>
         </w:numPr>
       </w:pPr>
       <w:r>
@@ -5051,21 +5209,21 @@
         <w:pStyle w:val="Compact"/>
         <w:numPr>
           <w:ilvl w:val="0"/>
-          <w:numId w:val="1073"/>
+          <w:numId w:val="1075"/>
         </w:numPr>
       </w:pPr>
       <w:r>
         <w:t xml:space="preserve">Vitamin D</w:t>
       </w:r>
     </w:p>
-    <w:bookmarkEnd w:id="121"/>
-    <w:bookmarkStart w:id="122" w:name="nutritional-replacements-after-surgery"/>
+    <w:bookmarkEnd w:id="124"/>
+    <w:bookmarkStart w:id="125" w:name="nutritional-replacements-after-surgery"/>
     <w:p>
       <w:pPr>
         <w:pStyle w:val="Heading2"/>
       </w:pPr>
       <w:r>
-        <w:t xml:space="preserve">66 Nutritional Replacements after Surgery</w:t>
+        <w:t xml:space="preserve">69 Nutritional Replacements after Surgery</w:t>
       </w:r>
     </w:p>
     <w:p>
@@ -5081,7 +5239,7 @@
         <w:pStyle w:val="Compact"/>
         <w:numPr>
           <w:ilvl w:val="0"/>
-          <w:numId w:val="1074"/>
+          <w:numId w:val="1076"/>
         </w:numPr>
       </w:pPr>
       <w:r>
@@ -5093,7 +5251,7 @@
         <w:pStyle w:val="Compact"/>
         <w:numPr>
           <w:ilvl w:val="0"/>
-          <w:numId w:val="1074"/>
+          <w:numId w:val="1076"/>
         </w:numPr>
       </w:pPr>
       <w:r>
@@ -5105,7 +5263,7 @@
         <w:pStyle w:val="Compact"/>
         <w:numPr>
           <w:ilvl w:val="0"/>
-          <w:numId w:val="1074"/>
+          <w:numId w:val="1076"/>
         </w:numPr>
       </w:pPr>
       <w:r>
@@ -5125,7 +5283,7 @@
         <w:pStyle w:val="Compact"/>
         <w:numPr>
           <w:ilvl w:val="0"/>
-          <w:numId w:val="1075"/>
+          <w:numId w:val="1077"/>
         </w:numPr>
       </w:pPr>
       <w:r>
@@ -5137,21 +5295,21 @@
         <w:pStyle w:val="Compact"/>
         <w:numPr>
           <w:ilvl w:val="0"/>
-          <w:numId w:val="1075"/>
+          <w:numId w:val="1077"/>
         </w:numPr>
       </w:pPr>
       <w:r>
         <w:t xml:space="preserve">Repeat testing in 3-6 months</w:t>
       </w:r>
     </w:p>
-    <w:bookmarkEnd w:id="122"/>
-    <w:bookmarkStart w:id="123" w:name="team-members---physicians-1"/>
+    <w:bookmarkEnd w:id="125"/>
+    <w:bookmarkStart w:id="126" w:name="team-members---physicians-1"/>
     <w:p>
       <w:pPr>
         <w:pStyle w:val="Heading2"/>
       </w:pPr>
       <w:r>
-        <w:t xml:space="preserve">67 Team Members - Physicians</w:t>
+        <w:t xml:space="preserve">70 Team Members - Physicians</w:t>
       </w:r>
     </w:p>
     <w:p>
@@ -5199,7 +5357,7 @@
         <w:pStyle w:val="Compact"/>
         <w:numPr>
           <w:ilvl w:val="0"/>
-          <w:numId w:val="1076"/>
+          <w:numId w:val="1078"/>
         </w:numPr>
       </w:pPr>
       <w:r>
@@ -5211,7 +5369,7 @@
         <w:pStyle w:val="Compact"/>
         <w:numPr>
           <w:ilvl w:val="0"/>
-          <w:numId w:val="1076"/>
+          <w:numId w:val="1078"/>
         </w:numPr>
       </w:pPr>
       <w:r>
@@ -5223,21 +5381,21 @@
         <w:pStyle w:val="Compact"/>
         <w:numPr>
           <w:ilvl w:val="0"/>
-          <w:numId w:val="1076"/>
+          <w:numId w:val="1078"/>
         </w:numPr>
       </w:pPr>
       <w:r>
         <w:t xml:space="preserve">Michael Roach MD</w:t>
       </w:r>
     </w:p>
-    <w:bookmarkEnd w:id="123"/>
-    <w:bookmarkStart w:id="124" w:name="team-members---support-staff-1"/>
+    <w:bookmarkEnd w:id="126"/>
+    <w:bookmarkStart w:id="127" w:name="team-members---support-staff-1"/>
     <w:p>
       <w:pPr>
         <w:pStyle w:val="Heading2"/>
       </w:pPr>
       <w:r>
-        <w:t xml:space="preserve">68 Team Members - Support Staff</w:t>
+        <w:t xml:space="preserve">71 Team Members - Support Staff</w:t>
       </w:r>
     </w:p>
     <w:p>
@@ -5269,7 +5427,7 @@
         <w:pStyle w:val="Compact"/>
         <w:numPr>
           <w:ilvl w:val="0"/>
-          <w:numId w:val="1077"/>
+          <w:numId w:val="1079"/>
         </w:numPr>
       </w:pPr>
       <w:r>
@@ -5281,7 +5439,7 @@
         <w:pStyle w:val="Compact"/>
         <w:numPr>
           <w:ilvl w:val="0"/>
-          <w:numId w:val="1077"/>
+          <w:numId w:val="1079"/>
         </w:numPr>
       </w:pPr>
       <w:r>
@@ -5304,7 +5462,7 @@
         <w:t xml:space="preserve">Care Coordinator - Karen Julian-Martinez</w:t>
       </w:r>
     </w:p>
-    <w:bookmarkEnd w:id="124"/>
+    <w:bookmarkEnd w:id="127"/>
     <w:sectPr>
       <w:footnotePr>
         <w:numRestart w:val="eachSect"/>
@@ -5750,6 +5908,12 @@
     <w:abstractNumId w:val="991"/>
   </w:num>
   <w:num w:numId="1077">
+    <w:abstractNumId w:val="991"/>
+  </w:num>
+  <w:num w:numId="1078">
+    <w:abstractNumId w:val="991"/>
+  </w:num>
+  <w:num w:numId="1079">
     <w:abstractNumId w:val="991"/>
   </w:num>
 </w:numbering>

--- a/lci_esophagectomy_consult.docx
+++ b/lci_esophagectomy_consult.docx
@@ -1601,13 +1601,13 @@
       </w:r>
     </w:p>
     <w:bookmarkEnd w:id="40"/>
-    <w:bookmarkStart w:id="44" w:name="minimally-invasive-ivor-lewis"/>
+    <w:bookmarkStart w:id="44" w:name="X81382ef4ca7932abee32956f0984a2bf68ad151"/>
     <w:p>
       <w:pPr>
         <w:pStyle w:val="Heading2"/>
       </w:pPr>
       <w:r>
-        <w:t xml:space="preserve">21 Minimally-invasive Ivor Lewis</w:t>
+        <w:t xml:space="preserve">21 Minimally-invasive Ivor Lewis Esophagectomy</w:t>
       </w:r>
     </w:p>
     <w:p>
@@ -1711,46 +1711,83 @@
       </w:r>
     </w:p>
     <w:bookmarkEnd w:id="44"/>
-    <w:bookmarkStart w:id="48" w:name="open-ivor-lewis"/>
+    <w:bookmarkStart w:id="48" w:name="X75dbf077c0c9d51f7e6696f0ae5f82085c4ee39"/>
     <w:p>
       <w:pPr>
         <w:pStyle w:val="Heading2"/>
       </w:pPr>
       <w:r>
-        <w:t xml:space="preserve">22 Open Ivor Lewis</w:t>
-      </w:r>
-    </w:p>
-    <w:p>
-      <w:pPr>
-        <w:pStyle w:val="FirstParagraph"/>
-      </w:pPr>
-      <w:r>
-        <w:t xml:space="preserve">Mininally-invasive approach feasible in 98% of cases</w:t>
-      </w:r>
-    </w:p>
-    <w:p>
-      <w:pPr>
-        <w:pStyle w:val="BodyText"/>
-      </w:pPr>
-      <w:r>
-        <w:t xml:space="preserve">In some cases, an open approach is still necessary (2%)</w:t>
-      </w:r>
-    </w:p>
-    <w:p>
-      <w:pPr>
-        <w:pStyle w:val="BodyText"/>
+        <w:t xml:space="preserve">22 Minimally-invasive Ivor Lewis Esophagectomy</w:t>
+      </w:r>
+    </w:p>
+    <w:p>
+      <w:pPr>
+        <w:pStyle w:val="Compact"/>
+        <w:numPr>
+          <w:ilvl w:val="0"/>
+          <w:numId w:val="1026"/>
+        </w:numPr>
+      </w:pPr>
+      <w:r>
+        <w:t xml:space="preserve">Small incisions abdomen and chest</w:t>
+      </w:r>
+    </w:p>
+    <w:p>
+      <w:pPr>
+        <w:pStyle w:val="Compact"/>
+        <w:numPr>
+          <w:ilvl w:val="0"/>
+          <w:numId w:val="1026"/>
+        </w:numPr>
+      </w:pPr>
+      <w:r>
+        <w:t xml:space="preserve">Surgical telescope and instruments</w:t>
+      </w:r>
+    </w:p>
+    <w:p>
+      <w:pPr>
+        <w:pStyle w:val="Compact"/>
+        <w:numPr>
+          <w:ilvl w:val="0"/>
+          <w:numId w:val="1026"/>
+        </w:numPr>
+      </w:pPr>
+      <w:r>
+        <w:t xml:space="preserve">Smaller incisions</w:t>
+      </w:r>
+      <w:r>
+        <w:t xml:space="preserve"> </w:t>
+      </w:r>
+      <m:oMath>
+        <m:r>
+          <m:rPr>
+            <m:sty m:val="p"/>
+          </m:rPr>
+          <m:t>→</m:t>
+        </m:r>
+      </m:oMath>
+      <w:r>
+        <w:t xml:space="preserve"> </w:t>
+      </w:r>
+      <w:r>
+        <w:t xml:space="preserve">faster recovery and less discomfort</w:t>
+      </w:r>
+    </w:p>
+    <w:p>
+      <w:pPr>
+        <w:pStyle w:val="FirstParagraph"/>
       </w:pPr>
       <w:r>
         <w:drawing>
           <wp:inline>
-            <wp:extent cx="5334000" cy="5481674"/>
+            <wp:extent cx="2408607" cy="2475067"/>
             <wp:effectExtent b="0" l="0" r="0" t="0"/>
             <wp:docPr descr="" title="" id="46" name="Picture"/>
             <a:graphic>
               <a:graphicData uri="http://schemas.openxmlformats.org/drawingml/2006/picture">
                 <pic:pic>
                   <pic:nvPicPr>
-                    <pic:cNvPr descr="images/IvorLewisArtboard.png" id="47" name="Picture"/>
+                    <pic:cNvPr descr="images/RaMIE_incisions.png" id="47" name="Picture"/>
                     <pic:cNvPicPr>
                       <a:picLocks noChangeArrowheads="1" noChangeAspect="1"/>
                     </pic:cNvPicPr>
@@ -1764,7 +1801,7 @@
                   <pic:spPr bwMode="auto">
                     <a:xfrm>
                       <a:off x="0" y="0"/>
-                      <a:ext cx="5334000" cy="5481674"/>
+                      <a:ext cx="2408607" cy="2475067"/>
                     </a:xfrm>
                     <a:prstGeom prst="rect">
                       <a:avLst/>
@@ -1784,21 +1821,21 @@
       </w:r>
     </w:p>
     <w:bookmarkEnd w:id="48"/>
-    <w:bookmarkStart w:id="52" w:name="total-esophagectomy"/>
+    <w:bookmarkStart w:id="52" w:name="open-ivor-lewis"/>
     <w:p>
       <w:pPr>
         <w:pStyle w:val="Heading2"/>
       </w:pPr>
       <w:r>
-        <w:t xml:space="preserve">23 Total Esophagectomy</w:t>
-      </w:r>
-    </w:p>
-    <w:p>
-      <w:pPr>
-        <w:pStyle w:val="FirstParagraph"/>
-      </w:pPr>
-      <w:r>
-        <w:t xml:space="preserve">For patients with tumors in the upper esophagus, we need to remove more of the esophagus</w:t>
+        <w:t xml:space="preserve">23 Open Ivor Lewis</w:t>
+      </w:r>
+    </w:p>
+    <w:p>
+      <w:pPr>
+        <w:pStyle w:val="FirstParagraph"/>
+      </w:pPr>
+      <w:r>
+        <w:t xml:space="preserve">Mininally-invasive approach feasible in 98% of cases</w:t>
       </w:r>
     </w:p>
     <w:p>
@@ -1806,7 +1843,7 @@
         <w:pStyle w:val="BodyText"/>
       </w:pPr>
       <w:r>
-        <w:t xml:space="preserve">We need to remove the whole esophagus, including the portion in the neck</w:t>
+        <w:t xml:space="preserve">In some cases, an open approach is still necessary (2%)</w:t>
       </w:r>
     </w:p>
     <w:p>
@@ -1823,7 +1860,7 @@
               <a:graphicData uri="http://schemas.openxmlformats.org/drawingml/2006/picture">
                 <pic:pic>
                   <pic:nvPicPr>
-                    <pic:cNvPr descr="images/Eso_ProxTumorArtboard.png" id="51" name="Picture"/>
+                    <pic:cNvPr descr="images/IvorLewisArtboard.png" id="51" name="Picture"/>
                     <pic:cNvPicPr>
                       <a:picLocks noChangeArrowheads="1" noChangeAspect="1"/>
                     </pic:cNvPicPr>
@@ -1857,18 +1894,34 @@
       </w:r>
     </w:p>
     <w:bookmarkEnd w:id="52"/>
-    <w:bookmarkStart w:id="59" w:name="mckeown-esophagectomy"/>
+    <w:bookmarkStart w:id="56" w:name="total-esophagectomy"/>
     <w:p>
       <w:pPr>
         <w:pStyle w:val="Heading2"/>
       </w:pPr>
       <w:r>
-        <w:t xml:space="preserve">24 McKeown Esophagectomy</w:t>
-      </w:r>
-    </w:p>
-    <w:p>
-      <w:pPr>
-        <w:pStyle w:val="FirstParagraph"/>
+        <w:t xml:space="preserve">24 Total Esophagectomy</w:t>
+      </w:r>
+    </w:p>
+    <w:p>
+      <w:pPr>
+        <w:pStyle w:val="FirstParagraph"/>
+      </w:pPr>
+      <w:r>
+        <w:t xml:space="preserve">For patients with tumors in the upper esophagus, we need to remove more of the esophagus</w:t>
+      </w:r>
+    </w:p>
+    <w:p>
+      <w:pPr>
+        <w:pStyle w:val="BodyText"/>
+      </w:pPr>
+      <w:r>
+        <w:t xml:space="preserve">We need to remove the whole esophagus, including the portion in the neck</w:t>
+      </w:r>
+    </w:p>
+    <w:p>
+      <w:pPr>
+        <w:pStyle w:val="BodyText"/>
       </w:pPr>
       <w:r>
         <w:drawing>
@@ -1880,7 +1933,7 @@
               <a:graphicData uri="http://schemas.openxmlformats.org/drawingml/2006/picture">
                 <pic:pic>
                   <pic:nvPicPr>
-                    <pic:cNvPr descr="images/Eso_ResectionTotalArtboard.png" id="55" name="Picture"/>
+                    <pic:cNvPr descr="images/Eso_ProxTumorArtboard.png" id="55" name="Picture"/>
                     <pic:cNvPicPr>
                       <a:picLocks noChangeArrowheads="1" noChangeAspect="1"/>
                     </pic:cNvPicPr>
@@ -1912,34 +1965,38 @@
           </wp:inline>
         </w:drawing>
       </w:r>
-      <w:r>
-        <w:t xml:space="preserve"> </w:t>
-      </w:r>
-      <w:r>
-        <w:t xml:space="preserve">All of esophagus removed</w:t>
-      </w:r>
-    </w:p>
-    <w:p>
-      <w:pPr>
-        <w:pStyle w:val="BodyText"/>
+    </w:p>
+    <w:bookmarkEnd w:id="56"/>
+    <w:bookmarkStart w:id="63" w:name="mckeown-esophagectomy"/>
+    <w:p>
+      <w:pPr>
+        <w:pStyle w:val="Heading2"/>
+      </w:pPr>
+      <w:r>
+        <w:t xml:space="preserve">25 McKeown Esophagectomy</w:t>
+      </w:r>
+    </w:p>
+    <w:p>
+      <w:pPr>
+        <w:pStyle w:val="FirstParagraph"/>
       </w:pPr>
       <w:r>
         <w:drawing>
           <wp:inline>
             <wp:extent cx="5334000" cy="5481674"/>
             <wp:effectExtent b="0" l="0" r="0" t="0"/>
-            <wp:docPr descr="" title="" id="57" name="Picture"/>
+            <wp:docPr descr="" title="" id="58" name="Picture"/>
             <a:graphic>
               <a:graphicData uri="http://schemas.openxmlformats.org/drawingml/2006/picture">
                 <pic:pic>
                   <pic:nvPicPr>
-                    <pic:cNvPr descr="images/Eso_MIE_McKeownArtboard.png" id="58" name="Picture"/>
+                    <pic:cNvPr descr="images/Eso_ResectionTotalArtboard.png" id="59" name="Picture"/>
                     <pic:cNvPicPr>
                       <a:picLocks noChangeArrowheads="1" noChangeAspect="1"/>
                     </pic:cNvPicPr>
                   </pic:nvPicPr>
                   <pic:blipFill>
-                    <a:blip r:embed="rId56"/>
+                    <a:blip r:embed="rId57"/>
                     <a:stretch>
                       <a:fillRect/>
                     </a:stretch>
@@ -1969,75 +2026,7 @@
         <w:t xml:space="preserve"> </w:t>
       </w:r>
       <w:r>
-        <w:t xml:space="preserve">Connection made in the neck</w:t>
-      </w:r>
-    </w:p>
-    <w:bookmarkEnd w:id="59"/>
-    <w:bookmarkStart w:id="60" w:name="risks-of-esophagectomy"/>
-    <w:p>
-      <w:pPr>
-        <w:pStyle w:val="Heading2"/>
-      </w:pPr>
-      <w:r>
-        <w:t xml:space="preserve">25 Risks of Esophagectomy</w:t>
-      </w:r>
-    </w:p>
-    <w:p>
-      <w:pPr>
-        <w:pStyle w:val="FirstParagraph"/>
-      </w:pPr>
-      <w:r>
-        <w:t xml:space="preserve">Esophagectomy is a complex operation, with a real risk of complications.</w:t>
-      </w:r>
-    </w:p>
-    <w:p>
-      <w:pPr>
-        <w:pStyle w:val="BodyText"/>
-      </w:pPr>
-      <w:r>
-        <w:t xml:space="preserve">Two significant complications:</w:t>
-      </w:r>
-    </w:p>
-    <w:p>
-      <w:pPr>
-        <w:pStyle w:val="Compact"/>
-        <w:numPr>
-          <w:ilvl w:val="0"/>
-          <w:numId w:val="1026"/>
-        </w:numPr>
-      </w:pPr>
-      <w:r>
-        <w:t xml:space="preserve">Anastomotic leak</w:t>
-      </w:r>
-    </w:p>
-    <w:p>
-      <w:pPr>
-        <w:pStyle w:val="Compact"/>
-        <w:numPr>
-          <w:ilvl w:val="0"/>
-          <w:numId w:val="1026"/>
-        </w:numPr>
-      </w:pPr>
-      <w:r>
-        <w:t xml:space="preserve">Pneumonia</w:t>
-      </w:r>
-    </w:p>
-    <w:bookmarkEnd w:id="60"/>
-    <w:bookmarkStart w:id="63" w:name="anastomotic-leak"/>
-    <w:p>
-      <w:pPr>
-        <w:pStyle w:val="Heading2"/>
-      </w:pPr>
-      <w:r>
-        <w:t xml:space="preserve">26 Anastomotic Leak</w:t>
-      </w:r>
-    </w:p>
-    <w:p>
-      <w:pPr>
-        <w:pStyle w:val="FirstParagraph"/>
-      </w:pPr>
-      <w:r>
-        <w:t xml:space="preserve">The anastomosis is surgical connection between the esophagus and the stomach.</w:t>
+        <w:t xml:space="preserve">All of esophagus removed</w:t>
       </w:r>
     </w:p>
     <w:p>
@@ -2047,14 +2036,135 @@
       <w:r>
         <w:drawing>
           <wp:inline>
-            <wp:extent cx="5334000" cy="5478622"/>
+            <wp:extent cx="5334000" cy="5481674"/>
             <wp:effectExtent b="0" l="0" r="0" t="0"/>
             <wp:docPr descr="" title="" id="61" name="Picture"/>
             <a:graphic>
               <a:graphicData uri="http://schemas.openxmlformats.org/drawingml/2006/picture">
                 <pic:pic>
                   <pic:nvPicPr>
-                    <pic:cNvPr descr="images/Eso_IvorLewis_Anastomosis.png" id="62" name="Picture"/>
+                    <pic:cNvPr descr="images/Eso_MIE_McKeownArtboard.png" id="62" name="Picture"/>
+                    <pic:cNvPicPr>
+                      <a:picLocks noChangeArrowheads="1" noChangeAspect="1"/>
+                    </pic:cNvPicPr>
+                  </pic:nvPicPr>
+                  <pic:blipFill>
+                    <a:blip r:embed="rId60"/>
+                    <a:stretch>
+                      <a:fillRect/>
+                    </a:stretch>
+                  </pic:blipFill>
+                  <pic:spPr bwMode="auto">
+                    <a:xfrm>
+                      <a:off x="0" y="0"/>
+                      <a:ext cx="5334000" cy="5481674"/>
+                    </a:xfrm>
+                    <a:prstGeom prst="rect">
+                      <a:avLst/>
+                    </a:prstGeom>
+                    <a:noFill/>
+                    <a:ln w="9525">
+                      <a:noFill/>
+                      <a:headEnd/>
+                      <a:tailEnd/>
+                    </a:ln>
+                  </pic:spPr>
+                </pic:pic>
+              </a:graphicData>
+            </a:graphic>
+          </wp:inline>
+        </w:drawing>
+      </w:r>
+      <w:r>
+        <w:t xml:space="preserve"> </w:t>
+      </w:r>
+      <w:r>
+        <w:t xml:space="preserve">Connection made in the neck</w:t>
+      </w:r>
+    </w:p>
+    <w:bookmarkEnd w:id="63"/>
+    <w:bookmarkStart w:id="64" w:name="risks-of-esophagectomy"/>
+    <w:p>
+      <w:pPr>
+        <w:pStyle w:val="Heading2"/>
+      </w:pPr>
+      <w:r>
+        <w:t xml:space="preserve">26 Risks of Esophagectomy</w:t>
+      </w:r>
+    </w:p>
+    <w:p>
+      <w:pPr>
+        <w:pStyle w:val="FirstParagraph"/>
+      </w:pPr>
+      <w:r>
+        <w:t xml:space="preserve">Esophagectomy is a complex operation, with a real risk of complications.</w:t>
+      </w:r>
+    </w:p>
+    <w:p>
+      <w:pPr>
+        <w:pStyle w:val="BodyText"/>
+      </w:pPr>
+      <w:r>
+        <w:t xml:space="preserve">Two significant complications:</w:t>
+      </w:r>
+    </w:p>
+    <w:p>
+      <w:pPr>
+        <w:pStyle w:val="Compact"/>
+        <w:numPr>
+          <w:ilvl w:val="0"/>
+          <w:numId w:val="1027"/>
+        </w:numPr>
+      </w:pPr>
+      <w:r>
+        <w:t xml:space="preserve">Anastomotic leak</w:t>
+      </w:r>
+    </w:p>
+    <w:p>
+      <w:pPr>
+        <w:pStyle w:val="Compact"/>
+        <w:numPr>
+          <w:ilvl w:val="0"/>
+          <w:numId w:val="1027"/>
+        </w:numPr>
+      </w:pPr>
+      <w:r>
+        <w:t xml:space="preserve">Pneumonia</w:t>
+      </w:r>
+    </w:p>
+    <w:bookmarkEnd w:id="64"/>
+    <w:bookmarkStart w:id="67" w:name="anastomotic-leak"/>
+    <w:p>
+      <w:pPr>
+        <w:pStyle w:val="Heading2"/>
+      </w:pPr>
+      <w:r>
+        <w:t xml:space="preserve">27 Anastomotic Leak</w:t>
+      </w:r>
+    </w:p>
+    <w:p>
+      <w:pPr>
+        <w:pStyle w:val="FirstParagraph"/>
+      </w:pPr>
+      <w:r>
+        <w:t xml:space="preserve">The anastomosis is surgical connection between the esophagus and the stomach.</w:t>
+      </w:r>
+    </w:p>
+    <w:p>
+      <w:pPr>
+        <w:pStyle w:val="BodyText"/>
+      </w:pPr>
+      <w:r>
+        <w:drawing>
+          <wp:inline>
+            <wp:extent cx="5334000" cy="5478622"/>
+            <wp:effectExtent b="0" l="0" r="0" t="0"/>
+            <wp:docPr descr="" title="" id="65" name="Picture"/>
+            <a:graphic>
+              <a:graphicData uri="http://schemas.openxmlformats.org/drawingml/2006/picture">
+                <pic:pic>
+                  <pic:nvPicPr>
+                    <pic:cNvPr descr="images/Eso_IvorLewis_Anastomosis.png" id="66" name="Picture"/>
                     <pic:cNvPicPr>
                       <a:picLocks noChangeArrowheads="1" noChangeAspect="1"/>
                     </pic:cNvPicPr>
@@ -2087,14 +2197,14 @@
         </w:drawing>
       </w:r>
     </w:p>
-    <w:bookmarkEnd w:id="63"/>
-    <w:bookmarkStart w:id="67" w:name="anastomotic-leak-1"/>
+    <w:bookmarkEnd w:id="67"/>
+    <w:bookmarkStart w:id="71" w:name="anastomotic-leak-1"/>
     <w:p>
       <w:pPr>
         <w:pStyle w:val="Heading2"/>
       </w:pPr>
       <w:r>
-        <w:t xml:space="preserve">27 Anastomotic Leak</w:t>
+        <w:t xml:space="preserve">28 Anastomotic Leak</w:t>
       </w:r>
     </w:p>
     <w:p>
@@ -2110,7 +2220,7 @@
         <w:pStyle w:val="Compact"/>
         <w:numPr>
           <w:ilvl w:val="0"/>
-          <w:numId w:val="1027"/>
+          <w:numId w:val="1028"/>
         </w:numPr>
       </w:pPr>
       <w:r>
@@ -2122,7 +2232,7 @@
         <w:pStyle w:val="Compact"/>
         <w:numPr>
           <w:ilvl w:val="0"/>
-          <w:numId w:val="1027"/>
+          <w:numId w:val="1028"/>
         </w:numPr>
       </w:pPr>
       <w:r>
@@ -2134,7 +2244,7 @@
         <w:pStyle w:val="Compact"/>
         <w:numPr>
           <w:ilvl w:val="0"/>
-          <w:numId w:val="1027"/>
+          <w:numId w:val="1028"/>
         </w:numPr>
       </w:pPr>
       <w:r>
@@ -2150,18 +2260,18 @@
           <wp:inline>
             <wp:extent cx="5334000" cy="5478622"/>
             <wp:effectExtent b="0" l="0" r="0" t="0"/>
-            <wp:docPr descr="" title="" id="65" name="Picture"/>
+            <wp:docPr descr="" title="" id="69" name="Picture"/>
             <a:graphic>
               <a:graphicData uri="http://schemas.openxmlformats.org/drawingml/2006/picture">
                 <pic:pic>
                   <pic:nvPicPr>
-                    <pic:cNvPr descr="images/Eso_IvorLewis_Leak.png" id="66" name="Picture"/>
+                    <pic:cNvPr descr="images/Eso_IvorLewis_Leak.png" id="70" name="Picture"/>
                     <pic:cNvPicPr>
                       <a:picLocks noChangeArrowheads="1" noChangeAspect="1"/>
                     </pic:cNvPicPr>
                   </pic:nvPicPr>
                   <pic:blipFill>
-                    <a:blip r:embed="rId64"/>
+                    <a:blip r:embed="rId68"/>
                     <a:stretch>
                       <a:fillRect/>
                     </a:stretch>
@@ -2188,14 +2298,14 @@
         </w:drawing>
       </w:r>
     </w:p>
-    <w:bookmarkEnd w:id="67"/>
-    <w:bookmarkStart w:id="70" w:name="anastomotic-leak-2"/>
+    <w:bookmarkEnd w:id="71"/>
+    <w:bookmarkStart w:id="74" w:name="anastomotic-leak-2"/>
     <w:p>
       <w:pPr>
         <w:pStyle w:val="Heading2"/>
       </w:pPr>
       <w:r>
-        <w:t xml:space="preserve">28 Anastomotic Leak</w:t>
+        <w:t xml:space="preserve">29 Anastomotic Leak</w:t>
       </w:r>
     </w:p>
     <w:p>
@@ -2211,7 +2321,7 @@
         <w:pStyle w:val="Compact"/>
         <w:numPr>
           <w:ilvl w:val="0"/>
-          <w:numId w:val="1028"/>
+          <w:numId w:val="1029"/>
         </w:numPr>
       </w:pPr>
       <w:r>
@@ -2223,7 +2333,7 @@
         <w:pStyle w:val="Compact"/>
         <w:numPr>
           <w:ilvl w:val="0"/>
-          <w:numId w:val="1028"/>
+          <w:numId w:val="1029"/>
         </w:numPr>
       </w:pPr>
       <w:r>
@@ -2235,7 +2345,7 @@
         <w:pStyle w:val="Compact"/>
         <w:numPr>
           <w:ilvl w:val="0"/>
-          <w:numId w:val="1028"/>
+          <w:numId w:val="1029"/>
         </w:numPr>
       </w:pPr>
       <w:r>
@@ -2251,18 +2361,18 @@
           <wp:inline>
             <wp:extent cx="5334000" cy="5478622"/>
             <wp:effectExtent b="0" l="0" r="0" t="0"/>
-            <wp:docPr descr="" title="" id="68" name="Picture"/>
+            <wp:docPr descr="" title="" id="72" name="Picture"/>
             <a:graphic>
               <a:graphicData uri="http://schemas.openxmlformats.org/drawingml/2006/picture">
                 <pic:pic>
                   <pic:nvPicPr>
-                    <pic:cNvPr descr="images/Eso_IvorLewis_Leak.png" id="69" name="Picture"/>
+                    <pic:cNvPr descr="images/Eso_IvorLewis_Leak.png" id="73" name="Picture"/>
                     <pic:cNvPicPr>
                       <a:picLocks noChangeArrowheads="1" noChangeAspect="1"/>
                     </pic:cNvPicPr>
                   </pic:nvPicPr>
                   <pic:blipFill>
-                    <a:blip r:embed="rId64"/>
+                    <a:blip r:embed="rId68"/>
                     <a:stretch>
                       <a:fillRect/>
                     </a:stretch>
@@ -2289,14 +2399,14 @@
         </w:drawing>
       </w:r>
     </w:p>
-    <w:bookmarkEnd w:id="70"/>
-    <w:bookmarkStart w:id="73" w:name="anastomotic-leak-3"/>
+    <w:bookmarkEnd w:id="74"/>
+    <w:bookmarkStart w:id="77" w:name="anastomotic-leak-3"/>
     <w:p>
       <w:pPr>
         <w:pStyle w:val="Heading2"/>
       </w:pPr>
       <w:r>
-        <w:t xml:space="preserve">29 Anastomotic Leak</w:t>
+        <w:t xml:space="preserve">30 Anastomotic Leak</w:t>
       </w:r>
     </w:p>
     <w:p>
@@ -2312,7 +2422,7 @@
         <w:pStyle w:val="Compact"/>
         <w:numPr>
           <w:ilvl w:val="0"/>
-          <w:numId w:val="1029"/>
+          <w:numId w:val="1030"/>
         </w:numPr>
       </w:pPr>
       <w:r>
@@ -2324,7 +2434,7 @@
         <w:pStyle w:val="Compact"/>
         <w:numPr>
           <w:ilvl w:val="0"/>
-          <w:numId w:val="1029"/>
+          <w:numId w:val="1030"/>
         </w:numPr>
       </w:pPr>
       <w:r>
@@ -2336,7 +2446,7 @@
         <w:pStyle w:val="Compact"/>
         <w:numPr>
           <w:ilvl w:val="0"/>
-          <w:numId w:val="1029"/>
+          <w:numId w:val="1030"/>
         </w:numPr>
       </w:pPr>
       <w:r>
@@ -2352,18 +2462,18 @@
           <wp:inline>
             <wp:extent cx="5334000" cy="5478622"/>
             <wp:effectExtent b="0" l="0" r="0" t="0"/>
-            <wp:docPr descr="" title="" id="71" name="Picture"/>
+            <wp:docPr descr="" title="" id="75" name="Picture"/>
             <a:graphic>
               <a:graphicData uri="http://schemas.openxmlformats.org/drawingml/2006/picture">
                 <pic:pic>
                   <pic:nvPicPr>
-                    <pic:cNvPr descr="images/Eso_IvorLewis_Leak.png" id="72" name="Picture"/>
+                    <pic:cNvPr descr="images/Eso_IvorLewis_Leak.png" id="76" name="Picture"/>
                     <pic:cNvPicPr>
                       <a:picLocks noChangeArrowheads="1" noChangeAspect="1"/>
                     </pic:cNvPicPr>
                   </pic:nvPicPr>
                   <pic:blipFill>
-                    <a:blip r:embed="rId64"/>
+                    <a:blip r:embed="rId68"/>
                     <a:stretch>
                       <a:fillRect/>
                     </a:stretch>
@@ -2390,21 +2500,21 @@
         </w:drawing>
       </w:r>
     </w:p>
-    <w:bookmarkEnd w:id="73"/>
-    <w:bookmarkStart w:id="77" w:name="pneumonia"/>
+    <w:bookmarkEnd w:id="77"/>
+    <w:bookmarkStart w:id="81" w:name="pneumonia"/>
     <w:p>
       <w:pPr>
         <w:pStyle w:val="Heading2"/>
       </w:pPr>
       <w:r>
-        <w:t xml:space="preserve">30 Pneumonia</w:t>
-      </w:r>
-    </w:p>
-    <w:p>
-      <w:pPr>
-        <w:numPr>
-          <w:ilvl w:val="0"/>
-          <w:numId w:val="1030"/>
+        <w:t xml:space="preserve">31 Pneumonia</w:t>
+      </w:r>
+    </w:p>
+    <w:p>
+      <w:pPr>
+        <w:numPr>
+          <w:ilvl w:val="0"/>
+          <w:numId w:val="1031"/>
         </w:numPr>
       </w:pPr>
       <w:r>
@@ -2415,7 +2525,7 @@
       <w:pPr>
         <w:numPr>
           <w:ilvl w:val="0"/>
-          <w:numId w:val="1030"/>
+          <w:numId w:val="1031"/>
         </w:numPr>
       </w:pPr>
       <w:r>
@@ -2426,7 +2536,7 @@
       <w:pPr>
         <w:numPr>
           <w:ilvl w:val="0"/>
-          <w:numId w:val="1030"/>
+          <w:numId w:val="1031"/>
         </w:numPr>
       </w:pPr>
       <w:r>
@@ -2442,18 +2552,18 @@
           <wp:inline>
             <wp:extent cx="5334000" cy="5481674"/>
             <wp:effectExtent b="0" l="0" r="0" t="0"/>
-            <wp:docPr descr="" title="" id="75" name="Picture"/>
+            <wp:docPr descr="" title="" id="79" name="Picture"/>
             <a:graphic>
               <a:graphicData uri="http://schemas.openxmlformats.org/drawingml/2006/picture">
                 <pic:pic>
                   <pic:nvPicPr>
-                    <pic:cNvPr descr="images/Eso_LungsArtboard.png" id="76" name="Picture"/>
+                    <pic:cNvPr descr="images/Eso_LungsArtboard.png" id="80" name="Picture"/>
                     <pic:cNvPicPr>
                       <a:picLocks noChangeArrowheads="1" noChangeAspect="1"/>
                     </pic:cNvPicPr>
                   </pic:nvPicPr>
                   <pic:blipFill>
-                    <a:blip r:embed="rId74"/>
+                    <a:blip r:embed="rId78"/>
                     <a:stretch>
                       <a:fillRect/>
                     </a:stretch>
@@ -2480,14 +2590,14 @@
         </w:drawing>
       </w:r>
     </w:p>
-    <w:bookmarkEnd w:id="77"/>
-    <w:bookmarkStart w:id="78" w:name="preventing-pneumonia"/>
+    <w:bookmarkEnd w:id="81"/>
+    <w:bookmarkStart w:id="82" w:name="preventing-pneumonia"/>
     <w:p>
       <w:pPr>
         <w:pStyle w:val="Heading2"/>
       </w:pPr>
       <w:r>
-        <w:t xml:space="preserve">31 Preventing Pneumonia</w:t>
+        <w:t xml:space="preserve">32 Preventing Pneumonia</w:t>
       </w:r>
     </w:p>
     <w:p>
@@ -2503,7 +2613,7 @@
         <w:pStyle w:val="Compact"/>
         <w:numPr>
           <w:ilvl w:val="0"/>
-          <w:numId w:val="1031"/>
+          <w:numId w:val="1032"/>
         </w:numPr>
       </w:pPr>
       <w:r>
@@ -2515,7 +2625,7 @@
         <w:pStyle w:val="Compact"/>
         <w:numPr>
           <w:ilvl w:val="0"/>
-          <w:numId w:val="1031"/>
+          <w:numId w:val="1032"/>
         </w:numPr>
       </w:pPr>
       <w:r>
@@ -2527,7 +2637,7 @@
         <w:pStyle w:val="Compact"/>
         <w:numPr>
           <w:ilvl w:val="0"/>
-          <w:numId w:val="1031"/>
+          <w:numId w:val="1032"/>
         </w:numPr>
       </w:pPr>
       <w:r>
@@ -2547,7 +2657,7 @@
         <w:pStyle w:val="Compact"/>
         <w:numPr>
           <w:ilvl w:val="0"/>
-          <w:numId w:val="1032"/>
+          <w:numId w:val="1033"/>
         </w:numPr>
       </w:pPr>
       <w:r>
@@ -2559,21 +2669,21 @@
         <w:pStyle w:val="Compact"/>
         <w:numPr>
           <w:ilvl w:val="0"/>
-          <w:numId w:val="1032"/>
+          <w:numId w:val="1033"/>
         </w:numPr>
       </w:pPr>
       <w:r>
         <w:t xml:space="preserve">Walking in the halls as soon as possible</w:t>
       </w:r>
     </w:p>
-    <w:bookmarkEnd w:id="78"/>
-    <w:bookmarkStart w:id="85" w:name="minimally-invasive-esophagectomy"/>
+    <w:bookmarkEnd w:id="82"/>
+    <w:bookmarkStart w:id="89" w:name="minimally-invasive-esophagectomy"/>
     <w:p>
       <w:pPr>
         <w:pStyle w:val="Heading2"/>
       </w:pPr>
       <w:r>
-        <w:t xml:space="preserve">32 Minimally-invasive Esophagectomy</w:t>
+        <w:t xml:space="preserve">33 Minimally-invasive Esophagectomy</w:t>
       </w:r>
     </w:p>
     <w:p>
@@ -2585,18 +2695,18 @@
           <wp:inline>
             <wp:extent cx="5334000" cy="4000500"/>
             <wp:effectExtent b="0" l="0" r="0" t="0"/>
-            <wp:docPr descr="" title="" id="80" name="Picture"/>
+            <wp:docPr descr="" title="" id="84" name="Picture"/>
             <a:graphic>
               <a:graphicData uri="http://schemas.openxmlformats.org/drawingml/2006/picture">
                 <pic:pic>
                   <pic:nvPicPr>
-                    <pic:cNvPr descr="images/mie_abd.png" id="81" name="Picture"/>
+                    <pic:cNvPr descr="images/mie_abd.png" id="85" name="Picture"/>
                     <pic:cNvPicPr>
                       <a:picLocks noChangeArrowheads="1" noChangeAspect="1"/>
                     </pic:cNvPicPr>
                   </pic:nvPicPr>
                   <pic:blipFill>
-                    <a:blip r:embed="rId79"/>
+                    <a:blip r:embed="rId83"/>
                     <a:stretch>
                       <a:fillRect/>
                     </a:stretch>
@@ -2632,18 +2742,18 @@
           <wp:inline>
             <wp:extent cx="5334000" cy="4000500"/>
             <wp:effectExtent b="0" l="0" r="0" t="0"/>
-            <wp:docPr descr="" title="" id="83" name="Picture"/>
+            <wp:docPr descr="" title="" id="87" name="Picture"/>
             <a:graphic>
               <a:graphicData uri="http://schemas.openxmlformats.org/drawingml/2006/picture">
                 <pic:pic>
                   <pic:nvPicPr>
-                    <pic:cNvPr descr="images/mie_chest.png" id="84" name="Picture"/>
+                    <pic:cNvPr descr="images/mie_chest.png" id="88" name="Picture"/>
                     <pic:cNvPicPr>
                       <a:picLocks noChangeArrowheads="1" noChangeAspect="1"/>
                     </pic:cNvPicPr>
                   </pic:nvPicPr>
                   <pic:blipFill>
-                    <a:blip r:embed="rId82"/>
+                    <a:blip r:embed="rId86"/>
                     <a:stretch>
                       <a:fillRect/>
                     </a:stretch>
@@ -2670,14 +2780,14 @@
         </w:drawing>
       </w:r>
     </w:p>
-    <w:bookmarkEnd w:id="85"/>
-    <w:bookmarkStart w:id="86" w:name="risks-of-surgery"/>
+    <w:bookmarkEnd w:id="89"/>
+    <w:bookmarkStart w:id="90" w:name="risks-of-surgery"/>
     <w:p>
       <w:pPr>
         <w:pStyle w:val="Heading2"/>
       </w:pPr>
       <w:r>
-        <w:t xml:space="preserve">33 Risks of Surgery</w:t>
+        <w:t xml:space="preserve">34 Risks of Surgery</w:t>
       </w:r>
     </w:p>
     <w:p>
@@ -2693,7 +2803,7 @@
         <w:pStyle w:val="Compact"/>
         <w:numPr>
           <w:ilvl w:val="0"/>
-          <w:numId w:val="1033"/>
+          <w:numId w:val="1034"/>
         </w:numPr>
       </w:pPr>
       <w:r>
@@ -2705,7 +2815,7 @@
         <w:pStyle w:val="Compact"/>
         <w:numPr>
           <w:ilvl w:val="0"/>
-          <w:numId w:val="1033"/>
+          <w:numId w:val="1034"/>
         </w:numPr>
       </w:pPr>
       <w:r>
@@ -2717,7 +2827,7 @@
         <w:pStyle w:val="Compact"/>
         <w:numPr>
           <w:ilvl w:val="0"/>
-          <w:numId w:val="1033"/>
+          <w:numId w:val="1034"/>
         </w:numPr>
       </w:pPr>
       <w:r>
@@ -2729,7 +2839,7 @@
         <w:pStyle w:val="Compact"/>
         <w:numPr>
           <w:ilvl w:val="0"/>
-          <w:numId w:val="1033"/>
+          <w:numId w:val="1034"/>
         </w:numPr>
       </w:pPr>
       <w:r>
@@ -2741,21 +2851,21 @@
         <w:pStyle w:val="Compact"/>
         <w:numPr>
           <w:ilvl w:val="0"/>
-          <w:numId w:val="1033"/>
+          <w:numId w:val="1034"/>
         </w:numPr>
       </w:pPr>
       <w:r>
         <w:t xml:space="preserve">Pulmonary embolism (2%)</w:t>
       </w:r>
     </w:p>
-    <w:bookmarkEnd w:id="86"/>
-    <w:bookmarkStart w:id="87" w:name="risks-of-surgery-1"/>
+    <w:bookmarkEnd w:id="90"/>
+    <w:bookmarkStart w:id="91" w:name="risks-of-surgery-1"/>
     <w:p>
       <w:pPr>
         <w:pStyle w:val="Heading2"/>
       </w:pPr>
       <w:r>
-        <w:t xml:space="preserve">34 Risks of Surgery</w:t>
+        <w:t xml:space="preserve">35 Risks of Surgery</w:t>
       </w:r>
     </w:p>
     <w:p>
@@ -2771,7 +2881,7 @@
         <w:pStyle w:val="Compact"/>
         <w:numPr>
           <w:ilvl w:val="0"/>
-          <w:numId w:val="1034"/>
+          <w:numId w:val="1035"/>
         </w:numPr>
       </w:pPr>
       <w:r>
@@ -2783,7 +2893,7 @@
         <w:pStyle w:val="Compact"/>
         <w:numPr>
           <w:ilvl w:val="0"/>
-          <w:numId w:val="1034"/>
+          <w:numId w:val="1035"/>
         </w:numPr>
       </w:pPr>
       <w:r>
@@ -2795,7 +2905,7 @@
         <w:pStyle w:val="Compact"/>
         <w:numPr>
           <w:ilvl w:val="0"/>
-          <w:numId w:val="1034"/>
+          <w:numId w:val="1035"/>
         </w:numPr>
       </w:pPr>
       <w:r>
@@ -2807,7 +2917,7 @@
         <w:pStyle w:val="Compact"/>
         <w:numPr>
           <w:ilvl w:val="1"/>
-          <w:numId w:val="1035"/>
+          <w:numId w:val="1036"/>
         </w:numPr>
       </w:pPr>
       <w:r>
@@ -2819,7 +2929,7 @@
         <w:pStyle w:val="Compact"/>
         <w:numPr>
           <w:ilvl w:val="1"/>
-          <w:numId w:val="1035"/>
+          <w:numId w:val="1036"/>
         </w:numPr>
       </w:pPr>
       <w:r>
@@ -2831,21 +2941,21 @@
         <w:pStyle w:val="Compact"/>
         <w:numPr>
           <w:ilvl w:val="1"/>
-          <w:numId w:val="1035"/>
+          <w:numId w:val="1036"/>
         </w:numPr>
       </w:pPr>
       <w:r>
         <w:t xml:space="preserve">High risk = 30%</w:t>
       </w:r>
     </w:p>
-    <w:bookmarkEnd w:id="87"/>
-    <w:bookmarkStart w:id="88" w:name="risks-of-surgery-2"/>
+    <w:bookmarkEnd w:id="91"/>
+    <w:bookmarkStart w:id="92" w:name="risks-of-surgery-2"/>
     <w:p>
       <w:pPr>
         <w:pStyle w:val="Heading2"/>
       </w:pPr>
       <w:r>
-        <w:t xml:space="preserve">35 Risks of Surgery</w:t>
+        <w:t xml:space="preserve">36 Risks of Surgery</w:t>
       </w:r>
     </w:p>
     <w:p>
@@ -2980,22 +3090,22 @@
         </w:tc>
       </w:tr>
     </w:tbl>
-    <w:bookmarkEnd w:id="88"/>
-    <w:bookmarkStart w:id="89" w:name="epidural-catheter-for-pain-control"/>
+    <w:bookmarkEnd w:id="92"/>
+    <w:bookmarkStart w:id="93" w:name="epidural-catheter-for-pain-control"/>
     <w:p>
       <w:pPr>
         <w:pStyle w:val="Heading2"/>
       </w:pPr>
       <w:r>
-        <w:t xml:space="preserve">36 Epidural Catheter for Pain Control</w:t>
-      </w:r>
-    </w:p>
-    <w:p>
-      <w:pPr>
-        <w:pStyle w:val="Compact"/>
-        <w:numPr>
-          <w:ilvl w:val="0"/>
-          <w:numId w:val="1036"/>
+        <w:t xml:space="preserve">37 Epidural Catheter for Pain Control</w:t>
+      </w:r>
+    </w:p>
+    <w:p>
+      <w:pPr>
+        <w:pStyle w:val="Compact"/>
+        <w:numPr>
+          <w:ilvl w:val="0"/>
+          <w:numId w:val="1037"/>
         </w:numPr>
       </w:pPr>
       <w:r>
@@ -3007,7 +3117,7 @@
         <w:pStyle w:val="Compact"/>
         <w:numPr>
           <w:ilvl w:val="0"/>
-          <w:numId w:val="1036"/>
+          <w:numId w:val="1037"/>
         </w:numPr>
       </w:pPr>
       <w:r>
@@ -3019,7 +3129,7 @@
         <w:pStyle w:val="Compact"/>
         <w:numPr>
           <w:ilvl w:val="0"/>
-          <w:numId w:val="1036"/>
+          <w:numId w:val="1037"/>
         </w:numPr>
       </w:pPr>
       <w:r>
@@ -3031,7 +3141,7 @@
         <w:pStyle w:val="Compact"/>
         <w:numPr>
           <w:ilvl w:val="0"/>
-          <w:numId w:val="1036"/>
+          <w:numId w:val="1037"/>
         </w:numPr>
       </w:pPr>
       <w:r>
@@ -3043,29 +3153,167 @@
         <w:pStyle w:val="Compact"/>
         <w:numPr>
           <w:ilvl w:val="0"/>
-          <w:numId w:val="1036"/>
+          <w:numId w:val="1037"/>
         </w:numPr>
       </w:pPr>
       <w:r>
         <w:t xml:space="preserve">Foley catheter removed after epidural removed</w:t>
       </w:r>
     </w:p>
-    <w:bookmarkEnd w:id="89"/>
-    <w:bookmarkStart w:id="90" w:name="intensive-care-unit-icu-2-4-days"/>
+    <w:bookmarkEnd w:id="93"/>
+    <w:bookmarkStart w:id="97" w:name="jejunostomy-feeding-tube"/>
     <w:p>
       <w:pPr>
         <w:pStyle w:val="Heading2"/>
       </w:pPr>
       <w:r>
-        <w:t xml:space="preserve">37 Intensive Care Unit (ICU) (2-4 days)</w:t>
-      </w:r>
-    </w:p>
-    <w:p>
-      <w:pPr>
-        <w:pStyle w:val="Compact"/>
-        <w:numPr>
-          <w:ilvl w:val="0"/>
-          <w:numId w:val="1037"/>
+        <w:t xml:space="preserve">38 Jejunostomy Feeding Tube</w:t>
+      </w:r>
+    </w:p>
+    <w:p>
+      <w:pPr>
+        <w:pStyle w:val="FirstParagraph"/>
+      </w:pPr>
+      <w:r>
+        <w:t xml:space="preserve">To ensure adequate nutrition after surgery, a temporary feeding tube is placed to supplement nutrition by mouth.</w:t>
+      </w:r>
+    </w:p>
+    <w:p>
+      <w:pPr>
+        <w:pStyle w:val="BodyText"/>
+      </w:pPr>
+      <w:r>
+        <w:t xml:space="preserve">Jejunostomy tube bypasses the stomach and injects tube feeding formula directly in to the small intestine (jejunum)</w:t>
+      </w:r>
+    </w:p>
+    <w:p>
+      <w:pPr>
+        <w:pStyle w:val="BodyText"/>
+      </w:pPr>
+      <w:r>
+        <w:drawing>
+          <wp:inline>
+            <wp:extent cx="2408607" cy="2475067"/>
+            <wp:effectExtent b="0" l="0" r="0" t="0"/>
+            <wp:docPr descr="" title="" id="95" name="Picture"/>
+            <a:graphic>
+              <a:graphicData uri="http://schemas.openxmlformats.org/drawingml/2006/picture">
+                <pic:pic>
+                  <pic:nvPicPr>
+                    <pic:cNvPr descr="images/jejunostomy/esophagectomy_jejunostomy.png" id="96" name="Picture"/>
+                    <pic:cNvPicPr>
+                      <a:picLocks noChangeArrowheads="1" noChangeAspect="1"/>
+                    </pic:cNvPicPr>
+                  </pic:nvPicPr>
+                  <pic:blipFill>
+                    <a:blip r:embed="rId94"/>
+                    <a:stretch>
+                      <a:fillRect/>
+                    </a:stretch>
+                  </pic:blipFill>
+                  <pic:spPr bwMode="auto">
+                    <a:xfrm>
+                      <a:off x="0" y="0"/>
+                      <a:ext cx="2408607" cy="2475067"/>
+                    </a:xfrm>
+                    <a:prstGeom prst="rect">
+                      <a:avLst/>
+                    </a:prstGeom>
+                    <a:noFill/>
+                    <a:ln w="9525">
+                      <a:noFill/>
+                      <a:headEnd/>
+                      <a:tailEnd/>
+                    </a:ln>
+                  </pic:spPr>
+                </pic:pic>
+              </a:graphicData>
+            </a:graphic>
+          </wp:inline>
+        </w:drawing>
+      </w:r>
+    </w:p>
+    <w:bookmarkEnd w:id="97"/>
+    <w:bookmarkStart w:id="101" w:name="jejunostomy-feeding-tube-1"/>
+    <w:p>
+      <w:pPr>
+        <w:pStyle w:val="Heading2"/>
+      </w:pPr>
+      <w:r>
+        <w:t xml:space="preserve">39 Jejunostomy Feeding Tube</w:t>
+      </w:r>
+    </w:p>
+    <w:p>
+      <w:pPr>
+        <w:pStyle w:val="FirstParagraph"/>
+      </w:pPr>
+      <w:r>
+        <w:t xml:space="preserve">Feedings are administered through the jejunostomy at night by a pump</w:t>
+      </w:r>
+    </w:p>
+    <w:p>
+      <w:pPr>
+        <w:pStyle w:val="BodyText"/>
+      </w:pPr>
+      <w:r>
+        <w:drawing>
+          <wp:inline>
+            <wp:extent cx="2408607" cy="2475067"/>
+            <wp:effectExtent b="0" l="0" r="0" t="0"/>
+            <wp:docPr descr="" title="" id="99" name="Picture"/>
+            <a:graphic>
+              <a:graphicData uri="http://schemas.openxmlformats.org/drawingml/2006/picture">
+                <pic:pic>
+                  <pic:nvPicPr>
+                    <pic:cNvPr descr="images/jejunostomy/esophagectomy_jtube_pump.png" id="100" name="Picture"/>
+                    <pic:cNvPicPr>
+                      <a:picLocks noChangeArrowheads="1" noChangeAspect="1"/>
+                    </pic:cNvPicPr>
+                  </pic:nvPicPr>
+                  <pic:blipFill>
+                    <a:blip r:embed="rId98"/>
+                    <a:stretch>
+                      <a:fillRect/>
+                    </a:stretch>
+                  </pic:blipFill>
+                  <pic:spPr bwMode="auto">
+                    <a:xfrm>
+                      <a:off x="0" y="0"/>
+                      <a:ext cx="2408607" cy="2475067"/>
+                    </a:xfrm>
+                    <a:prstGeom prst="rect">
+                      <a:avLst/>
+                    </a:prstGeom>
+                    <a:noFill/>
+                    <a:ln w="9525">
+                      <a:noFill/>
+                      <a:headEnd/>
+                      <a:tailEnd/>
+                    </a:ln>
+                  </pic:spPr>
+                </pic:pic>
+              </a:graphicData>
+            </a:graphic>
+          </wp:inline>
+        </w:drawing>
+      </w:r>
+    </w:p>
+    <w:bookmarkEnd w:id="101"/>
+    <w:bookmarkStart w:id="102" w:name="intensive-care-unit-icu-2-4-days"/>
+    <w:p>
+      <w:pPr>
+        <w:pStyle w:val="Heading2"/>
+      </w:pPr>
+      <w:r>
+        <w:t xml:space="preserve">40 Intensive Care Unit (ICU) (2-4 days)</w:t>
+      </w:r>
+    </w:p>
+    <w:p>
+      <w:pPr>
+        <w:pStyle w:val="Compact"/>
+        <w:numPr>
+          <w:ilvl w:val="0"/>
+          <w:numId w:val="1038"/>
         </w:numPr>
       </w:pPr>
       <w:r>
@@ -3077,7 +3325,7 @@
         <w:pStyle w:val="Compact"/>
         <w:numPr>
           <w:ilvl w:val="0"/>
-          <w:numId w:val="1037"/>
+          <w:numId w:val="1038"/>
         </w:numPr>
       </w:pPr>
       <w:r>
@@ -3089,7 +3337,7 @@
         <w:pStyle w:val="Compact"/>
         <w:numPr>
           <w:ilvl w:val="0"/>
-          <w:numId w:val="1037"/>
+          <w:numId w:val="1038"/>
         </w:numPr>
       </w:pPr>
       <w:r>
@@ -3101,7 +3349,7 @@
         <w:pStyle w:val="Compact"/>
         <w:numPr>
           <w:ilvl w:val="0"/>
-          <w:numId w:val="1037"/>
+          <w:numId w:val="1038"/>
         </w:numPr>
       </w:pPr>
       <w:r>
@@ -3113,7 +3361,7 @@
         <w:pStyle w:val="Compact"/>
         <w:numPr>
           <w:ilvl w:val="0"/>
-          <w:numId w:val="1037"/>
+          <w:numId w:val="1038"/>
         </w:numPr>
       </w:pPr>
       <w:r>
@@ -3125,29 +3373,29 @@
         <w:pStyle w:val="Compact"/>
         <w:numPr>
           <w:ilvl w:val="0"/>
-          <w:numId w:val="1037"/>
+          <w:numId w:val="1038"/>
         </w:numPr>
       </w:pPr>
       <w:r>
         <w:t xml:space="preserve">Feeding jejunostomy (usually stays in 8 wks)</w:t>
       </w:r>
     </w:p>
-    <w:bookmarkEnd w:id="90"/>
-    <w:bookmarkStart w:id="91" w:name="intensive-care-unit-icu"/>
+    <w:bookmarkEnd w:id="102"/>
+    <w:bookmarkStart w:id="103" w:name="intensive-care-unit-icu"/>
     <w:p>
       <w:pPr>
         <w:pStyle w:val="Heading2"/>
       </w:pPr>
       <w:r>
-        <w:t xml:space="preserve">38 Intensive Care Unit (ICU)</w:t>
-      </w:r>
-    </w:p>
-    <w:p>
-      <w:pPr>
-        <w:pStyle w:val="Compact"/>
-        <w:numPr>
-          <w:ilvl w:val="0"/>
-          <w:numId w:val="1038"/>
+        <w:t xml:space="preserve">41 Intensive Care Unit (ICU)</w:t>
+      </w:r>
+    </w:p>
+    <w:p>
+      <w:pPr>
+        <w:pStyle w:val="Compact"/>
+        <w:numPr>
+          <w:ilvl w:val="0"/>
+          <w:numId w:val="1039"/>
         </w:numPr>
       </w:pPr>
       <w:r>
@@ -3159,7 +3407,7 @@
         <w:pStyle w:val="Compact"/>
         <w:numPr>
           <w:ilvl w:val="0"/>
-          <w:numId w:val="1038"/>
+          <w:numId w:val="1039"/>
         </w:numPr>
       </w:pPr>
       <w:r>
@@ -3171,7 +3419,7 @@
         <w:pStyle w:val="Compact"/>
         <w:numPr>
           <w:ilvl w:val="0"/>
-          <w:numId w:val="1038"/>
+          <w:numId w:val="1039"/>
         </w:numPr>
       </w:pPr>
       <w:r>
@@ -3183,7 +3431,7 @@
         <w:pStyle w:val="Compact"/>
         <w:numPr>
           <w:ilvl w:val="0"/>
-          <w:numId w:val="1038"/>
+          <w:numId w:val="1039"/>
         </w:numPr>
       </w:pPr>
       <w:r>
@@ -3195,29 +3443,29 @@
         <w:pStyle w:val="Compact"/>
         <w:numPr>
           <w:ilvl w:val="0"/>
-          <w:numId w:val="1038"/>
+          <w:numId w:val="1039"/>
         </w:numPr>
       </w:pPr>
       <w:r>
         <w:t xml:space="preserve">Feeding jejunostomy (stays in 8 weeks)</w:t>
       </w:r>
     </w:p>
-    <w:bookmarkEnd w:id="91"/>
-    <w:bookmarkStart w:id="92" w:name="ward---6tower"/>
+    <w:bookmarkEnd w:id="103"/>
+    <w:bookmarkStart w:id="104" w:name="ward---6tower"/>
     <w:p>
       <w:pPr>
         <w:pStyle w:val="Heading2"/>
       </w:pPr>
       <w:r>
-        <w:t xml:space="preserve">39 Ward - 6Tower</w:t>
-      </w:r>
-    </w:p>
-    <w:p>
-      <w:pPr>
-        <w:pStyle w:val="Compact"/>
-        <w:numPr>
-          <w:ilvl w:val="0"/>
-          <w:numId w:val="1039"/>
+        <w:t xml:space="preserve">42 Ward - 6Tower</w:t>
+      </w:r>
+    </w:p>
+    <w:p>
+      <w:pPr>
+        <w:pStyle w:val="Compact"/>
+        <w:numPr>
+          <w:ilvl w:val="0"/>
+          <w:numId w:val="1040"/>
         </w:numPr>
       </w:pPr>
       <w:r>
@@ -3229,7 +3477,7 @@
         <w:pStyle w:val="Compact"/>
         <w:numPr>
           <w:ilvl w:val="0"/>
-          <w:numId w:val="1039"/>
+          <w:numId w:val="1040"/>
         </w:numPr>
       </w:pPr>
       <w:r>
@@ -3241,7 +3489,7 @@
         <w:pStyle w:val="Compact"/>
         <w:numPr>
           <w:ilvl w:val="0"/>
-          <w:numId w:val="1039"/>
+          <w:numId w:val="1040"/>
         </w:numPr>
       </w:pPr>
       <w:r>
@@ -3253,7 +3501,7 @@
         <w:pStyle w:val="Compact"/>
         <w:numPr>
           <w:ilvl w:val="1"/>
-          <w:numId w:val="1040"/>
+          <w:numId w:val="1041"/>
         </w:numPr>
       </w:pPr>
       <w:r>
@@ -3265,7 +3513,7 @@
         <w:pStyle w:val="Compact"/>
         <w:numPr>
           <w:ilvl w:val="1"/>
-          <w:numId w:val="1040"/>
+          <w:numId w:val="1041"/>
         </w:numPr>
       </w:pPr>
       <w:r>
@@ -3277,21 +3525,21 @@
         <w:pStyle w:val="Compact"/>
         <w:numPr>
           <w:ilvl w:val="1"/>
-          <w:numId w:val="1040"/>
+          <w:numId w:val="1041"/>
         </w:numPr>
       </w:pPr>
       <w:r>
         <w:t xml:space="preserve">Prevents loss of muscle strength</w:t>
       </w:r>
     </w:p>
-    <w:bookmarkEnd w:id="92"/>
-    <w:bookmarkStart w:id="93" w:name="jejunostomy-feeds"/>
+    <w:bookmarkEnd w:id="104"/>
+    <w:bookmarkStart w:id="105" w:name="jejunostomy-feeds"/>
     <w:p>
       <w:pPr>
         <w:pStyle w:val="Heading2"/>
       </w:pPr>
       <w:r>
-        <w:t xml:space="preserve">40 Jejunostomy Feeds</w:t>
+        <w:t xml:space="preserve">43 Jejunostomy Feeds</w:t>
       </w:r>
     </w:p>
     <w:p>
@@ -3307,7 +3555,7 @@
         <w:pStyle w:val="Compact"/>
         <w:numPr>
           <w:ilvl w:val="0"/>
-          <w:numId w:val="1041"/>
+          <w:numId w:val="1042"/>
         </w:numPr>
       </w:pPr>
       <w:r>
@@ -3319,7 +3567,7 @@
         <w:pStyle w:val="Compact"/>
         <w:numPr>
           <w:ilvl w:val="0"/>
-          <w:numId w:val="1041"/>
+          <w:numId w:val="1042"/>
         </w:numPr>
       </w:pPr>
       <w:r>
@@ -3339,7 +3587,7 @@
         <w:pStyle w:val="Compact"/>
         <w:numPr>
           <w:ilvl w:val="0"/>
-          <w:numId w:val="1042"/>
+          <w:numId w:val="1043"/>
         </w:numPr>
       </w:pPr>
       <w:r>
@@ -3351,39 +3599,49 @@
         <w:pStyle w:val="Compact"/>
         <w:numPr>
           <w:ilvl w:val="0"/>
-          <w:numId w:val="1042"/>
+          <w:numId w:val="1043"/>
         </w:numPr>
       </w:pPr>
       <w:r>
         <w:t xml:space="preserve">Important to prevent dehydration</w:t>
       </w:r>
     </w:p>
-    <w:bookmarkEnd w:id="93"/>
-    <w:bookmarkStart w:id="94" w:name="jejunostomy-tube"/>
+    <w:bookmarkEnd w:id="105"/>
+    <w:bookmarkStart w:id="106" w:name="jejunostomy-tube"/>
     <w:p>
       <w:pPr>
         <w:pStyle w:val="Heading2"/>
       </w:pPr>
       <w:r>
-        <w:t xml:space="preserve">41 Jejunostomy Tube</w:t>
-      </w:r>
-    </w:p>
-    <w:bookmarkEnd w:id="94"/>
-    <w:bookmarkStart w:id="95" w:name="jejunostomy-typical-regimen"/>
+        <w:t xml:space="preserve">44 Jejunostomy Tube</w:t>
+      </w:r>
+    </w:p>
+    <w:bookmarkEnd w:id="106"/>
+    <w:bookmarkStart w:id="107" w:name="jejunostomy-feeding-pump"/>
     <w:p>
       <w:pPr>
         <w:pStyle w:val="Heading2"/>
       </w:pPr>
       <w:r>
-        <w:t xml:space="preserve">42 Jejunostomy Typical Regimen</w:t>
-      </w:r>
-    </w:p>
-    <w:p>
-      <w:pPr>
-        <w:pStyle w:val="Compact"/>
-        <w:numPr>
-          <w:ilvl w:val="0"/>
-          <w:numId w:val="1043"/>
+        <w:t xml:space="preserve">45 Jejunostomy Feeding Pump</w:t>
+      </w:r>
+    </w:p>
+    <w:bookmarkEnd w:id="107"/>
+    <w:bookmarkStart w:id="108" w:name="jejunostomy-typical-regimen"/>
+    <w:p>
+      <w:pPr>
+        <w:pStyle w:val="Heading2"/>
+      </w:pPr>
+      <w:r>
+        <w:t xml:space="preserve">46 Jejunostomy Typical Regimen</w:t>
+      </w:r>
+    </w:p>
+    <w:p>
+      <w:pPr>
+        <w:pStyle w:val="Compact"/>
+        <w:numPr>
+          <w:ilvl w:val="0"/>
+          <w:numId w:val="1044"/>
         </w:numPr>
       </w:pPr>
       <w:r>
@@ -3395,11 +3653,185 @@
         <w:pStyle w:val="Compact"/>
         <w:numPr>
           <w:ilvl w:val="1"/>
+          <w:numId w:val="1045"/>
+        </w:numPr>
+      </w:pPr>
+      <w:r>
+        <w:t xml:space="preserve">Men: 75mL/hour x 16 hours = 5 cartons</w:t>
+      </w:r>
+    </w:p>
+    <w:p>
+      <w:pPr>
+        <w:pStyle w:val="Compact"/>
+        <w:numPr>
+          <w:ilvl w:val="1"/>
+          <w:numId w:val="1045"/>
+        </w:numPr>
+      </w:pPr>
+      <w:r>
+        <w:t xml:space="preserve">Women: 60mL/hour x 16 hours = 4 cartons</w:t>
+      </w:r>
+    </w:p>
+    <w:p>
+      <w:pPr>
+        <w:pStyle w:val="Compact"/>
+        <w:numPr>
+          <w:ilvl w:val="0"/>
           <w:numId w:val="1044"/>
         </w:numPr>
       </w:pPr>
       <w:r>
-        <w:t xml:space="preserve">Men: 75mL/hour x 16 hours = 5 cartons</w:t>
+        <w:t xml:space="preserve">Water 240ml (8oz) via syringe 4x/day</w:t>
+      </w:r>
+    </w:p>
+    <w:p>
+      <w:pPr>
+        <w:pStyle w:val="FirstParagraph"/>
+      </w:pPr>
+      <w:r>
+        <w:t xml:space="preserve">Hospital nurses will teach use of the feeding tube</w:t>
+      </w:r>
+    </w:p>
+    <w:bookmarkEnd w:id="108"/>
+    <w:bookmarkStart w:id="109" w:name="jejunostomy-feeds-with-diabetes"/>
+    <w:p>
+      <w:pPr>
+        <w:pStyle w:val="Heading2"/>
+      </w:pPr>
+      <w:r>
+        <w:t xml:space="preserve">47 Jejunostomy Feeds with Diabetes</w:t>
+      </w:r>
+    </w:p>
+    <w:p>
+      <w:pPr>
+        <w:pStyle w:val="FirstParagraph"/>
+      </w:pPr>
+      <w:r>
+        <w:t xml:space="preserve">Jejunostomy feedings elevate blood sugars</w:t>
+      </w:r>
+    </w:p>
+    <w:p>
+      <w:pPr>
+        <w:pStyle w:val="Compact"/>
+        <w:numPr>
+          <w:ilvl w:val="0"/>
+          <w:numId w:val="1046"/>
+        </w:numPr>
+      </w:pPr>
+      <w:r>
+        <w:t xml:space="preserve">Insulin may be required along with feeds</w:t>
+      </w:r>
+    </w:p>
+    <w:p>
+      <w:pPr>
+        <w:pStyle w:val="FirstParagraph"/>
+      </w:pPr>
+      <w:r>
+        <w:t xml:space="preserve">Typical Pattern for tube feeds</w:t>
+      </w:r>
+    </w:p>
+    <w:p>
+      <w:pPr>
+        <w:pStyle w:val="Compact"/>
+        <w:numPr>
+          <w:ilvl w:val="0"/>
+          <w:numId w:val="1047"/>
+        </w:numPr>
+      </w:pPr>
+      <w:r>
+        <w:t xml:space="preserve">Feeds run via pump from 6pm to 10am</w:t>
+      </w:r>
+    </w:p>
+    <w:p>
+      <w:pPr>
+        <w:pStyle w:val="Compact"/>
+        <w:numPr>
+          <w:ilvl w:val="0"/>
+          <w:numId w:val="1047"/>
+        </w:numPr>
+      </w:pPr>
+      <w:r>
+        <w:t xml:space="preserve">Insulin at 6pm (70/30 insulin)</w:t>
+      </w:r>
+    </w:p>
+    <w:p>
+      <w:pPr>
+        <w:pStyle w:val="Compact"/>
+        <w:numPr>
+          <w:ilvl w:val="0"/>
+          <w:numId w:val="1047"/>
+        </w:numPr>
+      </w:pPr>
+      <w:r>
+        <w:t xml:space="preserve">Insulin at Midnight (70/30 insulin)</w:t>
+      </w:r>
+    </w:p>
+    <w:p>
+      <w:pPr>
+        <w:pStyle w:val="Compact"/>
+        <w:numPr>
+          <w:ilvl w:val="0"/>
+          <w:numId w:val="1047"/>
+        </w:numPr>
+      </w:pPr>
+      <w:r>
+        <w:t xml:space="preserve">No insulin if tube feedings are not run</w:t>
+      </w:r>
+    </w:p>
+    <w:bookmarkEnd w:id="109"/>
+    <w:bookmarkStart w:id="110" w:name="jejunostomy-video"/>
+    <w:p>
+      <w:pPr>
+        <w:pStyle w:val="Heading2"/>
+      </w:pPr>
+      <w:r>
+        <w:t xml:space="preserve">48 Jejunostomy Video</w:t>
+      </w:r>
+    </w:p>
+    <w:bookmarkEnd w:id="110"/>
+    <w:bookmarkStart w:id="111" w:name="activity-after-surgery"/>
+    <w:p>
+      <w:pPr>
+        <w:pStyle w:val="Heading2"/>
+      </w:pPr>
+      <w:r>
+        <w:t xml:space="preserve">49 Activity after Surgery</w:t>
+      </w:r>
+    </w:p>
+    <w:p>
+      <w:pPr>
+        <w:pStyle w:val="Compact"/>
+        <w:numPr>
+          <w:ilvl w:val="0"/>
+          <w:numId w:val="1048"/>
+        </w:numPr>
+      </w:pPr>
+      <w:r>
+        <w:t xml:space="preserve">Up in chair most of the day</w:t>
+      </w:r>
+    </w:p>
+    <w:p>
+      <w:pPr>
+        <w:pStyle w:val="Compact"/>
+        <w:numPr>
+          <w:ilvl w:val="0"/>
+          <w:numId w:val="1048"/>
+        </w:numPr>
+      </w:pPr>
+      <w:r>
+        <w:t xml:space="preserve">Walking with help from nurse/Physical Therapist</w:t>
+      </w:r>
+    </w:p>
+    <w:p>
+      <w:pPr>
+        <w:pStyle w:val="Compact"/>
+        <w:numPr>
+          <w:ilvl w:val="0"/>
+          <w:numId w:val="1048"/>
+        </w:numPr>
+      </w:pPr>
+      <w:r>
+        <w:t xml:space="preserve">Goals:</w:t>
       </w:r>
     </w:p>
     <w:p>
@@ -3407,207 +3839,33 @@
         <w:pStyle w:val="Compact"/>
         <w:numPr>
           <w:ilvl w:val="1"/>
-          <w:numId w:val="1044"/>
-        </w:numPr>
-      </w:pPr>
-      <w:r>
-        <w:t xml:space="preserve">Women: 60mL/hour x 16 hours = 4 cartons</w:t>
-      </w:r>
-    </w:p>
-    <w:p>
-      <w:pPr>
-        <w:pStyle w:val="Compact"/>
-        <w:numPr>
-          <w:ilvl w:val="0"/>
-          <w:numId w:val="1043"/>
-        </w:numPr>
-      </w:pPr>
-      <w:r>
-        <w:t xml:space="preserve">Water 240ml (8oz) via syringe 4x/day</w:t>
-      </w:r>
-    </w:p>
-    <w:p>
-      <w:pPr>
-        <w:pStyle w:val="FirstParagraph"/>
-      </w:pPr>
-      <w:r>
-        <w:t xml:space="preserve">Hospital nurses will teach use of the feeding tube</w:t>
-      </w:r>
-    </w:p>
-    <w:bookmarkEnd w:id="95"/>
-    <w:bookmarkStart w:id="96" w:name="jejunostomy-feeds-with-diabetes"/>
+          <w:numId w:val="1049"/>
+        </w:numPr>
+      </w:pPr>
+      <w:r>
+        <w:t xml:space="preserve">Improve lung function</w:t>
+      </w:r>
+    </w:p>
+    <w:p>
+      <w:pPr>
+        <w:pStyle w:val="Compact"/>
+        <w:numPr>
+          <w:ilvl w:val="1"/>
+          <w:numId w:val="1049"/>
+        </w:numPr>
+      </w:pPr>
+      <w:r>
+        <w:t xml:space="preserve">Prevent muscle loss</w:t>
+      </w:r>
+    </w:p>
+    <w:bookmarkEnd w:id="111"/>
+    <w:bookmarkStart w:id="112" w:name="nasogastric-ng-tube"/>
     <w:p>
       <w:pPr>
         <w:pStyle w:val="Heading2"/>
       </w:pPr>
       <w:r>
-        <w:t xml:space="preserve">43 Jejunostomy Feeds with Diabetes</w:t>
-      </w:r>
-    </w:p>
-    <w:p>
-      <w:pPr>
-        <w:pStyle w:val="FirstParagraph"/>
-      </w:pPr>
-      <w:r>
-        <w:t xml:space="preserve">Jejunostomy feedings elevate blood sugars</w:t>
-      </w:r>
-    </w:p>
-    <w:p>
-      <w:pPr>
-        <w:pStyle w:val="Compact"/>
-        <w:numPr>
-          <w:ilvl w:val="0"/>
-          <w:numId w:val="1045"/>
-        </w:numPr>
-      </w:pPr>
-      <w:r>
-        <w:t xml:space="preserve">Insulin may be required along with feeds</w:t>
-      </w:r>
-    </w:p>
-    <w:p>
-      <w:pPr>
-        <w:pStyle w:val="FirstParagraph"/>
-      </w:pPr>
-      <w:r>
-        <w:t xml:space="preserve">Typical Pattern for tube feeds</w:t>
-      </w:r>
-    </w:p>
-    <w:p>
-      <w:pPr>
-        <w:pStyle w:val="Compact"/>
-        <w:numPr>
-          <w:ilvl w:val="0"/>
-          <w:numId w:val="1046"/>
-        </w:numPr>
-      </w:pPr>
-      <w:r>
-        <w:t xml:space="preserve">Feeds run via pump from 6pm to 10am</w:t>
-      </w:r>
-    </w:p>
-    <w:p>
-      <w:pPr>
-        <w:pStyle w:val="Compact"/>
-        <w:numPr>
-          <w:ilvl w:val="0"/>
-          <w:numId w:val="1046"/>
-        </w:numPr>
-      </w:pPr>
-      <w:r>
-        <w:t xml:space="preserve">Insulin at 6pm (70/30 insulin)</w:t>
-      </w:r>
-    </w:p>
-    <w:p>
-      <w:pPr>
-        <w:pStyle w:val="Compact"/>
-        <w:numPr>
-          <w:ilvl w:val="0"/>
-          <w:numId w:val="1046"/>
-        </w:numPr>
-      </w:pPr>
-      <w:r>
-        <w:t xml:space="preserve">Insulin at Midnight (70/30 insulin)</w:t>
-      </w:r>
-    </w:p>
-    <w:p>
-      <w:pPr>
-        <w:pStyle w:val="Compact"/>
-        <w:numPr>
-          <w:ilvl w:val="0"/>
-          <w:numId w:val="1046"/>
-        </w:numPr>
-      </w:pPr>
-      <w:r>
-        <w:t xml:space="preserve">No insulin if tube feedings are not run</w:t>
-      </w:r>
-    </w:p>
-    <w:bookmarkEnd w:id="96"/>
-    <w:bookmarkStart w:id="97" w:name="jejunostomy-video"/>
-    <w:p>
-      <w:pPr>
-        <w:pStyle w:val="Heading2"/>
-      </w:pPr>
-      <w:r>
-        <w:t xml:space="preserve">44 Jejunostomy Video</w:t>
-      </w:r>
-    </w:p>
-    <w:bookmarkEnd w:id="97"/>
-    <w:bookmarkStart w:id="98" w:name="activity-after-surgery"/>
-    <w:p>
-      <w:pPr>
-        <w:pStyle w:val="Heading2"/>
-      </w:pPr>
-      <w:r>
-        <w:t xml:space="preserve">45 Activity after Surgery</w:t>
-      </w:r>
-    </w:p>
-    <w:p>
-      <w:pPr>
-        <w:pStyle w:val="Compact"/>
-        <w:numPr>
-          <w:ilvl w:val="0"/>
-          <w:numId w:val="1047"/>
-        </w:numPr>
-      </w:pPr>
-      <w:r>
-        <w:t xml:space="preserve">Up in chair most of the day</w:t>
-      </w:r>
-    </w:p>
-    <w:p>
-      <w:pPr>
-        <w:pStyle w:val="Compact"/>
-        <w:numPr>
-          <w:ilvl w:val="0"/>
-          <w:numId w:val="1047"/>
-        </w:numPr>
-      </w:pPr>
-      <w:r>
-        <w:t xml:space="preserve">Walking with help from nurse/Physical Therapist</w:t>
-      </w:r>
-    </w:p>
-    <w:p>
-      <w:pPr>
-        <w:pStyle w:val="Compact"/>
-        <w:numPr>
-          <w:ilvl w:val="0"/>
-          <w:numId w:val="1047"/>
-        </w:numPr>
-      </w:pPr>
-      <w:r>
-        <w:t xml:space="preserve">Goals:</w:t>
-      </w:r>
-    </w:p>
-    <w:p>
-      <w:pPr>
-        <w:pStyle w:val="Compact"/>
-        <w:numPr>
-          <w:ilvl w:val="1"/>
-          <w:numId w:val="1048"/>
-        </w:numPr>
-      </w:pPr>
-      <w:r>
-        <w:t xml:space="preserve">Improve lung function</w:t>
-      </w:r>
-    </w:p>
-    <w:p>
-      <w:pPr>
-        <w:pStyle w:val="Compact"/>
-        <w:numPr>
-          <w:ilvl w:val="1"/>
-          <w:numId w:val="1048"/>
-        </w:numPr>
-      </w:pPr>
-      <w:r>
-        <w:t xml:space="preserve">Prevent muscle loss</w:t>
-      </w:r>
-    </w:p>
-    <w:bookmarkEnd w:id="98"/>
-    <w:bookmarkStart w:id="99" w:name="nasogastric-ng-tube"/>
-    <w:p>
-      <w:pPr>
-        <w:pStyle w:val="Heading2"/>
-      </w:pPr>
-      <w:r>
-        <w:t xml:space="preserve">46 Nasogastric (NG) Tube</w:t>
+        <w:t xml:space="preserve">50 Nasogastric (NG) Tube</w:t>
       </w:r>
     </w:p>
     <w:p>
@@ -3623,7 +3881,7 @@
         <w:pStyle w:val="Compact"/>
         <w:numPr>
           <w:ilvl w:val="0"/>
-          <w:numId w:val="1049"/>
+          <w:numId w:val="1050"/>
         </w:numPr>
       </w:pPr>
       <w:r>
@@ -3635,7 +3893,7 @@
         <w:pStyle w:val="Compact"/>
         <w:numPr>
           <w:ilvl w:val="0"/>
-          <w:numId w:val="1049"/>
+          <w:numId w:val="1050"/>
         </w:numPr>
       </w:pPr>
       <w:r>
@@ -3655,7 +3913,7 @@
         <w:pStyle w:val="Compact"/>
         <w:numPr>
           <w:ilvl w:val="0"/>
-          <w:numId w:val="1050"/>
+          <w:numId w:val="1051"/>
         </w:numPr>
       </w:pPr>
       <w:r>
@@ -3684,21 +3942,21 @@
         <w:pStyle w:val="Compact"/>
         <w:numPr>
           <w:ilvl w:val="0"/>
-          <w:numId w:val="1050"/>
+          <w:numId w:val="1051"/>
         </w:numPr>
       </w:pPr>
       <w:r>
         <w:t xml:space="preserve">Otherwise, X-ray repeated 2-3 days later</w:t>
       </w:r>
     </w:p>
-    <w:bookmarkEnd w:id="99"/>
-    <w:bookmarkStart w:id="100" w:name="swallowing-evaluation"/>
+    <w:bookmarkEnd w:id="112"/>
+    <w:bookmarkStart w:id="113" w:name="swallowing-evaluation"/>
     <w:p>
       <w:pPr>
         <w:pStyle w:val="Heading2"/>
       </w:pPr>
       <w:r>
-        <w:t xml:space="preserve">47 Swallowing Evaluation</w:t>
+        <w:t xml:space="preserve">51 Swallowing Evaluation</w:t>
       </w:r>
     </w:p>
     <w:p>
@@ -3722,7 +3980,7 @@
         <w:pStyle w:val="Compact"/>
         <w:numPr>
           <w:ilvl w:val="0"/>
-          <w:numId w:val="1051"/>
+          <w:numId w:val="1052"/>
         </w:numPr>
       </w:pPr>
       <w:r>
@@ -3734,7 +3992,7 @@
         <w:pStyle w:val="Compact"/>
         <w:numPr>
           <w:ilvl w:val="0"/>
-          <w:numId w:val="1051"/>
+          <w:numId w:val="1052"/>
         </w:numPr>
       </w:pPr>
       <w:r>
@@ -3746,7 +4004,7 @@
         <w:pStyle w:val="Compact"/>
         <w:numPr>
           <w:ilvl w:val="0"/>
-          <w:numId w:val="1051"/>
+          <w:numId w:val="1052"/>
         </w:numPr>
       </w:pPr>
       <w:r>
@@ -3770,22 +4028,46 @@
         <w:t xml:space="preserve">liquids started by mouth</w:t>
       </w:r>
     </w:p>
-    <w:bookmarkEnd w:id="100"/>
-    <w:bookmarkStart w:id="101" w:name="jejunostomy-tube-1"/>
+    <w:bookmarkEnd w:id="113"/>
+    <w:bookmarkStart w:id="114" w:name="jejunostomy-feeding"/>
     <w:p>
       <w:pPr>
         <w:pStyle w:val="Heading2"/>
       </w:pPr>
       <w:r>
-        <w:t xml:space="preserve">48 Jejunostomy tube</w:t>
-      </w:r>
-    </w:p>
-    <w:p>
-      <w:pPr>
-        <w:pStyle w:val="FirstParagraph"/>
-      </w:pPr>
-      <w:r>
-        <w:t xml:space="preserve">Jejunostomy tube bypasses the stomach and injects tube feeding formula directly in to the small intestine (jejunum)</w:t>
+        <w:t xml:space="preserve">52 Jejunostomy feeding</w:t>
+      </w:r>
+    </w:p>
+    <w:p>
+      <w:pPr>
+        <w:pStyle w:val="Compact"/>
+        <w:numPr>
+          <w:ilvl w:val="0"/>
+          <w:numId w:val="1053"/>
+        </w:numPr>
+      </w:pPr>
+      <w:r>
+        <w:t xml:space="preserve">Start with continuous feeds (24 hours/day)</w:t>
+      </w:r>
+    </w:p>
+    <w:p>
+      <w:pPr>
+        <w:pStyle w:val="Compact"/>
+        <w:numPr>
+          <w:ilvl w:val="0"/>
+          <w:numId w:val="1053"/>
+        </w:numPr>
+      </w:pPr>
+      <w:r>
+        <w:t xml:space="preserve">Convert to nocturnal (night-time): 6pm to 10pm</w:t>
+      </w:r>
+    </w:p>
+    <w:p>
+      <w:pPr>
+        <w:pStyle w:val="FirstParagraph"/>
+      </w:pPr>
+      <w:r>
+        <w:t xml:space="preserve">The feeding bag holds only 4 cartons of feeds - May need to “top off’ bag after a few hours</w:t>
       </w:r>
     </w:p>
     <w:p>
@@ -3793,55 +4075,25 @@
         <w:pStyle w:val="BodyText"/>
       </w:pPr>
       <w:r>
-        <w:t xml:space="preserve">Pump administers the feedings slowly over hours</w:t>
-      </w:r>
-    </w:p>
-    <w:bookmarkEnd w:id="101"/>
-    <w:bookmarkStart w:id="102" w:name="jejunostomy-feeding"/>
+        <w:t xml:space="preserve">Water through the tube - Important to prevent dehydration - 250mL (8 oz) 4 times per day</w:t>
+      </w:r>
+    </w:p>
+    <w:bookmarkEnd w:id="114"/>
+    <w:bookmarkStart w:id="115" w:name="oral-intake-at-home"/>
     <w:p>
       <w:pPr>
         <w:pStyle w:val="Heading2"/>
       </w:pPr>
       <w:r>
-        <w:t xml:space="preserve">49 Jejunostomy feeding</w:t>
-      </w:r>
-    </w:p>
-    <w:p>
-      <w:pPr>
-        <w:pStyle w:val="Compact"/>
-        <w:numPr>
-          <w:ilvl w:val="0"/>
-          <w:numId w:val="1052"/>
-        </w:numPr>
-      </w:pPr>
-      <w:r>
-        <w:t xml:space="preserve">Start with continuous feeds (24 hours/day)</w:t>
-      </w:r>
-    </w:p>
-    <w:p>
-      <w:pPr>
-        <w:pStyle w:val="Compact"/>
-        <w:numPr>
-          <w:ilvl w:val="0"/>
-          <w:numId w:val="1052"/>
-        </w:numPr>
-      </w:pPr>
-      <w:r>
-        <w:t xml:space="preserve">Convert to nocturnal (night-time): 6pm to 10pm</w:t>
-      </w:r>
-    </w:p>
-    <w:p>
-      <w:pPr>
-        <w:pStyle w:val="FirstParagraph"/>
-      </w:pPr>
-      <w:r>
-        <w:t xml:space="preserve">The feeding bag holds only 4 cartons of feeds</w:t>
-      </w:r>
-      <w:r>
-        <w:t xml:space="preserve"> </w:t>
-      </w:r>
-      <w:r>
-        <w:t xml:space="preserve">- May need to “top off’ bag after a few hours</w:t>
+        <w:t xml:space="preserve">53 Oral Intake at Home</w:t>
+      </w:r>
+    </w:p>
+    <w:p>
+      <w:pPr>
+        <w:pStyle w:val="FirstParagraph"/>
+      </w:pPr>
+      <w:r>
+        <w:t xml:space="preserve">Most are taking protein shakes when they go home</w:t>
       </w:r>
     </w:p>
     <w:p>
@@ -3849,37 +4101,212 @@
         <w:pStyle w:val="BodyText"/>
       </w:pPr>
       <w:r>
-        <w:t xml:space="preserve">Water through the tube</w:t>
-      </w:r>
-      <w:r>
-        <w:t xml:space="preserve"> </w:t>
-      </w:r>
-      <w:r>
-        <w:t xml:space="preserve">- Important to prevent dehydration</w:t>
-      </w:r>
-      <w:r>
-        <w:t xml:space="preserve"> </w:t>
-      </w:r>
-      <w:r>
-        <w:t xml:space="preserve">- 250mL (8 oz) 4 times per day</w:t>
-      </w:r>
-    </w:p>
-    <w:bookmarkEnd w:id="102"/>
-    <w:bookmarkStart w:id="103" w:name="oral-intake-at-home"/>
+        <w:t xml:space="preserve">Protein shakes are started after tolerating water</w:t>
+      </w:r>
+      <w:r>
+        <w:br/>
+      </w:r>
+    </w:p>
+    <w:p>
+      <w:pPr>
+        <w:pStyle w:val="Compact"/>
+        <w:numPr>
+          <w:ilvl w:val="0"/>
+          <w:numId w:val="1054"/>
+        </w:numPr>
+      </w:pPr>
+      <w:r>
+        <w:t xml:space="preserve">2 oz per hour to start</w:t>
+      </w:r>
+    </w:p>
+    <w:p>
+      <w:pPr>
+        <w:pStyle w:val="Compact"/>
+        <w:numPr>
+          <w:ilvl w:val="0"/>
+          <w:numId w:val="1054"/>
+        </w:numPr>
+      </w:pPr>
+      <w:r>
+        <w:t xml:space="preserve">4 oz per hour if 2oz are tolerated well</w:t>
+      </w:r>
+    </w:p>
+    <w:bookmarkEnd w:id="115"/>
+    <w:bookmarkStart w:id="116" w:name="drains-and-tubes"/>
     <w:p>
       <w:pPr>
         <w:pStyle w:val="Heading2"/>
       </w:pPr>
       <w:r>
-        <w:t xml:space="preserve">50 Oral Intake at Home</w:t>
-      </w:r>
-    </w:p>
-    <w:p>
-      <w:pPr>
-        <w:pStyle w:val="FirstParagraph"/>
-      </w:pPr>
-      <w:r>
-        <w:t xml:space="preserve">Most are taking protein shakes when they go home</w:t>
+        <w:t xml:space="preserve">54 Drains and Tubes</w:t>
+      </w:r>
+    </w:p>
+    <w:p>
+      <w:pPr>
+        <w:pStyle w:val="FirstParagraph"/>
+      </w:pPr>
+      <w:r>
+        <w:t xml:space="preserve">Chest Tube (right side): Removed 4-6 days after surgery (depending upon output) Abdomiaal drains: Removed 4-7 days after surgery Discharge with 1 abdominal drain in 10% of cases Epidural catheter: Removed 4-5 days after surgery Bladder catheter: Removed after epicura catheter removed</w:t>
+      </w:r>
+    </w:p>
+    <w:bookmarkEnd w:id="116"/>
+    <w:bookmarkStart w:id="117" w:name="discharge"/>
+    <w:p>
+      <w:pPr>
+        <w:pStyle w:val="Heading2"/>
+      </w:pPr>
+      <w:r>
+        <w:t xml:space="preserve">55 Discharge</w:t>
+      </w:r>
+    </w:p>
+    <w:p>
+      <w:pPr>
+        <w:pStyle w:val="FirstParagraph"/>
+      </w:pPr>
+      <w:r>
+        <w:t xml:space="preserve">Goal: ready to leave day #7 after surgery</w:t>
+      </w:r>
+    </w:p>
+    <w:p>
+      <w:pPr>
+        <w:pStyle w:val="Compact"/>
+        <w:numPr>
+          <w:ilvl w:val="0"/>
+          <w:numId w:val="1055"/>
+        </w:numPr>
+      </w:pPr>
+      <w:r>
+        <w:t xml:space="preserve">Night-time tube feedings (6pm to 10am)</w:t>
+      </w:r>
+    </w:p>
+    <w:p>
+      <w:pPr>
+        <w:pStyle w:val="Compact"/>
+        <w:numPr>
+          <w:ilvl w:val="0"/>
+          <w:numId w:val="1055"/>
+        </w:numPr>
+      </w:pPr>
+      <w:r>
+        <w:t xml:space="preserve">Nutrition by mouth (90% of patients)</w:t>
+      </w:r>
+    </w:p>
+    <w:p>
+      <w:pPr>
+        <w:pStyle w:val="Compact"/>
+        <w:numPr>
+          <w:ilvl w:val="1"/>
+          <w:numId w:val="1056"/>
+        </w:numPr>
+      </w:pPr>
+      <w:r>
+        <w:t xml:space="preserve">Protein shakes or water 4oz every 2 hours</w:t>
+      </w:r>
+    </w:p>
+    <w:p>
+      <w:pPr>
+        <w:pStyle w:val="Compact"/>
+        <w:numPr>
+          <w:ilvl w:val="0"/>
+          <w:numId w:val="1055"/>
+        </w:numPr>
+      </w:pPr>
+      <w:r>
+        <w:t xml:space="preserve">Water through tube 8oz four times per day</w:t>
+      </w:r>
+    </w:p>
+    <w:p>
+      <w:pPr>
+        <w:pStyle w:val="Compact"/>
+        <w:numPr>
+          <w:ilvl w:val="0"/>
+          <w:numId w:val="1055"/>
+        </w:numPr>
+      </w:pPr>
+      <w:r>
+        <w:t xml:space="preserve">Home care nursing (feeding tube teaching)</w:t>
+      </w:r>
+    </w:p>
+    <w:p>
+      <w:pPr>
+        <w:pStyle w:val="Compact"/>
+        <w:numPr>
+          <w:ilvl w:val="0"/>
+          <w:numId w:val="1055"/>
+        </w:numPr>
+      </w:pPr>
+      <w:r>
+        <w:t xml:space="preserve">Home infusion (tube feeding supplies)</w:t>
+      </w:r>
+    </w:p>
+    <w:bookmarkEnd w:id="117"/>
+    <w:bookmarkStart w:id="118" w:name="nutrition-after-surgery"/>
+    <w:p>
+      <w:pPr>
+        <w:pStyle w:val="Heading2"/>
+      </w:pPr>
+      <w:r>
+        <w:t xml:space="preserve">56 Nutrition after Surgery</w:t>
+      </w:r>
+    </w:p>
+    <w:p>
+      <w:pPr>
+        <w:pStyle w:val="FirstParagraph"/>
+      </w:pPr>
+      <w:r>
+        <w:t xml:space="preserve">At discharge home:</w:t>
+      </w:r>
+    </w:p>
+    <w:p>
+      <w:pPr>
+        <w:pStyle w:val="Compact"/>
+        <w:numPr>
+          <w:ilvl w:val="0"/>
+          <w:numId w:val="1057"/>
+        </w:numPr>
+      </w:pPr>
+      <w:r>
+        <w:t xml:space="preserve">Protein shakes 4oz every 2 hrs</w:t>
+      </w:r>
+    </w:p>
+    <w:p>
+      <w:pPr>
+        <w:pStyle w:val="Compact"/>
+        <w:numPr>
+          <w:ilvl w:val="0"/>
+          <w:numId w:val="1057"/>
+        </w:numPr>
+      </w:pPr>
+      <w:r>
+        <w:t xml:space="preserve">Tube feeds 4-5 cans at night (6pm-10am)</w:t>
+      </w:r>
+    </w:p>
+    <w:p>
+      <w:pPr>
+        <w:pStyle w:val="FirstParagraph"/>
+      </w:pPr>
+      <w:r>
+        <w:t xml:space="preserve">10-12 Days: Increase protein shakes</w:t>
+      </w:r>
+    </w:p>
+    <w:p>
+      <w:pPr>
+        <w:pStyle w:val="Compact"/>
+        <w:numPr>
+          <w:ilvl w:val="0"/>
+          <w:numId w:val="1058"/>
+        </w:numPr>
+      </w:pPr>
+      <w:r>
+        <w:t xml:space="preserve">Tube feeds 3-4 cans at night</w:t>
+      </w:r>
+    </w:p>
+    <w:p>
+      <w:pPr>
+        <w:pStyle w:val="FirstParagraph"/>
+      </w:pPr>
+      <w:r>
+        <w:t xml:space="preserve">Three weeks: Post-esophagectomy Diet</w:t>
       </w:r>
     </w:p>
     <w:p>
@@ -3887,254 +4314,17 @@
         <w:pStyle w:val="BodyText"/>
       </w:pPr>
       <w:r>
-        <w:t xml:space="preserve">Protein shakes are started after tolerating water</w:t>
-      </w:r>
-      <w:r>
-        <w:br/>
-      </w:r>
-    </w:p>
-    <w:p>
-      <w:pPr>
-        <w:pStyle w:val="Compact"/>
-        <w:numPr>
-          <w:ilvl w:val="0"/>
-          <w:numId w:val="1053"/>
-        </w:numPr>
-      </w:pPr>
-      <w:r>
-        <w:t xml:space="preserve">2 oz per hour to start</w:t>
-      </w:r>
-    </w:p>
-    <w:p>
-      <w:pPr>
-        <w:pStyle w:val="Compact"/>
-        <w:numPr>
-          <w:ilvl w:val="0"/>
-          <w:numId w:val="1053"/>
-        </w:numPr>
-      </w:pPr>
-      <w:r>
-        <w:t xml:space="preserve">4 oz per hour if 2oz are tolerated well</w:t>
-      </w:r>
-    </w:p>
-    <w:bookmarkEnd w:id="103"/>
-    <w:bookmarkStart w:id="104" w:name="drains-and-tubes"/>
+        <w:t xml:space="preserve">8-12 weeks: Remove feeding tube (in office)</w:t>
+      </w:r>
+    </w:p>
+    <w:bookmarkEnd w:id="118"/>
+    <w:bookmarkStart w:id="119" w:name="X15701f9deabaab366e08b73bd1ea6f1240694c5"/>
     <w:p>
       <w:pPr>
         <w:pStyle w:val="Heading2"/>
       </w:pPr>
       <w:r>
-        <w:t xml:space="preserve">51 Drains and Tubes</w:t>
-      </w:r>
-    </w:p>
-    <w:p>
-      <w:pPr>
-        <w:pStyle w:val="FirstParagraph"/>
-      </w:pPr>
-      <w:r>
-        <w:t xml:space="preserve">Chest Tube (right side): Removed 4-6 days after surgery (depending upon output)</w:t>
-      </w:r>
-      <w:r>
-        <w:t xml:space="preserve"> </w:t>
-      </w:r>
-      <w:r>
-        <w:t xml:space="preserve">Abdomiaal drains: Removed 4-7 days after surgery</w:t>
-      </w:r>
-      <w:r>
-        <w:t xml:space="preserve"> </w:t>
-      </w:r>
-      <w:r>
-        <w:t xml:space="preserve">Discharge with 1 abdominal drain in 10% of cases</w:t>
-      </w:r>
-      <w:r>
-        <w:t xml:space="preserve"> </w:t>
-      </w:r>
-      <w:r>
-        <w:t xml:space="preserve">Epidural catheter: Removed 4-5 days after surgery</w:t>
-      </w:r>
-      <w:r>
-        <w:t xml:space="preserve"> </w:t>
-      </w:r>
-      <w:r>
-        <w:t xml:space="preserve">Bladder catheter: Removed after epicura catheter removed</w:t>
-      </w:r>
-    </w:p>
-    <w:bookmarkEnd w:id="104"/>
-    <w:bookmarkStart w:id="105" w:name="discharge"/>
-    <w:p>
-      <w:pPr>
-        <w:pStyle w:val="Heading2"/>
-      </w:pPr>
-      <w:r>
-        <w:t xml:space="preserve">52 Discharge</w:t>
-      </w:r>
-    </w:p>
-    <w:p>
-      <w:pPr>
-        <w:pStyle w:val="FirstParagraph"/>
-      </w:pPr>
-      <w:r>
-        <w:t xml:space="preserve">Goal: ready to leave day #7 after surgery</w:t>
-      </w:r>
-    </w:p>
-    <w:p>
-      <w:pPr>
-        <w:pStyle w:val="Compact"/>
-        <w:numPr>
-          <w:ilvl w:val="0"/>
-          <w:numId w:val="1054"/>
-        </w:numPr>
-      </w:pPr>
-      <w:r>
-        <w:t xml:space="preserve">Night-time tube feedings (6pm to 10am)</w:t>
-      </w:r>
-    </w:p>
-    <w:p>
-      <w:pPr>
-        <w:pStyle w:val="Compact"/>
-        <w:numPr>
-          <w:ilvl w:val="0"/>
-          <w:numId w:val="1054"/>
-        </w:numPr>
-      </w:pPr>
-      <w:r>
-        <w:t xml:space="preserve">Nutrition by mouth (90% of patients)</w:t>
-      </w:r>
-    </w:p>
-    <w:p>
-      <w:pPr>
-        <w:pStyle w:val="Compact"/>
-        <w:numPr>
-          <w:ilvl w:val="1"/>
-          <w:numId w:val="1055"/>
-        </w:numPr>
-      </w:pPr>
-      <w:r>
-        <w:t xml:space="preserve">Protein shakes or water 4oz every 2 hours</w:t>
-      </w:r>
-    </w:p>
-    <w:p>
-      <w:pPr>
-        <w:pStyle w:val="Compact"/>
-        <w:numPr>
-          <w:ilvl w:val="0"/>
-          <w:numId w:val="1054"/>
-        </w:numPr>
-      </w:pPr>
-      <w:r>
-        <w:t xml:space="preserve">Water through tube 8oz four times per day</w:t>
-      </w:r>
-    </w:p>
-    <w:p>
-      <w:pPr>
-        <w:pStyle w:val="Compact"/>
-        <w:numPr>
-          <w:ilvl w:val="0"/>
-          <w:numId w:val="1054"/>
-        </w:numPr>
-      </w:pPr>
-      <w:r>
-        <w:t xml:space="preserve">Home care nursing (feeding tube teaching)</w:t>
-      </w:r>
-    </w:p>
-    <w:p>
-      <w:pPr>
-        <w:pStyle w:val="Compact"/>
-        <w:numPr>
-          <w:ilvl w:val="0"/>
-          <w:numId w:val="1054"/>
-        </w:numPr>
-      </w:pPr>
-      <w:r>
-        <w:t xml:space="preserve">Home infusion (tube feeding supplies)</w:t>
-      </w:r>
-    </w:p>
-    <w:bookmarkEnd w:id="105"/>
-    <w:bookmarkStart w:id="106" w:name="nutrition-after-surgery"/>
-    <w:p>
-      <w:pPr>
-        <w:pStyle w:val="Heading2"/>
-      </w:pPr>
-      <w:r>
-        <w:t xml:space="preserve">53 Nutrition after Surgery</w:t>
-      </w:r>
-    </w:p>
-    <w:p>
-      <w:pPr>
-        <w:pStyle w:val="FirstParagraph"/>
-      </w:pPr>
-      <w:r>
-        <w:t xml:space="preserve">At discharge home:</w:t>
-      </w:r>
-    </w:p>
-    <w:p>
-      <w:pPr>
-        <w:pStyle w:val="Compact"/>
-        <w:numPr>
-          <w:ilvl w:val="0"/>
-          <w:numId w:val="1056"/>
-        </w:numPr>
-      </w:pPr>
-      <w:r>
-        <w:t xml:space="preserve">Protein shakes 4oz every 2 hrs</w:t>
-      </w:r>
-    </w:p>
-    <w:p>
-      <w:pPr>
-        <w:pStyle w:val="Compact"/>
-        <w:numPr>
-          <w:ilvl w:val="0"/>
-          <w:numId w:val="1056"/>
-        </w:numPr>
-      </w:pPr>
-      <w:r>
-        <w:t xml:space="preserve">Tube feeds 4-5 cans at night (6pm-10am)</w:t>
-      </w:r>
-    </w:p>
-    <w:p>
-      <w:pPr>
-        <w:pStyle w:val="FirstParagraph"/>
-      </w:pPr>
-      <w:r>
-        <w:t xml:space="preserve">10-12 Days: Increase protein shakes</w:t>
-      </w:r>
-    </w:p>
-    <w:p>
-      <w:pPr>
-        <w:pStyle w:val="Compact"/>
-        <w:numPr>
-          <w:ilvl w:val="0"/>
-          <w:numId w:val="1057"/>
-        </w:numPr>
-      </w:pPr>
-      <w:r>
-        <w:t xml:space="preserve">Tube feeds 3-4 cans at night</w:t>
-      </w:r>
-    </w:p>
-    <w:p>
-      <w:pPr>
-        <w:pStyle w:val="FirstParagraph"/>
-      </w:pPr>
-      <w:r>
-        <w:t xml:space="preserve">Three weeks: Post-esophagectomy Diet</w:t>
-      </w:r>
-    </w:p>
-    <w:p>
-      <w:pPr>
-        <w:pStyle w:val="BodyText"/>
-      </w:pPr>
-      <w:r>
-        <w:t xml:space="preserve">8-12 weeks: Remove feeding tube (in office)</w:t>
-      </w:r>
-    </w:p>
-    <w:bookmarkEnd w:id="106"/>
-    <w:bookmarkStart w:id="107" w:name="X15701f9deabaab366e08b73bd1ea6f1240694c5"/>
-    <w:p>
-      <w:pPr>
-        <w:pStyle w:val="Heading2"/>
-      </w:pPr>
-      <w:r>
-        <w:t xml:space="preserve">54 Transition from Tube Feeds</w:t>
+        <w:t xml:space="preserve">57 Transition from Tube Feeds</w:t>
       </w:r>
       <w:r>
         <w:t xml:space="preserve"> </w:t>
@@ -4167,7 +4357,7 @@
         <w:pStyle w:val="Compact"/>
         <w:numPr>
           <w:ilvl w:val="0"/>
-          <w:numId w:val="1058"/>
+          <w:numId w:val="1059"/>
         </w:numPr>
       </w:pPr>
       <w:r>
@@ -4179,7 +4369,7 @@
         <w:pStyle w:val="Compact"/>
         <w:numPr>
           <w:ilvl w:val="0"/>
-          <w:numId w:val="1058"/>
+          <w:numId w:val="1059"/>
         </w:numPr>
       </w:pPr>
       <w:r>
@@ -4191,19 +4381,19 @@
         <w:pStyle w:val="Compact"/>
         <w:numPr>
           <w:ilvl w:val="1"/>
+          <w:numId w:val="1060"/>
+        </w:numPr>
+      </w:pPr>
+      <w:r>
+        <w:t xml:space="preserve">75 grams protein = 5 cartons/night</w:t>
+      </w:r>
+    </w:p>
+    <w:p>
+      <w:pPr>
+        <w:pStyle w:val="Compact"/>
+        <w:numPr>
+          <w:ilvl w:val="0"/>
           <w:numId w:val="1059"/>
-        </w:numPr>
-      </w:pPr>
-      <w:r>
-        <w:t xml:space="preserve">75 grams protein = 5 cartons/night</w:t>
-      </w:r>
-    </w:p>
-    <w:p>
-      <w:pPr>
-        <w:pStyle w:val="Compact"/>
-        <w:numPr>
-          <w:ilvl w:val="0"/>
-          <w:numId w:val="1058"/>
         </w:numPr>
       </w:pPr>
       <w:r>
@@ -4240,29 +4430,29 @@
         <w:pStyle w:val="Compact"/>
         <w:numPr>
           <w:ilvl w:val="0"/>
-          <w:numId w:val="1060"/>
+          <w:numId w:val="1061"/>
         </w:numPr>
       </w:pPr>
       <w:r>
         <w:t xml:space="preserve">Three meals + 2-3 high-protein snacks</w:t>
       </w:r>
     </w:p>
-    <w:bookmarkEnd w:id="107"/>
-    <w:bookmarkStart w:id="108" w:name="post-esophagectomy-diet"/>
+    <w:bookmarkEnd w:id="119"/>
+    <w:bookmarkStart w:id="120" w:name="post-esophagectomy-diet"/>
     <w:p>
       <w:pPr>
         <w:pStyle w:val="Heading2"/>
       </w:pPr>
       <w:r>
-        <w:t xml:space="preserve">55 Post-esophagectomy Diet</w:t>
-      </w:r>
-    </w:p>
-    <w:p>
-      <w:pPr>
-        <w:pStyle w:val="Compact"/>
-        <w:numPr>
-          <w:ilvl w:val="0"/>
-          <w:numId w:val="1061"/>
+        <w:t xml:space="preserve">58 Post-esophagectomy Diet</w:t>
+      </w:r>
+    </w:p>
+    <w:p>
+      <w:pPr>
+        <w:pStyle w:val="Compact"/>
+        <w:numPr>
+          <w:ilvl w:val="0"/>
+          <w:numId w:val="1062"/>
         </w:numPr>
       </w:pPr>
       <w:r>
@@ -4274,7 +4464,7 @@
         <w:pStyle w:val="Compact"/>
         <w:numPr>
           <w:ilvl w:val="0"/>
-          <w:numId w:val="1061"/>
+          <w:numId w:val="1062"/>
         </w:numPr>
       </w:pPr>
       <w:r>
@@ -4286,7 +4476,7 @@
         <w:pStyle w:val="Compact"/>
         <w:numPr>
           <w:ilvl w:val="0"/>
-          <w:numId w:val="1061"/>
+          <w:numId w:val="1062"/>
         </w:numPr>
       </w:pPr>
       <w:r>
@@ -4298,7 +4488,7 @@
         <w:pStyle w:val="Compact"/>
         <w:numPr>
           <w:ilvl w:val="0"/>
-          <w:numId w:val="1061"/>
+          <w:numId w:val="1062"/>
         </w:numPr>
       </w:pPr>
       <w:r>
@@ -4310,7 +4500,7 @@
         <w:pStyle w:val="Compact"/>
         <w:numPr>
           <w:ilvl w:val="0"/>
-          <w:numId w:val="1061"/>
+          <w:numId w:val="1062"/>
         </w:numPr>
       </w:pPr>
       <w:r>
@@ -4322,7 +4512,7 @@
         <w:pStyle w:val="Compact"/>
         <w:numPr>
           <w:ilvl w:val="1"/>
-          <w:numId w:val="1062"/>
+          <w:numId w:val="1063"/>
         </w:numPr>
       </w:pPr>
       <w:r>
@@ -4334,7 +4524,7 @@
         <w:pStyle w:val="Compact"/>
         <w:numPr>
           <w:ilvl w:val="1"/>
-          <w:numId w:val="1062"/>
+          <w:numId w:val="1063"/>
         </w:numPr>
       </w:pPr>
       <w:r>
@@ -4346,21 +4536,21 @@
         <w:pStyle w:val="Compact"/>
         <w:numPr>
           <w:ilvl w:val="1"/>
-          <w:numId w:val="1062"/>
+          <w:numId w:val="1063"/>
         </w:numPr>
       </w:pPr>
       <w:r>
         <w:t xml:space="preserve">Avoid eating within 2 hours of bedtime</w:t>
       </w:r>
     </w:p>
-    <w:bookmarkEnd w:id="108"/>
-    <w:bookmarkStart w:id="109" w:name="medicines-at-home---pain"/>
+    <w:bookmarkEnd w:id="120"/>
+    <w:bookmarkStart w:id="121" w:name="medicines-at-home---pain"/>
     <w:p>
       <w:pPr>
         <w:pStyle w:val="Heading2"/>
       </w:pPr>
       <w:r>
-        <w:t xml:space="preserve">56 Medicines at Home - Pain</w:t>
+        <w:t xml:space="preserve">59 Medicines at Home - Pain</w:t>
       </w:r>
     </w:p>
     <w:p>
@@ -4392,7 +4582,7 @@
         <w:pStyle w:val="Compact"/>
         <w:numPr>
           <w:ilvl w:val="0"/>
-          <w:numId w:val="1063"/>
+          <w:numId w:val="1064"/>
         </w:numPr>
       </w:pPr>
       <w:r>
@@ -4404,7 +4594,7 @@
         <w:pStyle w:val="Compact"/>
         <w:numPr>
           <w:ilvl w:val="0"/>
-          <w:numId w:val="1063"/>
+          <w:numId w:val="1064"/>
         </w:numPr>
       </w:pPr>
       <w:r>
@@ -4416,7 +4606,7 @@
         <w:pStyle w:val="Compact"/>
         <w:numPr>
           <w:ilvl w:val="0"/>
-          <w:numId w:val="1063"/>
+          <w:numId w:val="1064"/>
         </w:numPr>
       </w:pPr>
       <w:r>
@@ -4428,21 +4618,21 @@
         <w:pStyle w:val="Compact"/>
         <w:numPr>
           <w:ilvl w:val="0"/>
-          <w:numId w:val="1063"/>
+          <w:numId w:val="1064"/>
         </w:numPr>
       </w:pPr>
       <w:r>
         <w:t xml:space="preserve">NO DRIVING WHILE ON OXYCODONE</w:t>
       </w:r>
     </w:p>
-    <w:bookmarkEnd w:id="109"/>
-    <w:bookmarkStart w:id="110" w:name="non-steroidals-anti-inflammatory-nsaid"/>
+    <w:bookmarkEnd w:id="121"/>
+    <w:bookmarkStart w:id="122" w:name="non-steroidals-anti-inflammatory-nsaid"/>
     <w:p>
       <w:pPr>
         <w:pStyle w:val="Heading2"/>
       </w:pPr>
       <w:r>
-        <w:t xml:space="preserve">57 Non-steroidals Anti Inflammatory (NSAID)</w:t>
+        <w:t xml:space="preserve">60 Non-steroidals Anti Inflammatory (NSAID)</w:t>
       </w:r>
     </w:p>
     <w:p>
@@ -4458,7 +4648,7 @@
         <w:pStyle w:val="Compact"/>
         <w:numPr>
           <w:ilvl w:val="0"/>
-          <w:numId w:val="1064"/>
+          <w:numId w:val="1065"/>
         </w:numPr>
       </w:pPr>
       <w:r>
@@ -4478,21 +4668,21 @@
         <w:pStyle w:val="Compact"/>
         <w:numPr>
           <w:ilvl w:val="0"/>
-          <w:numId w:val="1065"/>
+          <w:numId w:val="1066"/>
         </w:numPr>
       </w:pPr>
       <w:r>
         <w:t xml:space="preserve">(Can cause permanent scarring at the surgery site)</w:t>
       </w:r>
     </w:p>
-    <w:bookmarkEnd w:id="110"/>
-    <w:bookmarkStart w:id="111" w:name="acid-blockers-proton-pump-inhibitors"/>
+    <w:bookmarkEnd w:id="122"/>
+    <w:bookmarkStart w:id="123" w:name="acid-blockers-proton-pump-inhibitors"/>
     <w:p>
       <w:pPr>
         <w:pStyle w:val="Heading2"/>
       </w:pPr>
       <w:r>
-        <w:t xml:space="preserve">58 Acid Blockers = Proton Pump Inhibitors</w:t>
+        <w:t xml:space="preserve">61 Acid Blockers = Proton Pump Inhibitors</w:t>
       </w:r>
     </w:p>
     <w:p>
@@ -4508,7 +4698,7 @@
         <w:pStyle w:val="Compact"/>
         <w:numPr>
           <w:ilvl w:val="0"/>
-          <w:numId w:val="1066"/>
+          <w:numId w:val="1067"/>
         </w:numPr>
       </w:pPr>
       <w:r>
@@ -4520,7 +4710,7 @@
         <w:pStyle w:val="Compact"/>
         <w:numPr>
           <w:ilvl w:val="0"/>
-          <w:numId w:val="1066"/>
+          <w:numId w:val="1067"/>
         </w:numPr>
       </w:pPr>
       <w:r>
@@ -4532,21 +4722,21 @@
         <w:pStyle w:val="Compact"/>
         <w:numPr>
           <w:ilvl w:val="0"/>
-          <w:numId w:val="1066"/>
+          <w:numId w:val="1067"/>
         </w:numPr>
       </w:pPr>
       <w:r>
         <w:t xml:space="preserve">To administer through feeding tube, open capsule and resuspend beads in 60mL (2oz) of water</w:t>
       </w:r>
     </w:p>
-    <w:bookmarkEnd w:id="111"/>
-    <w:bookmarkStart w:id="112" w:name="medicines-at-home"/>
+    <w:bookmarkEnd w:id="123"/>
+    <w:bookmarkStart w:id="124" w:name="medicines-at-home"/>
     <w:p>
       <w:pPr>
         <w:pStyle w:val="Heading2"/>
       </w:pPr>
       <w:r>
-        <w:t xml:space="preserve">59 Medicines at Home</w:t>
+        <w:t xml:space="preserve">62 Medicines at Home</w:t>
       </w:r>
     </w:p>
     <w:p>
@@ -4562,7 +4752,7 @@
         <w:pStyle w:val="Compact"/>
         <w:numPr>
           <w:ilvl w:val="0"/>
-          <w:numId w:val="1067"/>
+          <w:numId w:val="1068"/>
         </w:numPr>
       </w:pPr>
       <w:r>
@@ -4574,7 +4764,7 @@
         <w:pStyle w:val="Compact"/>
         <w:numPr>
           <w:ilvl w:val="0"/>
-          <w:numId w:val="1067"/>
+          <w:numId w:val="1068"/>
         </w:numPr>
       </w:pPr>
       <w:r>
@@ -4594,7 +4784,7 @@
         <w:pStyle w:val="Compact"/>
         <w:numPr>
           <w:ilvl w:val="0"/>
-          <w:numId w:val="1068"/>
+          <w:numId w:val="1069"/>
         </w:numPr>
       </w:pPr>
       <w:r>
@@ -4606,7 +4796,7 @@
         <w:pStyle w:val="Compact"/>
         <w:numPr>
           <w:ilvl w:val="0"/>
-          <w:numId w:val="1068"/>
+          <w:numId w:val="1069"/>
         </w:numPr>
       </w:pPr>
       <w:r>
@@ -4618,29 +4808,29 @@
         <w:pStyle w:val="Compact"/>
         <w:numPr>
           <w:ilvl w:val="0"/>
-          <w:numId w:val="1068"/>
+          <w:numId w:val="1069"/>
         </w:numPr>
       </w:pPr>
       <w:r>
         <w:t xml:space="preserve">Will stop within first three months of surgery</w:t>
       </w:r>
     </w:p>
-    <w:bookmarkEnd w:id="112"/>
-    <w:bookmarkStart w:id="113" w:name="metoprolol-beta-blockers"/>
+    <w:bookmarkEnd w:id="124"/>
+    <w:bookmarkStart w:id="125" w:name="metoprolol-beta-blockers"/>
     <w:p>
       <w:pPr>
         <w:pStyle w:val="Heading2"/>
       </w:pPr>
       <w:r>
-        <w:t xml:space="preserve">60 Metoprolol = Beta Blockers</w:t>
-      </w:r>
-    </w:p>
-    <w:p>
-      <w:pPr>
-        <w:pStyle w:val="Compact"/>
-        <w:numPr>
-          <w:ilvl w:val="0"/>
-          <w:numId w:val="1069"/>
+        <w:t xml:space="preserve">63 Metoprolol = Beta Blockers</w:t>
+      </w:r>
+    </w:p>
+    <w:p>
+      <w:pPr>
+        <w:pStyle w:val="Compact"/>
+        <w:numPr>
+          <w:ilvl w:val="0"/>
+          <w:numId w:val="1070"/>
         </w:numPr>
       </w:pPr>
       <w:r>
@@ -4655,7 +4845,7 @@
         <w:pStyle w:val="Compact"/>
         <w:numPr>
           <w:ilvl w:val="0"/>
-          <w:numId w:val="1069"/>
+          <w:numId w:val="1070"/>
         </w:numPr>
       </w:pPr>
       <w:r>
@@ -4667,7 +4857,7 @@
         <w:pStyle w:val="Compact"/>
         <w:numPr>
           <w:ilvl w:val="0"/>
-          <w:numId w:val="1069"/>
+          <w:numId w:val="1070"/>
         </w:numPr>
       </w:pPr>
       <w:r>
@@ -4696,7 +4886,7 @@
         <w:pStyle w:val="Compact"/>
         <w:numPr>
           <w:ilvl w:val="0"/>
-          <w:numId w:val="1069"/>
+          <w:numId w:val="1070"/>
         </w:numPr>
       </w:pPr>
       <w:r>
@@ -4720,14 +4910,14 @@
         <w:t xml:space="preserve">return to prior dose and drug after surgery</w:t>
       </w:r>
     </w:p>
-    <w:bookmarkEnd w:id="113"/>
-    <w:bookmarkStart w:id="117" w:name="sleeping-at-home"/>
+    <w:bookmarkEnd w:id="125"/>
+    <w:bookmarkStart w:id="129" w:name="sleeping-at-home"/>
     <w:p>
       <w:pPr>
         <w:pStyle w:val="Heading2"/>
       </w:pPr>
       <w:r>
-        <w:t xml:space="preserve">61 Sleeping at Home</w:t>
+        <w:t xml:space="preserve">64 Sleeping at Home</w:t>
       </w:r>
     </w:p>
     <w:p>
@@ -4763,18 +4953,18 @@
           <wp:inline>
             <wp:extent cx="5334000" cy="5334000"/>
             <wp:effectExtent b="0" l="0" r="0" t="0"/>
-            <wp:docPr descr="" title="" id="115" name="Picture"/>
+            <wp:docPr descr="" title="" id="127" name="Picture"/>
             <a:graphic>
               <a:graphicData uri="http://schemas.openxmlformats.org/drawingml/2006/picture">
                 <pic:pic>
                   <pic:nvPicPr>
-                    <pic:cNvPr descr="images/wedge_pillow_comm.jpg" id="116" name="Picture"/>
+                    <pic:cNvPr descr="images/wedge_pillow_comm.jpg" id="128" name="Picture"/>
                     <pic:cNvPicPr>
                       <a:picLocks noChangeArrowheads="1" noChangeAspect="1"/>
                     </pic:cNvPicPr>
                   </pic:nvPicPr>
                   <pic:blipFill>
-                    <a:blip r:embed="rId114"/>
+                    <a:blip r:embed="rId126"/>
                     <a:stretch>
                       <a:fillRect/>
                     </a:stretch>
@@ -4801,14 +4991,14 @@
         </w:drawing>
       </w:r>
     </w:p>
-    <w:bookmarkEnd w:id="117"/>
-    <w:bookmarkStart w:id="118" w:name="X35611bb316b2613f9071605f3026a0a23a88bbf"/>
+    <w:bookmarkEnd w:id="129"/>
+    <w:bookmarkStart w:id="130" w:name="X35611bb316b2613f9071605f3026a0a23a88bbf"/>
     <w:p>
       <w:pPr>
         <w:pStyle w:val="Heading2"/>
       </w:pPr>
       <w:r>
-        <w:t xml:space="preserve">62 Follow Up Clinic Visit 7-10 days after Discharge</w:t>
+        <w:t xml:space="preserve">65 Follow Up Clinic Visit 7-10 days after Discharge</w:t>
       </w:r>
     </w:p>
     <w:p>
@@ -4824,7 +5014,7 @@
         <w:pStyle w:val="Compact"/>
         <w:numPr>
           <w:ilvl w:val="0"/>
-          <w:numId w:val="1070"/>
+          <w:numId w:val="1071"/>
         </w:numPr>
       </w:pPr>
       <w:r>
@@ -4836,7 +5026,7 @@
         <w:pStyle w:val="Compact"/>
         <w:numPr>
           <w:ilvl w:val="0"/>
-          <w:numId w:val="1070"/>
+          <w:numId w:val="1071"/>
         </w:numPr>
       </w:pPr>
       <w:r>
@@ -4848,7 +5038,7 @@
         <w:pStyle w:val="Compact"/>
         <w:numPr>
           <w:ilvl w:val="0"/>
-          <w:numId w:val="1070"/>
+          <w:numId w:val="1071"/>
         </w:numPr>
       </w:pPr>
       <w:r>
@@ -4868,7 +5058,7 @@
         <w:pStyle w:val="Compact"/>
         <w:numPr>
           <w:ilvl w:val="0"/>
-          <w:numId w:val="1071"/>
+          <w:numId w:val="1072"/>
         </w:numPr>
       </w:pPr>
       <w:r>
@@ -4880,49 +5070,37 @@
         <w:pStyle w:val="Compact"/>
         <w:numPr>
           <w:ilvl w:val="0"/>
-          <w:numId w:val="1071"/>
+          <w:numId w:val="1072"/>
         </w:numPr>
       </w:pPr>
       <w:r>
         <w:t xml:space="preserve">Advance diet by mouth</w:t>
       </w:r>
     </w:p>
-    <w:bookmarkEnd w:id="118"/>
-    <w:bookmarkStart w:id="119" w:name="adjust-medicines-after-surgery"/>
+    <w:bookmarkEnd w:id="130"/>
+    <w:bookmarkStart w:id="131" w:name="adjust-medicines-after-surgery"/>
     <w:p>
       <w:pPr>
         <w:pStyle w:val="Heading2"/>
       </w:pPr>
       <w:r>
-        <w:t xml:space="preserve">63 Adjust Medicines after Surgery</w:t>
-      </w:r>
-    </w:p>
-    <w:p>
-      <w:pPr>
-        <w:pStyle w:val="FirstParagraph"/>
-      </w:pPr>
-      <w:r>
-        <w:t xml:space="preserve">Reglan: Discontinue 6 weeks after surgery</w:t>
-      </w:r>
-      <w:r>
-        <w:t xml:space="preserve"> </w:t>
-      </w:r>
-      <w:r>
-        <w:t xml:space="preserve">Remeron: Discontinue 12 weeks after surgery</w:t>
-      </w:r>
-      <w:r>
-        <w:t xml:space="preserve"> </w:t>
-      </w:r>
-      <w:r>
-        <w:t xml:space="preserve">Pain Medicines:</w:t>
-      </w:r>
-    </w:p>
-    <w:p>
-      <w:pPr>
-        <w:pStyle w:val="Compact"/>
-        <w:numPr>
-          <w:ilvl w:val="0"/>
-          <w:numId w:val="1072"/>
+        <w:t xml:space="preserve">66 Adjust Medicines after Surgery</w:t>
+      </w:r>
+    </w:p>
+    <w:p>
+      <w:pPr>
+        <w:pStyle w:val="FirstParagraph"/>
+      </w:pPr>
+      <w:r>
+        <w:t xml:space="preserve">Reglan: Discontinue 6 weeks after surgery Remeron: Discontinue 12 weeks after surgery Pain Medicines:</w:t>
+      </w:r>
+    </w:p>
+    <w:p>
+      <w:pPr>
+        <w:pStyle w:val="Compact"/>
+        <w:numPr>
+          <w:ilvl w:val="0"/>
+          <w:numId w:val="1073"/>
         </w:numPr>
       </w:pPr>
       <w:r>
@@ -4934,7 +5112,7 @@
         <w:pStyle w:val="Compact"/>
         <w:numPr>
           <w:ilvl w:val="0"/>
-          <w:numId w:val="1072"/>
+          <w:numId w:val="1073"/>
         </w:numPr>
       </w:pPr>
       <w:r>
@@ -4974,14 +5152,14 @@
         <w:t xml:space="preserve">discontinue</w:t>
       </w:r>
     </w:p>
-    <w:bookmarkEnd w:id="119"/>
-    <w:bookmarkStart w:id="120" w:name="second-follow-up-visit"/>
+    <w:bookmarkEnd w:id="131"/>
+    <w:bookmarkStart w:id="132" w:name="second-follow-up-visit"/>
     <w:p>
       <w:pPr>
         <w:pStyle w:val="Heading2"/>
       </w:pPr>
       <w:r>
-        <w:t xml:space="preserve">64 Second Follow Up Visit</w:t>
+        <w:t xml:space="preserve">67 Second Follow Up Visit</w:t>
       </w:r>
     </w:p>
     <w:p>
@@ -4997,7 +5175,7 @@
         <w:pStyle w:val="Compact"/>
         <w:numPr>
           <w:ilvl w:val="0"/>
-          <w:numId w:val="1073"/>
+          <w:numId w:val="1074"/>
         </w:numPr>
       </w:pPr>
       <w:r>
@@ -5009,7 +5187,7 @@
         <w:pStyle w:val="Compact"/>
         <w:numPr>
           <w:ilvl w:val="0"/>
-          <w:numId w:val="1073"/>
+          <w:numId w:val="1074"/>
         </w:numPr>
       </w:pPr>
       <w:r>
@@ -5021,7 +5199,7 @@
         <w:pStyle w:val="Compact"/>
         <w:numPr>
           <w:ilvl w:val="0"/>
-          <w:numId w:val="1073"/>
+          <w:numId w:val="1074"/>
         </w:numPr>
       </w:pPr>
       <w:r>
@@ -5033,21 +5211,21 @@
         <w:pStyle w:val="Compact"/>
         <w:numPr>
           <w:ilvl w:val="0"/>
-          <w:numId w:val="1073"/>
+          <w:numId w:val="1074"/>
         </w:numPr>
       </w:pPr>
       <w:r>
         <w:t xml:space="preserve">Evaluate readiness for chemotherapy after surgery (usually 6 weeks)</w:t>
       </w:r>
     </w:p>
-    <w:bookmarkEnd w:id="120"/>
-    <w:bookmarkStart w:id="121" w:name="eating-after-surgery"/>
+    <w:bookmarkEnd w:id="132"/>
+    <w:bookmarkStart w:id="133" w:name="eating-after-surgery"/>
     <w:p>
       <w:pPr>
         <w:pStyle w:val="Heading2"/>
       </w:pPr>
       <w:r>
-        <w:t xml:space="preserve">65 Eating after Surgery</w:t>
+        <w:t xml:space="preserve">68 Eating after Surgery</w:t>
       </w:r>
     </w:p>
     <w:p>
@@ -5074,14 +5252,14 @@
         <w:t xml:space="preserve">Jejunostomy removal generally at 8 weeks after surgery</w:t>
       </w:r>
     </w:p>
-    <w:bookmarkEnd w:id="121"/>
-    <w:bookmarkStart w:id="122" w:name="jejunostomy-removal"/>
+    <w:bookmarkEnd w:id="133"/>
+    <w:bookmarkStart w:id="134" w:name="jejunostomy-removal"/>
     <w:p>
       <w:pPr>
         <w:pStyle w:val="Heading2"/>
       </w:pPr>
       <w:r>
-        <w:t xml:space="preserve">66 Jejunostomy Removal</w:t>
+        <w:t xml:space="preserve">69 Jejunostomy Removal</w:t>
       </w:r>
     </w:p>
     <w:p>
@@ -5108,14 +5286,14 @@
         <w:t xml:space="preserve">May take 30 minutes and some local anesthetic to loosen up the tube for removal.</w:t>
       </w:r>
     </w:p>
-    <w:bookmarkEnd w:id="122"/>
-    <w:bookmarkStart w:id="123" w:name="nutritional-monitoring-after-surgery"/>
+    <w:bookmarkEnd w:id="134"/>
+    <w:bookmarkStart w:id="135" w:name="nutritional-monitoring-after-surgery"/>
     <w:p>
       <w:pPr>
         <w:pStyle w:val="Heading2"/>
       </w:pPr>
       <w:r>
-        <w:t xml:space="preserve">67 Nutritional Monitoring after Surgery</w:t>
+        <w:t xml:space="preserve">70 Nutritional Monitoring after Surgery</w:t>
       </w:r>
     </w:p>
     <w:p>
@@ -5131,7 +5309,7 @@
         <w:pStyle w:val="Compact"/>
         <w:numPr>
           <w:ilvl w:val="0"/>
-          <w:numId w:val="1074"/>
+          <w:numId w:val="1075"/>
         </w:numPr>
       </w:pPr>
       <w:r>
@@ -5143,7 +5321,7 @@
         <w:pStyle w:val="Compact"/>
         <w:numPr>
           <w:ilvl w:val="0"/>
-          <w:numId w:val="1074"/>
+          <w:numId w:val="1075"/>
         </w:numPr>
       </w:pPr>
       <w:r>
@@ -5155,21 +5333,21 @@
         <w:pStyle w:val="Compact"/>
         <w:numPr>
           <w:ilvl w:val="0"/>
-          <w:numId w:val="1074"/>
+          <w:numId w:val="1075"/>
         </w:numPr>
       </w:pPr>
       <w:r>
         <w:t xml:space="preserve">Vitamin D</w:t>
       </w:r>
     </w:p>
-    <w:bookmarkEnd w:id="123"/>
-    <w:bookmarkStart w:id="124" w:name="nutritional-monitoring-after-surgery-1"/>
+    <w:bookmarkEnd w:id="135"/>
+    <w:bookmarkStart w:id="136" w:name="nutritional-monitoring-after-surgery-1"/>
     <w:p>
       <w:pPr>
         <w:pStyle w:val="Heading2"/>
       </w:pPr>
       <w:r>
-        <w:t xml:space="preserve">68 Nutritional Monitoring after Surgery</w:t>
+        <w:t xml:space="preserve">71 Nutritional Monitoring after Surgery</w:t>
       </w:r>
     </w:p>
     <w:p>
@@ -5185,7 +5363,7 @@
         <w:pStyle w:val="Compact"/>
         <w:numPr>
           <w:ilvl w:val="0"/>
-          <w:numId w:val="1075"/>
+          <w:numId w:val="1076"/>
         </w:numPr>
       </w:pPr>
       <w:r>
@@ -5197,7 +5375,7 @@
         <w:pStyle w:val="Compact"/>
         <w:numPr>
           <w:ilvl w:val="0"/>
-          <w:numId w:val="1075"/>
+          <w:numId w:val="1076"/>
         </w:numPr>
       </w:pPr>
       <w:r>
@@ -5209,21 +5387,21 @@
         <w:pStyle w:val="Compact"/>
         <w:numPr>
           <w:ilvl w:val="0"/>
-          <w:numId w:val="1075"/>
+          <w:numId w:val="1076"/>
         </w:numPr>
       </w:pPr>
       <w:r>
         <w:t xml:space="preserve">Vitamin D</w:t>
       </w:r>
     </w:p>
-    <w:bookmarkEnd w:id="124"/>
-    <w:bookmarkStart w:id="125" w:name="nutritional-replacements-after-surgery"/>
+    <w:bookmarkEnd w:id="136"/>
+    <w:bookmarkStart w:id="137" w:name="nutritional-replacements-after-surgery"/>
     <w:p>
       <w:pPr>
         <w:pStyle w:val="Heading2"/>
       </w:pPr>
       <w:r>
-        <w:t xml:space="preserve">69 Nutritional Replacements after Surgery</w:t>
+        <w:t xml:space="preserve">72 Nutritional Replacements after Surgery</w:t>
       </w:r>
     </w:p>
     <w:p>
@@ -5239,7 +5417,7 @@
         <w:pStyle w:val="Compact"/>
         <w:numPr>
           <w:ilvl w:val="0"/>
-          <w:numId w:val="1076"/>
+          <w:numId w:val="1077"/>
         </w:numPr>
       </w:pPr>
       <w:r>
@@ -5251,7 +5429,7 @@
         <w:pStyle w:val="Compact"/>
         <w:numPr>
           <w:ilvl w:val="0"/>
-          <w:numId w:val="1076"/>
+          <w:numId w:val="1077"/>
         </w:numPr>
       </w:pPr>
       <w:r>
@@ -5263,7 +5441,7 @@
         <w:pStyle w:val="Compact"/>
         <w:numPr>
           <w:ilvl w:val="0"/>
-          <w:numId w:val="1076"/>
+          <w:numId w:val="1077"/>
         </w:numPr>
       </w:pPr>
       <w:r>
@@ -5283,7 +5461,7 @@
         <w:pStyle w:val="Compact"/>
         <w:numPr>
           <w:ilvl w:val="0"/>
-          <w:numId w:val="1077"/>
+          <w:numId w:val="1078"/>
         </w:numPr>
       </w:pPr>
       <w:r>
@@ -5295,21 +5473,21 @@
         <w:pStyle w:val="Compact"/>
         <w:numPr>
           <w:ilvl w:val="0"/>
-          <w:numId w:val="1077"/>
+          <w:numId w:val="1078"/>
         </w:numPr>
       </w:pPr>
       <w:r>
         <w:t xml:space="preserve">Repeat testing in 3-6 months</w:t>
       </w:r>
     </w:p>
-    <w:bookmarkEnd w:id="125"/>
-    <w:bookmarkStart w:id="126" w:name="team-members---physicians-1"/>
+    <w:bookmarkEnd w:id="137"/>
+    <w:bookmarkStart w:id="138" w:name="team-members---physicians-1"/>
     <w:p>
       <w:pPr>
         <w:pStyle w:val="Heading2"/>
       </w:pPr>
       <w:r>
-        <w:t xml:space="preserve">70 Team Members - Physicians</w:t>
+        <w:t xml:space="preserve">73 Team Members - Physicians</w:t>
       </w:r>
     </w:p>
     <w:p>
@@ -5357,7 +5535,7 @@
         <w:pStyle w:val="Compact"/>
         <w:numPr>
           <w:ilvl w:val="0"/>
-          <w:numId w:val="1078"/>
+          <w:numId w:val="1079"/>
         </w:numPr>
       </w:pPr>
       <w:r>
@@ -5369,7 +5547,7 @@
         <w:pStyle w:val="Compact"/>
         <w:numPr>
           <w:ilvl w:val="0"/>
-          <w:numId w:val="1078"/>
+          <w:numId w:val="1079"/>
         </w:numPr>
       </w:pPr>
       <w:r>
@@ -5381,21 +5559,21 @@
         <w:pStyle w:val="Compact"/>
         <w:numPr>
           <w:ilvl w:val="0"/>
-          <w:numId w:val="1078"/>
+          <w:numId w:val="1079"/>
         </w:numPr>
       </w:pPr>
       <w:r>
         <w:t xml:space="preserve">Michael Roach MD</w:t>
       </w:r>
     </w:p>
-    <w:bookmarkEnd w:id="126"/>
-    <w:bookmarkStart w:id="127" w:name="team-members---support-staff-1"/>
+    <w:bookmarkEnd w:id="138"/>
+    <w:bookmarkStart w:id="139" w:name="team-members---support-staff-1"/>
     <w:p>
       <w:pPr>
         <w:pStyle w:val="Heading2"/>
       </w:pPr>
       <w:r>
-        <w:t xml:space="preserve">71 Team Members - Support Staff</w:t>
+        <w:t xml:space="preserve">74 Team Members - Support Staff</w:t>
       </w:r>
     </w:p>
     <w:p>
@@ -5427,7 +5605,7 @@
         <w:pStyle w:val="Compact"/>
         <w:numPr>
           <w:ilvl w:val="0"/>
-          <w:numId w:val="1079"/>
+          <w:numId w:val="1080"/>
         </w:numPr>
       </w:pPr>
       <w:r>
@@ -5439,7 +5617,7 @@
         <w:pStyle w:val="Compact"/>
         <w:numPr>
           <w:ilvl w:val="0"/>
-          <w:numId w:val="1079"/>
+          <w:numId w:val="1080"/>
         </w:numPr>
       </w:pPr>
       <w:r>
@@ -5462,7 +5640,7 @@
         <w:t xml:space="preserve">Care Coordinator - Karen Julian-Martinez</w:t>
       </w:r>
     </w:p>
-    <w:bookmarkEnd w:id="127"/>
+    <w:bookmarkEnd w:id="139"/>
     <w:sectPr>
       <w:footnotePr>
         <w:numRestart w:val="eachSect"/>
@@ -5914,6 +6092,9 @@
     <w:abstractNumId w:val="991"/>
   </w:num>
   <w:num w:numId="1079">
+    <w:abstractNumId w:val="991"/>
+  </w:num>
+  <w:num w:numId="1080">
     <w:abstractNumId w:val="991"/>
   </w:num>
 </w:numbering>

--- a/lci_esophagectomy_consult.docx
+++ b/lci_esophagectomy_consult.docx
@@ -10,165 +10,6 @@
         <w:t xml:space="preserve">Surgery for Esophageal and GE Junction Cancers</w:t>
       </w:r>
     </w:p>
-    <w:bookmarkStart w:id="9" w:name="team-members---physicians"/>
-    <w:p>
-      <w:pPr>
-        <w:pStyle w:val="Heading2"/>
-      </w:pPr>
-      <w:r>
-        <w:t xml:space="preserve">1 Team Members - Physicians</w:t>
-      </w:r>
-    </w:p>
-    <w:p>
-      <w:pPr>
-        <w:pStyle w:val="FirstParagraph"/>
-      </w:pPr>
-      <w:r>
-        <w:t xml:space="preserve">Primary Care Provider</w:t>
-      </w:r>
-    </w:p>
-    <w:p>
-      <w:pPr>
-        <w:pStyle w:val="BodyText"/>
-      </w:pPr>
-      <w:r>
-        <w:t xml:space="preserve">Gastroenterologist</w:t>
-      </w:r>
-    </w:p>
-    <w:p>
-      <w:pPr>
-        <w:pStyle w:val="BodyText"/>
-      </w:pPr>
-      <w:r>
-        <w:t xml:space="preserve">Medical Oncologist (chemotherapy)</w:t>
-      </w:r>
-    </w:p>
-    <w:p>
-      <w:pPr>
-        <w:pStyle w:val="BodyText"/>
-      </w:pPr>
-      <w:r>
-        <w:t xml:space="preserve">Radiation Oncologist (radiation)</w:t>
-      </w:r>
-    </w:p>
-    <w:p>
-      <w:pPr>
-        <w:pStyle w:val="BodyText"/>
-      </w:pPr>
-      <w:r>
-        <w:t xml:space="preserve">Surgeons</w:t>
-      </w:r>
-    </w:p>
-    <w:p>
-      <w:pPr>
-        <w:pStyle w:val="Compact"/>
-        <w:numPr>
-          <w:ilvl w:val="0"/>
-          <w:numId w:val="1001"/>
-        </w:numPr>
-      </w:pPr>
-      <w:r>
-        <w:t xml:space="preserve">Jonathan Salo MD</w:t>
-      </w:r>
-    </w:p>
-    <w:p>
-      <w:pPr>
-        <w:pStyle w:val="Compact"/>
-        <w:numPr>
-          <w:ilvl w:val="0"/>
-          <w:numId w:val="1001"/>
-        </w:numPr>
-      </w:pPr>
-      <w:r>
-        <w:t xml:space="preserve">Kelli Salter MD</w:t>
-      </w:r>
-    </w:p>
-    <w:p>
-      <w:pPr>
-        <w:pStyle w:val="Compact"/>
-        <w:numPr>
-          <w:ilvl w:val="0"/>
-          <w:numId w:val="1001"/>
-        </w:numPr>
-      </w:pPr>
-      <w:r>
-        <w:t xml:space="preserve">Michael Roach MD</w:t>
-      </w:r>
-    </w:p>
-    <w:bookmarkEnd w:id="9"/>
-    <w:bookmarkStart w:id="10" w:name="team-members---support-staff"/>
-    <w:p>
-      <w:pPr>
-        <w:pStyle w:val="Heading2"/>
-      </w:pPr>
-      <w:r>
-        <w:t xml:space="preserve">2 Team Members - Support Staff</w:t>
-      </w:r>
-    </w:p>
-    <w:p>
-      <w:pPr>
-        <w:pStyle w:val="FirstParagraph"/>
-      </w:pPr>
-      <w:r>
-        <w:t xml:space="preserve">Physician Assistant - Kate Duncan PA-C</w:t>
-      </w:r>
-    </w:p>
-    <w:p>
-      <w:pPr>
-        <w:pStyle w:val="BodyText"/>
-      </w:pPr>
-      <w:r>
-        <w:t xml:space="preserve">Dietitian - Liz Koch</w:t>
-      </w:r>
-    </w:p>
-    <w:p>
-      <w:pPr>
-        <w:pStyle w:val="BodyText"/>
-      </w:pPr>
-      <w:r>
-        <w:t xml:space="preserve">Nurses</w:t>
-      </w:r>
-    </w:p>
-    <w:p>
-      <w:pPr>
-        <w:pStyle w:val="Compact"/>
-        <w:numPr>
-          <w:ilvl w:val="0"/>
-          <w:numId w:val="1002"/>
-        </w:numPr>
-      </w:pPr>
-      <w:r>
-        <w:t xml:space="preserve">Matthew Carpenter RN</w:t>
-      </w:r>
-    </w:p>
-    <w:p>
-      <w:pPr>
-        <w:pStyle w:val="Compact"/>
-        <w:numPr>
-          <w:ilvl w:val="0"/>
-          <w:numId w:val="1002"/>
-        </w:numPr>
-      </w:pPr>
-      <w:r>
-        <w:t xml:space="preserve">Brandon Galloway LPN</w:t>
-      </w:r>
-    </w:p>
-    <w:p>
-      <w:pPr>
-        <w:pStyle w:val="FirstParagraph"/>
-      </w:pPr>
-      <w:r>
-        <w:t xml:space="preserve">Navigators: Laura Swift RN &amp; Lorna Espinal RN</w:t>
-      </w:r>
-    </w:p>
-    <w:p>
-      <w:pPr>
-        <w:pStyle w:val="BodyText"/>
-      </w:pPr>
-      <w:r>
-        <w:t xml:space="preserve">Care Coordinator - Karen Julian-Martinez</w:t>
-      </w:r>
-    </w:p>
     <w:p>
       <w:pPr>
         <w:pStyle w:val="SourceCode"/>
@@ -180,14 +21,13 @@
         <w:t xml:space="preserve"># Cancer care team (MDs, PA-C, Dietitian, Schedulers, RNs, Navigators)</w:t>
       </w:r>
     </w:p>
-    <w:bookmarkEnd w:id="10"/>
-    <w:bookmarkStart w:id="11" w:name="nutrition-prior-to-surgery"/>
+    <w:bookmarkStart w:id="9" w:name="nutrition-prior-to-surgery"/>
     <w:p>
       <w:pPr>
         <w:pStyle w:val="Heading2"/>
       </w:pPr>
       <w:r>
-        <w:t xml:space="preserve">3 Nutrition Prior to Surgery</w:t>
+        <w:t xml:space="preserve">1 Nutrition Prior to Surgery</w:t>
       </w:r>
     </w:p>
     <w:p>
@@ -195,19 +35,19 @@
         <w:pStyle w:val="FirstParagraph"/>
       </w:pPr>
       <w:r>
-        <w:t xml:space="preserve">High-protein diet (most people need 60-80 grams protein/day)</w:t>
-      </w:r>
-    </w:p>
-    <w:p>
-      <w:pPr>
-        <w:pStyle w:val="Compact"/>
-        <w:numPr>
-          <w:ilvl w:val="0"/>
-          <w:numId w:val="1003"/>
-        </w:numPr>
-      </w:pPr>
-      <w:r>
-        <w:t xml:space="preserve">Protein shakes (Permier or Fairlife) with protein and minimal sugar</w:t>
+        <w:t xml:space="preserve">High-protein diet (60-80 grams protein/day)</w:t>
+      </w:r>
+    </w:p>
+    <w:p>
+      <w:pPr>
+        <w:pStyle w:val="Compact"/>
+        <w:numPr>
+          <w:ilvl w:val="0"/>
+          <w:numId w:val="1001"/>
+        </w:numPr>
+      </w:pPr>
+      <w:r>
+        <w:t xml:space="preserve">Protein shakes (Premier or Fairlife) with minimal sugar</w:t>
       </w:r>
     </w:p>
     <w:p>
@@ -223,17 +63,17 @@
         <w:pStyle w:val="BodyText"/>
       </w:pPr>
       <w:r>
-        <w:t xml:space="preserve">Good nutrition before surgery improves wound healing and recovery</w:t>
-      </w:r>
-    </w:p>
-    <w:bookmarkEnd w:id="11"/>
-    <w:bookmarkStart w:id="12" w:name="exercies-prior-to-surgery"/>
+        <w:t xml:space="preserve">Good nutrition improves wound healing and recovery</w:t>
+      </w:r>
+    </w:p>
+    <w:bookmarkEnd w:id="9"/>
+    <w:bookmarkStart w:id="10" w:name="exercise-prior-to-surgery"/>
     <w:p>
       <w:pPr>
         <w:pStyle w:val="Heading2"/>
       </w:pPr>
       <w:r>
-        <w:t xml:space="preserve">4 Exercies Prior to Surgery</w:t>
+        <w:t xml:space="preserve">2 Exercise Prior to Surgery</w:t>
       </w:r>
     </w:p>
     <w:p>
@@ -241,7 +81,7 @@
         <w:pStyle w:val="FirstParagraph"/>
       </w:pPr>
       <w:r>
-        <w:t xml:space="preserve">Goal: 30minutes/day of vigorous exercise 6 days/week</w:t>
+        <w:t xml:space="preserve">Goal: 30 minutes of vigorous exercise 6 days/week</w:t>
       </w:r>
     </w:p>
     <w:p>
@@ -249,7 +89,7 @@
         <w:pStyle w:val="BodyText"/>
       </w:pPr>
       <w:r>
-        <w:t xml:space="preserve">Vigorous: Working hard enough you can’t carry a conversation</w:t>
+        <w:t xml:space="preserve">Vigorous: Working hard enough you can’t talk</w:t>
       </w:r>
     </w:p>
     <w:p>
@@ -265,7 +105,7 @@
         <w:pStyle w:val="Compact"/>
         <w:numPr>
           <w:ilvl w:val="0"/>
-          <w:numId w:val="1004"/>
+          <w:numId w:val="1002"/>
         </w:numPr>
       </w:pPr>
       <w:r>
@@ -277,7 +117,7 @@
         <w:pStyle w:val="Compact"/>
         <w:numPr>
           <w:ilvl w:val="0"/>
-          <w:numId w:val="1004"/>
+          <w:numId w:val="1002"/>
         </w:numPr>
       </w:pPr>
       <w:r>
@@ -289,7 +129,7 @@
         <w:pStyle w:val="FirstParagraph"/>
       </w:pPr>
       <w:r>
-        <w:t xml:space="preserve">Lifting light weights and stretching are helpful in addition</w:t>
+        <w:t xml:space="preserve">Light weights and stretching are helpful in addition</w:t>
       </w:r>
     </w:p>
     <w:p>
@@ -303,22 +143,22 @@
         <w:t xml:space="preserve"># General preop nutrition + exercise + PCP</w:t>
       </w:r>
     </w:p>
-    <w:bookmarkEnd w:id="12"/>
-    <w:bookmarkStart w:id="13" w:name="day-prior-to-surgery"/>
+    <w:bookmarkEnd w:id="10"/>
+    <w:bookmarkStart w:id="11" w:name="day-prior-to-surgery"/>
     <w:p>
       <w:pPr>
         <w:pStyle w:val="Heading2"/>
       </w:pPr>
       <w:r>
-        <w:t xml:space="preserve">5 Day Prior to Surgery</w:t>
-      </w:r>
-    </w:p>
-    <w:p>
-      <w:pPr>
-        <w:pStyle w:val="Compact"/>
-        <w:numPr>
-          <w:ilvl w:val="0"/>
-          <w:numId w:val="1005"/>
+        <w:t xml:space="preserve">3 Day Prior to Surgery</w:t>
+      </w:r>
+    </w:p>
+    <w:p>
+      <w:pPr>
+        <w:pStyle w:val="Compact"/>
+        <w:numPr>
+          <w:ilvl w:val="0"/>
+          <w:numId w:val="1003"/>
         </w:numPr>
       </w:pPr>
       <w:r>
@@ -330,7 +170,7 @@
         <w:pStyle w:val="Compact"/>
         <w:numPr>
           <w:ilvl w:val="0"/>
-          <w:numId w:val="1005"/>
+          <w:numId w:val="1003"/>
         </w:numPr>
       </w:pPr>
       <w:r>
@@ -342,21 +182,21 @@
         <w:pStyle w:val="Compact"/>
         <w:numPr>
           <w:ilvl w:val="0"/>
-          <w:numId w:val="1005"/>
+          <w:numId w:val="1003"/>
         </w:numPr>
       </w:pPr>
       <w:r>
         <w:t xml:space="preserve">Stop tube feeds at midnight night before</w:t>
       </w:r>
     </w:p>
-    <w:bookmarkEnd w:id="13"/>
-    <w:bookmarkStart w:id="14" w:name="morning-of-surgery"/>
+    <w:bookmarkEnd w:id="11"/>
+    <w:bookmarkStart w:id="12" w:name="morning-of-surgery"/>
     <w:p>
       <w:pPr>
         <w:pStyle w:val="Heading2"/>
       </w:pPr>
       <w:r>
-        <w:t xml:space="preserve">6 Morning of Surgery</w:t>
+        <w:t xml:space="preserve">4 Morning of Surgery</w:t>
       </w:r>
     </w:p>
     <w:p>
@@ -372,27 +212,21 @@
         <w:pStyle w:val="Compact"/>
         <w:numPr>
           <w:ilvl w:val="0"/>
-          <w:numId w:val="1006"/>
-        </w:numPr>
-      </w:pPr>
-      <w:r>
-        <w:t xml:space="preserve">You will be notified regarding</w:t>
-      </w:r>
-      <w:r>
-        <w:t xml:space="preserve"> </w:t>
-      </w:r>
+          <w:numId w:val="1004"/>
+        </w:numPr>
+      </w:pPr>
       <w:r>
         <w:rPr>
           <w:i/>
           <w:iCs/>
         </w:rPr>
-        <w:t xml:space="preserve">arrival</w:t>
+        <w:t xml:space="preserve">Arrival</w:t>
       </w:r>
       <w:r>
         <w:t xml:space="preserve"> </w:t>
       </w:r>
       <w:r>
-        <w:t xml:space="preserve">time, which is usually 2-3 hours before the</w:t>
+        <w:t xml:space="preserve">time is usually 2-3 hours before the</w:t>
       </w:r>
       <w:r>
         <w:t xml:space="preserve"> </w:t>
@@ -416,11 +250,11 @@
         <w:pStyle w:val="Compact"/>
         <w:numPr>
           <w:ilvl w:val="1"/>
-          <w:numId w:val="1007"/>
-        </w:numPr>
-      </w:pPr>
-      <w:r>
-        <w:t xml:space="preserve">Surgery Monday, Tuesday, Wednesday, Friday: Arrive 4am</w:t>
+          <w:numId w:val="1005"/>
+        </w:numPr>
+      </w:pPr>
+      <w:r>
+        <w:t xml:space="preserve">Monday, Tuesday, Wednesday, Friday: Arrive 4am</w:t>
       </w:r>
     </w:p>
     <w:p>
@@ -428,11 +262,33 @@
         <w:pStyle w:val="Compact"/>
         <w:numPr>
           <w:ilvl w:val="1"/>
-          <w:numId w:val="1007"/>
-        </w:numPr>
-      </w:pPr>
-      <w:r>
-        <w:t xml:space="preserve">Surgery Thursday: Arrive 5am</w:t>
+          <w:numId w:val="1005"/>
+        </w:numPr>
+      </w:pPr>
+      <w:r>
+        <w:t xml:space="preserve">Thursday: Arrive 5am</w:t>
+      </w:r>
+    </w:p>
+    <w:p>
+      <w:pPr>
+        <w:pStyle w:val="Compact"/>
+        <w:numPr>
+          <w:ilvl w:val="0"/>
+          <w:numId w:val="1004"/>
+        </w:numPr>
+      </w:pPr>
+      <w:r>
+        <w:t xml:space="preserve">Nothing to eat or drink after midnight</w:t>
+      </w:r>
+    </w:p>
+    <w:bookmarkEnd w:id="12"/>
+    <w:bookmarkStart w:id="13" w:name="medicines-the-morning-of-surgery"/>
+    <w:p>
+      <w:pPr>
+        <w:pStyle w:val="Heading2"/>
+      </w:pPr>
+      <w:r>
+        <w:t xml:space="preserve">5 Medicines the Morning of Surgery</w:t>
       </w:r>
     </w:p>
     <w:p>
@@ -441,28 +297,6 @@
         <w:numPr>
           <w:ilvl w:val="0"/>
           <w:numId w:val="1006"/>
-        </w:numPr>
-      </w:pPr>
-      <w:r>
-        <w:t xml:space="preserve">Nothing to eat or drink after midnight</w:t>
-      </w:r>
-    </w:p>
-    <w:bookmarkEnd w:id="14"/>
-    <w:bookmarkStart w:id="15" w:name="medicines-the-morning-of-surgery"/>
-    <w:p>
-      <w:pPr>
-        <w:pStyle w:val="Heading2"/>
-      </w:pPr>
-      <w:r>
-        <w:t xml:space="preserve">7 Medicines the Morning of Surgery</w:t>
-      </w:r>
-    </w:p>
-    <w:p>
-      <w:pPr>
-        <w:pStyle w:val="Compact"/>
-        <w:numPr>
-          <w:ilvl w:val="0"/>
-          <w:numId w:val="1008"/>
         </w:numPr>
       </w:pPr>
       <w:r>
@@ -490,11 +324,115 @@
         <w:pStyle w:val="Compact"/>
         <w:numPr>
           <w:ilvl w:val="0"/>
+          <w:numId w:val="1006"/>
+        </w:numPr>
+      </w:pPr>
+      <w:r>
+        <w:t xml:space="preserve">No milk or cream</w:t>
+      </w:r>
+    </w:p>
+    <w:p>
+      <w:pPr>
+        <w:pStyle w:val="Compact"/>
+        <w:numPr>
+          <w:ilvl w:val="0"/>
+          <w:numId w:val="1006"/>
+        </w:numPr>
+      </w:pPr>
+      <w:r>
+        <w:t xml:space="preserve">Surgery will be cancelled if you take milk or cream the morning of surgery</w:t>
+      </w:r>
+    </w:p>
+    <w:bookmarkEnd w:id="13"/>
+    <w:bookmarkStart w:id="14" w:name="hospitality-house"/>
+    <w:p>
+      <w:pPr>
+        <w:pStyle w:val="Heading2"/>
+      </w:pPr>
+      <w:r>
+        <w:t xml:space="preserve">6 Hospitality House</w:t>
+      </w:r>
+    </w:p>
+    <w:p>
+      <w:pPr>
+        <w:pStyle w:val="Compact"/>
+        <w:numPr>
+          <w:ilvl w:val="0"/>
+          <w:numId w:val="1007"/>
+        </w:numPr>
+      </w:pPr>
+      <w:r>
+        <w:t xml:space="preserve">Guest house for patients and families</w:t>
+      </w:r>
+    </w:p>
+    <w:p>
+      <w:pPr>
+        <w:pStyle w:val="Compact"/>
+        <w:numPr>
+          <w:ilvl w:val="0"/>
+          <w:numId w:val="1007"/>
+        </w:numPr>
+      </w:pPr>
+      <w:r>
+        <w:t xml:space="preserve">Located walking distance from hospital</w:t>
+      </w:r>
+    </w:p>
+    <w:p>
+      <w:pPr>
+        <w:pStyle w:val="Compact"/>
+        <w:numPr>
+          <w:ilvl w:val="0"/>
+          <w:numId w:val="1007"/>
+        </w:numPr>
+      </w:pPr>
+      <w:r>
+        <w:t xml:space="preserve">Shuttle service available</w:t>
+      </w:r>
+    </w:p>
+    <w:p>
+      <w:pPr>
+        <w:pStyle w:val="Compact"/>
+        <w:numPr>
+          <w:ilvl w:val="0"/>
+          <w:numId w:val="1007"/>
+        </w:numPr>
+      </w:pPr>
+      <w:r>
+        <w:t xml:space="preserve">Make reservation request through clinic nurses</w:t>
+      </w:r>
+    </w:p>
+    <w:p>
+      <w:pPr>
+        <w:pStyle w:val="Compact"/>
+        <w:numPr>
+          <w:ilvl w:val="0"/>
+          <w:numId w:val="1007"/>
+        </w:numPr>
+      </w:pPr>
+      <w:r>
+        <w:t xml:space="preserve">Cost $50 per night</w:t>
+      </w:r>
+    </w:p>
+    <w:bookmarkEnd w:id="14"/>
+    <w:bookmarkStart w:id="15" w:name="parking-and-arrival"/>
+    <w:p>
+      <w:pPr>
+        <w:pStyle w:val="Heading2"/>
+      </w:pPr>
+      <w:r>
+        <w:t xml:space="preserve">7 Parking and Arrival</w:t>
+      </w:r>
+    </w:p>
+    <w:p>
+      <w:pPr>
+        <w:pStyle w:val="Compact"/>
+        <w:numPr>
+          <w:ilvl w:val="0"/>
           <w:numId w:val="1008"/>
         </w:numPr>
       </w:pPr>
       <w:r>
-        <w:t xml:space="preserve">No milk or cream</w:t>
+        <w:t xml:space="preserve">Blue Parking Deck: 1716 Medical Center Drive, Charlotte NC 28204</w:t>
       </w:r>
     </w:p>
     <w:p>
@@ -506,17 +444,53 @@
         </w:numPr>
       </w:pPr>
       <w:r>
-        <w:t xml:space="preserve">Surgery will be cancelled for milk/cream</w:t>
+        <w:t xml:space="preserve">Patient Drop Off: 1096 Blythe Blvd, Charlotte NC 28204</w:t>
+      </w:r>
+    </w:p>
+    <w:p>
+      <w:pPr>
+        <w:pStyle w:val="Compact"/>
+        <w:numPr>
+          <w:ilvl w:val="0"/>
+          <w:numId w:val="1008"/>
+        </w:numPr>
+      </w:pPr>
+      <w:r>
+        <w:t xml:space="preserve">Dixon Tower entrance(Traffic circle with Fountains)</w:t>
+      </w:r>
+    </w:p>
+    <w:p>
+      <w:pPr>
+        <w:pStyle w:val="Compact"/>
+        <w:numPr>
+          <w:ilvl w:val="0"/>
+          <w:numId w:val="1008"/>
+        </w:numPr>
+      </w:pPr>
+      <w:r>
+        <w:t xml:space="preserve">Check in and tell them you will have surgery</w:t>
+      </w:r>
+    </w:p>
+    <w:p>
+      <w:pPr>
+        <w:pStyle w:val="Compact"/>
+        <w:numPr>
+          <w:ilvl w:val="0"/>
+          <w:numId w:val="1008"/>
+        </w:numPr>
+      </w:pPr>
+      <w:r>
+        <w:t xml:space="preserve">Staff will escort you to the Preoperative area on 5th floor</w:t>
       </w:r>
     </w:p>
     <w:bookmarkEnd w:id="15"/>
-    <w:bookmarkStart w:id="16" w:name="hospitality-house"/>
+    <w:bookmarkStart w:id="16" w:name="day-of-surgery"/>
     <w:p>
       <w:pPr>
         <w:pStyle w:val="Heading2"/>
       </w:pPr>
       <w:r>
-        <w:t xml:space="preserve">8 Hospitality House</w:t>
+        <w:t xml:space="preserve">8 Day of Surgery</w:t>
       </w:r>
     </w:p>
     <w:p>
@@ -528,7 +502,7 @@
         </w:numPr>
       </w:pPr>
       <w:r>
-        <w:t xml:space="preserve">Guest house for patients and families</w:t>
+        <w:t xml:space="preserve">Waiting Room on 5th floor for families</w:t>
       </w:r>
     </w:p>
     <w:p>
@@ -540,7 +514,7 @@
         </w:numPr>
       </w:pPr>
       <w:r>
-        <w:t xml:space="preserve">Located walking distance from hospital</w:t>
+        <w:t xml:space="preserve">Surgery completed 3pm - 5pm</w:t>
       </w:r>
     </w:p>
     <w:p>
@@ -552,7 +526,7 @@
         </w:numPr>
       </w:pPr>
       <w:r>
-        <w:t xml:space="preserve">Shuttle service available</w:t>
+        <w:t xml:space="preserve">Transfer to Surgical Intensive Care Unit 4pm - 6pm</w:t>
       </w:r>
     </w:p>
     <w:p>
@@ -564,29 +538,17 @@
         </w:numPr>
       </w:pPr>
       <w:r>
-        <w:t xml:space="preserve">Make reservation request through clinic nurses</w:t>
-      </w:r>
-    </w:p>
-    <w:p>
-      <w:pPr>
-        <w:pStyle w:val="Compact"/>
-        <w:numPr>
-          <w:ilvl w:val="0"/>
-          <w:numId w:val="1009"/>
-        </w:numPr>
-      </w:pPr>
-      <w:r>
-        <w:t xml:space="preserve">Cost $50 per night</w:t>
+        <w:t xml:space="preserve">Visitors permitted into the ICU 5pm - 7pm</w:t>
       </w:r>
     </w:p>
     <w:bookmarkEnd w:id="16"/>
-    <w:bookmarkStart w:id="17" w:name="parking-and-arrival"/>
+    <w:bookmarkStart w:id="17" w:name="what-to-bring-to-the-hospital"/>
     <w:p>
       <w:pPr>
         <w:pStyle w:val="Heading2"/>
       </w:pPr>
       <w:r>
-        <w:t xml:space="preserve">9 Parking and Arrival</w:t>
+        <w:t xml:space="preserve">9 What to Bring to the Hospital</w:t>
       </w:r>
     </w:p>
     <w:p>
@@ -598,7 +560,7 @@
         </w:numPr>
       </w:pPr>
       <w:r>
-        <w:t xml:space="preserve">Blue Parking Deck: XXX Medical Center Drive, Charlotte ND 28204</w:t>
+        <w:t xml:space="preserve">No jewelery or valuables</w:t>
       </w:r>
     </w:p>
     <w:p>
@@ -610,7 +572,7 @@
         </w:numPr>
       </w:pPr>
       <w:r>
-        <w:t xml:space="preserve">Enter Building through Dixon Tower (Traffic circle with Fountains)</w:t>
+        <w:t xml:space="preserve">Cell phone and charger</w:t>
       </w:r>
     </w:p>
     <w:p>
@@ -622,7 +584,7 @@
         </w:numPr>
       </w:pPr>
       <w:r>
-        <w:t xml:space="preserve">Check in at the desk and tell them you will have surgery</w:t>
+        <w:t xml:space="preserve">Insurance cards</w:t>
       </w:r>
     </w:p>
     <w:p>
@@ -634,17 +596,25 @@
         </w:numPr>
       </w:pPr>
       <w:r>
-        <w:t xml:space="preserve">Escort service will direct you to the Preoperative area on 5th floor</w:t>
+        <w:t xml:space="preserve">Underwear you don’t mind discarding</w:t>
       </w:r>
     </w:p>
     <w:bookmarkEnd w:id="17"/>
-    <w:bookmarkStart w:id="18" w:name="day-of-surgery"/>
+    <w:bookmarkStart w:id="18" w:name="visitors-policy"/>
     <w:p>
       <w:pPr>
         <w:pStyle w:val="Heading2"/>
       </w:pPr>
       <w:r>
-        <w:t xml:space="preserve">10 Day of Surgery</w:t>
+        <w:t xml:space="preserve">10 Visitor’s Policy</w:t>
+      </w:r>
+    </w:p>
+    <w:p>
+      <w:pPr>
+        <w:pStyle w:val="FirstParagraph"/>
+      </w:pPr>
+      <w:r>
+        <w:t xml:space="preserve">Intensive Care Unit</w:t>
       </w:r>
     </w:p>
     <w:p>
@@ -656,7 +626,7 @@
         </w:numPr>
       </w:pPr>
       <w:r>
-        <w:t xml:space="preserve">Waiting Room on 5th floor for families</w:t>
+        <w:t xml:space="preserve">Two visitors at a time 8am - 8pm</w:t>
       </w:r>
     </w:p>
     <w:p>
@@ -668,41 +638,27 @@
         </w:numPr>
       </w:pPr>
       <w:r>
-        <w:t xml:space="preserve">Surgery completed 3pm - 5pm</w:t>
-      </w:r>
-    </w:p>
-    <w:p>
-      <w:pPr>
-        <w:pStyle w:val="Compact"/>
-        <w:numPr>
-          <w:ilvl w:val="0"/>
-          <w:numId w:val="1011"/>
-        </w:numPr>
-      </w:pPr>
-      <w:r>
-        <w:t xml:space="preserve">Transfer to Surgical Intensive Care Unit 4pm - 6pm</w:t>
-      </w:r>
-    </w:p>
-    <w:p>
-      <w:pPr>
-        <w:pStyle w:val="Compact"/>
-        <w:numPr>
-          <w:ilvl w:val="0"/>
-          <w:numId w:val="1011"/>
-        </w:numPr>
-      </w:pPr>
-      <w:r>
-        <w:t xml:space="preserve">Visitors permitted into the ICU 5pm - 7pm</w:t>
-      </w:r>
-    </w:p>
-    <w:bookmarkEnd w:id="18"/>
-    <w:bookmarkStart w:id="19" w:name="what-to-bring-to-the-hospital"/>
-    <w:p>
-      <w:pPr>
-        <w:pStyle w:val="Heading2"/>
-      </w:pPr>
-      <w:r>
-        <w:t xml:space="preserve">11 What to Bring to the Hospital</w:t>
+        <w:t xml:space="preserve">One</w:t>
+      </w:r>
+      <w:r>
+        <w:t xml:space="preserve"> </w:t>
+      </w:r>
+      <w:r>
+        <w:t xml:space="preserve">“Care Partner”</w:t>
+      </w:r>
+      <w:r>
+        <w:t xml:space="preserve"> </w:t>
+      </w:r>
+      <w:r>
+        <w:t xml:space="preserve">can stay overnight in ICU</w:t>
+      </w:r>
+    </w:p>
+    <w:p>
+      <w:pPr>
+        <w:pStyle w:val="FirstParagraph"/>
+      </w:pPr>
+      <w:r>
+        <w:t xml:space="preserve">Ward</w:t>
       </w:r>
     </w:p>
     <w:p>
@@ -714,7 +670,7 @@
         </w:numPr>
       </w:pPr>
       <w:r>
-        <w:t xml:space="preserve">No jewelery or valuables</w:t>
+        <w:t xml:space="preserve">All rooms are private rooms</w:t>
       </w:r>
     </w:p>
     <w:p>
@@ -726,7 +682,7 @@
         </w:numPr>
       </w:pPr>
       <w:r>
-        <w:t xml:space="preserve">Cell phone and charger</w:t>
+        <w:t xml:space="preserve">Day bed available for a family member</w:t>
       </w:r>
     </w:p>
     <w:p>
@@ -735,116 +691,6 @@
         <w:numPr>
           <w:ilvl w:val="0"/>
           <w:numId w:val="1012"/>
-        </w:numPr>
-      </w:pPr>
-      <w:r>
-        <w:t xml:space="preserve">Insurance cards??</w:t>
-      </w:r>
-    </w:p>
-    <w:p>
-      <w:pPr>
-        <w:pStyle w:val="Compact"/>
-        <w:numPr>
-          <w:ilvl w:val="0"/>
-          <w:numId w:val="1012"/>
-        </w:numPr>
-      </w:pPr>
-      <w:r>
-        <w:t xml:space="preserve">Underweaer??</w:t>
-      </w:r>
-    </w:p>
-    <w:bookmarkEnd w:id="19"/>
-    <w:bookmarkStart w:id="20" w:name="visitors-policy"/>
-    <w:p>
-      <w:pPr>
-        <w:pStyle w:val="Heading2"/>
-      </w:pPr>
-      <w:r>
-        <w:t xml:space="preserve">12 Visitor’s Policy</w:t>
-      </w:r>
-    </w:p>
-    <w:p>
-      <w:pPr>
-        <w:pStyle w:val="FirstParagraph"/>
-      </w:pPr>
-      <w:r>
-        <w:t xml:space="preserve">Intensive Care Unit</w:t>
-      </w:r>
-    </w:p>
-    <w:p>
-      <w:pPr>
-        <w:pStyle w:val="Compact"/>
-        <w:numPr>
-          <w:ilvl w:val="0"/>
-          <w:numId w:val="1013"/>
-        </w:numPr>
-      </w:pPr>
-      <w:r>
-        <w:t xml:space="preserve">Two visitors at a time 8am - 8pm</w:t>
-      </w:r>
-    </w:p>
-    <w:p>
-      <w:pPr>
-        <w:pStyle w:val="Compact"/>
-        <w:numPr>
-          <w:ilvl w:val="0"/>
-          <w:numId w:val="1013"/>
-        </w:numPr>
-      </w:pPr>
-      <w:r>
-        <w:t xml:space="preserve">One</w:t>
-      </w:r>
-      <w:r>
-        <w:t xml:space="preserve"> </w:t>
-      </w:r>
-      <w:r>
-        <w:t xml:space="preserve">“Care Partner”</w:t>
-      </w:r>
-      <w:r>
-        <w:t xml:space="preserve"> </w:t>
-      </w:r>
-      <w:r>
-        <w:t xml:space="preserve">can stay overnight in ICU</w:t>
-      </w:r>
-    </w:p>
-    <w:p>
-      <w:pPr>
-        <w:pStyle w:val="FirstParagraph"/>
-      </w:pPr>
-      <w:r>
-        <w:t xml:space="preserve">Ward</w:t>
-      </w:r>
-    </w:p>
-    <w:p>
-      <w:pPr>
-        <w:pStyle w:val="Compact"/>
-        <w:numPr>
-          <w:ilvl w:val="0"/>
-          <w:numId w:val="1014"/>
-        </w:numPr>
-      </w:pPr>
-      <w:r>
-        <w:t xml:space="preserve">All rooms are private rooms</w:t>
-      </w:r>
-    </w:p>
-    <w:p>
-      <w:pPr>
-        <w:pStyle w:val="Compact"/>
-        <w:numPr>
-          <w:ilvl w:val="0"/>
-          <w:numId w:val="1014"/>
-        </w:numPr>
-      </w:pPr>
-      <w:r>
-        <w:t xml:space="preserve">Day bed available for a family member</w:t>
-      </w:r>
-    </w:p>
-    <w:p>
-      <w:pPr>
-        <w:pStyle w:val="Compact"/>
-        <w:numPr>
-          <w:ilvl w:val="0"/>
-          <w:numId w:val="1014"/>
         </w:numPr>
       </w:pPr>
       <w:r>
@@ -870,148 +716,158 @@
         <w:t xml:space="preserve"># Immediate preop instructions: NPO, meds in the morning</w:t>
       </w:r>
     </w:p>
+    <w:bookmarkEnd w:id="18"/>
+    <w:bookmarkStart w:id="19" w:name="preparation-for-surgery"/>
+    <w:p>
+      <w:pPr>
+        <w:pStyle w:val="Heading2"/>
+      </w:pPr>
+      <w:r>
+        <w:t xml:space="preserve">11 Preparation for Surgery</w:t>
+      </w:r>
+    </w:p>
+    <w:p>
+      <w:pPr>
+        <w:pStyle w:val="FirstParagraph"/>
+      </w:pPr>
+      <w:r>
+        <w:t xml:space="preserve">Medical evaluation may be needed before surgery:</w:t>
+      </w:r>
+    </w:p>
+    <w:p>
+      <w:pPr>
+        <w:pStyle w:val="Compact"/>
+        <w:numPr>
+          <w:ilvl w:val="0"/>
+          <w:numId w:val="1013"/>
+        </w:numPr>
+      </w:pPr>
+      <w:r>
+        <w:t xml:space="preserve">Pulmonary Function Tests to test lung function</w:t>
+      </w:r>
+    </w:p>
+    <w:p>
+      <w:pPr>
+        <w:pStyle w:val="Compact"/>
+        <w:numPr>
+          <w:ilvl w:val="0"/>
+          <w:numId w:val="1013"/>
+        </w:numPr>
+      </w:pPr>
+      <w:r>
+        <w:t xml:space="preserve">Cardiology evaluation to test heart function</w:t>
+      </w:r>
+    </w:p>
+    <w:p>
+      <w:pPr>
+        <w:pStyle w:val="Compact"/>
+        <w:numPr>
+          <w:ilvl w:val="1"/>
+          <w:numId w:val="1014"/>
+        </w:numPr>
+      </w:pPr>
+      <w:r>
+        <w:t xml:space="preserve">Echocardiogram</w:t>
+      </w:r>
+    </w:p>
+    <w:p>
+      <w:pPr>
+        <w:pStyle w:val="Compact"/>
+        <w:numPr>
+          <w:ilvl w:val="1"/>
+          <w:numId w:val="1014"/>
+        </w:numPr>
+      </w:pPr>
+      <w:r>
+        <w:t xml:space="preserve">Stress Test</w:t>
+      </w:r>
+    </w:p>
+    <w:p>
+      <w:pPr>
+        <w:pStyle w:val="Compact"/>
+        <w:numPr>
+          <w:ilvl w:val="1"/>
+          <w:numId w:val="1014"/>
+        </w:numPr>
+      </w:pPr>
+      <w:r>
+        <w:t xml:space="preserve">Holter monitor</w:t>
+      </w:r>
+    </w:p>
+    <w:bookmarkEnd w:id="19"/>
+    <w:bookmarkStart w:id="20" w:name="Xf67b705436da6c4d37fd48e811c204bd6bb7290"/>
+    <w:p>
+      <w:pPr>
+        <w:pStyle w:val="Heading2"/>
+      </w:pPr>
+      <w:r>
+        <w:t xml:space="preserve">12 Esophagectomy for Cancers of the Esophagus or GE Junction</w:t>
+      </w:r>
+    </w:p>
+    <w:p>
+      <w:pPr>
+        <w:pStyle w:val="FirstParagraph"/>
+      </w:pPr>
+      <w:r>
+        <w:t xml:space="preserve">Primary Surgery</w:t>
+      </w:r>
+    </w:p>
+    <w:p>
+      <w:pPr>
+        <w:pStyle w:val="Compact"/>
+        <w:numPr>
+          <w:ilvl w:val="0"/>
+          <w:numId w:val="1015"/>
+        </w:numPr>
+      </w:pPr>
+      <w:r>
+        <w:t xml:space="preserve">Superficial Tumors (T1) not removed by endoscopy</w:t>
+      </w:r>
+    </w:p>
+    <w:p>
+      <w:pPr>
+        <w:pStyle w:val="Compact"/>
+        <w:numPr>
+          <w:ilvl w:val="0"/>
+          <w:numId w:val="1015"/>
+        </w:numPr>
+      </w:pPr>
+      <w:r>
+        <w:t xml:space="preserve">Localized Tumors (T2 N0 M0)</w:t>
+      </w:r>
+    </w:p>
+    <w:p>
+      <w:pPr>
+        <w:pStyle w:val="Compact"/>
+        <w:numPr>
+          <w:ilvl w:val="0"/>
+          <w:numId w:val="1015"/>
+        </w:numPr>
+      </w:pPr>
+      <w:r>
+        <w:t xml:space="preserve">Surgery scheduled after medical evaluation</w:t>
+      </w:r>
+    </w:p>
+    <w:p>
+      <w:pPr>
+        <w:pStyle w:val="Compact"/>
+        <w:numPr>
+          <w:ilvl w:val="0"/>
+          <w:numId w:val="1015"/>
+        </w:numPr>
+      </w:pPr>
+      <w:r>
+        <w:t xml:space="preserve">Aim for surgery within 6 weeks of consultation</w:t>
+      </w:r>
+    </w:p>
     <w:bookmarkEnd w:id="20"/>
-    <w:bookmarkStart w:id="21" w:name="preparation-for-surgery"/>
+    <w:bookmarkStart w:id="21" w:name="X192177c047b85ea6fcf8c3307810f7536d0626e"/>
     <w:p>
       <w:pPr>
         <w:pStyle w:val="Heading2"/>
       </w:pPr>
       <w:r>
-        <w:t xml:space="preserve">13 Preparation for Surgery</w:t>
-      </w:r>
-    </w:p>
-    <w:p>
-      <w:pPr>
-        <w:pStyle w:val="FirstParagraph"/>
-      </w:pPr>
-      <w:r>
-        <w:t xml:space="preserve">Medical evaluation may be needed before surgery:</w:t>
-      </w:r>
-    </w:p>
-    <w:p>
-      <w:pPr>
-        <w:pStyle w:val="Compact"/>
-        <w:numPr>
-          <w:ilvl w:val="0"/>
-          <w:numId w:val="1015"/>
-        </w:numPr>
-      </w:pPr>
-      <w:r>
-        <w:t xml:space="preserve">Pulmonary Function Tests to test lung function</w:t>
-      </w:r>
-    </w:p>
-    <w:p>
-      <w:pPr>
-        <w:pStyle w:val="Compact"/>
-        <w:numPr>
-          <w:ilvl w:val="0"/>
-          <w:numId w:val="1015"/>
-        </w:numPr>
-      </w:pPr>
-      <w:r>
-        <w:t xml:space="preserve">Cardiology evaluation to test heart function</w:t>
-      </w:r>
-    </w:p>
-    <w:p>
-      <w:pPr>
-        <w:pStyle w:val="Compact"/>
-        <w:numPr>
-          <w:ilvl w:val="1"/>
-          <w:numId w:val="1016"/>
-        </w:numPr>
-      </w:pPr>
-      <w:r>
-        <w:t xml:space="preserve">Echocardiogram</w:t>
-      </w:r>
-    </w:p>
-    <w:p>
-      <w:pPr>
-        <w:pStyle w:val="Compact"/>
-        <w:numPr>
-          <w:ilvl w:val="1"/>
-          <w:numId w:val="1016"/>
-        </w:numPr>
-      </w:pPr>
-      <w:r>
-        <w:t xml:space="preserve">Stress Test</w:t>
-      </w:r>
-    </w:p>
-    <w:p>
-      <w:pPr>
-        <w:pStyle w:val="Compact"/>
-        <w:numPr>
-          <w:ilvl w:val="1"/>
-          <w:numId w:val="1016"/>
-        </w:numPr>
-      </w:pPr>
-      <w:r>
-        <w:t xml:space="preserve">Holter monitor</w:t>
-      </w:r>
-    </w:p>
-    <w:bookmarkEnd w:id="21"/>
-    <w:bookmarkStart w:id="22" w:name="Xf67b705436da6c4d37fd48e811c204bd6bb7290"/>
-    <w:p>
-      <w:pPr>
-        <w:pStyle w:val="Heading2"/>
-      </w:pPr>
-      <w:r>
-        <w:t xml:space="preserve">14 Esophagectomy for Cancers of the Esophagus or GE Junction</w:t>
-      </w:r>
-    </w:p>
-    <w:p>
-      <w:pPr>
-        <w:pStyle w:val="FirstParagraph"/>
-      </w:pPr>
-      <w:r>
-        <w:t xml:space="preserve">Primary Surgery</w:t>
-      </w:r>
-    </w:p>
-    <w:p>
-      <w:pPr>
-        <w:pStyle w:val="Compact"/>
-        <w:numPr>
-          <w:ilvl w:val="0"/>
-          <w:numId w:val="1017"/>
-        </w:numPr>
-      </w:pPr>
-      <w:r>
-        <w:t xml:space="preserve">Superficial Tumors (T1) not completely removed by endoscopy</w:t>
-      </w:r>
-    </w:p>
-    <w:p>
-      <w:pPr>
-        <w:pStyle w:val="Compact"/>
-        <w:numPr>
-          <w:ilvl w:val="0"/>
-          <w:numId w:val="1017"/>
-        </w:numPr>
-      </w:pPr>
-      <w:r>
-        <w:t xml:space="preserve">Localized Tumors (T2 N0 M0)</w:t>
-      </w:r>
-    </w:p>
-    <w:p>
-      <w:pPr>
-        <w:pStyle w:val="Compact"/>
-        <w:numPr>
-          <w:ilvl w:val="0"/>
-          <w:numId w:val="1017"/>
-        </w:numPr>
-      </w:pPr>
-      <w:r>
-        <w:t xml:space="preserve">Surgery scheduled after medical evaluation</w:t>
-      </w:r>
-    </w:p>
-    <w:p>
-      <w:pPr>
-        <w:pStyle w:val="Compact"/>
-        <w:numPr>
-          <w:ilvl w:val="0"/>
-          <w:numId w:val="1017"/>
-        </w:numPr>
-      </w:pPr>
-      <w:r>
-        <w:t xml:space="preserve">Aim for surgery within 6 weeks of consultation</w:t>
+        <w:t xml:space="preserve">13 Esophagectomy for Cancers of the Esophagus or GE Junction</w:t>
       </w:r>
     </w:p>
     <w:p>
@@ -1036,272 +892,206 @@
         <w:t xml:space="preserve"> </w:t>
       </w:r>
       <w:r>
-        <w:t xml:space="preserve">Surgery</w:t>
-      </w:r>
-    </w:p>
-    <w:p>
-      <w:pPr>
-        <w:pStyle w:val="Compact"/>
-        <w:numPr>
-          <w:ilvl w:val="0"/>
+        <w:t xml:space="preserve">Surgery (T3 Nx M0)</w:t>
+      </w:r>
+    </w:p>
+    <w:p>
+      <w:pPr>
+        <w:pStyle w:val="Compact"/>
+        <w:numPr>
+          <w:ilvl w:val="0"/>
+          <w:numId w:val="1016"/>
+        </w:numPr>
+      </w:pPr>
+      <w:r>
+        <w:t xml:space="preserve">Surgery scheduled after</w:t>
+      </w:r>
+    </w:p>
+    <w:p>
+      <w:pPr>
+        <w:pStyle w:val="Compact"/>
+        <w:numPr>
+          <w:ilvl w:val="1"/>
+          <w:numId w:val="1017"/>
+        </w:numPr>
+      </w:pPr>
+      <w:r>
+        <w:t xml:space="preserve">Recovery from preoperative therapy</w:t>
+      </w:r>
+    </w:p>
+    <w:p>
+      <w:pPr>
+        <w:pStyle w:val="Compact"/>
+        <w:numPr>
+          <w:ilvl w:val="1"/>
+          <w:numId w:val="1017"/>
+        </w:numPr>
+      </w:pPr>
+      <w:r>
+        <w:t xml:space="preserve">Restaging scans (CT or PET)</w:t>
+      </w:r>
+    </w:p>
+    <w:p>
+      <w:pPr>
+        <w:pStyle w:val="Compact"/>
+        <w:numPr>
+          <w:ilvl w:val="1"/>
+          <w:numId w:val="1017"/>
+        </w:numPr>
+      </w:pPr>
+      <w:r>
+        <w:t xml:space="preserve">Medical evaluation</w:t>
+      </w:r>
+    </w:p>
+    <w:p>
+      <w:pPr>
+        <w:pStyle w:val="Compact"/>
+        <w:numPr>
+          <w:ilvl w:val="0"/>
+          <w:numId w:val="1016"/>
+        </w:numPr>
+      </w:pPr>
+      <w:r>
+        <w:t xml:space="preserve">Timing between end of preoperative therapy and surgery</w:t>
+      </w:r>
+    </w:p>
+    <w:p>
+      <w:pPr>
+        <w:pStyle w:val="Compact"/>
+        <w:numPr>
+          <w:ilvl w:val="1"/>
           <w:numId w:val="1018"/>
         </w:numPr>
       </w:pPr>
       <w:r>
-        <w:t xml:space="preserve">Locally Advanced (T3 Nx M0)</w:t>
-      </w:r>
-    </w:p>
-    <w:p>
-      <w:pPr>
-        <w:pStyle w:val="Compact"/>
-        <w:numPr>
-          <w:ilvl w:val="0"/>
+        <w:t xml:space="preserve">Chemotherapy + radiation: 6-8 weeks</w:t>
+      </w:r>
+    </w:p>
+    <w:p>
+      <w:pPr>
+        <w:pStyle w:val="Compact"/>
+        <w:numPr>
+          <w:ilvl w:val="1"/>
           <w:numId w:val="1018"/>
         </w:numPr>
       </w:pPr>
       <w:r>
-        <w:t xml:space="preserve">Surgery scheduled after</w:t>
-      </w:r>
-    </w:p>
-    <w:p>
-      <w:pPr>
-        <w:pStyle w:val="Compact"/>
-        <w:numPr>
-          <w:ilvl w:val="1"/>
+        <w:t xml:space="preserve">Chemotherapy: 4-8 weeks</w:t>
+      </w:r>
+    </w:p>
+    <w:bookmarkEnd w:id="21"/>
+    <w:bookmarkStart w:id="22" w:name="preoperative-visits"/>
+    <w:p>
+      <w:pPr>
+        <w:pStyle w:val="Heading2"/>
+      </w:pPr>
+      <w:r>
+        <w:t xml:space="preserve">14 Preoperative Visits</w:t>
+      </w:r>
+    </w:p>
+    <w:p>
+      <w:pPr>
+        <w:pStyle w:val="FirstParagraph"/>
+      </w:pPr>
+      <w:r>
+        <w:t xml:space="preserve">Medical Oncology - Monitor chemotherapy</w:t>
+      </w:r>
+    </w:p>
+    <w:p>
+      <w:pPr>
+        <w:pStyle w:val="BodyText"/>
+      </w:pPr>
+      <w:r>
+        <w:t xml:space="preserve">Radiation Oncology - Monitor radiation</w:t>
+      </w:r>
+    </w:p>
+    <w:p>
+      <w:pPr>
+        <w:pStyle w:val="BodyText"/>
+      </w:pPr>
+      <w:r>
+        <w:t xml:space="preserve">Surgical Oncology</w:t>
+      </w:r>
+    </w:p>
+    <w:p>
+      <w:pPr>
+        <w:pStyle w:val="Compact"/>
+        <w:numPr>
+          <w:ilvl w:val="0"/>
           <w:numId w:val="1019"/>
         </w:numPr>
       </w:pPr>
       <w:r>
-        <w:t xml:space="preserve">Recovery from preoperative therapy</w:t>
-      </w:r>
-    </w:p>
-    <w:p>
-      <w:pPr>
-        <w:pStyle w:val="Compact"/>
-        <w:numPr>
-          <w:ilvl w:val="1"/>
+        <w:t xml:space="preserve">Consult visit with Dr Salo</w:t>
+      </w:r>
+    </w:p>
+    <w:p>
+      <w:pPr>
+        <w:pStyle w:val="Compact"/>
+        <w:numPr>
+          <w:ilvl w:val="0"/>
           <w:numId w:val="1019"/>
         </w:numPr>
       </w:pPr>
       <w:r>
-        <w:t xml:space="preserve">Restaging scans (CT or PET)</w:t>
-      </w:r>
-    </w:p>
-    <w:p>
-      <w:pPr>
-        <w:pStyle w:val="Compact"/>
-        <w:numPr>
-          <w:ilvl w:val="1"/>
+        <w:t xml:space="preserve">Mid-treatment visits with Dr Salo / Kate Duncan</w:t>
+      </w:r>
+    </w:p>
+    <w:p>
+      <w:pPr>
+        <w:pStyle w:val="Compact"/>
+        <w:numPr>
+          <w:ilvl w:val="0"/>
           <w:numId w:val="1019"/>
         </w:numPr>
       </w:pPr>
       <w:r>
-        <w:t xml:space="preserve">Medical evaluation</w:t>
-      </w:r>
-    </w:p>
-    <w:p>
-      <w:pPr>
-        <w:pStyle w:val="Compact"/>
-        <w:numPr>
-          <w:ilvl w:val="0"/>
-          <w:numId w:val="1018"/>
-        </w:numPr>
-      </w:pPr>
-      <w:r>
-        <w:t xml:space="preserve">Timing between end of preoperative therapy and surgery</w:t>
-      </w:r>
-    </w:p>
-    <w:p>
-      <w:pPr>
-        <w:pStyle w:val="Compact"/>
-        <w:numPr>
-          <w:ilvl w:val="1"/>
+        <w:t xml:space="preserve">Preop visit with Dr Salo (may be virtual)</w:t>
+      </w:r>
+    </w:p>
+    <w:p>
+      <w:pPr>
+        <w:pStyle w:val="Compact"/>
+        <w:numPr>
+          <w:ilvl w:val="0"/>
+          <w:numId w:val="1019"/>
+        </w:numPr>
+      </w:pPr>
+      <w:r>
+        <w:t xml:space="preserve">Preop visit with Kate Duncan and Liz Koch</w:t>
+      </w:r>
+    </w:p>
+    <w:bookmarkEnd w:id="22"/>
+    <w:bookmarkStart w:id="26" w:name="goals-of-surgery"/>
+    <w:p>
+      <w:pPr>
+        <w:pStyle w:val="Heading2"/>
+      </w:pPr>
+      <w:r>
+        <w:t xml:space="preserve">15 Goals of Surgery</w:t>
+      </w:r>
+    </w:p>
+    <w:p>
+      <w:pPr>
+        <w:pStyle w:val="Compact"/>
+        <w:numPr>
+          <w:ilvl w:val="0"/>
           <w:numId w:val="1020"/>
         </w:numPr>
       </w:pPr>
       <w:r>
-        <w:t xml:space="preserve">Chemotherapy + radiation: 6-8 weeks</w:t>
-      </w:r>
-    </w:p>
-    <w:p>
-      <w:pPr>
-        <w:pStyle w:val="Compact"/>
-        <w:numPr>
-          <w:ilvl w:val="1"/>
+        <w:t xml:space="preserve">Remove tumor from esophagus</w:t>
+      </w:r>
+    </w:p>
+    <w:p>
+      <w:pPr>
+        <w:pStyle w:val="Compact"/>
+        <w:numPr>
+          <w:ilvl w:val="0"/>
           <w:numId w:val="1020"/>
         </w:numPr>
       </w:pPr>
       <w:r>
-        <w:t xml:space="preserve">Chemotherapy: 4-8 weeks</w:t>
-      </w:r>
-    </w:p>
-    <w:bookmarkEnd w:id="22"/>
-    <w:bookmarkStart w:id="23" w:name="preoperative-visits"/>
-    <w:p>
-      <w:pPr>
-        <w:pStyle w:val="Heading2"/>
-      </w:pPr>
-      <w:r>
-        <w:t xml:space="preserve">15 Preoperative Visits</w:t>
-      </w:r>
-    </w:p>
-    <w:p>
-      <w:pPr>
-        <w:pStyle w:val="FirstParagraph"/>
-      </w:pPr>
-      <w:r>
-        <w:t xml:space="preserve">Medical Oncology - Monitor chemotherapy and side effects</w:t>
-      </w:r>
-    </w:p>
-    <w:p>
-      <w:pPr>
-        <w:pStyle w:val="BodyText"/>
-      </w:pPr>
-      <w:r>
-        <w:t xml:space="preserve">Radiation Oncology - Monitor radiation and side effects</w:t>
-      </w:r>
-    </w:p>
-    <w:p>
-      <w:pPr>
-        <w:pStyle w:val="BodyText"/>
-      </w:pPr>
-      <w:r>
-        <w:t xml:space="preserve">Surgical Oncology</w:t>
-      </w:r>
-    </w:p>
-    <w:p>
-      <w:pPr>
-        <w:pStyle w:val="Compact"/>
-        <w:numPr>
-          <w:ilvl w:val="0"/>
-          <w:numId w:val="1021"/>
-        </w:numPr>
-      </w:pPr>
-      <w:r>
-        <w:t xml:space="preserve">Consult visit with Dr Salo</w:t>
-      </w:r>
-    </w:p>
-    <w:p>
-      <w:pPr>
-        <w:pStyle w:val="Compact"/>
-        <w:numPr>
-          <w:ilvl w:val="0"/>
-          <w:numId w:val="1021"/>
-        </w:numPr>
-      </w:pPr>
-      <w:r>
-        <w:t xml:space="preserve">Mid-treatment visits with Dr Salo / Kate Duncan</w:t>
-      </w:r>
-    </w:p>
-    <w:p>
-      <w:pPr>
-        <w:pStyle w:val="Compact"/>
-        <w:numPr>
-          <w:ilvl w:val="0"/>
-          <w:numId w:val="1021"/>
-        </w:numPr>
-      </w:pPr>
-      <w:r>
-        <w:t xml:space="preserve">Preop visit with Dr Salo (may be virtual)</w:t>
-      </w:r>
-    </w:p>
-    <w:p>
-      <w:pPr>
-        <w:pStyle w:val="Compact"/>
-        <w:numPr>
-          <w:ilvl w:val="0"/>
-          <w:numId w:val="1021"/>
-        </w:numPr>
-      </w:pPr>
-      <w:r>
-        <w:t xml:space="preserve">In-person preop visit with Kate Duncan and Liz Koch</w:t>
-      </w:r>
-    </w:p>
-    <w:bookmarkEnd w:id="23"/>
-    <w:bookmarkStart w:id="24" w:name="surgery-for-esophageal-cancer"/>
-    <w:p>
-      <w:pPr>
-        <w:pStyle w:val="Heading2"/>
-      </w:pPr>
-      <w:r>
-        <w:t xml:space="preserve">16 Surgery for Esophageal Cancer</w:t>
-      </w:r>
-    </w:p>
-    <w:p>
-      <w:pPr>
-        <w:pStyle w:val="FirstParagraph"/>
-      </w:pPr>
-      <w:r>
-        <w:t xml:space="preserve">Surgery for esophageal cancer is performed for:</w:t>
-      </w:r>
-    </w:p>
-    <w:p>
-      <w:pPr>
-        <w:pStyle w:val="Compact"/>
-        <w:numPr>
-          <w:ilvl w:val="0"/>
-          <w:numId w:val="1022"/>
-        </w:numPr>
-      </w:pPr>
-      <w:r>
-        <w:t xml:space="preserve">Superficial Tumors (T1) not removed by endoscopy</w:t>
-      </w:r>
-    </w:p>
-    <w:p>
-      <w:pPr>
-        <w:pStyle w:val="Compact"/>
-        <w:numPr>
-          <w:ilvl w:val="0"/>
-          <w:numId w:val="1022"/>
-        </w:numPr>
-      </w:pPr>
-      <w:r>
-        <w:t xml:space="preserve">Localized Tumors (T2 N0 M0)</w:t>
-      </w:r>
-    </w:p>
-    <w:p>
-      <w:pPr>
-        <w:pStyle w:val="Compact"/>
-        <w:numPr>
-          <w:ilvl w:val="0"/>
-          <w:numId w:val="1022"/>
-        </w:numPr>
-      </w:pPr>
-      <w:r>
-        <w:t xml:space="preserve">Locally Advanced (T3 M0) after preop therapy</w:t>
-      </w:r>
-    </w:p>
-    <w:bookmarkEnd w:id="24"/>
-    <w:bookmarkStart w:id="28" w:name="goals-of-surgery"/>
-    <w:p>
-      <w:pPr>
-        <w:pStyle w:val="Heading2"/>
-      </w:pPr>
-      <w:r>
-        <w:t xml:space="preserve">17 Goals of Surgery</w:t>
-      </w:r>
-    </w:p>
-    <w:p>
-      <w:pPr>
-        <w:pStyle w:val="Compact"/>
-        <w:numPr>
-          <w:ilvl w:val="0"/>
-          <w:numId w:val="1023"/>
-        </w:numPr>
-      </w:pPr>
-      <w:r>
-        <w:t xml:space="preserve">Remove tumor from esophagus</w:t>
-      </w:r>
-    </w:p>
-    <w:p>
-      <w:pPr>
-        <w:pStyle w:val="Compact"/>
-        <w:numPr>
-          <w:ilvl w:val="0"/>
-          <w:numId w:val="1023"/>
-        </w:numPr>
-      </w:pPr>
-      <w:r>
         <w:t xml:space="preserve">Remove surrounding lymph nodes</w:t>
       </w:r>
     </w:p>
@@ -1310,7 +1100,7 @@
         <w:pStyle w:val="Compact"/>
         <w:numPr>
           <w:ilvl w:val="0"/>
-          <w:numId w:val="1023"/>
+          <w:numId w:val="1020"/>
         </w:numPr>
       </w:pPr>
       <w:r>
@@ -1326,18 +1116,18 @@
           <wp:inline>
             <wp:extent cx="5334000" cy="5481674"/>
             <wp:effectExtent b="0" l="0" r="0" t="0"/>
-            <wp:docPr descr="" title="" id="26" name="Picture"/>
+            <wp:docPr descr="" title="" id="24" name="Picture"/>
             <a:graphic>
               <a:graphicData uri="http://schemas.openxmlformats.org/drawingml/2006/picture">
                 <pic:pic>
                   <pic:nvPicPr>
-                    <pic:cNvPr descr="images/Eso_Resection1_ai.png" id="27" name="Picture"/>
+                    <pic:cNvPr descr="images/Eso_Resection1_ai.png" id="25" name="Picture"/>
                     <pic:cNvPicPr>
                       <a:picLocks noChangeArrowheads="1" noChangeAspect="1"/>
                     </pic:cNvPicPr>
                   </pic:nvPicPr>
                   <pic:blipFill>
-                    <a:blip r:embed="rId25"/>
+                    <a:blip r:embed="rId23"/>
                     <a:stretch>
                       <a:fillRect/>
                     </a:stretch>
@@ -1364,22 +1154,22 @@
         </w:drawing>
       </w:r>
     </w:p>
-    <w:bookmarkEnd w:id="28"/>
-    <w:bookmarkStart w:id="32" w:name="ivor-lewis-transthoracic-esophagectomy"/>
+    <w:bookmarkEnd w:id="26"/>
+    <w:bookmarkStart w:id="30" w:name="ivor-lewis-transthoracic-esophagectomy"/>
     <w:p>
       <w:pPr>
         <w:pStyle w:val="Heading2"/>
       </w:pPr>
       <w:r>
-        <w:t xml:space="preserve">18 Ivor Lewis (Transthoracic) Esophagectomy</w:t>
-      </w:r>
-    </w:p>
-    <w:p>
-      <w:pPr>
-        <w:pStyle w:val="Compact"/>
-        <w:numPr>
-          <w:ilvl w:val="0"/>
-          <w:numId w:val="1024"/>
+        <w:t xml:space="preserve">16 Ivor Lewis (Transthoracic) Esophagectomy</w:t>
+      </w:r>
+    </w:p>
+    <w:p>
+      <w:pPr>
+        <w:pStyle w:val="Compact"/>
+        <w:numPr>
+          <w:ilvl w:val="0"/>
+          <w:numId w:val="1021"/>
         </w:numPr>
       </w:pPr>
       <w:r>
@@ -1391,7 +1181,7 @@
         <w:pStyle w:val="Compact"/>
         <w:numPr>
           <w:ilvl w:val="0"/>
-          <w:numId w:val="1024"/>
+          <w:numId w:val="1021"/>
         </w:numPr>
       </w:pPr>
       <w:r>
@@ -1403,7 +1193,7 @@
         <w:pStyle w:val="Compact"/>
         <w:numPr>
           <w:ilvl w:val="0"/>
-          <w:numId w:val="1024"/>
+          <w:numId w:val="1021"/>
         </w:numPr>
       </w:pPr>
       <w:r>
@@ -1419,18 +1209,18 @@
           <wp:inline>
             <wp:extent cx="5334000" cy="5481674"/>
             <wp:effectExtent b="0" l="0" r="0" t="0"/>
-            <wp:docPr descr="" title="" id="30" name="Picture"/>
+            <wp:docPr descr="" title="" id="28" name="Picture"/>
             <a:graphic>
               <a:graphicData uri="http://schemas.openxmlformats.org/drawingml/2006/picture">
                 <pic:pic>
                   <pic:nvPicPr>
-                    <pic:cNvPr descr="images/Eso_Resection2_ai.png" id="31" name="Picture"/>
+                    <pic:cNvPr descr="images/Eso_Resection2_ai.png" id="29" name="Picture"/>
                     <pic:cNvPicPr>
                       <a:picLocks noChangeArrowheads="1" noChangeAspect="1"/>
                     </pic:cNvPicPr>
                   </pic:nvPicPr>
                   <pic:blipFill>
-                    <a:blip r:embed="rId29"/>
+                    <a:blip r:embed="rId27"/>
                     <a:stretch>
                       <a:fillRect/>
                     </a:stretch>
@@ -1457,14 +1247,14 @@
         </w:drawing>
       </w:r>
     </w:p>
-    <w:bookmarkEnd w:id="32"/>
-    <w:bookmarkStart w:id="36" w:name="reconstruction"/>
+    <w:bookmarkEnd w:id="30"/>
+    <w:bookmarkStart w:id="34" w:name="reconstruction"/>
     <w:p>
       <w:pPr>
         <w:pStyle w:val="Heading2"/>
       </w:pPr>
       <w:r>
-        <w:t xml:space="preserve">19 Reconstruction</w:t>
+        <w:t xml:space="preserve">17 Reconstruction</w:t>
       </w:r>
     </w:p>
     <w:p>
@@ -1484,18 +1274,18 @@
           <wp:inline>
             <wp:extent cx="5334000" cy="5481674"/>
             <wp:effectExtent b="0" l="0" r="0" t="0"/>
-            <wp:docPr descr="" title="" id="34" name="Picture"/>
+            <wp:docPr descr="" title="" id="32" name="Picture"/>
             <a:graphic>
               <a:graphicData uri="http://schemas.openxmlformats.org/drawingml/2006/picture">
                 <pic:pic>
                   <pic:nvPicPr>
-                    <pic:cNvPr descr="images/Eso_Resection3_ai.png" id="35" name="Picture"/>
+                    <pic:cNvPr descr="images/Eso_Resection3_ai.png" id="33" name="Picture"/>
                     <pic:cNvPicPr>
                       <a:picLocks noChangeArrowheads="1" noChangeAspect="1"/>
                     </pic:cNvPicPr>
                   </pic:nvPicPr>
                   <pic:blipFill>
-                    <a:blip r:embed="rId33"/>
+                    <a:blip r:embed="rId31"/>
                     <a:stretch>
                       <a:fillRect/>
                     </a:stretch>
@@ -1522,14 +1312,14 @@
         </w:drawing>
       </w:r>
     </w:p>
-    <w:bookmarkEnd w:id="36"/>
-    <w:bookmarkStart w:id="40" w:name="ivor-lewis-esophagectomy"/>
+    <w:bookmarkEnd w:id="34"/>
+    <w:bookmarkStart w:id="38" w:name="ivor-lewis-esophagectomy"/>
     <w:p>
       <w:pPr>
         <w:pStyle w:val="Heading2"/>
       </w:pPr>
       <w:r>
-        <w:t xml:space="preserve">20 Ivor Lewis esophagectomy</w:t>
+        <w:t xml:space="preserve">18 Ivor Lewis esophagectomy</w:t>
       </w:r>
     </w:p>
     <w:p>
@@ -1562,18 +1352,18 @@
           <wp:inline>
             <wp:extent cx="5334000" cy="5478622"/>
             <wp:effectExtent b="0" l="0" r="0" t="0"/>
-            <wp:docPr descr="" title="" id="38" name="Picture"/>
+            <wp:docPr descr="" title="" id="36" name="Picture"/>
             <a:graphic>
               <a:graphicData uri="http://schemas.openxmlformats.org/drawingml/2006/picture">
                 <pic:pic>
                   <pic:nvPicPr>
-                    <pic:cNvPr descr="images/Eso_IvorLewis_Anastomosis.png" id="39" name="Picture"/>
+                    <pic:cNvPr descr="images/Eso_IvorLewis_Anastomosis.png" id="37" name="Picture"/>
                     <pic:cNvPicPr>
                       <a:picLocks noChangeArrowheads="1" noChangeAspect="1"/>
                     </pic:cNvPicPr>
                   </pic:nvPicPr>
                   <pic:blipFill>
-                    <a:blip r:embed="rId37"/>
+                    <a:blip r:embed="rId35"/>
                     <a:stretch>
                       <a:fillRect/>
                     </a:stretch>
@@ -1600,67 +1390,14 @@
         </w:drawing>
       </w:r>
     </w:p>
-    <w:bookmarkEnd w:id="40"/>
-    <w:bookmarkStart w:id="44" w:name="X81382ef4ca7932abee32956f0984a2bf68ad151"/>
+    <w:bookmarkEnd w:id="38"/>
+    <w:bookmarkStart w:id="47" w:name="ivor-lewis-esophagectomy-1"/>
     <w:p>
       <w:pPr>
         <w:pStyle w:val="Heading2"/>
       </w:pPr>
       <w:r>
-        <w:t xml:space="preserve">21 Minimally-invasive Ivor Lewis Esophagectomy</w:t>
-      </w:r>
-    </w:p>
-    <w:p>
-      <w:pPr>
-        <w:pStyle w:val="Compact"/>
-        <w:numPr>
-          <w:ilvl w:val="0"/>
-          <w:numId w:val="1025"/>
-        </w:numPr>
-      </w:pPr>
-      <w:r>
-        <w:t xml:space="preserve">Small incisions abdomen and chest</w:t>
-      </w:r>
-    </w:p>
-    <w:p>
-      <w:pPr>
-        <w:pStyle w:val="Compact"/>
-        <w:numPr>
-          <w:ilvl w:val="0"/>
-          <w:numId w:val="1025"/>
-        </w:numPr>
-      </w:pPr>
-      <w:r>
-        <w:t xml:space="preserve">Surgical telescope and instruments</w:t>
-      </w:r>
-    </w:p>
-    <w:p>
-      <w:pPr>
-        <w:pStyle w:val="Compact"/>
-        <w:numPr>
-          <w:ilvl w:val="0"/>
-          <w:numId w:val="1025"/>
-        </w:numPr>
-      </w:pPr>
-      <w:r>
-        <w:t xml:space="preserve">Smaller incisions</w:t>
-      </w:r>
-      <w:r>
-        <w:t xml:space="preserve"> </w:t>
-      </w:r>
-      <m:oMath>
-        <m:r>
-          <m:rPr>
-            <m:sty m:val="p"/>
-          </m:rPr>
-          <m:t>→</m:t>
-        </m:r>
-      </m:oMath>
-      <w:r>
-        <w:t xml:space="preserve"> </w:t>
-      </w:r>
-      <w:r>
-        <w:t xml:space="preserve">faster recovery and less discomfort</w:t>
+        <w:t xml:space="preserve">19 Ivor Lewis esophagectomy</w:t>
       </w:r>
     </w:p>
     <w:p>
@@ -1672,18 +1409,18 @@
           <wp:inline>
             <wp:extent cx="5334000" cy="5481674"/>
             <wp:effectExtent b="0" l="0" r="0" t="0"/>
-            <wp:docPr descr="" title="" id="42" name="Picture"/>
+            <wp:docPr descr="" title="" id="39" name="Picture"/>
             <a:graphic>
               <a:graphicData uri="http://schemas.openxmlformats.org/drawingml/2006/picture">
                 <pic:pic>
                   <pic:nvPicPr>
-                    <pic:cNvPr descr="images/MIE_IvorLewisArtboard.png" id="43" name="Picture"/>
+                    <pic:cNvPr descr="images/Eso_Resection1_ai.png" id="40" name="Picture"/>
                     <pic:cNvPicPr>
                       <a:picLocks noChangeArrowheads="1" noChangeAspect="1"/>
                     </pic:cNvPicPr>
                   </pic:nvPicPr>
                   <pic:blipFill>
-                    <a:blip r:embed="rId41"/>
+                    <a:blip r:embed="rId23"/>
                     <a:stretch>
                       <a:fillRect/>
                     </a:stretch>
@@ -1710,22 +1447,179 @@
         </w:drawing>
       </w:r>
     </w:p>
-    <w:bookmarkEnd w:id="44"/>
-    <w:bookmarkStart w:id="48" w:name="X75dbf077c0c9d51f7e6696f0ae5f82085c4ee39"/>
+    <w:p>
+      <w:pPr>
+        <w:pStyle w:val="BodyText"/>
+      </w:pPr>
+      <w:r>
+        <w:drawing>
+          <wp:inline>
+            <wp:extent cx="5334000" cy="5481674"/>
+            <wp:effectExtent b="0" l="0" r="0" t="0"/>
+            <wp:docPr descr="" title="" id="41" name="Picture"/>
+            <a:graphic>
+              <a:graphicData uri="http://schemas.openxmlformats.org/drawingml/2006/picture">
+                <pic:pic>
+                  <pic:nvPicPr>
+                    <pic:cNvPr descr="images/Eso_Resection2_ai.png" id="42" name="Picture"/>
+                    <pic:cNvPicPr>
+                      <a:picLocks noChangeArrowheads="1" noChangeAspect="1"/>
+                    </pic:cNvPicPr>
+                  </pic:nvPicPr>
+                  <pic:blipFill>
+                    <a:blip r:embed="rId27"/>
+                    <a:stretch>
+                      <a:fillRect/>
+                    </a:stretch>
+                  </pic:blipFill>
+                  <pic:spPr bwMode="auto">
+                    <a:xfrm>
+                      <a:off x="0" y="0"/>
+                      <a:ext cx="5334000" cy="5481674"/>
+                    </a:xfrm>
+                    <a:prstGeom prst="rect">
+                      <a:avLst/>
+                    </a:prstGeom>
+                    <a:noFill/>
+                    <a:ln w="9525">
+                      <a:noFill/>
+                      <a:headEnd/>
+                      <a:tailEnd/>
+                    </a:ln>
+                  </pic:spPr>
+                </pic:pic>
+              </a:graphicData>
+            </a:graphic>
+          </wp:inline>
+        </w:drawing>
+      </w:r>
+    </w:p>
+    <w:p>
+      <w:pPr>
+        <w:pStyle w:val="BodyText"/>
+      </w:pPr>
+      <w:r>
+        <w:drawing>
+          <wp:inline>
+            <wp:extent cx="5334000" cy="5481674"/>
+            <wp:effectExtent b="0" l="0" r="0" t="0"/>
+            <wp:docPr descr="" title="" id="43" name="Picture"/>
+            <a:graphic>
+              <a:graphicData uri="http://schemas.openxmlformats.org/drawingml/2006/picture">
+                <pic:pic>
+                  <pic:nvPicPr>
+                    <pic:cNvPr descr="images/Eso_Resection3_ai.png" id="44" name="Picture"/>
+                    <pic:cNvPicPr>
+                      <a:picLocks noChangeArrowheads="1" noChangeAspect="1"/>
+                    </pic:cNvPicPr>
+                  </pic:nvPicPr>
+                  <pic:blipFill>
+                    <a:blip r:embed="rId31"/>
+                    <a:stretch>
+                      <a:fillRect/>
+                    </a:stretch>
+                  </pic:blipFill>
+                  <pic:spPr bwMode="auto">
+                    <a:xfrm>
+                      <a:off x="0" y="0"/>
+                      <a:ext cx="5334000" cy="5481674"/>
+                    </a:xfrm>
+                    <a:prstGeom prst="rect">
+                      <a:avLst/>
+                    </a:prstGeom>
+                    <a:noFill/>
+                    <a:ln w="9525">
+                      <a:noFill/>
+                      <a:headEnd/>
+                      <a:tailEnd/>
+                    </a:ln>
+                  </pic:spPr>
+                </pic:pic>
+              </a:graphicData>
+            </a:graphic>
+          </wp:inline>
+        </w:drawing>
+      </w:r>
+    </w:p>
+    <w:p>
+      <w:pPr>
+        <w:pStyle w:val="BodyText"/>
+      </w:pPr>
+      <w:r>
+        <w:t xml:space="preserve">:::::</w:t>
+      </w:r>
+    </w:p>
+    <w:p>
+      <w:pPr>
+        <w:pStyle w:val="BodyText"/>
+      </w:pPr>
+      <w:r>
+        <w:drawing>
+          <wp:inline>
+            <wp:extent cx="5334000" cy="5478622"/>
+            <wp:effectExtent b="0" l="0" r="0" t="0"/>
+            <wp:docPr descr="" title="" id="45" name="Picture"/>
+            <a:graphic>
+              <a:graphicData uri="http://schemas.openxmlformats.org/drawingml/2006/picture">
+                <pic:pic>
+                  <pic:nvPicPr>
+                    <pic:cNvPr descr="images/Eso_IvorLewis_Anastomosis.png" id="46" name="Picture"/>
+                    <pic:cNvPicPr>
+                      <a:picLocks noChangeArrowheads="1" noChangeAspect="1"/>
+                    </pic:cNvPicPr>
+                  </pic:nvPicPr>
+                  <pic:blipFill>
+                    <a:blip r:embed="rId35"/>
+                    <a:stretch>
+                      <a:fillRect/>
+                    </a:stretch>
+                  </pic:blipFill>
+                  <pic:spPr bwMode="auto">
+                    <a:xfrm>
+                      <a:off x="0" y="0"/>
+                      <a:ext cx="5334000" cy="5478622"/>
+                    </a:xfrm>
+                    <a:prstGeom prst="rect">
+                      <a:avLst/>
+                    </a:prstGeom>
+                    <a:noFill/>
+                    <a:ln w="9525">
+                      <a:noFill/>
+                      <a:headEnd/>
+                      <a:tailEnd/>
+                    </a:ln>
+                  </pic:spPr>
+                </pic:pic>
+              </a:graphicData>
+            </a:graphic>
+          </wp:inline>
+        </w:drawing>
+      </w:r>
+    </w:p>
+    <w:p>
+      <w:pPr>
+        <w:pStyle w:val="BodyText"/>
+      </w:pPr>
+      <w:r>
+        <w:t xml:space="preserve">:::::</w:t>
+      </w:r>
+    </w:p>
+    <w:bookmarkEnd w:id="47"/>
+    <w:bookmarkStart w:id="60" w:name="X81382ef4ca7932abee32956f0984a2bf68ad151"/>
     <w:p>
       <w:pPr>
         <w:pStyle w:val="Heading2"/>
       </w:pPr>
       <w:r>
-        <w:t xml:space="preserve">22 Minimally-invasive Ivor Lewis Esophagectomy</w:t>
-      </w:r>
-    </w:p>
-    <w:p>
-      <w:pPr>
-        <w:pStyle w:val="Compact"/>
-        <w:numPr>
-          <w:ilvl w:val="0"/>
-          <w:numId w:val="1026"/>
+        <w:t xml:space="preserve">20 Minimally-invasive Ivor Lewis Esophagectomy</w:t>
+      </w:r>
+    </w:p>
+    <w:p>
+      <w:pPr>
+        <w:pStyle w:val="Compact"/>
+        <w:numPr>
+          <w:ilvl w:val="0"/>
+          <w:numId w:val="1022"/>
         </w:numPr>
       </w:pPr>
       <w:r>
@@ -1737,7 +1631,7 @@
         <w:pStyle w:val="Compact"/>
         <w:numPr>
           <w:ilvl w:val="0"/>
-          <w:numId w:val="1026"/>
+          <w:numId w:val="1022"/>
         </w:numPr>
       </w:pPr>
       <w:r>
@@ -1749,7 +1643,7 @@
         <w:pStyle w:val="Compact"/>
         <w:numPr>
           <w:ilvl w:val="0"/>
-          <w:numId w:val="1026"/>
+          <w:numId w:val="1022"/>
         </w:numPr>
       </w:pPr>
       <w:r>
@@ -1782,18 +1676,18 @@
           <wp:inline>
             <wp:extent cx="2408607" cy="2475067"/>
             <wp:effectExtent b="0" l="0" r="0" t="0"/>
-            <wp:docPr descr="" title="" id="46" name="Picture"/>
+            <wp:docPr descr="" title="" id="49" name="Picture"/>
             <a:graphic>
               <a:graphicData uri="http://schemas.openxmlformats.org/drawingml/2006/picture">
                 <pic:pic>
                   <pic:nvPicPr>
-                    <pic:cNvPr descr="images/RaMIE_incisions.png" id="47" name="Picture"/>
+                    <pic:cNvPr descr="images/RaMIE_incisions.png" id="50" name="Picture"/>
                     <pic:cNvPicPr>
                       <a:picLocks noChangeArrowheads="1" noChangeAspect="1"/>
                     </pic:cNvPicPr>
                   </pic:nvPicPr>
                   <pic:blipFill>
-                    <a:blip r:embed="rId45"/>
+                    <a:blip r:embed="rId48"/>
                     <a:stretch>
                       <a:fillRect/>
                     </a:stretch>
@@ -1820,32 +1714,6 @@
         </w:drawing>
       </w:r>
     </w:p>
-    <w:bookmarkEnd w:id="48"/>
-    <w:bookmarkStart w:id="52" w:name="open-ivor-lewis"/>
-    <w:p>
-      <w:pPr>
-        <w:pStyle w:val="Heading2"/>
-      </w:pPr>
-      <w:r>
-        <w:t xml:space="preserve">23 Open Ivor Lewis</w:t>
-      </w:r>
-    </w:p>
-    <w:p>
-      <w:pPr>
-        <w:pStyle w:val="FirstParagraph"/>
-      </w:pPr>
-      <w:r>
-        <w:t xml:space="preserve">Mininally-invasive approach feasible in 98% of cases</w:t>
-      </w:r>
-    </w:p>
-    <w:p>
-      <w:pPr>
-        <w:pStyle w:val="BodyText"/>
-      </w:pPr>
-      <w:r>
-        <w:t xml:space="preserve">In some cases, an open approach is still necessary (2%)</w:t>
-      </w:r>
-    </w:p>
     <w:p>
       <w:pPr>
         <w:pStyle w:val="BodyText"/>
@@ -1855,18 +1723,18 @@
           <wp:inline>
             <wp:extent cx="5334000" cy="5481674"/>
             <wp:effectExtent b="0" l="0" r="0" t="0"/>
-            <wp:docPr descr="" title="" id="50" name="Picture"/>
+            <wp:docPr descr="" title="" id="52" name="Picture"/>
             <a:graphic>
               <a:graphicData uri="http://schemas.openxmlformats.org/drawingml/2006/picture">
                 <pic:pic>
                   <pic:nvPicPr>
-                    <pic:cNvPr descr="images/IvorLewisArtboard.png" id="51" name="Picture"/>
+                    <pic:cNvPr descr="images/MIE_IvorLewisArtboard.png" id="53" name="Picture"/>
                     <pic:cNvPicPr>
                       <a:picLocks noChangeArrowheads="1" noChangeAspect="1"/>
                     </pic:cNvPicPr>
                   </pic:nvPicPr>
                   <pic:blipFill>
-                    <a:blip r:embed="rId49"/>
+                    <a:blip r:embed="rId51"/>
                     <a:stretch>
                       <a:fillRect/>
                     </a:stretch>
@@ -1893,32 +1761,6 @@
         </w:drawing>
       </w:r>
     </w:p>
-    <w:bookmarkEnd w:id="52"/>
-    <w:bookmarkStart w:id="56" w:name="total-esophagectomy"/>
-    <w:p>
-      <w:pPr>
-        <w:pStyle w:val="Heading2"/>
-      </w:pPr>
-      <w:r>
-        <w:t xml:space="preserve">24 Total Esophagectomy</w:t>
-      </w:r>
-    </w:p>
-    <w:p>
-      <w:pPr>
-        <w:pStyle w:val="FirstParagraph"/>
-      </w:pPr>
-      <w:r>
-        <w:t xml:space="preserve">For patients with tumors in the upper esophagus, we need to remove more of the esophagus</w:t>
-      </w:r>
-    </w:p>
-    <w:p>
-      <w:pPr>
-        <w:pStyle w:val="BodyText"/>
-      </w:pPr>
-      <w:r>
-        <w:t xml:space="preserve">We need to remove the whole esophagus, including the portion in the neck</w:t>
-      </w:r>
-    </w:p>
     <w:p>
       <w:pPr>
         <w:pStyle w:val="BodyText"/>
@@ -1926,20 +1768,140 @@
       <w:r>
         <w:drawing>
           <wp:inline>
-            <wp:extent cx="5334000" cy="5481674"/>
+            <wp:extent cx="5334000" cy="4000500"/>
             <wp:effectExtent b="0" l="0" r="0" t="0"/>
-            <wp:docPr descr="" title="" id="54" name="Picture"/>
+            <wp:docPr descr="" title="" id="55" name="Picture"/>
             <a:graphic>
               <a:graphicData uri="http://schemas.openxmlformats.org/drawingml/2006/picture">
                 <pic:pic>
                   <pic:nvPicPr>
-                    <pic:cNvPr descr="images/Eso_ProxTumorArtboard.png" id="55" name="Picture"/>
+                    <pic:cNvPr descr="images/mie_abd.png" id="56" name="Picture"/>
                     <pic:cNvPicPr>
                       <a:picLocks noChangeArrowheads="1" noChangeAspect="1"/>
                     </pic:cNvPicPr>
                   </pic:nvPicPr>
                   <pic:blipFill>
-                    <a:blip r:embed="rId53"/>
+                    <a:blip r:embed="rId54"/>
+                    <a:stretch>
+                      <a:fillRect/>
+                    </a:stretch>
+                  </pic:blipFill>
+                  <pic:spPr bwMode="auto">
+                    <a:xfrm>
+                      <a:off x="0" y="0"/>
+                      <a:ext cx="5334000" cy="4000500"/>
+                    </a:xfrm>
+                    <a:prstGeom prst="rect">
+                      <a:avLst/>
+                    </a:prstGeom>
+                    <a:noFill/>
+                    <a:ln w="9525">
+                      <a:noFill/>
+                      <a:headEnd/>
+                      <a:tailEnd/>
+                    </a:ln>
+                  </pic:spPr>
+                </pic:pic>
+              </a:graphicData>
+            </a:graphic>
+          </wp:inline>
+        </w:drawing>
+      </w:r>
+    </w:p>
+    <w:p>
+      <w:pPr>
+        <w:pStyle w:val="BodyText"/>
+      </w:pPr>
+      <w:r>
+        <w:drawing>
+          <wp:inline>
+            <wp:extent cx="5334000" cy="4000500"/>
+            <wp:effectExtent b="0" l="0" r="0" t="0"/>
+            <wp:docPr descr="" title="" id="58" name="Picture"/>
+            <a:graphic>
+              <a:graphicData uri="http://schemas.openxmlformats.org/drawingml/2006/picture">
+                <pic:pic>
+                  <pic:nvPicPr>
+                    <pic:cNvPr descr="images/mie_chest.png" id="59" name="Picture"/>
+                    <pic:cNvPicPr>
+                      <a:picLocks noChangeArrowheads="1" noChangeAspect="1"/>
+                    </pic:cNvPicPr>
+                  </pic:nvPicPr>
+                  <pic:blipFill>
+                    <a:blip r:embed="rId57"/>
+                    <a:stretch>
+                      <a:fillRect/>
+                    </a:stretch>
+                  </pic:blipFill>
+                  <pic:spPr bwMode="auto">
+                    <a:xfrm>
+                      <a:off x="0" y="0"/>
+                      <a:ext cx="5334000" cy="4000500"/>
+                    </a:xfrm>
+                    <a:prstGeom prst="rect">
+                      <a:avLst/>
+                    </a:prstGeom>
+                    <a:noFill/>
+                    <a:ln w="9525">
+                      <a:noFill/>
+                      <a:headEnd/>
+                      <a:tailEnd/>
+                    </a:ln>
+                  </pic:spPr>
+                </pic:pic>
+              </a:graphicData>
+            </a:graphic>
+          </wp:inline>
+        </w:drawing>
+      </w:r>
+    </w:p>
+    <w:bookmarkEnd w:id="60"/>
+    <w:bookmarkStart w:id="64" w:name="open-ivor-lewis"/>
+    <w:p>
+      <w:pPr>
+        <w:pStyle w:val="Heading2"/>
+      </w:pPr>
+      <w:r>
+        <w:t xml:space="preserve">21 Open Ivor Lewis</w:t>
+      </w:r>
+    </w:p>
+    <w:p>
+      <w:pPr>
+        <w:pStyle w:val="FirstParagraph"/>
+      </w:pPr>
+      <w:r>
+        <w:t xml:space="preserve">Mininally-invasive approach feasible in 98% of cases</w:t>
+      </w:r>
+    </w:p>
+    <w:p>
+      <w:pPr>
+        <w:pStyle w:val="BodyText"/>
+      </w:pPr>
+      <w:r>
+        <w:t xml:space="preserve">In some cases, an open approach is still necessary (2%)</w:t>
+      </w:r>
+    </w:p>
+    <w:p>
+      <w:pPr>
+        <w:pStyle w:val="BodyText"/>
+      </w:pPr>
+      <w:r>
+        <w:drawing>
+          <wp:inline>
+            <wp:extent cx="5334000" cy="5481674"/>
+            <wp:effectExtent b="0" l="0" r="0" t="0"/>
+            <wp:docPr descr="" title="" id="62" name="Picture"/>
+            <a:graphic>
+              <a:graphicData uri="http://schemas.openxmlformats.org/drawingml/2006/picture">
+                <pic:pic>
+                  <pic:nvPicPr>
+                    <pic:cNvPr descr="images/IvorLewisArtboard.png" id="63" name="Picture"/>
+                    <pic:cNvPicPr>
+                      <a:picLocks noChangeArrowheads="1" noChangeAspect="1"/>
+                    </pic:cNvPicPr>
+                  </pic:nvPicPr>
+                  <pic:blipFill>
+                    <a:blip r:embed="rId61"/>
                     <a:stretch>
                       <a:fillRect/>
                     </a:stretch>
@@ -1966,37 +1928,53 @@
         </w:drawing>
       </w:r>
     </w:p>
-    <w:bookmarkEnd w:id="56"/>
-    <w:bookmarkStart w:id="63" w:name="mckeown-esophagectomy"/>
+    <w:bookmarkEnd w:id="64"/>
+    <w:bookmarkStart w:id="68" w:name="total-esophagectomy"/>
     <w:p>
       <w:pPr>
         <w:pStyle w:val="Heading2"/>
       </w:pPr>
       <w:r>
-        <w:t xml:space="preserve">25 McKeown Esophagectomy</w:t>
+        <w:t xml:space="preserve">22 Total Esophagectomy</w:t>
       </w:r>
     </w:p>
     <w:p>
       <w:pPr>
         <w:pStyle w:val="FirstParagraph"/>
+      </w:pPr>
+      <w:r>
+        <w:t xml:space="preserve">For patients with tumors in the upper esophagus, we need to remove more of the esophagus</w:t>
+      </w:r>
+    </w:p>
+    <w:p>
+      <w:pPr>
+        <w:pStyle w:val="BodyText"/>
+      </w:pPr>
+      <w:r>
+        <w:t xml:space="preserve">We need to remove the whole esophagus, including the portion in the neck</w:t>
+      </w:r>
+    </w:p>
+    <w:p>
+      <w:pPr>
+        <w:pStyle w:val="BodyText"/>
       </w:pPr>
       <w:r>
         <w:drawing>
           <wp:inline>
             <wp:extent cx="5334000" cy="5481674"/>
             <wp:effectExtent b="0" l="0" r="0" t="0"/>
-            <wp:docPr descr="" title="" id="58" name="Picture"/>
+            <wp:docPr descr="" title="" id="66" name="Picture"/>
             <a:graphic>
               <a:graphicData uri="http://schemas.openxmlformats.org/drawingml/2006/picture">
                 <pic:pic>
                   <pic:nvPicPr>
-                    <pic:cNvPr descr="images/Eso_ResectionTotalArtboard.png" id="59" name="Picture"/>
+                    <pic:cNvPr descr="images/Eso_ProxTumorArtboard.png" id="67" name="Picture"/>
                     <pic:cNvPicPr>
                       <a:picLocks noChangeArrowheads="1" noChangeAspect="1"/>
                     </pic:cNvPicPr>
                   </pic:nvPicPr>
                   <pic:blipFill>
-                    <a:blip r:embed="rId57"/>
+                    <a:blip r:embed="rId65"/>
                     <a:stretch>
                       <a:fillRect/>
                     </a:stretch>
@@ -2022,34 +2000,38 @@
           </wp:inline>
         </w:drawing>
       </w:r>
-      <w:r>
-        <w:t xml:space="preserve"> </w:t>
-      </w:r>
-      <w:r>
-        <w:t xml:space="preserve">All of esophagus removed</w:t>
-      </w:r>
-    </w:p>
-    <w:p>
-      <w:pPr>
-        <w:pStyle w:val="BodyText"/>
+    </w:p>
+    <w:bookmarkEnd w:id="68"/>
+    <w:bookmarkStart w:id="75" w:name="mckeown-esophagectomy"/>
+    <w:p>
+      <w:pPr>
+        <w:pStyle w:val="Heading2"/>
+      </w:pPr>
+      <w:r>
+        <w:t xml:space="preserve">23 McKeown Esophagectomy</w:t>
+      </w:r>
+    </w:p>
+    <w:p>
+      <w:pPr>
+        <w:pStyle w:val="FirstParagraph"/>
       </w:pPr>
       <w:r>
         <w:drawing>
           <wp:inline>
             <wp:extent cx="5334000" cy="5481674"/>
             <wp:effectExtent b="0" l="0" r="0" t="0"/>
-            <wp:docPr descr="" title="" id="61" name="Picture"/>
+            <wp:docPr descr="" title="" id="70" name="Picture"/>
             <a:graphic>
               <a:graphicData uri="http://schemas.openxmlformats.org/drawingml/2006/picture">
                 <pic:pic>
                   <pic:nvPicPr>
-                    <pic:cNvPr descr="images/Eso_MIE_McKeownArtboard.png" id="62" name="Picture"/>
+                    <pic:cNvPr descr="images/Eso_ResectionTotalArtboard.png" id="71" name="Picture"/>
                     <pic:cNvPicPr>
                       <a:picLocks noChangeArrowheads="1" noChangeAspect="1"/>
                     </pic:cNvPicPr>
                   </pic:nvPicPr>
                   <pic:blipFill>
-                    <a:blip r:embed="rId60"/>
+                    <a:blip r:embed="rId69"/>
                     <a:stretch>
                       <a:fillRect/>
                     </a:stretch>
@@ -2079,75 +2061,7 @@
         <w:t xml:space="preserve"> </w:t>
       </w:r>
       <w:r>
-        <w:t xml:space="preserve">Connection made in the neck</w:t>
-      </w:r>
-    </w:p>
-    <w:bookmarkEnd w:id="63"/>
-    <w:bookmarkStart w:id="64" w:name="risks-of-esophagectomy"/>
-    <w:p>
-      <w:pPr>
-        <w:pStyle w:val="Heading2"/>
-      </w:pPr>
-      <w:r>
-        <w:t xml:space="preserve">26 Risks of Esophagectomy</w:t>
-      </w:r>
-    </w:p>
-    <w:p>
-      <w:pPr>
-        <w:pStyle w:val="FirstParagraph"/>
-      </w:pPr>
-      <w:r>
-        <w:t xml:space="preserve">Esophagectomy is a complex operation, with a real risk of complications.</w:t>
-      </w:r>
-    </w:p>
-    <w:p>
-      <w:pPr>
-        <w:pStyle w:val="BodyText"/>
-      </w:pPr>
-      <w:r>
-        <w:t xml:space="preserve">Two significant complications:</w:t>
-      </w:r>
-    </w:p>
-    <w:p>
-      <w:pPr>
-        <w:pStyle w:val="Compact"/>
-        <w:numPr>
-          <w:ilvl w:val="0"/>
-          <w:numId w:val="1027"/>
-        </w:numPr>
-      </w:pPr>
-      <w:r>
-        <w:t xml:space="preserve">Anastomotic leak</w:t>
-      </w:r>
-    </w:p>
-    <w:p>
-      <w:pPr>
-        <w:pStyle w:val="Compact"/>
-        <w:numPr>
-          <w:ilvl w:val="0"/>
-          <w:numId w:val="1027"/>
-        </w:numPr>
-      </w:pPr>
-      <w:r>
-        <w:t xml:space="preserve">Pneumonia</w:t>
-      </w:r>
-    </w:p>
-    <w:bookmarkEnd w:id="64"/>
-    <w:bookmarkStart w:id="67" w:name="anastomotic-leak"/>
-    <w:p>
-      <w:pPr>
-        <w:pStyle w:val="Heading2"/>
-      </w:pPr>
-      <w:r>
-        <w:t xml:space="preserve">27 Anastomotic Leak</w:t>
-      </w:r>
-    </w:p>
-    <w:p>
-      <w:pPr>
-        <w:pStyle w:val="FirstParagraph"/>
-      </w:pPr>
-      <w:r>
-        <w:t xml:space="preserve">The anastomosis is surgical connection between the esophagus and the stomach.</w:t>
+        <w:t xml:space="preserve">All of esophagus removed</w:t>
       </w:r>
     </w:p>
     <w:p>
@@ -2157,20 +2071,141 @@
       <w:r>
         <w:drawing>
           <wp:inline>
-            <wp:extent cx="5334000" cy="5478622"/>
+            <wp:extent cx="5334000" cy="5481674"/>
             <wp:effectExtent b="0" l="0" r="0" t="0"/>
-            <wp:docPr descr="" title="" id="65" name="Picture"/>
+            <wp:docPr descr="" title="" id="73" name="Picture"/>
             <a:graphic>
               <a:graphicData uri="http://schemas.openxmlformats.org/drawingml/2006/picture">
                 <pic:pic>
                   <pic:nvPicPr>
-                    <pic:cNvPr descr="images/Eso_IvorLewis_Anastomosis.png" id="66" name="Picture"/>
+                    <pic:cNvPr descr="images/Eso_MIE_McKeownArtboard.png" id="74" name="Picture"/>
                     <pic:cNvPicPr>
                       <a:picLocks noChangeArrowheads="1" noChangeAspect="1"/>
                     </pic:cNvPicPr>
                   </pic:nvPicPr>
                   <pic:blipFill>
-                    <a:blip r:embed="rId37"/>
+                    <a:blip r:embed="rId72"/>
+                    <a:stretch>
+                      <a:fillRect/>
+                    </a:stretch>
+                  </pic:blipFill>
+                  <pic:spPr bwMode="auto">
+                    <a:xfrm>
+                      <a:off x="0" y="0"/>
+                      <a:ext cx="5334000" cy="5481674"/>
+                    </a:xfrm>
+                    <a:prstGeom prst="rect">
+                      <a:avLst/>
+                    </a:prstGeom>
+                    <a:noFill/>
+                    <a:ln w="9525">
+                      <a:noFill/>
+                      <a:headEnd/>
+                      <a:tailEnd/>
+                    </a:ln>
+                  </pic:spPr>
+                </pic:pic>
+              </a:graphicData>
+            </a:graphic>
+          </wp:inline>
+        </w:drawing>
+      </w:r>
+      <w:r>
+        <w:t xml:space="preserve"> </w:t>
+      </w:r>
+      <w:r>
+        <w:t xml:space="preserve">Connection made in the neck</w:t>
+      </w:r>
+    </w:p>
+    <w:bookmarkEnd w:id="75"/>
+    <w:bookmarkStart w:id="76" w:name="risks-of-esophagectomy"/>
+    <w:p>
+      <w:pPr>
+        <w:pStyle w:val="Heading2"/>
+      </w:pPr>
+      <w:r>
+        <w:t xml:space="preserve">24 Risks of Esophagectomy</w:t>
+      </w:r>
+    </w:p>
+    <w:p>
+      <w:pPr>
+        <w:pStyle w:val="FirstParagraph"/>
+      </w:pPr>
+      <w:r>
+        <w:t xml:space="preserve">Esophagectomy is a complex operation, with a real risk of complications.</w:t>
+      </w:r>
+    </w:p>
+    <w:p>
+      <w:pPr>
+        <w:pStyle w:val="BodyText"/>
+      </w:pPr>
+      <w:r>
+        <w:t xml:space="preserve">Two significant complications:</w:t>
+      </w:r>
+    </w:p>
+    <w:p>
+      <w:pPr>
+        <w:pStyle w:val="Compact"/>
+        <w:numPr>
+          <w:ilvl w:val="0"/>
+          <w:numId w:val="1023"/>
+        </w:numPr>
+      </w:pPr>
+      <w:r>
+        <w:t xml:space="preserve">Anastomotic leak</w:t>
+      </w:r>
+    </w:p>
+    <w:p>
+      <w:pPr>
+        <w:pStyle w:val="Compact"/>
+        <w:numPr>
+          <w:ilvl w:val="0"/>
+          <w:numId w:val="1023"/>
+        </w:numPr>
+      </w:pPr>
+      <w:r>
+        <w:t xml:space="preserve">Pneumonia</w:t>
+      </w:r>
+    </w:p>
+    <w:bookmarkEnd w:id="76"/>
+    <w:bookmarkStart w:id="79" w:name="anastomotic-leak"/>
+    <w:p>
+      <w:pPr>
+        <w:pStyle w:val="Heading2"/>
+      </w:pPr>
+      <w:r>
+        <w:t xml:space="preserve">25 Anastomotic Leak</w:t>
+      </w:r>
+    </w:p>
+    <w:p>
+      <w:pPr>
+        <w:pStyle w:val="FirstParagraph"/>
+      </w:pPr>
+      <w:r>
+        <w:t xml:space="preserve">The anastomosis is surgical connection between the esophagus and the stomach.</w:t>
+      </w:r>
+    </w:p>
+    <w:p>
+      <w:pPr>
+        <w:pStyle w:val="BodyText"/>
+      </w:pPr>
+      <w:r>
+        <w:drawing>
+          <wp:inline>
+            <wp:extent cx="5334000" cy="5478622"/>
+            <wp:effectExtent b="0" l="0" r="0" t="0"/>
+            <wp:docPr descr="" title="" id="77" name="Picture"/>
+            <a:graphic>
+              <a:graphicData uri="http://schemas.openxmlformats.org/drawingml/2006/picture">
+                <pic:pic>
+                  <pic:nvPicPr>
+                    <pic:cNvPr descr="images/Eso_IvorLewis_Anastomosis.png" id="78" name="Picture"/>
+                    <pic:cNvPicPr>
+                      <a:picLocks noChangeArrowheads="1" noChangeAspect="1"/>
+                    </pic:cNvPicPr>
+                  </pic:nvPicPr>
+                  <pic:blipFill>
+                    <a:blip r:embed="rId35"/>
                     <a:stretch>
                       <a:fillRect/>
                     </a:stretch>
@@ -2197,14 +2232,14 @@
         </w:drawing>
       </w:r>
     </w:p>
-    <w:bookmarkEnd w:id="67"/>
-    <w:bookmarkStart w:id="71" w:name="anastomotic-leak-1"/>
+    <w:bookmarkEnd w:id="79"/>
+    <w:bookmarkStart w:id="83" w:name="anastomotic-leak-1"/>
     <w:p>
       <w:pPr>
         <w:pStyle w:val="Heading2"/>
       </w:pPr>
       <w:r>
-        <w:t xml:space="preserve">28 Anastomotic Leak</w:t>
+        <w:t xml:space="preserve">26 Anastomotic Leak</w:t>
       </w:r>
     </w:p>
     <w:p>
@@ -2220,7 +2255,7 @@
         <w:pStyle w:val="Compact"/>
         <w:numPr>
           <w:ilvl w:val="0"/>
-          <w:numId w:val="1028"/>
+          <w:numId w:val="1024"/>
         </w:numPr>
       </w:pPr>
       <w:r>
@@ -2232,7 +2267,7 @@
         <w:pStyle w:val="Compact"/>
         <w:numPr>
           <w:ilvl w:val="0"/>
-          <w:numId w:val="1028"/>
+          <w:numId w:val="1024"/>
         </w:numPr>
       </w:pPr>
       <w:r>
@@ -2244,7 +2279,7 @@
         <w:pStyle w:val="Compact"/>
         <w:numPr>
           <w:ilvl w:val="0"/>
-          <w:numId w:val="1028"/>
+          <w:numId w:val="1024"/>
         </w:numPr>
       </w:pPr>
       <w:r>
@@ -2260,18 +2295,18 @@
           <wp:inline>
             <wp:extent cx="5334000" cy="5478622"/>
             <wp:effectExtent b="0" l="0" r="0" t="0"/>
-            <wp:docPr descr="" title="" id="69" name="Picture"/>
+            <wp:docPr descr="" title="" id="81" name="Picture"/>
             <a:graphic>
               <a:graphicData uri="http://schemas.openxmlformats.org/drawingml/2006/picture">
                 <pic:pic>
                   <pic:nvPicPr>
-                    <pic:cNvPr descr="images/Eso_IvorLewis_Leak.png" id="70" name="Picture"/>
+                    <pic:cNvPr descr="images/Eso_IvorLewis_Leak.png" id="82" name="Picture"/>
                     <pic:cNvPicPr>
                       <a:picLocks noChangeArrowheads="1" noChangeAspect="1"/>
                     </pic:cNvPicPr>
                   </pic:nvPicPr>
                   <pic:blipFill>
-                    <a:blip r:embed="rId68"/>
+                    <a:blip r:embed="rId80"/>
                     <a:stretch>
                       <a:fillRect/>
                     </a:stretch>
@@ -2298,14 +2333,14 @@
         </w:drawing>
       </w:r>
     </w:p>
-    <w:bookmarkEnd w:id="71"/>
-    <w:bookmarkStart w:id="74" w:name="anastomotic-leak-2"/>
+    <w:bookmarkEnd w:id="83"/>
+    <w:bookmarkStart w:id="86" w:name="anastomotic-leak-2"/>
     <w:p>
       <w:pPr>
         <w:pStyle w:val="Heading2"/>
       </w:pPr>
       <w:r>
-        <w:t xml:space="preserve">29 Anastomotic Leak</w:t>
+        <w:t xml:space="preserve">27 Anastomotic Leak</w:t>
       </w:r>
     </w:p>
     <w:p>
@@ -2321,7 +2356,7 @@
         <w:pStyle w:val="Compact"/>
         <w:numPr>
           <w:ilvl w:val="0"/>
-          <w:numId w:val="1029"/>
+          <w:numId w:val="1025"/>
         </w:numPr>
       </w:pPr>
       <w:r>
@@ -2333,7 +2368,7 @@
         <w:pStyle w:val="Compact"/>
         <w:numPr>
           <w:ilvl w:val="0"/>
-          <w:numId w:val="1029"/>
+          <w:numId w:val="1025"/>
         </w:numPr>
       </w:pPr>
       <w:r>
@@ -2345,7 +2380,7 @@
         <w:pStyle w:val="Compact"/>
         <w:numPr>
           <w:ilvl w:val="0"/>
-          <w:numId w:val="1029"/>
+          <w:numId w:val="1025"/>
         </w:numPr>
       </w:pPr>
       <w:r>
@@ -2361,18 +2396,18 @@
           <wp:inline>
             <wp:extent cx="5334000" cy="5478622"/>
             <wp:effectExtent b="0" l="0" r="0" t="0"/>
-            <wp:docPr descr="" title="" id="72" name="Picture"/>
+            <wp:docPr descr="" title="" id="84" name="Picture"/>
             <a:graphic>
               <a:graphicData uri="http://schemas.openxmlformats.org/drawingml/2006/picture">
                 <pic:pic>
                   <pic:nvPicPr>
-                    <pic:cNvPr descr="images/Eso_IvorLewis_Leak.png" id="73" name="Picture"/>
+                    <pic:cNvPr descr="images/Eso_IvorLewis_Leak.png" id="85" name="Picture"/>
                     <pic:cNvPicPr>
                       <a:picLocks noChangeArrowheads="1" noChangeAspect="1"/>
                     </pic:cNvPicPr>
                   </pic:nvPicPr>
                   <pic:blipFill>
-                    <a:blip r:embed="rId68"/>
+                    <a:blip r:embed="rId80"/>
                     <a:stretch>
                       <a:fillRect/>
                     </a:stretch>
@@ -2399,14 +2434,14 @@
         </w:drawing>
       </w:r>
     </w:p>
-    <w:bookmarkEnd w:id="74"/>
-    <w:bookmarkStart w:id="77" w:name="anastomotic-leak-3"/>
+    <w:bookmarkEnd w:id="86"/>
+    <w:bookmarkStart w:id="89" w:name="anastomotic-leak-3"/>
     <w:p>
       <w:pPr>
         <w:pStyle w:val="Heading2"/>
       </w:pPr>
       <w:r>
-        <w:t xml:space="preserve">30 Anastomotic Leak</w:t>
+        <w:t xml:space="preserve">28 Anastomotic Leak</w:t>
       </w:r>
     </w:p>
     <w:p>
@@ -2422,7 +2457,7 @@
         <w:pStyle w:val="Compact"/>
         <w:numPr>
           <w:ilvl w:val="0"/>
-          <w:numId w:val="1030"/>
+          <w:numId w:val="1026"/>
         </w:numPr>
       </w:pPr>
       <w:r>
@@ -2434,7 +2469,7 @@
         <w:pStyle w:val="Compact"/>
         <w:numPr>
           <w:ilvl w:val="0"/>
-          <w:numId w:val="1030"/>
+          <w:numId w:val="1026"/>
         </w:numPr>
       </w:pPr>
       <w:r>
@@ -2446,7 +2481,7 @@
         <w:pStyle w:val="Compact"/>
         <w:numPr>
           <w:ilvl w:val="0"/>
-          <w:numId w:val="1030"/>
+          <w:numId w:val="1026"/>
         </w:numPr>
       </w:pPr>
       <w:r>
@@ -2462,18 +2497,18 @@
           <wp:inline>
             <wp:extent cx="5334000" cy="5478622"/>
             <wp:effectExtent b="0" l="0" r="0" t="0"/>
-            <wp:docPr descr="" title="" id="75" name="Picture"/>
+            <wp:docPr descr="" title="" id="87" name="Picture"/>
             <a:graphic>
               <a:graphicData uri="http://schemas.openxmlformats.org/drawingml/2006/picture">
                 <pic:pic>
                   <pic:nvPicPr>
-                    <pic:cNvPr descr="images/Eso_IvorLewis_Leak.png" id="76" name="Picture"/>
+                    <pic:cNvPr descr="images/Eso_IvorLewis_Leak.png" id="88" name="Picture"/>
                     <pic:cNvPicPr>
                       <a:picLocks noChangeArrowheads="1" noChangeAspect="1"/>
                     </pic:cNvPicPr>
                   </pic:nvPicPr>
                   <pic:blipFill>
-                    <a:blip r:embed="rId68"/>
+                    <a:blip r:embed="rId80"/>
                     <a:stretch>
                       <a:fillRect/>
                     </a:stretch>
@@ -2500,21 +2535,21 @@
         </w:drawing>
       </w:r>
     </w:p>
-    <w:bookmarkEnd w:id="77"/>
-    <w:bookmarkStart w:id="81" w:name="pneumonia"/>
+    <w:bookmarkEnd w:id="89"/>
+    <w:bookmarkStart w:id="93" w:name="pneumonia"/>
     <w:p>
       <w:pPr>
         <w:pStyle w:val="Heading2"/>
       </w:pPr>
       <w:r>
-        <w:t xml:space="preserve">31 Pneumonia</w:t>
-      </w:r>
-    </w:p>
-    <w:p>
-      <w:pPr>
-        <w:numPr>
-          <w:ilvl w:val="0"/>
-          <w:numId w:val="1031"/>
+        <w:t xml:space="preserve">29 Pneumonia</w:t>
+      </w:r>
+    </w:p>
+    <w:p>
+      <w:pPr>
+        <w:numPr>
+          <w:ilvl w:val="0"/>
+          <w:numId w:val="1027"/>
         </w:numPr>
       </w:pPr>
       <w:r>
@@ -2525,7 +2560,7 @@
       <w:pPr>
         <w:numPr>
           <w:ilvl w:val="0"/>
-          <w:numId w:val="1031"/>
+          <w:numId w:val="1027"/>
         </w:numPr>
       </w:pPr>
       <w:r>
@@ -2536,7 +2571,7 @@
       <w:pPr>
         <w:numPr>
           <w:ilvl w:val="0"/>
-          <w:numId w:val="1031"/>
+          <w:numId w:val="1027"/>
         </w:numPr>
       </w:pPr>
       <w:r>
@@ -2552,18 +2587,18 @@
           <wp:inline>
             <wp:extent cx="5334000" cy="5481674"/>
             <wp:effectExtent b="0" l="0" r="0" t="0"/>
-            <wp:docPr descr="" title="" id="79" name="Picture"/>
+            <wp:docPr descr="" title="" id="91" name="Picture"/>
             <a:graphic>
               <a:graphicData uri="http://schemas.openxmlformats.org/drawingml/2006/picture">
                 <pic:pic>
                   <pic:nvPicPr>
-                    <pic:cNvPr descr="images/Eso_LungsArtboard.png" id="80" name="Picture"/>
+                    <pic:cNvPr descr="images/Eso_LungsArtboard.png" id="92" name="Picture"/>
                     <pic:cNvPicPr>
                       <a:picLocks noChangeArrowheads="1" noChangeAspect="1"/>
                     </pic:cNvPicPr>
                   </pic:nvPicPr>
                   <pic:blipFill>
-                    <a:blip r:embed="rId78"/>
+                    <a:blip r:embed="rId90"/>
                     <a:stretch>
                       <a:fillRect/>
                     </a:stretch>
@@ -2590,14 +2625,14 @@
         </w:drawing>
       </w:r>
     </w:p>
-    <w:bookmarkEnd w:id="81"/>
-    <w:bookmarkStart w:id="82" w:name="preventing-pneumonia"/>
+    <w:bookmarkEnd w:id="93"/>
+    <w:bookmarkStart w:id="94" w:name="preventing-pneumonia"/>
     <w:p>
       <w:pPr>
         <w:pStyle w:val="Heading2"/>
       </w:pPr>
       <w:r>
-        <w:t xml:space="preserve">32 Preventing Pneumonia</w:t>
+        <w:t xml:space="preserve">30 Preventing Pneumonia</w:t>
       </w:r>
     </w:p>
     <w:p>
@@ -2613,349 +2648,245 @@
         <w:pStyle w:val="Compact"/>
         <w:numPr>
           <w:ilvl w:val="0"/>
+          <w:numId w:val="1028"/>
+        </w:numPr>
+      </w:pPr>
+      <w:r>
+        <w:t xml:space="preserve">Deep breathing</w:t>
+      </w:r>
+    </w:p>
+    <w:p>
+      <w:pPr>
+        <w:pStyle w:val="Compact"/>
+        <w:numPr>
+          <w:ilvl w:val="0"/>
+          <w:numId w:val="1028"/>
+        </w:numPr>
+      </w:pPr>
+      <w:r>
+        <w:t xml:space="preserve">Coughing</w:t>
+      </w:r>
+    </w:p>
+    <w:p>
+      <w:pPr>
+        <w:pStyle w:val="Compact"/>
+        <w:numPr>
+          <w:ilvl w:val="0"/>
+          <w:numId w:val="1028"/>
+        </w:numPr>
+      </w:pPr>
+      <w:r>
+        <w:t xml:space="preserve">Walking</w:t>
+      </w:r>
+    </w:p>
+    <w:p>
+      <w:pPr>
+        <w:pStyle w:val="FirstParagraph"/>
+      </w:pPr>
+      <w:r>
+        <w:t xml:space="preserve">After surgery, this means:</w:t>
+      </w:r>
+    </w:p>
+    <w:p>
+      <w:pPr>
+        <w:pStyle w:val="Compact"/>
+        <w:numPr>
+          <w:ilvl w:val="0"/>
+          <w:numId w:val="1029"/>
+        </w:numPr>
+      </w:pPr>
+      <w:r>
+        <w:t xml:space="preserve">Sitting in a chair most of the day</w:t>
+      </w:r>
+    </w:p>
+    <w:p>
+      <w:pPr>
+        <w:pStyle w:val="Compact"/>
+        <w:numPr>
+          <w:ilvl w:val="0"/>
+          <w:numId w:val="1029"/>
+        </w:numPr>
+      </w:pPr>
+      <w:r>
+        <w:t xml:space="preserve">Walking in the halls as soon as possible</w:t>
+      </w:r>
+    </w:p>
+    <w:bookmarkEnd w:id="94"/>
+    <w:bookmarkStart w:id="95" w:name="risks-of-surgery"/>
+    <w:p>
+      <w:pPr>
+        <w:pStyle w:val="Heading2"/>
+      </w:pPr>
+      <w:r>
+        <w:t xml:space="preserve">31 Risks of Surgery</w:t>
+      </w:r>
+    </w:p>
+    <w:p>
+      <w:pPr>
+        <w:pStyle w:val="FirstParagraph"/>
+      </w:pPr>
+      <w:r>
+        <w:t xml:space="preserve">Risks related to anesthesia</w:t>
+      </w:r>
+    </w:p>
+    <w:p>
+      <w:pPr>
+        <w:pStyle w:val="Compact"/>
+        <w:numPr>
+          <w:ilvl w:val="0"/>
+          <w:numId w:val="1030"/>
+        </w:numPr>
+      </w:pPr>
+      <w:r>
+        <w:t xml:space="preserve">Heart attack (5%)</w:t>
+      </w:r>
+    </w:p>
+    <w:p>
+      <w:pPr>
+        <w:pStyle w:val="Compact"/>
+        <w:numPr>
+          <w:ilvl w:val="0"/>
+          <w:numId w:val="1030"/>
+        </w:numPr>
+      </w:pPr>
+      <w:r>
+        <w:t xml:space="preserve">Irregular heart rhythm (15%)</w:t>
+      </w:r>
+    </w:p>
+    <w:p>
+      <w:pPr>
+        <w:pStyle w:val="Compact"/>
+        <w:numPr>
+          <w:ilvl w:val="0"/>
+          <w:numId w:val="1030"/>
+        </w:numPr>
+      </w:pPr>
+      <w:r>
+        <w:t xml:space="preserve">Pneumonia (10%)</w:t>
+      </w:r>
+    </w:p>
+    <w:p>
+      <w:pPr>
+        <w:pStyle w:val="Compact"/>
+        <w:numPr>
+          <w:ilvl w:val="0"/>
+          <w:numId w:val="1030"/>
+        </w:numPr>
+      </w:pPr>
+      <w:r>
+        <w:t xml:space="preserve">Blood clots in legs (&lt;5%)</w:t>
+      </w:r>
+    </w:p>
+    <w:p>
+      <w:pPr>
+        <w:pStyle w:val="Compact"/>
+        <w:numPr>
+          <w:ilvl w:val="0"/>
+          <w:numId w:val="1030"/>
+        </w:numPr>
+      </w:pPr>
+      <w:r>
+        <w:t xml:space="preserve">Pulmonary embolism (2%)</w:t>
+      </w:r>
+    </w:p>
+    <w:bookmarkEnd w:id="95"/>
+    <w:bookmarkStart w:id="96" w:name="risks-of-surgery-1"/>
+    <w:p>
+      <w:pPr>
+        <w:pStyle w:val="Heading2"/>
+      </w:pPr>
+      <w:r>
+        <w:t xml:space="preserve">32 Risks of Surgery</w:t>
+      </w:r>
+    </w:p>
+    <w:p>
+      <w:pPr>
+        <w:pStyle w:val="FirstParagraph"/>
+      </w:pPr>
+      <w:r>
+        <w:t xml:space="preserve">Risks related to Surgery</w:t>
+      </w:r>
+    </w:p>
+    <w:p>
+      <w:pPr>
+        <w:pStyle w:val="Compact"/>
+        <w:numPr>
+          <w:ilvl w:val="0"/>
+          <w:numId w:val="1031"/>
+        </w:numPr>
+      </w:pPr>
+      <w:r>
+        <w:t xml:space="preserve">Anastomotic leak (5%)</w:t>
+      </w:r>
+    </w:p>
+    <w:p>
+      <w:pPr>
+        <w:pStyle w:val="Compact"/>
+        <w:numPr>
+          <w:ilvl w:val="0"/>
+          <w:numId w:val="1031"/>
+        </w:numPr>
+      </w:pPr>
+      <w:r>
+        <w:t xml:space="preserve">Stricture at anastomosis (15%)</w:t>
+      </w:r>
+    </w:p>
+    <w:p>
+      <w:pPr>
+        <w:pStyle w:val="Compact"/>
+        <w:numPr>
+          <w:ilvl w:val="0"/>
+          <w:numId w:val="1031"/>
+        </w:numPr>
+      </w:pPr>
+      <w:r>
+        <w:t xml:space="preserve">Death within 90 days of surgery</w:t>
+      </w:r>
+    </w:p>
+    <w:p>
+      <w:pPr>
+        <w:pStyle w:val="Compact"/>
+        <w:numPr>
+          <w:ilvl w:val="1"/>
           <w:numId w:val="1032"/>
         </w:numPr>
       </w:pPr>
       <w:r>
-        <w:t xml:space="preserve">Deep breathing</w:t>
-      </w:r>
-    </w:p>
-    <w:p>
-      <w:pPr>
-        <w:pStyle w:val="Compact"/>
-        <w:numPr>
-          <w:ilvl w:val="0"/>
+        <w:t xml:space="preserve">Low risk patients = 2%</w:t>
+      </w:r>
+    </w:p>
+    <w:p>
+      <w:pPr>
+        <w:pStyle w:val="Compact"/>
+        <w:numPr>
+          <w:ilvl w:val="1"/>
           <w:numId w:val="1032"/>
         </w:numPr>
       </w:pPr>
       <w:r>
-        <w:t xml:space="preserve">Coughing</w:t>
-      </w:r>
-    </w:p>
-    <w:p>
-      <w:pPr>
-        <w:pStyle w:val="Compact"/>
-        <w:numPr>
-          <w:ilvl w:val="0"/>
+        <w:t xml:space="preserve">Intermediate risk = 10%</w:t>
+      </w:r>
+    </w:p>
+    <w:p>
+      <w:pPr>
+        <w:pStyle w:val="Compact"/>
+        <w:numPr>
+          <w:ilvl w:val="1"/>
           <w:numId w:val="1032"/>
         </w:numPr>
       </w:pPr>
       <w:r>
-        <w:t xml:space="preserve">Walking</w:t>
-      </w:r>
-    </w:p>
-    <w:p>
-      <w:pPr>
-        <w:pStyle w:val="FirstParagraph"/>
-      </w:pPr>
-      <w:r>
-        <w:t xml:space="preserve">After surgery, this means:</w:t>
-      </w:r>
-    </w:p>
-    <w:p>
-      <w:pPr>
-        <w:pStyle w:val="Compact"/>
-        <w:numPr>
-          <w:ilvl w:val="0"/>
-          <w:numId w:val="1033"/>
-        </w:numPr>
-      </w:pPr>
-      <w:r>
-        <w:t xml:space="preserve">Sitting in a chair most of the day</w:t>
-      </w:r>
-    </w:p>
-    <w:p>
-      <w:pPr>
-        <w:pStyle w:val="Compact"/>
-        <w:numPr>
-          <w:ilvl w:val="0"/>
-          <w:numId w:val="1033"/>
-        </w:numPr>
-      </w:pPr>
-      <w:r>
-        <w:t xml:space="preserve">Walking in the halls as soon as possible</w:t>
-      </w:r>
-    </w:p>
-    <w:bookmarkEnd w:id="82"/>
-    <w:bookmarkStart w:id="89" w:name="minimally-invasive-esophagectomy"/>
+        <w:t xml:space="preserve">High risk = 30%</w:t>
+      </w:r>
+    </w:p>
+    <w:bookmarkEnd w:id="96"/>
+    <w:bookmarkStart w:id="97" w:name="risks-of-surgery-2"/>
     <w:p>
       <w:pPr>
         <w:pStyle w:val="Heading2"/>
       </w:pPr>
       <w:r>
-        <w:t xml:space="preserve">33 Minimally-invasive Esophagectomy</w:t>
-      </w:r>
-    </w:p>
-    <w:p>
-      <w:pPr>
-        <w:pStyle w:val="FirstParagraph"/>
-      </w:pPr>
-      <w:r>
-        <w:drawing>
-          <wp:inline>
-            <wp:extent cx="5334000" cy="4000500"/>
-            <wp:effectExtent b="0" l="0" r="0" t="0"/>
-            <wp:docPr descr="" title="" id="84" name="Picture"/>
-            <a:graphic>
-              <a:graphicData uri="http://schemas.openxmlformats.org/drawingml/2006/picture">
-                <pic:pic>
-                  <pic:nvPicPr>
-                    <pic:cNvPr descr="images/mie_abd.png" id="85" name="Picture"/>
-                    <pic:cNvPicPr>
-                      <a:picLocks noChangeArrowheads="1" noChangeAspect="1"/>
-                    </pic:cNvPicPr>
-                  </pic:nvPicPr>
-                  <pic:blipFill>
-                    <a:blip r:embed="rId83"/>
-                    <a:stretch>
-                      <a:fillRect/>
-                    </a:stretch>
-                  </pic:blipFill>
-                  <pic:spPr bwMode="auto">
-                    <a:xfrm>
-                      <a:off x="0" y="0"/>
-                      <a:ext cx="5334000" cy="4000500"/>
-                    </a:xfrm>
-                    <a:prstGeom prst="rect">
-                      <a:avLst/>
-                    </a:prstGeom>
-                    <a:noFill/>
-                    <a:ln w="9525">
-                      <a:noFill/>
-                      <a:headEnd/>
-                      <a:tailEnd/>
-                    </a:ln>
-                  </pic:spPr>
-                </pic:pic>
-              </a:graphicData>
-            </a:graphic>
-          </wp:inline>
-        </w:drawing>
-      </w:r>
-    </w:p>
-    <w:p>
-      <w:pPr>
-        <w:pStyle w:val="BodyText"/>
-      </w:pPr>
-      <w:r>
-        <w:drawing>
-          <wp:inline>
-            <wp:extent cx="5334000" cy="4000500"/>
-            <wp:effectExtent b="0" l="0" r="0" t="0"/>
-            <wp:docPr descr="" title="" id="87" name="Picture"/>
-            <a:graphic>
-              <a:graphicData uri="http://schemas.openxmlformats.org/drawingml/2006/picture">
-                <pic:pic>
-                  <pic:nvPicPr>
-                    <pic:cNvPr descr="images/mie_chest.png" id="88" name="Picture"/>
-                    <pic:cNvPicPr>
-                      <a:picLocks noChangeArrowheads="1" noChangeAspect="1"/>
-                    </pic:cNvPicPr>
-                  </pic:nvPicPr>
-                  <pic:blipFill>
-                    <a:blip r:embed="rId86"/>
-                    <a:stretch>
-                      <a:fillRect/>
-                    </a:stretch>
-                  </pic:blipFill>
-                  <pic:spPr bwMode="auto">
-                    <a:xfrm>
-                      <a:off x="0" y="0"/>
-                      <a:ext cx="5334000" cy="4000500"/>
-                    </a:xfrm>
-                    <a:prstGeom prst="rect">
-                      <a:avLst/>
-                    </a:prstGeom>
-                    <a:noFill/>
-                    <a:ln w="9525">
-                      <a:noFill/>
-                      <a:headEnd/>
-                      <a:tailEnd/>
-                    </a:ln>
-                  </pic:spPr>
-                </pic:pic>
-              </a:graphicData>
-            </a:graphic>
-          </wp:inline>
-        </w:drawing>
-      </w:r>
-    </w:p>
-    <w:bookmarkEnd w:id="89"/>
-    <w:bookmarkStart w:id="90" w:name="risks-of-surgery"/>
-    <w:p>
-      <w:pPr>
-        <w:pStyle w:val="Heading2"/>
-      </w:pPr>
-      <w:r>
-        <w:t xml:space="preserve">34 Risks of Surgery</w:t>
-      </w:r>
-    </w:p>
-    <w:p>
-      <w:pPr>
-        <w:pStyle w:val="FirstParagraph"/>
-      </w:pPr>
-      <w:r>
-        <w:t xml:space="preserve">Risks related to anesthesia</w:t>
-      </w:r>
-    </w:p>
-    <w:p>
-      <w:pPr>
-        <w:pStyle w:val="Compact"/>
-        <w:numPr>
-          <w:ilvl w:val="0"/>
-          <w:numId w:val="1034"/>
-        </w:numPr>
-      </w:pPr>
-      <w:r>
-        <w:t xml:space="preserve">Heart attack (5%)</w:t>
-      </w:r>
-    </w:p>
-    <w:p>
-      <w:pPr>
-        <w:pStyle w:val="Compact"/>
-        <w:numPr>
-          <w:ilvl w:val="0"/>
-          <w:numId w:val="1034"/>
-        </w:numPr>
-      </w:pPr>
-      <w:r>
-        <w:t xml:space="preserve">Irregular heart rhythm (15%)</w:t>
-      </w:r>
-    </w:p>
-    <w:p>
-      <w:pPr>
-        <w:pStyle w:val="Compact"/>
-        <w:numPr>
-          <w:ilvl w:val="0"/>
-          <w:numId w:val="1034"/>
-        </w:numPr>
-      </w:pPr>
-      <w:r>
-        <w:t xml:space="preserve">Pneumonia (10%)</w:t>
-      </w:r>
-    </w:p>
-    <w:p>
-      <w:pPr>
-        <w:pStyle w:val="Compact"/>
-        <w:numPr>
-          <w:ilvl w:val="0"/>
-          <w:numId w:val="1034"/>
-        </w:numPr>
-      </w:pPr>
-      <w:r>
-        <w:t xml:space="preserve">Blood clots in legs (&lt;5%)</w:t>
-      </w:r>
-    </w:p>
-    <w:p>
-      <w:pPr>
-        <w:pStyle w:val="Compact"/>
-        <w:numPr>
-          <w:ilvl w:val="0"/>
-          <w:numId w:val="1034"/>
-        </w:numPr>
-      </w:pPr>
-      <w:r>
-        <w:t xml:space="preserve">Pulmonary embolism (2%)</w:t>
-      </w:r>
-    </w:p>
-    <w:bookmarkEnd w:id="90"/>
-    <w:bookmarkStart w:id="91" w:name="risks-of-surgery-1"/>
-    <w:p>
-      <w:pPr>
-        <w:pStyle w:val="Heading2"/>
-      </w:pPr>
-      <w:r>
-        <w:t xml:space="preserve">35 Risks of Surgery</w:t>
-      </w:r>
-    </w:p>
-    <w:p>
-      <w:pPr>
-        <w:pStyle w:val="FirstParagraph"/>
-      </w:pPr>
-      <w:r>
-        <w:t xml:space="preserve">Risks related to Surgery</w:t>
-      </w:r>
-    </w:p>
-    <w:p>
-      <w:pPr>
-        <w:pStyle w:val="Compact"/>
-        <w:numPr>
-          <w:ilvl w:val="0"/>
-          <w:numId w:val="1035"/>
-        </w:numPr>
-      </w:pPr>
-      <w:r>
-        <w:t xml:space="preserve">Anastomotic leak (5%)</w:t>
-      </w:r>
-    </w:p>
-    <w:p>
-      <w:pPr>
-        <w:pStyle w:val="Compact"/>
-        <w:numPr>
-          <w:ilvl w:val="0"/>
-          <w:numId w:val="1035"/>
-        </w:numPr>
-      </w:pPr>
-      <w:r>
-        <w:t xml:space="preserve">Stricture at anastomosis (15%)</w:t>
-      </w:r>
-    </w:p>
-    <w:p>
-      <w:pPr>
-        <w:pStyle w:val="Compact"/>
-        <w:numPr>
-          <w:ilvl w:val="0"/>
-          <w:numId w:val="1035"/>
-        </w:numPr>
-      </w:pPr>
-      <w:r>
-        <w:t xml:space="preserve">Death within 90 days of surgery</w:t>
-      </w:r>
-    </w:p>
-    <w:p>
-      <w:pPr>
-        <w:pStyle w:val="Compact"/>
-        <w:numPr>
-          <w:ilvl w:val="1"/>
-          <w:numId w:val="1036"/>
-        </w:numPr>
-      </w:pPr>
-      <w:r>
-        <w:t xml:space="preserve">Low risk patients = 2%</w:t>
-      </w:r>
-    </w:p>
-    <w:p>
-      <w:pPr>
-        <w:pStyle w:val="Compact"/>
-        <w:numPr>
-          <w:ilvl w:val="1"/>
-          <w:numId w:val="1036"/>
-        </w:numPr>
-      </w:pPr>
-      <w:r>
-        <w:t xml:space="preserve">Intermediate risk = 10%</w:t>
-      </w:r>
-    </w:p>
-    <w:p>
-      <w:pPr>
-        <w:pStyle w:val="Compact"/>
-        <w:numPr>
-          <w:ilvl w:val="1"/>
-          <w:numId w:val="1036"/>
-        </w:numPr>
-      </w:pPr>
-      <w:r>
-        <w:t xml:space="preserve">High risk = 30%</w:t>
-      </w:r>
-    </w:p>
-    <w:bookmarkEnd w:id="91"/>
-    <w:bookmarkStart w:id="92" w:name="risks-of-surgery-2"/>
-    <w:p>
-      <w:pPr>
-        <w:pStyle w:val="Heading2"/>
-      </w:pPr>
-      <w:r>
-        <w:t xml:space="preserve">36 Risks of Surgery</w:t>
+        <w:t xml:space="preserve">33 Risks of Surgery</w:t>
       </w:r>
     </w:p>
     <w:p>
@@ -3090,22 +3021,22 @@
         </w:tc>
       </w:tr>
     </w:tbl>
-    <w:bookmarkEnd w:id="92"/>
-    <w:bookmarkStart w:id="93" w:name="epidural-catheter-for-pain-control"/>
+    <w:bookmarkEnd w:id="97"/>
+    <w:bookmarkStart w:id="98" w:name="epidural-catheter-for-pain-control"/>
     <w:p>
       <w:pPr>
         <w:pStyle w:val="Heading2"/>
       </w:pPr>
       <w:r>
-        <w:t xml:space="preserve">37 Epidural Catheter for Pain Control</w:t>
-      </w:r>
-    </w:p>
-    <w:p>
-      <w:pPr>
-        <w:pStyle w:val="Compact"/>
-        <w:numPr>
-          <w:ilvl w:val="0"/>
-          <w:numId w:val="1037"/>
+        <w:t xml:space="preserve">34 Epidural Catheter for Pain Control</w:t>
+      </w:r>
+    </w:p>
+    <w:p>
+      <w:pPr>
+        <w:pStyle w:val="Compact"/>
+        <w:numPr>
+          <w:ilvl w:val="0"/>
+          <w:numId w:val="1033"/>
         </w:numPr>
       </w:pPr>
       <w:r>
@@ -3117,7 +3048,7 @@
         <w:pStyle w:val="Compact"/>
         <w:numPr>
           <w:ilvl w:val="0"/>
-          <w:numId w:val="1037"/>
+          <w:numId w:val="1033"/>
         </w:numPr>
       </w:pPr>
       <w:r>
@@ -3129,7 +3060,7 @@
         <w:pStyle w:val="Compact"/>
         <w:numPr>
           <w:ilvl w:val="0"/>
-          <w:numId w:val="1037"/>
+          <w:numId w:val="1033"/>
         </w:numPr>
       </w:pPr>
       <w:r>
@@ -3141,7 +3072,7 @@
         <w:pStyle w:val="Compact"/>
         <w:numPr>
           <w:ilvl w:val="0"/>
-          <w:numId w:val="1037"/>
+          <w:numId w:val="1033"/>
         </w:numPr>
       </w:pPr>
       <w:r>
@@ -3153,21 +3084,21 @@
         <w:pStyle w:val="Compact"/>
         <w:numPr>
           <w:ilvl w:val="0"/>
-          <w:numId w:val="1037"/>
+          <w:numId w:val="1033"/>
         </w:numPr>
       </w:pPr>
       <w:r>
         <w:t xml:space="preserve">Foley catheter removed after epidural removed</w:t>
       </w:r>
     </w:p>
-    <w:bookmarkEnd w:id="93"/>
-    <w:bookmarkStart w:id="97" w:name="jejunostomy-feeding-tube"/>
+    <w:bookmarkEnd w:id="98"/>
+    <w:bookmarkStart w:id="102" w:name="jejunostomy-feeding-tube"/>
     <w:p>
       <w:pPr>
         <w:pStyle w:val="Heading2"/>
       </w:pPr>
       <w:r>
-        <w:t xml:space="preserve">38 Jejunostomy Feeding Tube</w:t>
+        <w:t xml:space="preserve">35 Jejunostomy Feeding Tube</w:t>
       </w:r>
     </w:p>
     <w:p>
@@ -3175,7 +3106,7 @@
         <w:pStyle w:val="FirstParagraph"/>
       </w:pPr>
       <w:r>
-        <w:t xml:space="preserve">To ensure adequate nutrition after surgery, a temporary feeding tube is placed to supplement nutrition by mouth.</w:t>
+        <w:t xml:space="preserve">A temporary feeding tube is placed to supplement nutrition by mouth.</w:t>
       </w:r>
     </w:p>
     <w:p>
@@ -3183,7 +3114,7 @@
         <w:pStyle w:val="BodyText"/>
       </w:pPr>
       <w:r>
-        <w:t xml:space="preserve">Jejunostomy tube bypasses the stomach and injects tube feeding formula directly in to the small intestine (jejunum)</w:t>
+        <w:t xml:space="preserve">This will stay in place for about 8 weeks after surgery</w:t>
       </w:r>
     </w:p>
     <w:p>
@@ -3195,18 +3126,18 @@
           <wp:inline>
             <wp:extent cx="2408607" cy="2475067"/>
             <wp:effectExtent b="0" l="0" r="0" t="0"/>
-            <wp:docPr descr="" title="" id="95" name="Picture"/>
+            <wp:docPr descr="" title="" id="100" name="Picture"/>
             <a:graphic>
               <a:graphicData uri="http://schemas.openxmlformats.org/drawingml/2006/picture">
                 <pic:pic>
                   <pic:nvPicPr>
-                    <pic:cNvPr descr="images/jejunostomy/esophagectomy_jejunostomy.png" id="96" name="Picture"/>
+                    <pic:cNvPr descr="images/jejunostomy/esophagectomy_jejunostomy.png" id="101" name="Picture"/>
                     <pic:cNvPicPr>
                       <a:picLocks noChangeArrowheads="1" noChangeAspect="1"/>
                     </pic:cNvPicPr>
                   </pic:nvPicPr>
                   <pic:blipFill>
-                    <a:blip r:embed="rId94"/>
+                    <a:blip r:embed="rId99"/>
                     <a:stretch>
                       <a:fillRect/>
                     </a:stretch>
@@ -3233,8 +3164,230 @@
         </w:drawing>
       </w:r>
     </w:p>
-    <w:bookmarkEnd w:id="97"/>
-    <w:bookmarkStart w:id="101" w:name="jejunostomy-feeding-tube-1"/>
+    <w:bookmarkEnd w:id="102"/>
+    <w:bookmarkStart w:id="103" w:name="intensive-care-unit-icu-2-4-days"/>
+    <w:p>
+      <w:pPr>
+        <w:pStyle w:val="Heading2"/>
+      </w:pPr>
+      <w:r>
+        <w:t xml:space="preserve">36 Intensive Care Unit (ICU) (2-4 days)</w:t>
+      </w:r>
+    </w:p>
+    <w:p>
+      <w:pPr>
+        <w:pStyle w:val="Compact"/>
+        <w:numPr>
+          <w:ilvl w:val="0"/>
+          <w:numId w:val="1034"/>
+        </w:numPr>
+      </w:pPr>
+      <w:r>
+        <w:t xml:space="preserve">Surgical ICU on 11th floor</w:t>
+      </w:r>
+    </w:p>
+    <w:p>
+      <w:pPr>
+        <w:pStyle w:val="Compact"/>
+        <w:numPr>
+          <w:ilvl w:val="0"/>
+          <w:numId w:val="1034"/>
+        </w:numPr>
+      </w:pPr>
+      <w:r>
+        <w:t xml:space="preserve">NG tube in nose to drain stomach and esophagus</w:t>
+      </w:r>
+    </w:p>
+    <w:p>
+      <w:pPr>
+        <w:pStyle w:val="Compact"/>
+        <w:numPr>
+          <w:ilvl w:val="0"/>
+          <w:numId w:val="1034"/>
+        </w:numPr>
+      </w:pPr>
+      <w:r>
+        <w:t xml:space="preserve">Catheter in bladder</w:t>
+      </w:r>
+    </w:p>
+    <w:p>
+      <w:pPr>
+        <w:pStyle w:val="Compact"/>
+        <w:numPr>
+          <w:ilvl w:val="0"/>
+          <w:numId w:val="1034"/>
+        </w:numPr>
+      </w:pPr>
+      <w:r>
+        <w:t xml:space="preserve">Chest tube right chest</w:t>
+      </w:r>
+    </w:p>
+    <w:p>
+      <w:pPr>
+        <w:pStyle w:val="Compact"/>
+        <w:numPr>
+          <w:ilvl w:val="0"/>
+          <w:numId w:val="1034"/>
+        </w:numPr>
+      </w:pPr>
+      <w:r>
+        <w:t xml:space="preserve">Abdominal drains (usually 2)</w:t>
+      </w:r>
+    </w:p>
+    <w:p>
+      <w:pPr>
+        <w:pStyle w:val="Compact"/>
+        <w:numPr>
+          <w:ilvl w:val="0"/>
+          <w:numId w:val="1034"/>
+        </w:numPr>
+      </w:pPr>
+      <w:r>
+        <w:t xml:space="preserve">Feeding jejunostomy (usually stays in 8 wks)</w:t>
+      </w:r>
+    </w:p>
+    <w:bookmarkEnd w:id="103"/>
+    <w:bookmarkStart w:id="104" w:name="intensive-care-unit-icu"/>
+    <w:p>
+      <w:pPr>
+        <w:pStyle w:val="Heading2"/>
+      </w:pPr>
+      <w:r>
+        <w:t xml:space="preserve">37 Intensive Care Unit (ICU)</w:t>
+      </w:r>
+    </w:p>
+    <w:p>
+      <w:pPr>
+        <w:pStyle w:val="Compact"/>
+        <w:numPr>
+          <w:ilvl w:val="0"/>
+          <w:numId w:val="1035"/>
+        </w:numPr>
+      </w:pPr>
+      <w:r>
+        <w:t xml:space="preserve">Bladder catheter removed → check that bladder empties properly</w:t>
+      </w:r>
+    </w:p>
+    <w:p>
+      <w:pPr>
+        <w:pStyle w:val="Compact"/>
+        <w:numPr>
+          <w:ilvl w:val="0"/>
+          <w:numId w:val="1035"/>
+        </w:numPr>
+      </w:pPr>
+      <w:r>
+        <w:t xml:space="preserve">Chest tube removed (day 2-4) → follow-up x-ray</w:t>
+      </w:r>
+    </w:p>
+    <w:p>
+      <w:pPr>
+        <w:pStyle w:val="Compact"/>
+        <w:numPr>
+          <w:ilvl w:val="0"/>
+          <w:numId w:val="1035"/>
+        </w:numPr>
+      </w:pPr>
+      <w:r>
+        <w:t xml:space="preserve">Fluid emptied from drains every few hours</w:t>
+      </w:r>
+    </w:p>
+    <w:p>
+      <w:pPr>
+        <w:pStyle w:val="Compact"/>
+        <w:numPr>
+          <w:ilvl w:val="0"/>
+          <w:numId w:val="1035"/>
+        </w:numPr>
+      </w:pPr>
+      <w:r>
+        <w:t xml:space="preserve">Start tube feedings by feeding</w:t>
+      </w:r>
+    </w:p>
+    <w:p>
+      <w:pPr>
+        <w:pStyle w:val="Compact"/>
+        <w:numPr>
+          <w:ilvl w:val="0"/>
+          <w:numId w:val="1035"/>
+        </w:numPr>
+      </w:pPr>
+      <w:r>
+        <w:t xml:space="preserve">Feeding jejunostomy (stays in 8 weeks)</w:t>
+      </w:r>
+    </w:p>
+    <w:bookmarkEnd w:id="104"/>
+    <w:bookmarkStart w:id="105" w:name="ward---6tower"/>
+    <w:p>
+      <w:pPr>
+        <w:pStyle w:val="Heading2"/>
+      </w:pPr>
+      <w:r>
+        <w:t xml:space="preserve">38 Ward - 6Tower</w:t>
+      </w:r>
+    </w:p>
+    <w:p>
+      <w:pPr>
+        <w:pStyle w:val="Compact"/>
+        <w:numPr>
+          <w:ilvl w:val="0"/>
+          <w:numId w:val="1036"/>
+        </w:numPr>
+      </w:pPr>
+      <w:r>
+        <w:t xml:space="preserve">Up in a chair most of the day</w:t>
+      </w:r>
+    </w:p>
+    <w:p>
+      <w:pPr>
+        <w:pStyle w:val="Compact"/>
+        <w:numPr>
+          <w:ilvl w:val="0"/>
+          <w:numId w:val="1036"/>
+        </w:numPr>
+      </w:pPr>
+      <w:r>
+        <w:t xml:space="preserve">Walking in the halls</w:t>
+      </w:r>
+    </w:p>
+    <w:p>
+      <w:pPr>
+        <w:pStyle w:val="Compact"/>
+        <w:numPr>
+          <w:ilvl w:val="1"/>
+          <w:numId w:val="1037"/>
+        </w:numPr>
+      </w:pPr>
+      <w:r>
+        <w:t xml:space="preserve">Start with assistance</w:t>
+      </w:r>
+    </w:p>
+    <w:p>
+      <w:pPr>
+        <w:pStyle w:val="Compact"/>
+        <w:numPr>
+          <w:ilvl w:val="1"/>
+          <w:numId w:val="1037"/>
+        </w:numPr>
+      </w:pPr>
+      <w:r>
+        <w:t xml:space="preserve">Improves lung function</w:t>
+      </w:r>
+    </w:p>
+    <w:p>
+      <w:pPr>
+        <w:pStyle w:val="Compact"/>
+        <w:numPr>
+          <w:ilvl w:val="1"/>
+          <w:numId w:val="1037"/>
+        </w:numPr>
+      </w:pPr>
+      <w:r>
+        <w:t xml:space="preserve">Prevents loss of muscle strength</w:t>
+      </w:r>
+    </w:p>
+    <w:bookmarkEnd w:id="105"/>
+    <w:bookmarkStart w:id="109" w:name="jejunostomy-feeding-tube-1"/>
     <w:p>
       <w:pPr>
         <w:pStyle w:val="Heading2"/>
@@ -3260,18 +3413,18 @@
           <wp:inline>
             <wp:extent cx="2408607" cy="2475067"/>
             <wp:effectExtent b="0" l="0" r="0" t="0"/>
-            <wp:docPr descr="" title="" id="99" name="Picture"/>
+            <wp:docPr descr="" title="" id="107" name="Picture"/>
             <a:graphic>
               <a:graphicData uri="http://schemas.openxmlformats.org/drawingml/2006/picture">
                 <pic:pic>
                   <pic:nvPicPr>
-                    <pic:cNvPr descr="images/jejunostomy/esophagectomy_jtube_pump.png" id="100" name="Picture"/>
+                    <pic:cNvPr descr="images/jejunostomy/esophagectomy_jtube_pump.png" id="108" name="Picture"/>
                     <pic:cNvPicPr>
                       <a:picLocks noChangeArrowheads="1" noChangeAspect="1"/>
                     </pic:cNvPicPr>
                   </pic:nvPicPr>
                   <pic:blipFill>
-                    <a:blip r:embed="rId98"/>
+                    <a:blip r:embed="rId106"/>
                     <a:stretch>
                       <a:fillRect/>
                     </a:stretch>
@@ -3298,14 +3451,14 @@
         </w:drawing>
       </w:r>
     </w:p>
-    <w:bookmarkEnd w:id="101"/>
-    <w:bookmarkStart w:id="102" w:name="intensive-care-unit-icu-2-4-days"/>
+    <w:bookmarkEnd w:id="109"/>
+    <w:bookmarkStart w:id="110" w:name="jejunostomy-feeding"/>
     <w:p>
       <w:pPr>
         <w:pStyle w:val="Heading2"/>
       </w:pPr>
       <w:r>
-        <w:t xml:space="preserve">40 Intensive Care Unit (ICU) (2-4 days)</w:t>
+        <w:t xml:space="preserve">40 Jejunostomy Feeding</w:t>
       </w:r>
     </w:p>
     <w:p>
@@ -3317,7 +3470,7 @@
         </w:numPr>
       </w:pPr>
       <w:r>
-        <w:t xml:space="preserve">Surgical ICU on 11th floor</w:t>
+        <w:t xml:space="preserve">Start with continuous feeds (24 hours/day)</w:t>
       </w:r>
     </w:p>
     <w:p>
@@ -3329,135 +3482,77 @@
         </w:numPr>
       </w:pPr>
       <w:r>
-        <w:t xml:space="preserve">NG tube in nose to drain stomach and esophagus</w:t>
-      </w:r>
-    </w:p>
-    <w:p>
-      <w:pPr>
-        <w:pStyle w:val="Compact"/>
-        <w:numPr>
-          <w:ilvl w:val="0"/>
-          <w:numId w:val="1038"/>
-        </w:numPr>
-      </w:pPr>
-      <w:r>
-        <w:t xml:space="preserve">Catheter in bladder</w:t>
-      </w:r>
-    </w:p>
-    <w:p>
-      <w:pPr>
-        <w:pStyle w:val="Compact"/>
-        <w:numPr>
-          <w:ilvl w:val="0"/>
-          <w:numId w:val="1038"/>
-        </w:numPr>
-      </w:pPr>
-      <w:r>
-        <w:t xml:space="preserve">Chest tube right chest</w:t>
-      </w:r>
-    </w:p>
-    <w:p>
-      <w:pPr>
-        <w:pStyle w:val="Compact"/>
-        <w:numPr>
-          <w:ilvl w:val="0"/>
-          <w:numId w:val="1038"/>
-        </w:numPr>
-      </w:pPr>
-      <w:r>
-        <w:t xml:space="preserve">Abdominal drains (usually 2)</w:t>
-      </w:r>
-    </w:p>
-    <w:p>
-      <w:pPr>
-        <w:pStyle w:val="Compact"/>
-        <w:numPr>
-          <w:ilvl w:val="0"/>
-          <w:numId w:val="1038"/>
-        </w:numPr>
-      </w:pPr>
-      <w:r>
-        <w:t xml:space="preserve">Feeding jejunostomy (usually stays in 8 wks)</w:t>
-      </w:r>
-    </w:p>
-    <w:bookmarkEnd w:id="102"/>
-    <w:bookmarkStart w:id="103" w:name="intensive-care-unit-icu"/>
+        <w:t xml:space="preserve">Convert to nocturnal (night-time): 6pm to 10pm</w:t>
+      </w:r>
+    </w:p>
+    <w:p>
+      <w:pPr>
+        <w:pStyle w:val="FirstParagraph"/>
+      </w:pPr>
+      <w:r>
+        <w:t xml:space="preserve">The feeding bag holds only 4 cartons of feeds - May need to “top off’ bag after a few hours</w:t>
+      </w:r>
+    </w:p>
+    <w:p>
+      <w:pPr>
+        <w:pStyle w:val="BodyText"/>
+      </w:pPr>
+      <w:r>
+        <w:t xml:space="preserve">Water through the tube</w:t>
+      </w:r>
+    </w:p>
+    <w:p>
+      <w:pPr>
+        <w:pStyle w:val="Compact"/>
+        <w:numPr>
+          <w:ilvl w:val="0"/>
+          <w:numId w:val="1039"/>
+        </w:numPr>
+      </w:pPr>
+      <w:r>
+        <w:t xml:space="preserve">Important to prevent dehydration</w:t>
+      </w:r>
+    </w:p>
+    <w:p>
+      <w:pPr>
+        <w:pStyle w:val="Compact"/>
+        <w:numPr>
+          <w:ilvl w:val="0"/>
+          <w:numId w:val="1039"/>
+        </w:numPr>
+      </w:pPr>
+      <w:r>
+        <w:t xml:space="preserve">240mL (8 oz) 4 times per day</w:t>
+      </w:r>
+    </w:p>
+    <w:bookmarkEnd w:id="110"/>
+    <w:bookmarkStart w:id="111" w:name="jejunostomy-tube"/>
     <w:p>
       <w:pPr>
         <w:pStyle w:val="Heading2"/>
       </w:pPr>
       <w:r>
-        <w:t xml:space="preserve">41 Intensive Care Unit (ICU)</w:t>
-      </w:r>
-    </w:p>
-    <w:p>
-      <w:pPr>
-        <w:pStyle w:val="Compact"/>
-        <w:numPr>
-          <w:ilvl w:val="0"/>
-          <w:numId w:val="1039"/>
-        </w:numPr>
-      </w:pPr>
-      <w:r>
-        <w:t xml:space="preserve">Bladder catheter removed → check that bladder empties properly</w:t>
-      </w:r>
-    </w:p>
-    <w:p>
-      <w:pPr>
-        <w:pStyle w:val="Compact"/>
-        <w:numPr>
-          <w:ilvl w:val="0"/>
-          <w:numId w:val="1039"/>
-        </w:numPr>
-      </w:pPr>
-      <w:r>
-        <w:t xml:space="preserve">Chest tube removed (day 2-4) → follow-up x-ray</w:t>
-      </w:r>
-    </w:p>
-    <w:p>
-      <w:pPr>
-        <w:pStyle w:val="Compact"/>
-        <w:numPr>
-          <w:ilvl w:val="0"/>
-          <w:numId w:val="1039"/>
-        </w:numPr>
-      </w:pPr>
-      <w:r>
-        <w:t xml:space="preserve">Fluid emptied from drains every few hours</w:t>
-      </w:r>
-    </w:p>
-    <w:p>
-      <w:pPr>
-        <w:pStyle w:val="Compact"/>
-        <w:numPr>
-          <w:ilvl w:val="0"/>
-          <w:numId w:val="1039"/>
-        </w:numPr>
-      </w:pPr>
-      <w:r>
-        <w:t xml:space="preserve">Start tube feedings by feeding</w:t>
-      </w:r>
-    </w:p>
-    <w:p>
-      <w:pPr>
-        <w:pStyle w:val="Compact"/>
-        <w:numPr>
-          <w:ilvl w:val="0"/>
-          <w:numId w:val="1039"/>
-        </w:numPr>
-      </w:pPr>
-      <w:r>
-        <w:t xml:space="preserve">Feeding jejunostomy (stays in 8 weeks)</w:t>
-      </w:r>
-    </w:p>
-    <w:bookmarkEnd w:id="103"/>
-    <w:bookmarkStart w:id="104" w:name="ward---6tower"/>
+        <w:t xml:space="preserve">41 Jejunostomy Tube</w:t>
+      </w:r>
+    </w:p>
+    <w:bookmarkEnd w:id="111"/>
+    <w:bookmarkStart w:id="112" w:name="jejunostomy-feeding-pump"/>
     <w:p>
       <w:pPr>
         <w:pStyle w:val="Heading2"/>
       </w:pPr>
       <w:r>
-        <w:t xml:space="preserve">42 Ward - 6Tower</w:t>
+        <w:t xml:space="preserve">42 Jejunostomy Feeding Pump</w:t>
+      </w:r>
+    </w:p>
+    <w:bookmarkEnd w:id="112"/>
+    <w:bookmarkStart w:id="113" w:name="jejunostomy-typical-regimen"/>
+    <w:p>
+      <w:pPr>
+        <w:pStyle w:val="Heading2"/>
+      </w:pPr>
+      <w:r>
+        <w:t xml:space="preserve">43 Jejunostomy Typical Regimen</w:t>
       </w:r>
     </w:p>
     <w:p>
@@ -3469,31 +3564,7 @@
         </w:numPr>
       </w:pPr>
       <w:r>
-        <w:t xml:space="preserve">Jejunostomy feeds started</w:t>
-      </w:r>
-    </w:p>
-    <w:p>
-      <w:pPr>
-        <w:pStyle w:val="Compact"/>
-        <w:numPr>
-          <w:ilvl w:val="0"/>
-          <w:numId w:val="1040"/>
-        </w:numPr>
-      </w:pPr>
-      <w:r>
-        <w:t xml:space="preserve">Up in a chair most of the day</w:t>
-      </w:r>
-    </w:p>
-    <w:p>
-      <w:pPr>
-        <w:pStyle w:val="Compact"/>
-        <w:numPr>
-          <w:ilvl w:val="0"/>
-          <w:numId w:val="1040"/>
-        </w:numPr>
-      </w:pPr>
-      <w:r>
-        <w:t xml:space="preserve">Walking in the halls</w:t>
+        <w:t xml:space="preserve">Jejunostomy tube feeds for 16 hours (6pm-10am)</w:t>
       </w:r>
     </w:p>
     <w:p>
@@ -3505,7 +3576,7 @@
         </w:numPr>
       </w:pPr>
       <w:r>
-        <w:t xml:space="preserve">Start with assistance</w:t>
+        <w:t xml:space="preserve">Men: 75mL/hour x 16 hours = 5 cartons</w:t>
       </w:r>
     </w:p>
     <w:p>
@@ -3517,29 +3588,37 @@
         </w:numPr>
       </w:pPr>
       <w:r>
-        <w:t xml:space="preserve">Improves lung function</w:t>
-      </w:r>
-    </w:p>
-    <w:p>
-      <w:pPr>
-        <w:pStyle w:val="Compact"/>
-        <w:numPr>
-          <w:ilvl w:val="1"/>
-          <w:numId w:val="1041"/>
-        </w:numPr>
-      </w:pPr>
-      <w:r>
-        <w:t xml:space="preserve">Prevents loss of muscle strength</w:t>
-      </w:r>
-    </w:p>
-    <w:bookmarkEnd w:id="104"/>
-    <w:bookmarkStart w:id="105" w:name="jejunostomy-feeds"/>
+        <w:t xml:space="preserve">Women: 60mL/hour x 16 hours = 4 cartons</w:t>
+      </w:r>
+    </w:p>
+    <w:p>
+      <w:pPr>
+        <w:pStyle w:val="Compact"/>
+        <w:numPr>
+          <w:ilvl w:val="0"/>
+          <w:numId w:val="1040"/>
+        </w:numPr>
+      </w:pPr>
+      <w:r>
+        <w:t xml:space="preserve">Water 240ml (8oz) via syringe 4x/day</w:t>
+      </w:r>
+    </w:p>
+    <w:p>
+      <w:pPr>
+        <w:pStyle w:val="FirstParagraph"/>
+      </w:pPr>
+      <w:r>
+        <w:t xml:space="preserve">Hospital nurses will teach use of the feeding tube</w:t>
+      </w:r>
+    </w:p>
+    <w:bookmarkEnd w:id="113"/>
+    <w:bookmarkStart w:id="114" w:name="jejunostomy-feeds-with-diabetes"/>
     <w:p>
       <w:pPr>
         <w:pStyle w:val="Heading2"/>
       </w:pPr>
       <w:r>
-        <w:t xml:space="preserve">43 Jejunostomy Feeds</w:t>
+        <w:t xml:space="preserve">44 Jejunostomy Feeds with Diabetes</w:t>
       </w:r>
     </w:p>
     <w:p>
@@ -3547,7 +3626,7 @@
         <w:pStyle w:val="FirstParagraph"/>
       </w:pPr>
       <w:r>
-        <w:t xml:space="preserve">Jejunostomy tube feeds</w:t>
+        <w:t xml:space="preserve">Jejunostomy feedings elevate blood sugars</w:t>
       </w:r>
     </w:p>
     <w:p>
@@ -3559,19 +3638,7 @@
         </w:numPr>
       </w:pPr>
       <w:r>
-        <w:t xml:space="preserve">Start continuous (24 hours)</w:t>
-      </w:r>
-    </w:p>
-    <w:p>
-      <w:pPr>
-        <w:pStyle w:val="Compact"/>
-        <w:numPr>
-          <w:ilvl w:val="0"/>
-          <w:numId w:val="1042"/>
-        </w:numPr>
-      </w:pPr>
-      <w:r>
-        <w:t xml:space="preserve">Convert to night-time only (16 hours)</w:t>
+        <w:t xml:space="preserve">Insulin may be required along with feeds</w:t>
       </w:r>
     </w:p>
     <w:p>
@@ -3579,7 +3646,7 @@
         <w:pStyle w:val="FirstParagraph"/>
       </w:pPr>
       <w:r>
-        <w:t xml:space="preserve">Water administered through feeding tube</w:t>
+        <w:t xml:space="preserve">Typical Pattern for tube feeds</w:t>
       </w:r>
     </w:p>
     <w:p>
@@ -3591,7 +3658,7 @@
         </w:numPr>
       </w:pPr>
       <w:r>
-        <w:t xml:space="preserve">Usually 8oz 4 times/day</w:t>
+        <w:t xml:space="preserve">Feeds run via pump from 6pm to 10am</w:t>
       </w:r>
     </w:p>
     <w:p>
@@ -3603,37 +3670,51 @@
         </w:numPr>
       </w:pPr>
       <w:r>
-        <w:t xml:space="preserve">Important to prevent dehydration</w:t>
-      </w:r>
-    </w:p>
-    <w:bookmarkEnd w:id="105"/>
-    <w:bookmarkStart w:id="106" w:name="jejunostomy-tube"/>
+        <w:t xml:space="preserve">Insulin at 6pm (70/30 insulin)</w:t>
+      </w:r>
+    </w:p>
+    <w:p>
+      <w:pPr>
+        <w:pStyle w:val="Compact"/>
+        <w:numPr>
+          <w:ilvl w:val="0"/>
+          <w:numId w:val="1043"/>
+        </w:numPr>
+      </w:pPr>
+      <w:r>
+        <w:t xml:space="preserve">Insulin at Midnight (70/30 insulin)</w:t>
+      </w:r>
+    </w:p>
+    <w:p>
+      <w:pPr>
+        <w:pStyle w:val="Compact"/>
+        <w:numPr>
+          <w:ilvl w:val="0"/>
+          <w:numId w:val="1043"/>
+        </w:numPr>
+      </w:pPr>
+      <w:r>
+        <w:t xml:space="preserve">No insulin if tube feedings are not run</w:t>
+      </w:r>
+    </w:p>
+    <w:bookmarkEnd w:id="114"/>
+    <w:bookmarkStart w:id="115" w:name="jejunostomy-video"/>
     <w:p>
       <w:pPr>
         <w:pStyle w:val="Heading2"/>
       </w:pPr>
       <w:r>
-        <w:t xml:space="preserve">44 Jejunostomy Tube</w:t>
-      </w:r>
-    </w:p>
-    <w:bookmarkEnd w:id="106"/>
-    <w:bookmarkStart w:id="107" w:name="jejunostomy-feeding-pump"/>
+        <w:t xml:space="preserve">45 Jejunostomy Video</w:t>
+      </w:r>
+    </w:p>
+    <w:bookmarkEnd w:id="115"/>
+    <w:bookmarkStart w:id="116" w:name="activity-after-surgery"/>
     <w:p>
       <w:pPr>
         <w:pStyle w:val="Heading2"/>
       </w:pPr>
       <w:r>
-        <w:t xml:space="preserve">45 Jejunostomy Feeding Pump</w:t>
-      </w:r>
-    </w:p>
-    <w:bookmarkEnd w:id="107"/>
-    <w:bookmarkStart w:id="108" w:name="jejunostomy-typical-regimen"/>
-    <w:p>
-      <w:pPr>
-        <w:pStyle w:val="Heading2"/>
-      </w:pPr>
-      <w:r>
-        <w:t xml:space="preserve">46 Jejunostomy Typical Regimen</w:t>
+        <w:t xml:space="preserve">46 Activity after Surgery</w:t>
       </w:r>
     </w:p>
     <w:p>
@@ -3645,7 +3726,31 @@
         </w:numPr>
       </w:pPr>
       <w:r>
-        <w:t xml:space="preserve">Jejunostomy tube feeds for 16 hours (6pm-10am)</w:t>
+        <w:t xml:space="preserve">Up in chair most of the day</w:t>
+      </w:r>
+    </w:p>
+    <w:p>
+      <w:pPr>
+        <w:pStyle w:val="Compact"/>
+        <w:numPr>
+          <w:ilvl w:val="0"/>
+          <w:numId w:val="1044"/>
+        </w:numPr>
+      </w:pPr>
+      <w:r>
+        <w:t xml:space="preserve">Walking with help from nurse/Physical Therapist</w:t>
+      </w:r>
+    </w:p>
+    <w:p>
+      <w:pPr>
+        <w:pStyle w:val="Compact"/>
+        <w:numPr>
+          <w:ilvl w:val="0"/>
+          <w:numId w:val="1044"/>
+        </w:numPr>
+      </w:pPr>
+      <w:r>
+        <w:t xml:space="preserve">Goals:</w:t>
       </w:r>
     </w:p>
     <w:p>
@@ -3657,7 +3762,7 @@
         </w:numPr>
       </w:pPr>
       <w:r>
-        <w:t xml:space="preserve">Men: 75mL/hour x 16 hours = 5 cartons</w:t>
+        <w:t xml:space="preserve">Improve lung function</w:t>
       </w:r>
     </w:p>
     <w:p>
@@ -3669,19 +3774,17 @@
         </w:numPr>
       </w:pPr>
       <w:r>
-        <w:t xml:space="preserve">Women: 60mL/hour x 16 hours = 4 cartons</w:t>
-      </w:r>
-    </w:p>
-    <w:p>
-      <w:pPr>
-        <w:pStyle w:val="Compact"/>
-        <w:numPr>
-          <w:ilvl w:val="0"/>
-          <w:numId w:val="1044"/>
-        </w:numPr>
-      </w:pPr>
-      <w:r>
-        <w:t xml:space="preserve">Water 240ml (8oz) via syringe 4x/day</w:t>
+        <w:t xml:space="preserve">Prevent muscle loss</w:t>
+      </w:r>
+    </w:p>
+    <w:bookmarkEnd w:id="116"/>
+    <w:bookmarkStart w:id="117" w:name="nasogastric-ng-tube"/>
+    <w:p>
+      <w:pPr>
+        <w:pStyle w:val="Heading2"/>
+      </w:pPr>
+      <w:r>
+        <w:t xml:space="preserve">47 Nasogastric (NG) Tube</w:t>
       </w:r>
     </w:p>
     <w:p>
@@ -3689,17 +3792,31 @@
         <w:pStyle w:val="FirstParagraph"/>
       </w:pPr>
       <w:r>
-        <w:t xml:space="preserve">Hospital nurses will teach use of the feeding tube</w:t>
-      </w:r>
-    </w:p>
-    <w:bookmarkEnd w:id="108"/>
-    <w:bookmarkStart w:id="109" w:name="jejunostomy-feeds-with-diabetes"/>
-    <w:p>
-      <w:pPr>
-        <w:pStyle w:val="Heading2"/>
-      </w:pPr>
-      <w:r>
-        <w:t xml:space="preserve">47 Jejunostomy Feeds with Diabetes</w:t>
+        <w:t xml:space="preserve">Tube passed through nose into stomach</w:t>
+      </w:r>
+    </w:p>
+    <w:p>
+      <w:pPr>
+        <w:pStyle w:val="Compact"/>
+        <w:numPr>
+          <w:ilvl w:val="0"/>
+          <w:numId w:val="1046"/>
+        </w:numPr>
+      </w:pPr>
+      <w:r>
+        <w:t xml:space="preserve">Drains fluid from stomach</w:t>
+      </w:r>
+    </w:p>
+    <w:p>
+      <w:pPr>
+        <w:pStyle w:val="Compact"/>
+        <w:numPr>
+          <w:ilvl w:val="0"/>
+          <w:numId w:val="1046"/>
+        </w:numPr>
+      </w:pPr>
+      <w:r>
+        <w:t xml:space="preserve">Prevents vomiting</w:t>
       </w:r>
     </w:p>
     <w:p>
@@ -3707,27 +3824,7 @@
         <w:pStyle w:val="FirstParagraph"/>
       </w:pPr>
       <w:r>
-        <w:t xml:space="preserve">Jejunostomy feedings elevate blood sugars</w:t>
-      </w:r>
-    </w:p>
-    <w:p>
-      <w:pPr>
-        <w:pStyle w:val="Compact"/>
-        <w:numPr>
-          <w:ilvl w:val="0"/>
-          <w:numId w:val="1046"/>
-        </w:numPr>
-      </w:pPr>
-      <w:r>
-        <w:t xml:space="preserve">Insulin may be required along with feeds</w:t>
-      </w:r>
-    </w:p>
-    <w:p>
-      <w:pPr>
-        <w:pStyle w:val="FirstParagraph"/>
-      </w:pPr>
-      <w:r>
-        <w:t xml:space="preserve">Typical Pattern for tube feeds</w:t>
+        <w:t xml:space="preserve">Upper GI X-ray on 2nd or 3rd day after surgery</w:t>
       </w:r>
     </w:p>
     <w:p>
@@ -3736,184 +3833,6 @@
         <w:numPr>
           <w:ilvl w:val="0"/>
           <w:numId w:val="1047"/>
-        </w:numPr>
-      </w:pPr>
-      <w:r>
-        <w:t xml:space="preserve">Feeds run via pump from 6pm to 10am</w:t>
-      </w:r>
-    </w:p>
-    <w:p>
-      <w:pPr>
-        <w:pStyle w:val="Compact"/>
-        <w:numPr>
-          <w:ilvl w:val="0"/>
-          <w:numId w:val="1047"/>
-        </w:numPr>
-      </w:pPr>
-      <w:r>
-        <w:t xml:space="preserve">Insulin at 6pm (70/30 insulin)</w:t>
-      </w:r>
-    </w:p>
-    <w:p>
-      <w:pPr>
-        <w:pStyle w:val="Compact"/>
-        <w:numPr>
-          <w:ilvl w:val="0"/>
-          <w:numId w:val="1047"/>
-        </w:numPr>
-      </w:pPr>
-      <w:r>
-        <w:t xml:space="preserve">Insulin at Midnight (70/30 insulin)</w:t>
-      </w:r>
-    </w:p>
-    <w:p>
-      <w:pPr>
-        <w:pStyle w:val="Compact"/>
-        <w:numPr>
-          <w:ilvl w:val="0"/>
-          <w:numId w:val="1047"/>
-        </w:numPr>
-      </w:pPr>
-      <w:r>
-        <w:t xml:space="preserve">No insulin if tube feedings are not run</w:t>
-      </w:r>
-    </w:p>
-    <w:bookmarkEnd w:id="109"/>
-    <w:bookmarkStart w:id="110" w:name="jejunostomy-video"/>
-    <w:p>
-      <w:pPr>
-        <w:pStyle w:val="Heading2"/>
-      </w:pPr>
-      <w:r>
-        <w:t xml:space="preserve">48 Jejunostomy Video</w:t>
-      </w:r>
-    </w:p>
-    <w:bookmarkEnd w:id="110"/>
-    <w:bookmarkStart w:id="111" w:name="activity-after-surgery"/>
-    <w:p>
-      <w:pPr>
-        <w:pStyle w:val="Heading2"/>
-      </w:pPr>
-      <w:r>
-        <w:t xml:space="preserve">49 Activity after Surgery</w:t>
-      </w:r>
-    </w:p>
-    <w:p>
-      <w:pPr>
-        <w:pStyle w:val="Compact"/>
-        <w:numPr>
-          <w:ilvl w:val="0"/>
-          <w:numId w:val="1048"/>
-        </w:numPr>
-      </w:pPr>
-      <w:r>
-        <w:t xml:space="preserve">Up in chair most of the day</w:t>
-      </w:r>
-    </w:p>
-    <w:p>
-      <w:pPr>
-        <w:pStyle w:val="Compact"/>
-        <w:numPr>
-          <w:ilvl w:val="0"/>
-          <w:numId w:val="1048"/>
-        </w:numPr>
-      </w:pPr>
-      <w:r>
-        <w:t xml:space="preserve">Walking with help from nurse/Physical Therapist</w:t>
-      </w:r>
-    </w:p>
-    <w:p>
-      <w:pPr>
-        <w:pStyle w:val="Compact"/>
-        <w:numPr>
-          <w:ilvl w:val="0"/>
-          <w:numId w:val="1048"/>
-        </w:numPr>
-      </w:pPr>
-      <w:r>
-        <w:t xml:space="preserve">Goals:</w:t>
-      </w:r>
-    </w:p>
-    <w:p>
-      <w:pPr>
-        <w:pStyle w:val="Compact"/>
-        <w:numPr>
-          <w:ilvl w:val="1"/>
-          <w:numId w:val="1049"/>
-        </w:numPr>
-      </w:pPr>
-      <w:r>
-        <w:t xml:space="preserve">Improve lung function</w:t>
-      </w:r>
-    </w:p>
-    <w:p>
-      <w:pPr>
-        <w:pStyle w:val="Compact"/>
-        <w:numPr>
-          <w:ilvl w:val="1"/>
-          <w:numId w:val="1049"/>
-        </w:numPr>
-      </w:pPr>
-      <w:r>
-        <w:t xml:space="preserve">Prevent muscle loss</w:t>
-      </w:r>
-    </w:p>
-    <w:bookmarkEnd w:id="111"/>
-    <w:bookmarkStart w:id="112" w:name="nasogastric-ng-tube"/>
-    <w:p>
-      <w:pPr>
-        <w:pStyle w:val="Heading2"/>
-      </w:pPr>
-      <w:r>
-        <w:t xml:space="preserve">50 Nasogastric (NG) Tube</w:t>
-      </w:r>
-    </w:p>
-    <w:p>
-      <w:pPr>
-        <w:pStyle w:val="FirstParagraph"/>
-      </w:pPr>
-      <w:r>
-        <w:t xml:space="preserve">Tube passed through nose into stomach</w:t>
-      </w:r>
-    </w:p>
-    <w:p>
-      <w:pPr>
-        <w:pStyle w:val="Compact"/>
-        <w:numPr>
-          <w:ilvl w:val="0"/>
-          <w:numId w:val="1050"/>
-        </w:numPr>
-      </w:pPr>
-      <w:r>
-        <w:t xml:space="preserve">Drains fluid from stomach</w:t>
-      </w:r>
-    </w:p>
-    <w:p>
-      <w:pPr>
-        <w:pStyle w:val="Compact"/>
-        <w:numPr>
-          <w:ilvl w:val="0"/>
-          <w:numId w:val="1050"/>
-        </w:numPr>
-      </w:pPr>
-      <w:r>
-        <w:t xml:space="preserve">Prevents vomiting</w:t>
-      </w:r>
-    </w:p>
-    <w:p>
-      <w:pPr>
-        <w:pStyle w:val="FirstParagraph"/>
-      </w:pPr>
-      <w:r>
-        <w:t xml:space="preserve">Upper GI X-ray on 2nd or 3rd day after surgery</w:t>
-      </w:r>
-    </w:p>
-    <w:p>
-      <w:pPr>
-        <w:pStyle w:val="Compact"/>
-        <w:numPr>
-          <w:ilvl w:val="0"/>
-          <w:numId w:val="1051"/>
         </w:numPr>
       </w:pPr>
       <w:r>
@@ -3942,21 +3861,21 @@
         <w:pStyle w:val="Compact"/>
         <w:numPr>
           <w:ilvl w:val="0"/>
-          <w:numId w:val="1051"/>
+          <w:numId w:val="1047"/>
         </w:numPr>
       </w:pPr>
       <w:r>
         <w:t xml:space="preserve">Otherwise, X-ray repeated 2-3 days later</w:t>
       </w:r>
     </w:p>
-    <w:bookmarkEnd w:id="112"/>
-    <w:bookmarkStart w:id="113" w:name="swallowing-evaluation"/>
+    <w:bookmarkEnd w:id="117"/>
+    <w:bookmarkStart w:id="118" w:name="swallowing-evaluation"/>
     <w:p>
       <w:pPr>
         <w:pStyle w:val="Heading2"/>
       </w:pPr>
       <w:r>
-        <w:t xml:space="preserve">51 Swallowing Evaluation</w:t>
+        <w:t xml:space="preserve">48 Swallowing Evaluation</w:t>
       </w:r>
     </w:p>
     <w:p>
@@ -3980,7 +3899,7 @@
         <w:pStyle w:val="Compact"/>
         <w:numPr>
           <w:ilvl w:val="0"/>
-          <w:numId w:val="1052"/>
+          <w:numId w:val="1048"/>
         </w:numPr>
       </w:pPr>
       <w:r>
@@ -3992,7 +3911,7 @@
         <w:pStyle w:val="Compact"/>
         <w:numPr>
           <w:ilvl w:val="0"/>
-          <w:numId w:val="1052"/>
+          <w:numId w:val="1048"/>
         </w:numPr>
       </w:pPr>
       <w:r>
@@ -4004,7 +3923,7 @@
         <w:pStyle w:val="Compact"/>
         <w:numPr>
           <w:ilvl w:val="0"/>
-          <w:numId w:val="1052"/>
+          <w:numId w:val="1048"/>
         </w:numPr>
       </w:pPr>
       <w:r>
@@ -4028,14 +3947,215 @@
         <w:t xml:space="preserve">liquids started by mouth</w:t>
       </w:r>
     </w:p>
-    <w:bookmarkEnd w:id="113"/>
-    <w:bookmarkStart w:id="114" w:name="jejunostomy-feeding"/>
+    <w:bookmarkEnd w:id="118"/>
+    <w:bookmarkStart w:id="119" w:name="oral-intake-at-home"/>
     <w:p>
       <w:pPr>
         <w:pStyle w:val="Heading2"/>
       </w:pPr>
       <w:r>
-        <w:t xml:space="preserve">52 Jejunostomy feeding</w:t>
+        <w:t xml:space="preserve">49 Oral Intake at Home</w:t>
+      </w:r>
+    </w:p>
+    <w:p>
+      <w:pPr>
+        <w:pStyle w:val="FirstParagraph"/>
+      </w:pPr>
+      <w:r>
+        <w:t xml:space="preserve">Most are taking protein shakes when they go home</w:t>
+      </w:r>
+    </w:p>
+    <w:p>
+      <w:pPr>
+        <w:pStyle w:val="BodyText"/>
+      </w:pPr>
+      <w:r>
+        <w:t xml:space="preserve">Protein shakes are started after tolerating water</w:t>
+      </w:r>
+      <w:r>
+        <w:br/>
+      </w:r>
+    </w:p>
+    <w:p>
+      <w:pPr>
+        <w:pStyle w:val="Compact"/>
+        <w:numPr>
+          <w:ilvl w:val="0"/>
+          <w:numId w:val="1049"/>
+        </w:numPr>
+      </w:pPr>
+      <w:r>
+        <w:t xml:space="preserve">2 oz per hour to start</w:t>
+      </w:r>
+    </w:p>
+    <w:p>
+      <w:pPr>
+        <w:pStyle w:val="Compact"/>
+        <w:numPr>
+          <w:ilvl w:val="0"/>
+          <w:numId w:val="1049"/>
+        </w:numPr>
+      </w:pPr>
+      <w:r>
+        <w:t xml:space="preserve">4 oz per hour if 2oz are tolerated well</w:t>
+      </w:r>
+    </w:p>
+    <w:bookmarkEnd w:id="119"/>
+    <w:bookmarkStart w:id="120" w:name="drains-and-tubes"/>
+    <w:p>
+      <w:pPr>
+        <w:pStyle w:val="Heading2"/>
+      </w:pPr>
+      <w:r>
+        <w:t xml:space="preserve">50 Drains and Tubes</w:t>
+      </w:r>
+    </w:p>
+    <w:p>
+      <w:pPr>
+        <w:pStyle w:val="FirstParagraph"/>
+      </w:pPr>
+      <w:r>
+        <w:t xml:space="preserve">Chest Tube (right side): Removed 4-6 days after surgery (depending upon output)</w:t>
+      </w:r>
+      <w:r>
+        <w:t xml:space="preserve"> </w:t>
+      </w:r>
+      <w:r>
+        <w:t xml:space="preserve">Abdominal drains: Removed 4-7 days after surgery</w:t>
+      </w:r>
+    </w:p>
+    <w:p>
+      <w:pPr>
+        <w:pStyle w:val="Compact"/>
+        <w:numPr>
+          <w:ilvl w:val="0"/>
+          <w:numId w:val="1050"/>
+        </w:numPr>
+      </w:pPr>
+      <w:r>
+        <w:t xml:space="preserve">Discharge with 1 abdominal drain in 10% of cases</w:t>
+      </w:r>
+    </w:p>
+    <w:p>
+      <w:pPr>
+        <w:pStyle w:val="FirstParagraph"/>
+      </w:pPr>
+      <w:r>
+        <w:t xml:space="preserve">Epidural catheter: Removed 4-5 days after surgery</w:t>
+      </w:r>
+      <w:r>
+        <w:t xml:space="preserve"> </w:t>
+      </w:r>
+      <w:r>
+        <w:t xml:space="preserve">Bladder catheter: Removed after epidural catheter removed</w:t>
+      </w:r>
+    </w:p>
+    <w:bookmarkEnd w:id="120"/>
+    <w:bookmarkStart w:id="121" w:name="discharge"/>
+    <w:p>
+      <w:pPr>
+        <w:pStyle w:val="Heading2"/>
+      </w:pPr>
+      <w:r>
+        <w:t xml:space="preserve">51 Discharge</w:t>
+      </w:r>
+    </w:p>
+    <w:p>
+      <w:pPr>
+        <w:pStyle w:val="FirstParagraph"/>
+      </w:pPr>
+      <w:r>
+        <w:t xml:space="preserve">Goal: ready to leave day #7 after surgery</w:t>
+      </w:r>
+    </w:p>
+    <w:p>
+      <w:pPr>
+        <w:pStyle w:val="Compact"/>
+        <w:numPr>
+          <w:ilvl w:val="0"/>
+          <w:numId w:val="1051"/>
+        </w:numPr>
+      </w:pPr>
+      <w:r>
+        <w:t xml:space="preserve">Night-time tube feedings (6pm to 10am)</w:t>
+      </w:r>
+    </w:p>
+    <w:p>
+      <w:pPr>
+        <w:pStyle w:val="Compact"/>
+        <w:numPr>
+          <w:ilvl w:val="0"/>
+          <w:numId w:val="1051"/>
+        </w:numPr>
+      </w:pPr>
+      <w:r>
+        <w:t xml:space="preserve">Nutrition by mouth (90% of patients)</w:t>
+      </w:r>
+    </w:p>
+    <w:p>
+      <w:pPr>
+        <w:pStyle w:val="Compact"/>
+        <w:numPr>
+          <w:ilvl w:val="1"/>
+          <w:numId w:val="1052"/>
+        </w:numPr>
+      </w:pPr>
+      <w:r>
+        <w:t xml:space="preserve">Protein shakes or water 4oz every 2 hours</w:t>
+      </w:r>
+    </w:p>
+    <w:p>
+      <w:pPr>
+        <w:pStyle w:val="Compact"/>
+        <w:numPr>
+          <w:ilvl w:val="0"/>
+          <w:numId w:val="1051"/>
+        </w:numPr>
+      </w:pPr>
+      <w:r>
+        <w:t xml:space="preserve">Water through tube 8oz four times per day</w:t>
+      </w:r>
+    </w:p>
+    <w:p>
+      <w:pPr>
+        <w:pStyle w:val="Compact"/>
+        <w:numPr>
+          <w:ilvl w:val="0"/>
+          <w:numId w:val="1051"/>
+        </w:numPr>
+      </w:pPr>
+      <w:r>
+        <w:t xml:space="preserve">Home care nursing (feeding tube teaching)</w:t>
+      </w:r>
+    </w:p>
+    <w:p>
+      <w:pPr>
+        <w:pStyle w:val="Compact"/>
+        <w:numPr>
+          <w:ilvl w:val="0"/>
+          <w:numId w:val="1051"/>
+        </w:numPr>
+      </w:pPr>
+      <w:r>
+        <w:t xml:space="preserve">Home infusion (tube feeding supplies)</w:t>
+      </w:r>
+    </w:p>
+    <w:bookmarkEnd w:id="121"/>
+    <w:bookmarkStart w:id="122" w:name="nutrition-after-surgery"/>
+    <w:p>
+      <w:pPr>
+        <w:pStyle w:val="Heading2"/>
+      </w:pPr>
+      <w:r>
+        <w:t xml:space="preserve">52 Nutrition after Surgery</w:t>
+      </w:r>
+    </w:p>
+    <w:p>
+      <w:pPr>
+        <w:pStyle w:val="FirstParagraph"/>
+      </w:pPr>
+      <w:r>
+        <w:t xml:space="preserve">At discharge home:</w:t>
       </w:r>
     </w:p>
     <w:p>
@@ -4047,7 +4167,7 @@
         </w:numPr>
       </w:pPr>
       <w:r>
-        <w:t xml:space="preserve">Start with continuous feeds (24 hours/day)</w:t>
+        <w:t xml:space="preserve">Protein shakes 4oz every 2 hrs</w:t>
       </w:r>
     </w:p>
     <w:p>
@@ -4059,7 +4179,7 @@
         </w:numPr>
       </w:pPr>
       <w:r>
-        <w:t xml:space="preserve">Convert to nocturnal (night-time): 6pm to 10pm</w:t>
+        <w:t xml:space="preserve">Tube feeds 4-5 cans at night (6pm-10am)</w:t>
       </w:r>
     </w:p>
     <w:p>
@@ -4067,7 +4187,27 @@
         <w:pStyle w:val="FirstParagraph"/>
       </w:pPr>
       <w:r>
-        <w:t xml:space="preserve">The feeding bag holds only 4 cartons of feeds - May need to “top off’ bag after a few hours</w:t>
+        <w:t xml:space="preserve">10-12 Days: Increase protein shakes</w:t>
+      </w:r>
+    </w:p>
+    <w:p>
+      <w:pPr>
+        <w:pStyle w:val="Compact"/>
+        <w:numPr>
+          <w:ilvl w:val="0"/>
+          <w:numId w:val="1054"/>
+        </w:numPr>
+      </w:pPr>
+      <w:r>
+        <w:t xml:space="preserve">Tube feeds 3-4 cans at night</w:t>
+      </w:r>
+    </w:p>
+    <w:p>
+      <w:pPr>
+        <w:pStyle w:val="FirstParagraph"/>
+      </w:pPr>
+      <w:r>
+        <w:t xml:space="preserve">Three weeks: Post-esophagectomy Diet</w:t>
       </w:r>
     </w:p>
     <w:p>
@@ -4075,256 +4215,17 @@
         <w:pStyle w:val="BodyText"/>
       </w:pPr>
       <w:r>
-        <w:t xml:space="preserve">Water through the tube - Important to prevent dehydration - 250mL (8 oz) 4 times per day</w:t>
-      </w:r>
-    </w:p>
-    <w:bookmarkEnd w:id="114"/>
-    <w:bookmarkStart w:id="115" w:name="oral-intake-at-home"/>
+        <w:t xml:space="preserve">8-12 weeks: Remove feeding tube (in office)</w:t>
+      </w:r>
+    </w:p>
+    <w:bookmarkEnd w:id="122"/>
+    <w:bookmarkStart w:id="123" w:name="X15701f9deabaab366e08b73bd1ea6f1240694c5"/>
     <w:p>
       <w:pPr>
         <w:pStyle w:val="Heading2"/>
       </w:pPr>
       <w:r>
-        <w:t xml:space="preserve">53 Oral Intake at Home</w:t>
-      </w:r>
-    </w:p>
-    <w:p>
-      <w:pPr>
-        <w:pStyle w:val="FirstParagraph"/>
-      </w:pPr>
-      <w:r>
-        <w:t xml:space="preserve">Most are taking protein shakes when they go home</w:t>
-      </w:r>
-    </w:p>
-    <w:p>
-      <w:pPr>
-        <w:pStyle w:val="BodyText"/>
-      </w:pPr>
-      <w:r>
-        <w:t xml:space="preserve">Protein shakes are started after tolerating water</w:t>
-      </w:r>
-      <w:r>
-        <w:br/>
-      </w:r>
-    </w:p>
-    <w:p>
-      <w:pPr>
-        <w:pStyle w:val="Compact"/>
-        <w:numPr>
-          <w:ilvl w:val="0"/>
-          <w:numId w:val="1054"/>
-        </w:numPr>
-      </w:pPr>
-      <w:r>
-        <w:t xml:space="preserve">2 oz per hour to start</w:t>
-      </w:r>
-    </w:p>
-    <w:p>
-      <w:pPr>
-        <w:pStyle w:val="Compact"/>
-        <w:numPr>
-          <w:ilvl w:val="0"/>
-          <w:numId w:val="1054"/>
-        </w:numPr>
-      </w:pPr>
-      <w:r>
-        <w:t xml:space="preserve">4 oz per hour if 2oz are tolerated well</w:t>
-      </w:r>
-    </w:p>
-    <w:bookmarkEnd w:id="115"/>
-    <w:bookmarkStart w:id="116" w:name="drains-and-tubes"/>
-    <w:p>
-      <w:pPr>
-        <w:pStyle w:val="Heading2"/>
-      </w:pPr>
-      <w:r>
-        <w:t xml:space="preserve">54 Drains and Tubes</w:t>
-      </w:r>
-    </w:p>
-    <w:p>
-      <w:pPr>
-        <w:pStyle w:val="FirstParagraph"/>
-      </w:pPr>
-      <w:r>
-        <w:t xml:space="preserve">Chest Tube (right side): Removed 4-6 days after surgery (depending upon output) Abdomiaal drains: Removed 4-7 days after surgery Discharge with 1 abdominal drain in 10% of cases Epidural catheter: Removed 4-5 days after surgery Bladder catheter: Removed after epicura catheter removed</w:t>
-      </w:r>
-    </w:p>
-    <w:bookmarkEnd w:id="116"/>
-    <w:bookmarkStart w:id="117" w:name="discharge"/>
-    <w:p>
-      <w:pPr>
-        <w:pStyle w:val="Heading2"/>
-      </w:pPr>
-      <w:r>
-        <w:t xml:space="preserve">55 Discharge</w:t>
-      </w:r>
-    </w:p>
-    <w:p>
-      <w:pPr>
-        <w:pStyle w:val="FirstParagraph"/>
-      </w:pPr>
-      <w:r>
-        <w:t xml:space="preserve">Goal: ready to leave day #7 after surgery</w:t>
-      </w:r>
-    </w:p>
-    <w:p>
-      <w:pPr>
-        <w:pStyle w:val="Compact"/>
-        <w:numPr>
-          <w:ilvl w:val="0"/>
-          <w:numId w:val="1055"/>
-        </w:numPr>
-      </w:pPr>
-      <w:r>
-        <w:t xml:space="preserve">Night-time tube feedings (6pm to 10am)</w:t>
-      </w:r>
-    </w:p>
-    <w:p>
-      <w:pPr>
-        <w:pStyle w:val="Compact"/>
-        <w:numPr>
-          <w:ilvl w:val="0"/>
-          <w:numId w:val="1055"/>
-        </w:numPr>
-      </w:pPr>
-      <w:r>
-        <w:t xml:space="preserve">Nutrition by mouth (90% of patients)</w:t>
-      </w:r>
-    </w:p>
-    <w:p>
-      <w:pPr>
-        <w:pStyle w:val="Compact"/>
-        <w:numPr>
-          <w:ilvl w:val="1"/>
-          <w:numId w:val="1056"/>
-        </w:numPr>
-      </w:pPr>
-      <w:r>
-        <w:t xml:space="preserve">Protein shakes or water 4oz every 2 hours</w:t>
-      </w:r>
-    </w:p>
-    <w:p>
-      <w:pPr>
-        <w:pStyle w:val="Compact"/>
-        <w:numPr>
-          <w:ilvl w:val="0"/>
-          <w:numId w:val="1055"/>
-        </w:numPr>
-      </w:pPr>
-      <w:r>
-        <w:t xml:space="preserve">Water through tube 8oz four times per day</w:t>
-      </w:r>
-    </w:p>
-    <w:p>
-      <w:pPr>
-        <w:pStyle w:val="Compact"/>
-        <w:numPr>
-          <w:ilvl w:val="0"/>
-          <w:numId w:val="1055"/>
-        </w:numPr>
-      </w:pPr>
-      <w:r>
-        <w:t xml:space="preserve">Home care nursing (feeding tube teaching)</w:t>
-      </w:r>
-    </w:p>
-    <w:p>
-      <w:pPr>
-        <w:pStyle w:val="Compact"/>
-        <w:numPr>
-          <w:ilvl w:val="0"/>
-          <w:numId w:val="1055"/>
-        </w:numPr>
-      </w:pPr>
-      <w:r>
-        <w:t xml:space="preserve">Home infusion (tube feeding supplies)</w:t>
-      </w:r>
-    </w:p>
-    <w:bookmarkEnd w:id="117"/>
-    <w:bookmarkStart w:id="118" w:name="nutrition-after-surgery"/>
-    <w:p>
-      <w:pPr>
-        <w:pStyle w:val="Heading2"/>
-      </w:pPr>
-      <w:r>
-        <w:t xml:space="preserve">56 Nutrition after Surgery</w:t>
-      </w:r>
-    </w:p>
-    <w:p>
-      <w:pPr>
-        <w:pStyle w:val="FirstParagraph"/>
-      </w:pPr>
-      <w:r>
-        <w:t xml:space="preserve">At discharge home:</w:t>
-      </w:r>
-    </w:p>
-    <w:p>
-      <w:pPr>
-        <w:pStyle w:val="Compact"/>
-        <w:numPr>
-          <w:ilvl w:val="0"/>
-          <w:numId w:val="1057"/>
-        </w:numPr>
-      </w:pPr>
-      <w:r>
-        <w:t xml:space="preserve">Protein shakes 4oz every 2 hrs</w:t>
-      </w:r>
-    </w:p>
-    <w:p>
-      <w:pPr>
-        <w:pStyle w:val="Compact"/>
-        <w:numPr>
-          <w:ilvl w:val="0"/>
-          <w:numId w:val="1057"/>
-        </w:numPr>
-      </w:pPr>
-      <w:r>
-        <w:t xml:space="preserve">Tube feeds 4-5 cans at night (6pm-10am)</w:t>
-      </w:r>
-    </w:p>
-    <w:p>
-      <w:pPr>
-        <w:pStyle w:val="FirstParagraph"/>
-      </w:pPr>
-      <w:r>
-        <w:t xml:space="preserve">10-12 Days: Increase protein shakes</w:t>
-      </w:r>
-    </w:p>
-    <w:p>
-      <w:pPr>
-        <w:pStyle w:val="Compact"/>
-        <w:numPr>
-          <w:ilvl w:val="0"/>
-          <w:numId w:val="1058"/>
-        </w:numPr>
-      </w:pPr>
-      <w:r>
-        <w:t xml:space="preserve">Tube feeds 3-4 cans at night</w:t>
-      </w:r>
-    </w:p>
-    <w:p>
-      <w:pPr>
-        <w:pStyle w:val="FirstParagraph"/>
-      </w:pPr>
-      <w:r>
-        <w:t xml:space="preserve">Three weeks: Post-esophagectomy Diet</w:t>
-      </w:r>
-    </w:p>
-    <w:p>
-      <w:pPr>
-        <w:pStyle w:val="BodyText"/>
-      </w:pPr>
-      <w:r>
-        <w:t xml:space="preserve">8-12 weeks: Remove feeding tube (in office)</w:t>
-      </w:r>
-    </w:p>
-    <w:bookmarkEnd w:id="118"/>
-    <w:bookmarkStart w:id="119" w:name="X15701f9deabaab366e08b73bd1ea6f1240694c5"/>
-    <w:p>
-      <w:pPr>
-        <w:pStyle w:val="Heading2"/>
-      </w:pPr>
-      <w:r>
-        <w:t xml:space="preserve">57 Transition from Tube Feeds</w:t>
+        <w:t xml:space="preserve">53 Transition from Tube Feeds</w:t>
       </w:r>
       <w:r>
         <w:t xml:space="preserve"> </w:t>
@@ -4357,7 +4258,7 @@
         <w:pStyle w:val="Compact"/>
         <w:numPr>
           <w:ilvl w:val="0"/>
-          <w:numId w:val="1059"/>
+          <w:numId w:val="1055"/>
         </w:numPr>
       </w:pPr>
       <w:r>
@@ -4369,7 +4270,7 @@
         <w:pStyle w:val="Compact"/>
         <w:numPr>
           <w:ilvl w:val="0"/>
-          <w:numId w:val="1059"/>
+          <w:numId w:val="1055"/>
         </w:numPr>
       </w:pPr>
       <w:r>
@@ -4381,7 +4282,7 @@
         <w:pStyle w:val="Compact"/>
         <w:numPr>
           <w:ilvl w:val="1"/>
-          <w:numId w:val="1060"/>
+          <w:numId w:val="1056"/>
         </w:numPr>
       </w:pPr>
       <w:r>
@@ -4393,7 +4294,7 @@
         <w:pStyle w:val="Compact"/>
         <w:numPr>
           <w:ilvl w:val="0"/>
-          <w:numId w:val="1059"/>
+          <w:numId w:val="1055"/>
         </w:numPr>
       </w:pPr>
       <w:r>
@@ -4430,127 +4331,313 @@
         <w:pStyle w:val="Compact"/>
         <w:numPr>
           <w:ilvl w:val="0"/>
+          <w:numId w:val="1057"/>
+        </w:numPr>
+      </w:pPr>
+      <w:r>
+        <w:t xml:space="preserve">Three meals + 2-3 high-protein snacks</w:t>
+      </w:r>
+    </w:p>
+    <w:bookmarkEnd w:id="123"/>
+    <w:bookmarkStart w:id="124" w:name="post-esophagectomy-diet"/>
+    <w:p>
+      <w:pPr>
+        <w:pStyle w:val="Heading2"/>
+      </w:pPr>
+      <w:r>
+        <w:t xml:space="preserve">54 Post-esophagectomy Diet</w:t>
+      </w:r>
+    </w:p>
+    <w:p>
+      <w:pPr>
+        <w:pStyle w:val="Compact"/>
+        <w:numPr>
+          <w:ilvl w:val="0"/>
+          <w:numId w:val="1058"/>
+        </w:numPr>
+      </w:pPr>
+      <w:r>
+        <w:t xml:space="preserve">Soft Consistency</w:t>
+      </w:r>
+    </w:p>
+    <w:p>
+      <w:pPr>
+        <w:pStyle w:val="Compact"/>
+        <w:numPr>
+          <w:ilvl w:val="0"/>
+          <w:numId w:val="1058"/>
+        </w:numPr>
+      </w:pPr>
+      <w:r>
+        <w:t xml:space="preserve">High Protein</w:t>
+      </w:r>
+    </w:p>
+    <w:p>
+      <w:pPr>
+        <w:pStyle w:val="Compact"/>
+        <w:numPr>
+          <w:ilvl w:val="0"/>
+          <w:numId w:val="1058"/>
+        </w:numPr>
+      </w:pPr>
+      <w:r>
+        <w:t xml:space="preserve">Avoid sugary liquids (can cause ‘dumping’)</w:t>
+      </w:r>
+    </w:p>
+    <w:p>
+      <w:pPr>
+        <w:pStyle w:val="Compact"/>
+        <w:numPr>
+          <w:ilvl w:val="0"/>
+          <w:numId w:val="1058"/>
+        </w:numPr>
+      </w:pPr>
+      <w:r>
+        <w:t xml:space="preserve">Avoid raw vegetables (and salads)</w:t>
+      </w:r>
+    </w:p>
+    <w:p>
+      <w:pPr>
+        <w:pStyle w:val="Compact"/>
+        <w:numPr>
+          <w:ilvl w:val="0"/>
+          <w:numId w:val="1058"/>
+        </w:numPr>
+      </w:pPr>
+      <w:r>
+        <w:t xml:space="preserve">Eating</w:t>
+      </w:r>
+    </w:p>
+    <w:p>
+      <w:pPr>
+        <w:pStyle w:val="Compact"/>
+        <w:numPr>
+          <w:ilvl w:val="1"/>
+          <w:numId w:val="1059"/>
+        </w:numPr>
+      </w:pPr>
+      <w:r>
+        <w:t xml:space="preserve">Small, frequent meals</w:t>
+      </w:r>
+    </w:p>
+    <w:p>
+      <w:pPr>
+        <w:pStyle w:val="Compact"/>
+        <w:numPr>
+          <w:ilvl w:val="1"/>
+          <w:numId w:val="1059"/>
+        </w:numPr>
+      </w:pPr>
+      <w:r>
+        <w:t xml:space="preserve">Sit up for 30-45 minutes after eating</w:t>
+      </w:r>
+    </w:p>
+    <w:p>
+      <w:pPr>
+        <w:pStyle w:val="Compact"/>
+        <w:numPr>
+          <w:ilvl w:val="1"/>
+          <w:numId w:val="1059"/>
+        </w:numPr>
+      </w:pPr>
+      <w:r>
+        <w:t xml:space="preserve">Avoid eating within 2 hours of bedtime</w:t>
+      </w:r>
+    </w:p>
+    <w:bookmarkEnd w:id="124"/>
+    <w:bookmarkStart w:id="125" w:name="medicines-at-home---pain"/>
+    <w:p>
+      <w:pPr>
+        <w:pStyle w:val="Heading2"/>
+      </w:pPr>
+      <w:r>
+        <w:t xml:space="preserve">55 Medicines at Home - Pain</w:t>
+      </w:r>
+    </w:p>
+    <w:p>
+      <w:pPr>
+        <w:pStyle w:val="FirstParagraph"/>
+      </w:pPr>
+      <w:r>
+        <w:t xml:space="preserve">Acetaminophen (Tylenol) 1000mg 4x/day</w:t>
+      </w:r>
+    </w:p>
+    <w:p>
+      <w:pPr>
+        <w:pStyle w:val="BodyText"/>
+      </w:pPr>
+      <w:r>
+        <w:t xml:space="preserve">Gabapentin 300mg 3 times/day</w:t>
+      </w:r>
+    </w:p>
+    <w:p>
+      <w:pPr>
+        <w:pStyle w:val="BodyText"/>
+      </w:pPr>
+      <w:r>
+        <w:t xml:space="preserve">Oxycodone</w:t>
+      </w:r>
+    </w:p>
+    <w:p>
+      <w:pPr>
+        <w:pStyle w:val="Compact"/>
+        <w:numPr>
+          <w:ilvl w:val="0"/>
+          <w:numId w:val="1060"/>
+        </w:numPr>
+      </w:pPr>
+      <w:r>
+        <w:t xml:space="preserve">As needed in addition to Tylenol/gabapentin</w:t>
+      </w:r>
+    </w:p>
+    <w:p>
+      <w:pPr>
+        <w:pStyle w:val="Compact"/>
+        <w:numPr>
+          <w:ilvl w:val="0"/>
+          <w:numId w:val="1060"/>
+        </w:numPr>
+      </w:pPr>
+      <w:r>
+        <w:t xml:space="preserve">Will begin reducing dose at first postop visit</w:t>
+      </w:r>
+    </w:p>
+    <w:p>
+      <w:pPr>
+        <w:pStyle w:val="Compact"/>
+        <w:numPr>
+          <w:ilvl w:val="0"/>
+          <w:numId w:val="1060"/>
+        </w:numPr>
+      </w:pPr>
+      <w:r>
+        <w:t xml:space="preserve">Can usually discontinue by 4 weeks</w:t>
+      </w:r>
+    </w:p>
+    <w:p>
+      <w:pPr>
+        <w:pStyle w:val="Compact"/>
+        <w:numPr>
+          <w:ilvl w:val="0"/>
+          <w:numId w:val="1060"/>
+        </w:numPr>
+      </w:pPr>
+      <w:r>
+        <w:t xml:space="preserve">NO DRIVING WHILE ON OXYCODONE</w:t>
+      </w:r>
+    </w:p>
+    <w:bookmarkEnd w:id="125"/>
+    <w:bookmarkStart w:id="126" w:name="non-steroidals-anti-inflammatory-nsaid"/>
+    <w:p>
+      <w:pPr>
+        <w:pStyle w:val="Heading2"/>
+      </w:pPr>
+      <w:r>
+        <w:t xml:space="preserve">56 Non-steroidals Anti Inflammatory (NSAID)</w:t>
+      </w:r>
+    </w:p>
+    <w:p>
+      <w:pPr>
+        <w:pStyle w:val="FirstParagraph"/>
+      </w:pPr>
+      <w:r>
+        <w:t xml:space="preserve">Non-steroidal anti-inflammatories (Celebrex)</w:t>
+      </w:r>
+    </w:p>
+    <w:p>
+      <w:pPr>
+        <w:pStyle w:val="Compact"/>
+        <w:numPr>
+          <w:ilvl w:val="0"/>
           <w:numId w:val="1061"/>
         </w:numPr>
       </w:pPr>
       <w:r>
-        <w:t xml:space="preserve">Three meals + 2-3 high-protein snacks</w:t>
-      </w:r>
-    </w:p>
-    <w:bookmarkEnd w:id="119"/>
-    <w:bookmarkStart w:id="120" w:name="post-esophagectomy-diet"/>
+        <w:t xml:space="preserve">200 mg every 12 hours starting at 2 weeks</w:t>
+      </w:r>
+    </w:p>
+    <w:p>
+      <w:pPr>
+        <w:pStyle w:val="FirstParagraph"/>
+      </w:pPr>
+      <w:r>
+        <w:t xml:space="preserve">NO GOODY POWDERS OR BCs</w:t>
+      </w:r>
+    </w:p>
+    <w:p>
+      <w:pPr>
+        <w:pStyle w:val="Compact"/>
+        <w:numPr>
+          <w:ilvl w:val="0"/>
+          <w:numId w:val="1062"/>
+        </w:numPr>
+      </w:pPr>
+      <w:r>
+        <w:t xml:space="preserve">(Can cause permanent scarring at the surgery site)</w:t>
+      </w:r>
+    </w:p>
+    <w:bookmarkEnd w:id="126"/>
+    <w:bookmarkStart w:id="127" w:name="acid-blockers-proton-pump-inhibitors"/>
     <w:p>
       <w:pPr>
         <w:pStyle w:val="Heading2"/>
       </w:pPr>
       <w:r>
-        <w:t xml:space="preserve">58 Post-esophagectomy Diet</w:t>
-      </w:r>
-    </w:p>
-    <w:p>
-      <w:pPr>
-        <w:pStyle w:val="Compact"/>
-        <w:numPr>
-          <w:ilvl w:val="0"/>
-          <w:numId w:val="1062"/>
-        </w:numPr>
-      </w:pPr>
-      <w:r>
-        <w:t xml:space="preserve">Soft Consistency</w:t>
-      </w:r>
-    </w:p>
-    <w:p>
-      <w:pPr>
-        <w:pStyle w:val="Compact"/>
-        <w:numPr>
-          <w:ilvl w:val="0"/>
-          <w:numId w:val="1062"/>
-        </w:numPr>
-      </w:pPr>
-      <w:r>
-        <w:t xml:space="preserve">High Protein</w:t>
-      </w:r>
-    </w:p>
-    <w:p>
-      <w:pPr>
-        <w:pStyle w:val="Compact"/>
-        <w:numPr>
-          <w:ilvl w:val="0"/>
-          <w:numId w:val="1062"/>
-        </w:numPr>
-      </w:pPr>
-      <w:r>
-        <w:t xml:space="preserve">Avoid sugary liquids (can cause ‘dumping’)</w:t>
-      </w:r>
-    </w:p>
-    <w:p>
-      <w:pPr>
-        <w:pStyle w:val="Compact"/>
-        <w:numPr>
-          <w:ilvl w:val="0"/>
-          <w:numId w:val="1062"/>
-        </w:numPr>
-      </w:pPr>
-      <w:r>
-        <w:t xml:space="preserve">Avoid raw vegetables (and salads)</w:t>
-      </w:r>
-    </w:p>
-    <w:p>
-      <w:pPr>
-        <w:pStyle w:val="Compact"/>
-        <w:numPr>
-          <w:ilvl w:val="0"/>
-          <w:numId w:val="1062"/>
-        </w:numPr>
-      </w:pPr>
-      <w:r>
-        <w:t xml:space="preserve">Eating</w:t>
-      </w:r>
-    </w:p>
-    <w:p>
-      <w:pPr>
-        <w:pStyle w:val="Compact"/>
-        <w:numPr>
-          <w:ilvl w:val="1"/>
+        <w:t xml:space="preserve">57 Acid Blockers = Proton Pump Inhibitors</w:t>
+      </w:r>
+    </w:p>
+    <w:p>
+      <w:pPr>
+        <w:pStyle w:val="FirstParagraph"/>
+      </w:pPr>
+      <w:r>
+        <w:t xml:space="preserve">Examples include ompeprazole and pantoprazole</w:t>
+      </w:r>
+    </w:p>
+    <w:p>
+      <w:pPr>
+        <w:pStyle w:val="Compact"/>
+        <w:numPr>
+          <w:ilvl w:val="0"/>
           <w:numId w:val="1063"/>
         </w:numPr>
       </w:pPr>
       <w:r>
-        <w:t xml:space="preserve">Small, frequent meals</w:t>
-      </w:r>
-    </w:p>
-    <w:p>
-      <w:pPr>
-        <w:pStyle w:val="Compact"/>
-        <w:numPr>
-          <w:ilvl w:val="1"/>
+        <w:t xml:space="preserve">Will stay on for at 1-2 years to prevent acid reflux</w:t>
+      </w:r>
+    </w:p>
+    <w:p>
+      <w:pPr>
+        <w:pStyle w:val="Compact"/>
+        <w:numPr>
+          <w:ilvl w:val="0"/>
           <w:numId w:val="1063"/>
         </w:numPr>
       </w:pPr>
       <w:r>
-        <w:t xml:space="preserve">Sit up for 30-45 minutes after eating</w:t>
-      </w:r>
-    </w:p>
-    <w:p>
-      <w:pPr>
-        <w:pStyle w:val="Compact"/>
-        <w:numPr>
-          <w:ilvl w:val="1"/>
+        <w:t xml:space="preserve">Important in preventing scarring at anastomosis (new connection between esophagus and stomach)</w:t>
+      </w:r>
+    </w:p>
+    <w:p>
+      <w:pPr>
+        <w:pStyle w:val="Compact"/>
+        <w:numPr>
+          <w:ilvl w:val="0"/>
           <w:numId w:val="1063"/>
         </w:numPr>
       </w:pPr>
       <w:r>
-        <w:t xml:space="preserve">Avoid eating within 2 hours of bedtime</w:t>
-      </w:r>
-    </w:p>
-    <w:bookmarkEnd w:id="120"/>
-    <w:bookmarkStart w:id="121" w:name="medicines-at-home---pain"/>
+        <w:t xml:space="preserve">To administer through feeding tube, open capsule and resuspend beads in 60mL (2oz) of water</w:t>
+      </w:r>
+    </w:p>
+    <w:bookmarkEnd w:id="127"/>
+    <w:bookmarkStart w:id="128" w:name="medicines-at-home"/>
     <w:p>
       <w:pPr>
         <w:pStyle w:val="Heading2"/>
       </w:pPr>
       <w:r>
-        <w:t xml:space="preserve">59 Medicines at Home - Pain</w:t>
+        <w:t xml:space="preserve">58 Medicines at Home</w:t>
       </w:r>
     </w:p>
     <w:p>
@@ -4558,23 +4645,7 @@
         <w:pStyle w:val="FirstParagraph"/>
       </w:pPr>
       <w:r>
-        <w:t xml:space="preserve">Acetaminophen (Tylenol) 1000mg 4x/day</w:t>
-      </w:r>
-    </w:p>
-    <w:p>
-      <w:pPr>
-        <w:pStyle w:val="BodyText"/>
-      </w:pPr>
-      <w:r>
-        <w:t xml:space="preserve">Gabapentin 300mg 3 times/day</w:t>
-      </w:r>
-    </w:p>
-    <w:p>
-      <w:pPr>
-        <w:pStyle w:val="BodyText"/>
-      </w:pPr>
-      <w:r>
-        <w:t xml:space="preserve">Oxycodone</w:t>
+        <w:t xml:space="preserve">Reglan – Helps stomach empty</w:t>
       </w:r>
     </w:p>
     <w:p>
@@ -4586,7 +4657,7 @@
         </w:numPr>
       </w:pPr>
       <w:r>
-        <w:t xml:space="preserve">As needed in addition to Tylenol/gabapentin</w:t>
+        <w:t xml:space="preserve">Will plan to stop after six weeks</w:t>
       </w:r>
     </w:p>
     <w:p>
@@ -4598,69 +4669,61 @@
         </w:numPr>
       </w:pPr>
       <w:r>
-        <w:t xml:space="preserve">Will begin reducing dose at first postop visit</w:t>
-      </w:r>
-    </w:p>
-    <w:p>
-      <w:pPr>
-        <w:pStyle w:val="Compact"/>
-        <w:numPr>
-          <w:ilvl w:val="0"/>
-          <w:numId w:val="1064"/>
-        </w:numPr>
-      </w:pPr>
-      <w:r>
-        <w:t xml:space="preserve">Can usually discontinue by 4 weeks</w:t>
-      </w:r>
-    </w:p>
-    <w:p>
-      <w:pPr>
-        <w:pStyle w:val="Compact"/>
-        <w:numPr>
-          <w:ilvl w:val="0"/>
-          <w:numId w:val="1064"/>
-        </w:numPr>
-      </w:pPr>
-      <w:r>
-        <w:t xml:space="preserve">NO DRIVING WHILE ON OXYCODONE</w:t>
-      </w:r>
-    </w:p>
-    <w:bookmarkEnd w:id="121"/>
-    <w:bookmarkStart w:id="122" w:name="non-steroidals-anti-inflammatory-nsaid"/>
+        <w:t xml:space="preserve">0.1% risk of tardive dyskinesia (nervous tic)</w:t>
+      </w:r>
+    </w:p>
+    <w:p>
+      <w:pPr>
+        <w:pStyle w:val="FirstParagraph"/>
+      </w:pPr>
+      <w:r>
+        <w:t xml:space="preserve">Remeron – Helps improve appetite</w:t>
+      </w:r>
+    </w:p>
+    <w:p>
+      <w:pPr>
+        <w:pStyle w:val="Compact"/>
+        <w:numPr>
+          <w:ilvl w:val="0"/>
+          <w:numId w:val="1065"/>
+        </w:numPr>
+      </w:pPr>
+      <w:r>
+        <w:t xml:space="preserve">Can cause vivid dreams</w:t>
+      </w:r>
+    </w:p>
+    <w:p>
+      <w:pPr>
+        <w:pStyle w:val="Compact"/>
+        <w:numPr>
+          <w:ilvl w:val="0"/>
+          <w:numId w:val="1065"/>
+        </w:numPr>
+      </w:pPr>
+      <w:r>
+        <w:t xml:space="preserve">Used for several weeks after surgery</w:t>
+      </w:r>
+    </w:p>
+    <w:p>
+      <w:pPr>
+        <w:pStyle w:val="Compact"/>
+        <w:numPr>
+          <w:ilvl w:val="0"/>
+          <w:numId w:val="1065"/>
+        </w:numPr>
+      </w:pPr>
+      <w:r>
+        <w:t xml:space="preserve">Will stop within first three months of surgery</w:t>
+      </w:r>
+    </w:p>
+    <w:bookmarkEnd w:id="128"/>
+    <w:bookmarkStart w:id="129" w:name="metoprolol-beta-blockers"/>
     <w:p>
       <w:pPr>
         <w:pStyle w:val="Heading2"/>
       </w:pPr>
       <w:r>
-        <w:t xml:space="preserve">60 Non-steroidals Anti Inflammatory (NSAID)</w:t>
-      </w:r>
-    </w:p>
-    <w:p>
-      <w:pPr>
-        <w:pStyle w:val="FirstParagraph"/>
-      </w:pPr>
-      <w:r>
-        <w:t xml:space="preserve">Non-steroidal anti-inflammatories (Celebrex)</w:t>
-      </w:r>
-    </w:p>
-    <w:p>
-      <w:pPr>
-        <w:pStyle w:val="Compact"/>
-        <w:numPr>
-          <w:ilvl w:val="0"/>
-          <w:numId w:val="1065"/>
-        </w:numPr>
-      </w:pPr>
-      <w:r>
-        <w:t xml:space="preserve">200 mg every 12 hours starting at 2 weeks</w:t>
-      </w:r>
-    </w:p>
-    <w:p>
-      <w:pPr>
-        <w:pStyle w:val="FirstParagraph"/>
-      </w:pPr>
-      <w:r>
-        <w:t xml:space="preserve">NO GOODY POWDERS OR BCs</w:t>
+        <w:t xml:space="preserve">59 Metoprolol = Beta Blockers</w:t>
       </w:r>
     </w:p>
     <w:p>
@@ -4672,168 +4735,6 @@
         </w:numPr>
       </w:pPr>
       <w:r>
-        <w:t xml:space="preserve">(Can cause permanent scarring at the surgery site)</w:t>
-      </w:r>
-    </w:p>
-    <w:bookmarkEnd w:id="122"/>
-    <w:bookmarkStart w:id="123" w:name="acid-blockers-proton-pump-inhibitors"/>
-    <w:p>
-      <w:pPr>
-        <w:pStyle w:val="Heading2"/>
-      </w:pPr>
-      <w:r>
-        <w:t xml:space="preserve">61 Acid Blockers = Proton Pump Inhibitors</w:t>
-      </w:r>
-    </w:p>
-    <w:p>
-      <w:pPr>
-        <w:pStyle w:val="FirstParagraph"/>
-      </w:pPr>
-      <w:r>
-        <w:t xml:space="preserve">Examples include ompeprazole and pantoprazole</w:t>
-      </w:r>
-    </w:p>
-    <w:p>
-      <w:pPr>
-        <w:pStyle w:val="Compact"/>
-        <w:numPr>
-          <w:ilvl w:val="0"/>
-          <w:numId w:val="1067"/>
-        </w:numPr>
-      </w:pPr>
-      <w:r>
-        <w:t xml:space="preserve">Will stay on for at 1-2 years to prevent acid reflux</w:t>
-      </w:r>
-    </w:p>
-    <w:p>
-      <w:pPr>
-        <w:pStyle w:val="Compact"/>
-        <w:numPr>
-          <w:ilvl w:val="0"/>
-          <w:numId w:val="1067"/>
-        </w:numPr>
-      </w:pPr>
-      <w:r>
-        <w:t xml:space="preserve">Important in preventing scarring at anastomosis (new connection between esophagus and stomach)</w:t>
-      </w:r>
-    </w:p>
-    <w:p>
-      <w:pPr>
-        <w:pStyle w:val="Compact"/>
-        <w:numPr>
-          <w:ilvl w:val="0"/>
-          <w:numId w:val="1067"/>
-        </w:numPr>
-      </w:pPr>
-      <w:r>
-        <w:t xml:space="preserve">To administer through feeding tube, open capsule and resuspend beads in 60mL (2oz) of water</w:t>
-      </w:r>
-    </w:p>
-    <w:bookmarkEnd w:id="123"/>
-    <w:bookmarkStart w:id="124" w:name="medicines-at-home"/>
-    <w:p>
-      <w:pPr>
-        <w:pStyle w:val="Heading2"/>
-      </w:pPr>
-      <w:r>
-        <w:t xml:space="preserve">62 Medicines at Home</w:t>
-      </w:r>
-    </w:p>
-    <w:p>
-      <w:pPr>
-        <w:pStyle w:val="FirstParagraph"/>
-      </w:pPr>
-      <w:r>
-        <w:t xml:space="preserve">Reglan – Helps stomach empty</w:t>
-      </w:r>
-    </w:p>
-    <w:p>
-      <w:pPr>
-        <w:pStyle w:val="Compact"/>
-        <w:numPr>
-          <w:ilvl w:val="0"/>
-          <w:numId w:val="1068"/>
-        </w:numPr>
-      </w:pPr>
-      <w:r>
-        <w:t xml:space="preserve">Will plan to stop after six weeks</w:t>
-      </w:r>
-    </w:p>
-    <w:p>
-      <w:pPr>
-        <w:pStyle w:val="Compact"/>
-        <w:numPr>
-          <w:ilvl w:val="0"/>
-          <w:numId w:val="1068"/>
-        </w:numPr>
-      </w:pPr>
-      <w:r>
-        <w:t xml:space="preserve">0.1% risk of tardive dyskinesia (nervous tic)</w:t>
-      </w:r>
-    </w:p>
-    <w:p>
-      <w:pPr>
-        <w:pStyle w:val="FirstParagraph"/>
-      </w:pPr>
-      <w:r>
-        <w:t xml:space="preserve">Remeron – Helps improve appetite</w:t>
-      </w:r>
-    </w:p>
-    <w:p>
-      <w:pPr>
-        <w:pStyle w:val="Compact"/>
-        <w:numPr>
-          <w:ilvl w:val="0"/>
-          <w:numId w:val="1069"/>
-        </w:numPr>
-      </w:pPr>
-      <w:r>
-        <w:t xml:space="preserve">Can cause vivid dreams</w:t>
-      </w:r>
-    </w:p>
-    <w:p>
-      <w:pPr>
-        <w:pStyle w:val="Compact"/>
-        <w:numPr>
-          <w:ilvl w:val="0"/>
-          <w:numId w:val="1069"/>
-        </w:numPr>
-      </w:pPr>
-      <w:r>
-        <w:t xml:space="preserve">Used for several weeks after surgery</w:t>
-      </w:r>
-    </w:p>
-    <w:p>
-      <w:pPr>
-        <w:pStyle w:val="Compact"/>
-        <w:numPr>
-          <w:ilvl w:val="0"/>
-          <w:numId w:val="1069"/>
-        </w:numPr>
-      </w:pPr>
-      <w:r>
-        <w:t xml:space="preserve">Will stop within first three months of surgery</w:t>
-      </w:r>
-    </w:p>
-    <w:bookmarkEnd w:id="124"/>
-    <w:bookmarkStart w:id="125" w:name="metoprolol-beta-blockers"/>
-    <w:p>
-      <w:pPr>
-        <w:pStyle w:val="Heading2"/>
-      </w:pPr>
-      <w:r>
-        <w:t xml:space="preserve">63 Metoprolol = Beta Blockers</w:t>
-      </w:r>
-    </w:p>
-    <w:p>
-      <w:pPr>
-        <w:pStyle w:val="Compact"/>
-        <w:numPr>
-          <w:ilvl w:val="0"/>
-          <w:numId w:val="1070"/>
-        </w:numPr>
-      </w:pPr>
-      <w:r>
         <w:t xml:space="preserve">Slows heart rate and lowers blood pressure</w:t>
       </w:r>
       <w:r>
@@ -4845,7 +4746,7 @@
         <w:pStyle w:val="Compact"/>
         <w:numPr>
           <w:ilvl w:val="0"/>
-          <w:numId w:val="1070"/>
+          <w:numId w:val="1066"/>
         </w:numPr>
       </w:pPr>
       <w:r>
@@ -4857,7 +4758,7 @@
         <w:pStyle w:val="Compact"/>
         <w:numPr>
           <w:ilvl w:val="0"/>
-          <w:numId w:val="1070"/>
+          <w:numId w:val="1066"/>
         </w:numPr>
       </w:pPr>
       <w:r>
@@ -4886,7 +4787,7 @@
         <w:pStyle w:val="Compact"/>
         <w:numPr>
           <w:ilvl w:val="0"/>
-          <w:numId w:val="1070"/>
+          <w:numId w:val="1066"/>
         </w:numPr>
       </w:pPr>
       <w:r>
@@ -4910,14 +4811,14 @@
         <w:t xml:space="preserve">return to prior dose and drug after surgery</w:t>
       </w:r>
     </w:p>
-    <w:bookmarkEnd w:id="125"/>
-    <w:bookmarkStart w:id="129" w:name="sleeping-at-home"/>
+    <w:bookmarkEnd w:id="129"/>
+    <w:bookmarkStart w:id="133" w:name="sleeping-at-home"/>
     <w:p>
       <w:pPr>
         <w:pStyle w:val="Heading2"/>
       </w:pPr>
       <w:r>
-        <w:t xml:space="preserve">64 Sleeping at Home</w:t>
+        <w:t xml:space="preserve">60 Sleeping at Home</w:t>
       </w:r>
     </w:p>
     <w:p>
@@ -4953,18 +4854,18 @@
           <wp:inline>
             <wp:extent cx="5334000" cy="5334000"/>
             <wp:effectExtent b="0" l="0" r="0" t="0"/>
-            <wp:docPr descr="" title="" id="127" name="Picture"/>
+            <wp:docPr descr="" title="" id="131" name="Picture"/>
             <a:graphic>
               <a:graphicData uri="http://schemas.openxmlformats.org/drawingml/2006/picture">
                 <pic:pic>
                   <pic:nvPicPr>
-                    <pic:cNvPr descr="images/wedge_pillow_comm.jpg" id="128" name="Picture"/>
+                    <pic:cNvPr descr="images/wedge_pillow_comm.jpg" id="132" name="Picture"/>
                     <pic:cNvPicPr>
                       <a:picLocks noChangeArrowheads="1" noChangeAspect="1"/>
                     </pic:cNvPicPr>
                   </pic:nvPicPr>
                   <pic:blipFill>
-                    <a:blip r:embed="rId126"/>
+                    <a:blip r:embed="rId130"/>
                     <a:stretch>
                       <a:fillRect/>
                     </a:stretch>
@@ -4991,14 +4892,14 @@
         </w:drawing>
       </w:r>
     </w:p>
-    <w:bookmarkEnd w:id="129"/>
-    <w:bookmarkStart w:id="130" w:name="X35611bb316b2613f9071605f3026a0a23a88bbf"/>
+    <w:bookmarkEnd w:id="133"/>
+    <w:bookmarkStart w:id="134" w:name="X3bf0db9b0129ddd8c55960b594e40205f34d62e"/>
     <w:p>
       <w:pPr>
         <w:pStyle w:val="Heading2"/>
       </w:pPr>
       <w:r>
-        <w:t xml:space="preserve">65 Follow Up Clinic Visit 7-10 days after Discharge</w:t>
+        <w:t xml:space="preserve">61 Follow Up Visit 7-10 days after Discharge</w:t>
       </w:r>
     </w:p>
     <w:p>
@@ -5014,7 +4915,7 @@
         <w:pStyle w:val="Compact"/>
         <w:numPr>
           <w:ilvl w:val="0"/>
-          <w:numId w:val="1071"/>
+          <w:numId w:val="1067"/>
         </w:numPr>
       </w:pPr>
       <w:r>
@@ -5026,7 +4927,7 @@
         <w:pStyle w:val="Compact"/>
         <w:numPr>
           <w:ilvl w:val="0"/>
-          <w:numId w:val="1071"/>
+          <w:numId w:val="1067"/>
         </w:numPr>
       </w:pPr>
       <w:r>
@@ -5038,7 +4939,7 @@
         <w:pStyle w:val="Compact"/>
         <w:numPr>
           <w:ilvl w:val="0"/>
-          <w:numId w:val="1071"/>
+          <w:numId w:val="1067"/>
         </w:numPr>
       </w:pPr>
       <w:r>
@@ -5058,7 +4959,7 @@
         <w:pStyle w:val="Compact"/>
         <w:numPr>
           <w:ilvl w:val="0"/>
-          <w:numId w:val="1072"/>
+          <w:numId w:val="1068"/>
         </w:numPr>
       </w:pPr>
       <w:r>
@@ -5070,21 +4971,21 @@
         <w:pStyle w:val="Compact"/>
         <w:numPr>
           <w:ilvl w:val="0"/>
-          <w:numId w:val="1072"/>
+          <w:numId w:val="1068"/>
         </w:numPr>
       </w:pPr>
       <w:r>
         <w:t xml:space="preserve">Advance diet by mouth</w:t>
       </w:r>
     </w:p>
-    <w:bookmarkEnd w:id="130"/>
-    <w:bookmarkStart w:id="131" w:name="adjust-medicines-after-surgery"/>
+    <w:bookmarkEnd w:id="134"/>
+    <w:bookmarkStart w:id="135" w:name="adjust-medicines-after-surgery"/>
     <w:p>
       <w:pPr>
         <w:pStyle w:val="Heading2"/>
       </w:pPr>
       <w:r>
-        <w:t xml:space="preserve">66 Adjust Medicines after Surgery</w:t>
+        <w:t xml:space="preserve">62 Adjust Medicines after Surgery</w:t>
       </w:r>
     </w:p>
     <w:p>
@@ -5100,7 +5001,7 @@
         <w:pStyle w:val="Compact"/>
         <w:numPr>
           <w:ilvl w:val="0"/>
-          <w:numId w:val="1073"/>
+          <w:numId w:val="1069"/>
         </w:numPr>
       </w:pPr>
       <w:r>
@@ -5112,7 +5013,7 @@
         <w:pStyle w:val="Compact"/>
         <w:numPr>
           <w:ilvl w:val="0"/>
-          <w:numId w:val="1073"/>
+          <w:numId w:val="1069"/>
         </w:numPr>
       </w:pPr>
       <w:r>
@@ -5152,14 +5053,14 @@
         <w:t xml:space="preserve">discontinue</w:t>
       </w:r>
     </w:p>
-    <w:bookmarkEnd w:id="131"/>
-    <w:bookmarkStart w:id="132" w:name="second-follow-up-visit"/>
+    <w:bookmarkEnd w:id="135"/>
+    <w:bookmarkStart w:id="136" w:name="second-follow-up-visit"/>
     <w:p>
       <w:pPr>
         <w:pStyle w:val="Heading2"/>
       </w:pPr>
       <w:r>
-        <w:t xml:space="preserve">67 Second Follow Up Visit</w:t>
+        <w:t xml:space="preserve">63 Second Follow Up Visit</w:t>
       </w:r>
     </w:p>
     <w:p>
@@ -5175,11 +5076,297 @@
         <w:pStyle w:val="Compact"/>
         <w:numPr>
           <w:ilvl w:val="0"/>
+          <w:numId w:val="1070"/>
+        </w:numPr>
+      </w:pPr>
+      <w:r>
+        <w:t xml:space="preserve">Discuss diet</w:t>
+      </w:r>
+    </w:p>
+    <w:p>
+      <w:pPr>
+        <w:pStyle w:val="Compact"/>
+        <w:numPr>
+          <w:ilvl w:val="0"/>
+          <w:numId w:val="1070"/>
+        </w:numPr>
+      </w:pPr>
+      <w:r>
+        <w:t xml:space="preserve">Discuss medicines</w:t>
+      </w:r>
+    </w:p>
+    <w:p>
+      <w:pPr>
+        <w:pStyle w:val="Compact"/>
+        <w:numPr>
+          <w:ilvl w:val="0"/>
+          <w:numId w:val="1070"/>
+        </w:numPr>
+      </w:pPr>
+      <w:r>
+        <w:t xml:space="preserve">Plan for jejunostomy removal</w:t>
+      </w:r>
+    </w:p>
+    <w:p>
+      <w:pPr>
+        <w:pStyle w:val="Compact"/>
+        <w:numPr>
+          <w:ilvl w:val="0"/>
+          <w:numId w:val="1070"/>
+        </w:numPr>
+      </w:pPr>
+      <w:r>
+        <w:t xml:space="preserve">Evaluate readiness for chemotherapy after surgery (usually 6 weeks)</w:t>
+      </w:r>
+    </w:p>
+    <w:bookmarkEnd w:id="136"/>
+    <w:bookmarkStart w:id="137" w:name="eating-after-surgery"/>
+    <w:p>
+      <w:pPr>
+        <w:pStyle w:val="Heading2"/>
+      </w:pPr>
+      <w:r>
+        <w:t xml:space="preserve">64 Eating after Surgery</w:t>
+      </w:r>
+    </w:p>
+    <w:p>
+      <w:pPr>
+        <w:pStyle w:val="FirstParagraph"/>
+      </w:pPr>
+      <w:r>
+        <w:t xml:space="preserve">First Postoperative Visit: Start soft foods (Phase I)</w:t>
+      </w:r>
+    </w:p>
+    <w:p>
+      <w:pPr>
+        <w:pStyle w:val="BodyText"/>
+      </w:pPr>
+      <w:r>
+        <w:t xml:space="preserve">Weekly virtual visits with dietitian</w:t>
+      </w:r>
+    </w:p>
+    <w:p>
+      <w:pPr>
+        <w:pStyle w:val="BodyText"/>
+      </w:pPr>
+      <w:r>
+        <w:t xml:space="preserve">Jejunostomy removal ~ 8 weeks after surgery</w:t>
+      </w:r>
+    </w:p>
+    <w:bookmarkEnd w:id="137"/>
+    <w:bookmarkStart w:id="138" w:name="jejunostomy-removal"/>
+    <w:p>
+      <w:pPr>
+        <w:pStyle w:val="Heading2"/>
+      </w:pPr>
+      <w:r>
+        <w:t xml:space="preserve">65 Jejunostomy Removal</w:t>
+      </w:r>
+    </w:p>
+    <w:p>
+      <w:pPr>
+        <w:pStyle w:val="FirstParagraph"/>
+      </w:pPr>
+      <w:r>
+        <w:t xml:space="preserve">Jejunostomy tube is removed in the office once you can take in enough nutrients by mouth</w:t>
+      </w:r>
+    </w:p>
+    <w:p>
+      <w:pPr>
+        <w:pStyle w:val="BodyText"/>
+      </w:pPr>
+      <w:r>
+        <w:t xml:space="preserve">Removal usually around 8 weeks after surgery (may be longer if chemotherapy planned after surgery)</w:t>
+      </w:r>
+    </w:p>
+    <w:p>
+      <w:pPr>
+        <w:pStyle w:val="BodyText"/>
+      </w:pPr>
+      <w:r>
+        <w:t xml:space="preserve">May take 30 minutes and some local anesthetic to loosen up the tube for removal.</w:t>
+      </w:r>
+    </w:p>
+    <w:bookmarkEnd w:id="138"/>
+    <w:bookmarkStart w:id="139" w:name="nutritional-monitoring-after-surgery"/>
+    <w:p>
+      <w:pPr>
+        <w:pStyle w:val="Heading2"/>
+      </w:pPr>
+      <w:r>
+        <w:t xml:space="preserve">66 Nutritional Monitoring after Surgery</w:t>
+      </w:r>
+    </w:p>
+    <w:p>
+      <w:pPr>
+        <w:pStyle w:val="FirstParagraph"/>
+      </w:pPr>
+      <w:r>
+        <w:t xml:space="preserve">You may have difficulty absorbing some nutrients:</w:t>
+      </w:r>
+    </w:p>
+    <w:p>
+      <w:pPr>
+        <w:pStyle w:val="Compact"/>
+        <w:numPr>
+          <w:ilvl w:val="0"/>
+          <w:numId w:val="1071"/>
+        </w:numPr>
+      </w:pPr>
+      <w:r>
+        <w:t xml:space="preserve">Iron</w:t>
+      </w:r>
+    </w:p>
+    <w:p>
+      <w:pPr>
+        <w:pStyle w:val="Compact"/>
+        <w:numPr>
+          <w:ilvl w:val="0"/>
+          <w:numId w:val="1071"/>
+        </w:numPr>
+      </w:pPr>
+      <w:r>
+        <w:t xml:space="preserve">Vitamin B12</w:t>
+      </w:r>
+    </w:p>
+    <w:p>
+      <w:pPr>
+        <w:pStyle w:val="Compact"/>
+        <w:numPr>
+          <w:ilvl w:val="0"/>
+          <w:numId w:val="1071"/>
+        </w:numPr>
+      </w:pPr>
+      <w:r>
+        <w:t xml:space="preserve">Vitamin D</w:t>
+      </w:r>
+    </w:p>
+    <w:bookmarkEnd w:id="139"/>
+    <w:bookmarkStart w:id="140" w:name="nutritional-monitoring-after-surgery-1"/>
+    <w:p>
+      <w:pPr>
+        <w:pStyle w:val="Heading2"/>
+      </w:pPr>
+      <w:r>
+        <w:t xml:space="preserve">67 Nutritional Monitoring after Surgery</w:t>
+      </w:r>
+    </w:p>
+    <w:p>
+      <w:pPr>
+        <w:pStyle w:val="FirstParagraph"/>
+      </w:pPr>
+      <w:r>
+        <w:t xml:space="preserve">About 3 months after the jejunostomy tube is removed, we will check blood levels:</w:t>
+      </w:r>
+    </w:p>
+    <w:p>
+      <w:pPr>
+        <w:pStyle w:val="Compact"/>
+        <w:numPr>
+          <w:ilvl w:val="0"/>
+          <w:numId w:val="1072"/>
+        </w:numPr>
+      </w:pPr>
+      <w:r>
+        <w:t xml:space="preserve">Iron (ferritin)</w:t>
+      </w:r>
+    </w:p>
+    <w:p>
+      <w:pPr>
+        <w:pStyle w:val="Compact"/>
+        <w:numPr>
+          <w:ilvl w:val="0"/>
+          <w:numId w:val="1072"/>
+        </w:numPr>
+      </w:pPr>
+      <w:r>
+        <w:t xml:space="preserve">Vitamin B12</w:t>
+      </w:r>
+    </w:p>
+    <w:p>
+      <w:pPr>
+        <w:pStyle w:val="Compact"/>
+        <w:numPr>
+          <w:ilvl w:val="0"/>
+          <w:numId w:val="1072"/>
+        </w:numPr>
+      </w:pPr>
+      <w:r>
+        <w:t xml:space="preserve">Vitamin D</w:t>
+      </w:r>
+    </w:p>
+    <w:bookmarkEnd w:id="140"/>
+    <w:bookmarkStart w:id="141" w:name="nutritional-replacements-after-surgery"/>
+    <w:p>
+      <w:pPr>
+        <w:pStyle w:val="Heading2"/>
+      </w:pPr>
+      <w:r>
+        <w:t xml:space="preserve">68 Nutritional Replacements after Surgery</w:t>
+      </w:r>
+    </w:p>
+    <w:p>
+      <w:pPr>
+        <w:pStyle w:val="FirstParagraph"/>
+      </w:pPr>
+      <w:r>
+        <w:t xml:space="preserve">Vitamin or iron replacements can be ordered by:</w:t>
+      </w:r>
+    </w:p>
+    <w:p>
+      <w:pPr>
+        <w:pStyle w:val="Compact"/>
+        <w:numPr>
+          <w:ilvl w:val="0"/>
+          <w:numId w:val="1073"/>
+        </w:numPr>
+      </w:pPr>
+      <w:r>
+        <w:t xml:space="preserve">Primary Care Provider (PCP)</w:t>
+      </w:r>
+    </w:p>
+    <w:p>
+      <w:pPr>
+        <w:pStyle w:val="Compact"/>
+        <w:numPr>
+          <w:ilvl w:val="0"/>
+          <w:numId w:val="1073"/>
+        </w:numPr>
+      </w:pPr>
+      <w:r>
+        <w:t xml:space="preserve">Medical Oncologist</w:t>
+      </w:r>
+    </w:p>
+    <w:p>
+      <w:pPr>
+        <w:pStyle w:val="Compact"/>
+        <w:numPr>
+          <w:ilvl w:val="0"/>
+          <w:numId w:val="1073"/>
+        </w:numPr>
+      </w:pPr>
+      <w:r>
+        <w:t xml:space="preserve">Surgeon</w:t>
+      </w:r>
+    </w:p>
+    <w:p>
+      <w:pPr>
+        <w:pStyle w:val="FirstParagraph"/>
+      </w:pPr>
+      <w:r>
+        <w:t xml:space="preserve">If levels are low</w:t>
+      </w:r>
+    </w:p>
+    <w:p>
+      <w:pPr>
+        <w:pStyle w:val="Compact"/>
+        <w:numPr>
+          <w:ilvl w:val="0"/>
           <w:numId w:val="1074"/>
         </w:numPr>
       </w:pPr>
       <w:r>
-        <w:t xml:space="preserve">Discuss diet</w:t>
+        <w:t xml:space="preserve">Replacement</w:t>
       </w:r>
     </w:p>
     <w:p>
@@ -5191,41 +5378,17 @@
         </w:numPr>
       </w:pPr>
       <w:r>
-        <w:t xml:space="preserve">Discuss medicines</w:t>
-      </w:r>
-    </w:p>
-    <w:p>
-      <w:pPr>
-        <w:pStyle w:val="Compact"/>
-        <w:numPr>
-          <w:ilvl w:val="0"/>
-          <w:numId w:val="1074"/>
-        </w:numPr>
-      </w:pPr>
-      <w:r>
-        <w:t xml:space="preserve">Plan for jejunostomy removal</w:t>
-      </w:r>
-    </w:p>
-    <w:p>
-      <w:pPr>
-        <w:pStyle w:val="Compact"/>
-        <w:numPr>
-          <w:ilvl w:val="0"/>
-          <w:numId w:val="1074"/>
-        </w:numPr>
-      </w:pPr>
-      <w:r>
-        <w:t xml:space="preserve">Evaluate readiness for chemotherapy after surgery (usually 6 weeks)</w:t>
-      </w:r>
-    </w:p>
-    <w:bookmarkEnd w:id="132"/>
-    <w:bookmarkStart w:id="133" w:name="eating-after-surgery"/>
+        <w:t xml:space="preserve">Repeat testing in 3-6 months</w:t>
+      </w:r>
+    </w:p>
+    <w:bookmarkEnd w:id="141"/>
+    <w:bookmarkStart w:id="142" w:name="team-members---physicians"/>
     <w:p>
       <w:pPr>
         <w:pStyle w:val="Heading2"/>
       </w:pPr>
       <w:r>
-        <w:t xml:space="preserve">68 Eating after Surgery</w:t>
+        <w:t xml:space="preserve">69 Team Members - Physicians</w:t>
       </w:r>
     </w:p>
     <w:p>
@@ -5233,7 +5396,7 @@
         <w:pStyle w:val="FirstParagraph"/>
       </w:pPr>
       <w:r>
-        <w:t xml:space="preserve">First Postoperative Visit: Start soft foods (Phase I diet)</w:t>
+        <w:t xml:space="preserve">Primary Care Provider</w:t>
       </w:r>
     </w:p>
     <w:p>
@@ -5241,7 +5404,7 @@
         <w:pStyle w:val="BodyText"/>
       </w:pPr>
       <w:r>
-        <w:t xml:space="preserve">Weekly virtual visits with dietitian</w:t>
+        <w:t xml:space="preserve">Gastroenterologist</w:t>
       </w:r>
     </w:p>
     <w:p>
@@ -5249,17 +5412,69 @@
         <w:pStyle w:val="BodyText"/>
       </w:pPr>
       <w:r>
-        <w:t xml:space="preserve">Jejunostomy removal generally at 8 weeks after surgery</w:t>
-      </w:r>
-    </w:p>
-    <w:bookmarkEnd w:id="133"/>
-    <w:bookmarkStart w:id="134" w:name="jejunostomy-removal"/>
+        <w:t xml:space="preserve">Medical Oncologist (chemotherapy)</w:t>
+      </w:r>
+    </w:p>
+    <w:p>
+      <w:pPr>
+        <w:pStyle w:val="BodyText"/>
+      </w:pPr>
+      <w:r>
+        <w:t xml:space="preserve">Radiation Oncologist (radiation)</w:t>
+      </w:r>
+    </w:p>
+    <w:p>
+      <w:pPr>
+        <w:pStyle w:val="BodyText"/>
+      </w:pPr>
+      <w:r>
+        <w:t xml:space="preserve">Surgeons</w:t>
+      </w:r>
+    </w:p>
+    <w:p>
+      <w:pPr>
+        <w:pStyle w:val="Compact"/>
+        <w:numPr>
+          <w:ilvl w:val="0"/>
+          <w:numId w:val="1075"/>
+        </w:numPr>
+      </w:pPr>
+      <w:r>
+        <w:t xml:space="preserve">Jonathan Salo MD</w:t>
+      </w:r>
+    </w:p>
+    <w:p>
+      <w:pPr>
+        <w:pStyle w:val="Compact"/>
+        <w:numPr>
+          <w:ilvl w:val="0"/>
+          <w:numId w:val="1075"/>
+        </w:numPr>
+      </w:pPr>
+      <w:r>
+        <w:t xml:space="preserve">Kelli Salter MD</w:t>
+      </w:r>
+    </w:p>
+    <w:p>
+      <w:pPr>
+        <w:pStyle w:val="Compact"/>
+        <w:numPr>
+          <w:ilvl w:val="0"/>
+          <w:numId w:val="1075"/>
+        </w:numPr>
+      </w:pPr>
+      <w:r>
+        <w:t xml:space="preserve">Michael Roach MD</w:t>
+      </w:r>
+    </w:p>
+    <w:bookmarkEnd w:id="142"/>
+    <w:bookmarkStart w:id="143" w:name="team-members---support-staff"/>
     <w:p>
       <w:pPr>
         <w:pStyle w:val="Heading2"/>
       </w:pPr>
       <w:r>
-        <w:t xml:space="preserve">69 Jejunostomy Removal</w:t>
+        <w:t xml:space="preserve">70 Team Members - Support Staff</w:t>
       </w:r>
     </w:p>
     <w:p>
@@ -5267,7 +5482,7 @@
         <w:pStyle w:val="FirstParagraph"/>
       </w:pPr>
       <w:r>
-        <w:t xml:space="preserve">Jejunostomy tube is removed in the office once you can take in enough nutrients by mouth</w:t>
+        <w:t xml:space="preserve">Physician Assistant: Kate Duncan PA-C</w:t>
       </w:r>
     </w:p>
     <w:p>
@@ -5275,7 +5490,7 @@
         <w:pStyle w:val="BodyText"/>
       </w:pPr>
       <w:r>
-        <w:t xml:space="preserve">Removal usually around 8 weeks after surgery (may be longer if chemotherapy planned after surgery)</w:t>
+        <w:t xml:space="preserve">Dietitian: Liz Koch</w:t>
       </w:r>
     </w:p>
     <w:p>
@@ -5283,17 +5498,31 @@
         <w:pStyle w:val="BodyText"/>
       </w:pPr>
       <w:r>
-        <w:t xml:space="preserve">May take 30 minutes and some local anesthetic to loosen up the tube for removal.</w:t>
-      </w:r>
-    </w:p>
-    <w:bookmarkEnd w:id="134"/>
-    <w:bookmarkStart w:id="135" w:name="nutritional-monitoring-after-surgery"/>
-    <w:p>
-      <w:pPr>
-        <w:pStyle w:val="Heading2"/>
-      </w:pPr>
-      <w:r>
-        <w:t xml:space="preserve">70 Nutritional Monitoring after Surgery</w:t>
+        <w:t xml:space="preserve">Nurses</w:t>
+      </w:r>
+    </w:p>
+    <w:p>
+      <w:pPr>
+        <w:pStyle w:val="Compact"/>
+        <w:numPr>
+          <w:ilvl w:val="0"/>
+          <w:numId w:val="1076"/>
+        </w:numPr>
+      </w:pPr>
+      <w:r>
+        <w:t xml:space="preserve">Matthew Carpenter RN</w:t>
+      </w:r>
+    </w:p>
+    <w:p>
+      <w:pPr>
+        <w:pStyle w:val="Compact"/>
+        <w:numPr>
+          <w:ilvl w:val="0"/>
+          <w:numId w:val="1076"/>
+        </w:numPr>
+      </w:pPr>
+      <w:r>
+        <w:t xml:space="preserve">Brandon Galloway LPN</w:t>
       </w:r>
     </w:p>
     <w:p>
@@ -5301,201 +5530,7 @@
         <w:pStyle w:val="FirstParagraph"/>
       </w:pPr>
       <w:r>
-        <w:t xml:space="preserve">You may have difficulty absorbing some nutrients:</w:t>
-      </w:r>
-    </w:p>
-    <w:p>
-      <w:pPr>
-        <w:pStyle w:val="Compact"/>
-        <w:numPr>
-          <w:ilvl w:val="0"/>
-          <w:numId w:val="1075"/>
-        </w:numPr>
-      </w:pPr>
-      <w:r>
-        <w:t xml:space="preserve">Iron</w:t>
-      </w:r>
-    </w:p>
-    <w:p>
-      <w:pPr>
-        <w:pStyle w:val="Compact"/>
-        <w:numPr>
-          <w:ilvl w:val="0"/>
-          <w:numId w:val="1075"/>
-        </w:numPr>
-      </w:pPr>
-      <w:r>
-        <w:t xml:space="preserve">Vitamin B12</w:t>
-      </w:r>
-    </w:p>
-    <w:p>
-      <w:pPr>
-        <w:pStyle w:val="Compact"/>
-        <w:numPr>
-          <w:ilvl w:val="0"/>
-          <w:numId w:val="1075"/>
-        </w:numPr>
-      </w:pPr>
-      <w:r>
-        <w:t xml:space="preserve">Vitamin D</w:t>
-      </w:r>
-    </w:p>
-    <w:bookmarkEnd w:id="135"/>
-    <w:bookmarkStart w:id="136" w:name="nutritional-monitoring-after-surgery-1"/>
-    <w:p>
-      <w:pPr>
-        <w:pStyle w:val="Heading2"/>
-      </w:pPr>
-      <w:r>
-        <w:t xml:space="preserve">71 Nutritional Monitoring after Surgery</w:t>
-      </w:r>
-    </w:p>
-    <w:p>
-      <w:pPr>
-        <w:pStyle w:val="FirstParagraph"/>
-      </w:pPr>
-      <w:r>
-        <w:t xml:space="preserve">About 3 months after the jejunostomy tube is removed, we will check blood levels:</w:t>
-      </w:r>
-    </w:p>
-    <w:p>
-      <w:pPr>
-        <w:pStyle w:val="Compact"/>
-        <w:numPr>
-          <w:ilvl w:val="0"/>
-          <w:numId w:val="1076"/>
-        </w:numPr>
-      </w:pPr>
-      <w:r>
-        <w:t xml:space="preserve">Iron (ferritin)</w:t>
-      </w:r>
-    </w:p>
-    <w:p>
-      <w:pPr>
-        <w:pStyle w:val="Compact"/>
-        <w:numPr>
-          <w:ilvl w:val="0"/>
-          <w:numId w:val="1076"/>
-        </w:numPr>
-      </w:pPr>
-      <w:r>
-        <w:t xml:space="preserve">Vitamin B12</w:t>
-      </w:r>
-    </w:p>
-    <w:p>
-      <w:pPr>
-        <w:pStyle w:val="Compact"/>
-        <w:numPr>
-          <w:ilvl w:val="0"/>
-          <w:numId w:val="1076"/>
-        </w:numPr>
-      </w:pPr>
-      <w:r>
-        <w:t xml:space="preserve">Vitamin D</w:t>
-      </w:r>
-    </w:p>
-    <w:bookmarkEnd w:id="136"/>
-    <w:bookmarkStart w:id="137" w:name="nutritional-replacements-after-surgery"/>
-    <w:p>
-      <w:pPr>
-        <w:pStyle w:val="Heading2"/>
-      </w:pPr>
-      <w:r>
-        <w:t xml:space="preserve">72 Nutritional Replacements after Surgery</w:t>
-      </w:r>
-    </w:p>
-    <w:p>
-      <w:pPr>
-        <w:pStyle w:val="FirstParagraph"/>
-      </w:pPr>
-      <w:r>
-        <w:t xml:space="preserve">Vitamin or iron replacements can be ordered by:</w:t>
-      </w:r>
-    </w:p>
-    <w:p>
-      <w:pPr>
-        <w:pStyle w:val="Compact"/>
-        <w:numPr>
-          <w:ilvl w:val="0"/>
-          <w:numId w:val="1077"/>
-        </w:numPr>
-      </w:pPr>
-      <w:r>
-        <w:t xml:space="preserve">Primary Care Provider (PCP)</w:t>
-      </w:r>
-    </w:p>
-    <w:p>
-      <w:pPr>
-        <w:pStyle w:val="Compact"/>
-        <w:numPr>
-          <w:ilvl w:val="0"/>
-          <w:numId w:val="1077"/>
-        </w:numPr>
-      </w:pPr>
-      <w:r>
-        <w:t xml:space="preserve">Medical Oncologist</w:t>
-      </w:r>
-    </w:p>
-    <w:p>
-      <w:pPr>
-        <w:pStyle w:val="Compact"/>
-        <w:numPr>
-          <w:ilvl w:val="0"/>
-          <w:numId w:val="1077"/>
-        </w:numPr>
-      </w:pPr>
-      <w:r>
-        <w:t xml:space="preserve">Surgeon</w:t>
-      </w:r>
-    </w:p>
-    <w:p>
-      <w:pPr>
-        <w:pStyle w:val="FirstParagraph"/>
-      </w:pPr>
-      <w:r>
-        <w:t xml:space="preserve">If levels are low</w:t>
-      </w:r>
-    </w:p>
-    <w:p>
-      <w:pPr>
-        <w:pStyle w:val="Compact"/>
-        <w:numPr>
-          <w:ilvl w:val="0"/>
-          <w:numId w:val="1078"/>
-        </w:numPr>
-      </w:pPr>
-      <w:r>
-        <w:t xml:space="preserve">Replacement</w:t>
-      </w:r>
-    </w:p>
-    <w:p>
-      <w:pPr>
-        <w:pStyle w:val="Compact"/>
-        <w:numPr>
-          <w:ilvl w:val="0"/>
-          <w:numId w:val="1078"/>
-        </w:numPr>
-      </w:pPr>
-      <w:r>
-        <w:t xml:space="preserve">Repeat testing in 3-6 months</w:t>
-      </w:r>
-    </w:p>
-    <w:bookmarkEnd w:id="137"/>
-    <w:bookmarkStart w:id="138" w:name="team-members---physicians-1"/>
-    <w:p>
-      <w:pPr>
-        <w:pStyle w:val="Heading2"/>
-      </w:pPr>
-      <w:r>
-        <w:t xml:space="preserve">73 Team Members - Physicians</w:t>
-      </w:r>
-    </w:p>
-    <w:p>
-      <w:pPr>
-        <w:pStyle w:val="FirstParagraph"/>
-      </w:pPr>
-      <w:r>
-        <w:t xml:space="preserve">Primary Care Provider</w:t>
+        <w:t xml:space="preserve">Navigators: Laura Swift RN &amp; Lorna Espinal RN</w:t>
       </w:r>
     </w:p>
     <w:p>
@@ -5503,144 +5538,10 @@
         <w:pStyle w:val="BodyText"/>
       </w:pPr>
       <w:r>
-        <w:t xml:space="preserve">Gastroenterologist</w:t>
-      </w:r>
-    </w:p>
-    <w:p>
-      <w:pPr>
-        <w:pStyle w:val="BodyText"/>
-      </w:pPr>
-      <w:r>
-        <w:t xml:space="preserve">Medical Oncologist (chemotherapy)</w:t>
-      </w:r>
-    </w:p>
-    <w:p>
-      <w:pPr>
-        <w:pStyle w:val="BodyText"/>
-      </w:pPr>
-      <w:r>
-        <w:t xml:space="preserve">Radiation Oncologist (radiation)</w:t>
-      </w:r>
-    </w:p>
-    <w:p>
-      <w:pPr>
-        <w:pStyle w:val="BodyText"/>
-      </w:pPr>
-      <w:r>
-        <w:t xml:space="preserve">Surgeons</w:t>
-      </w:r>
-    </w:p>
-    <w:p>
-      <w:pPr>
-        <w:pStyle w:val="Compact"/>
-        <w:numPr>
-          <w:ilvl w:val="0"/>
-          <w:numId w:val="1079"/>
-        </w:numPr>
-      </w:pPr>
-      <w:r>
-        <w:t xml:space="preserve">Jonathan Salo MD</w:t>
-      </w:r>
-    </w:p>
-    <w:p>
-      <w:pPr>
-        <w:pStyle w:val="Compact"/>
-        <w:numPr>
-          <w:ilvl w:val="0"/>
-          <w:numId w:val="1079"/>
-        </w:numPr>
-      </w:pPr>
-      <w:r>
-        <w:t xml:space="preserve">Kelli Salter MD</w:t>
-      </w:r>
-    </w:p>
-    <w:p>
-      <w:pPr>
-        <w:pStyle w:val="Compact"/>
-        <w:numPr>
-          <w:ilvl w:val="0"/>
-          <w:numId w:val="1079"/>
-        </w:numPr>
-      </w:pPr>
-      <w:r>
-        <w:t xml:space="preserve">Michael Roach MD</w:t>
-      </w:r>
-    </w:p>
-    <w:bookmarkEnd w:id="138"/>
-    <w:bookmarkStart w:id="139" w:name="team-members---support-staff-1"/>
-    <w:p>
-      <w:pPr>
-        <w:pStyle w:val="Heading2"/>
-      </w:pPr>
-      <w:r>
-        <w:t xml:space="preserve">74 Team Members - Support Staff</w:t>
-      </w:r>
-    </w:p>
-    <w:p>
-      <w:pPr>
-        <w:pStyle w:val="FirstParagraph"/>
-      </w:pPr>
-      <w:r>
-        <w:t xml:space="preserve">Physician Assistant - Kate Duncan PA-C</w:t>
-      </w:r>
-    </w:p>
-    <w:p>
-      <w:pPr>
-        <w:pStyle w:val="BodyText"/>
-      </w:pPr>
-      <w:r>
-        <w:t xml:space="preserve">Dietitian - Liz Koch</w:t>
-      </w:r>
-    </w:p>
-    <w:p>
-      <w:pPr>
-        <w:pStyle w:val="BodyText"/>
-      </w:pPr>
-      <w:r>
-        <w:t xml:space="preserve">Nurses</w:t>
-      </w:r>
-    </w:p>
-    <w:p>
-      <w:pPr>
-        <w:pStyle w:val="Compact"/>
-        <w:numPr>
-          <w:ilvl w:val="0"/>
-          <w:numId w:val="1080"/>
-        </w:numPr>
-      </w:pPr>
-      <w:r>
-        <w:t xml:space="preserve">Matthew Carpenter RN</w:t>
-      </w:r>
-    </w:p>
-    <w:p>
-      <w:pPr>
-        <w:pStyle w:val="Compact"/>
-        <w:numPr>
-          <w:ilvl w:val="0"/>
-          <w:numId w:val="1080"/>
-        </w:numPr>
-      </w:pPr>
-      <w:r>
-        <w:t xml:space="preserve">Brandon Galloway LPN</w:t>
-      </w:r>
-    </w:p>
-    <w:p>
-      <w:pPr>
-        <w:pStyle w:val="FirstParagraph"/>
-      </w:pPr>
-      <w:r>
-        <w:t xml:space="preserve">Navigators: Laura Swift RN &amp; Lorna Espinal RN</w:t>
-      </w:r>
-    </w:p>
-    <w:p>
-      <w:pPr>
-        <w:pStyle w:val="BodyText"/>
-      </w:pPr>
-      <w:r>
-        <w:t xml:space="preserve">Care Coordinator - Karen Julian-Martinez</w:t>
-      </w:r>
-    </w:p>
-    <w:bookmarkEnd w:id="139"/>
+        <w:t xml:space="preserve">Care Coordinator: Karen Julian-Martinez</w:t>
+      </w:r>
+    </w:p>
+    <w:bookmarkEnd w:id="143"/>
     <w:sectPr>
       <w:footnotePr>
         <w:numRestart w:val="eachSect"/>
@@ -6083,18 +5984,6 @@
     <w:abstractNumId w:val="991"/>
   </w:num>
   <w:num w:numId="1076">
-    <w:abstractNumId w:val="991"/>
-  </w:num>
-  <w:num w:numId="1077">
-    <w:abstractNumId w:val="991"/>
-  </w:num>
-  <w:num w:numId="1078">
-    <w:abstractNumId w:val="991"/>
-  </w:num>
-  <w:num w:numId="1079">
-    <w:abstractNumId w:val="991"/>
-  </w:num>
-  <w:num w:numId="1080">
     <w:abstractNumId w:val="991"/>
   </w:num>
 </w:numbering>

--- a/lci_esophagectomy_consult.docx
+++ b/lci_esophagectomy_consult.docx
@@ -560,7 +560,7 @@
         </w:numPr>
       </w:pPr>
       <w:r>
-        <w:t xml:space="preserve">No jewelery or valuables</w:t>
+        <w:t xml:space="preserve">No jewelry or valuables</w:t>
       </w:r>
     </w:p>
     <w:p>
